--- a/de/index.docx
+++ b/de/index.docx
@@ -15,7 +15,7 @@
         <w:pStyle w:val="Date"/>
       </w:pPr>
       <w:r>
-        <w:t xml:space="preserve">4. September 2026</w:t>
+        <w:t xml:space="preserve">8. September 2026</w:t>
       </w:r>
     </w:p>
     <w:p>
@@ -450,7 +450,7 @@
                     <w:jc w:val="center"/>
                   </w:pPr>
                   <w:r>
-                    <w:t xml:space="preserve">Kardinalität</w:t>
+                    <w:t xml:space="preserve">Kard.</w:t>
                   </w:r>
                 </w:p>
               </w:tc>
@@ -729,7 +729,7 @@
                     <w:jc w:val="center"/>
                   </w:pPr>
                   <w:r>
-                    <w:t xml:space="preserve">Kardinalität</w:t>
+                    <w:t xml:space="preserve">Kard.</w:t>
                   </w:r>
                 </w:p>
               </w:tc>
@@ -1022,7 +1022,7 @@
                     <w:jc w:val="center"/>
                   </w:pPr>
                   <w:r>
-                    <w:t xml:space="preserve">Kardinalität</w:t>
+                    <w:t xml:space="preserve">Kard.</w:t>
                   </w:r>
                 </w:p>
               </w:tc>
@@ -1560,7 +1560,7 @@
                     <w:jc w:val="center"/>
                   </w:pPr>
                   <w:r>
-                    <w:t xml:space="preserve">Kardinalität</w:t>
+                    <w:t xml:space="preserve">Kard.</w:t>
                   </w:r>
                 </w:p>
               </w:tc>
@@ -1769,7 +1769,7 @@
                     <w:jc w:val="center"/>
                   </w:pPr>
                   <w:r>
-                    <w:t xml:space="preserve">Kardinalität</w:t>
+                    <w:t xml:space="preserve">Kard.</w:t>
                   </w:r>
                 </w:p>
               </w:tc>
@@ -2449,7 +2449,7 @@
                     <w:jc w:val="center"/>
                   </w:pPr>
                   <w:r>
-                    <w:t xml:space="preserve">Kardinalität</w:t>
+                    <w:t xml:space="preserve">Kard.</w:t>
                   </w:r>
                 </w:p>
               </w:tc>
@@ -2717,7 +2717,7 @@
                     <w:jc w:val="center"/>
                   </w:pPr>
                   <w:r>
-                    <w:t xml:space="preserve">Kardinalität</w:t>
+                    <w:t xml:space="preserve">Kard.</w:t>
                   </w:r>
                 </w:p>
               </w:tc>

--- a/de/index.docx
+++ b/de/index.docx
@@ -15,7 +15,7 @@
         <w:pStyle w:val="Date"/>
       </w:pPr>
       <w:r>
-        <w:t xml:space="preserve">8. September 2026</w:t>
+        <w:t xml:space="preserve">30. September 2026</w:t>
       </w:r>
     </w:p>
     <w:p>
@@ -60,7 +60,7 @@
         </w:p>
       </w:sdtContent>
     </w:sdt>
-    <w:bookmarkStart w:id="23" w:name="sec-note"/>
+    <w:bookmarkStart w:id="25" w:name="sec-note"/>
     <w:p>
       <w:pPr>
         <w:pStyle w:val="berschrift1"/>
@@ -77,8 +77,8 @@
         <w:t xml:space="preserve">Im vorliegenden Dokument wird bei der Bezeichnung von Personen eine geschlechtsneutrale Formulierung verwendet. Basis bildet der Leitfaden der Bundeskanzlei. Je nach Situation kommen Paarformen (Bürgerinnen und Bürger), geschlechtsabstrakte Formen (versicherte Person), geschlechtsneutrale Formen (Versicherte) oder Umschreibungen ohne Personenbezug zum Einsatz. Das generische Maskulin (Bürger) ist nicht zulässig. Vollformen werden in fortlaufenden Texten verwendet, also in Texten, die aus ausformulierten Sätzen bestehen. In verknappten Textpassagen, namentlich in Tabellen, können Kurzformen verwendet werden. Dabei wird die Kurzform mit Schrägstrich, aber ohne Auslassungsstrich verwendet (Referent/in). Genderstern und ähnliche Schreibweisen werden nicht verwendet.</w:t>
       </w:r>
     </w:p>
-    <w:bookmarkEnd w:id="23"/>
-    <w:bookmarkStart w:id="32" w:name="sec-introduction"/>
+    <w:bookmarkEnd w:id="25"/>
+    <w:bookmarkStart w:id="34" w:name="sec-introduction"/>
     <w:p>
       <w:pPr>
         <w:pStyle w:val="berschrift1"/>
@@ -87,7 +87,7 @@
         <w:t xml:space="preserve">1. Einleitung</w:t>
       </w:r>
     </w:p>
-    <w:bookmarkStart w:id="24" w:name="sec-status"/>
+    <w:bookmarkStart w:id="26" w:name="sec-status"/>
     <w:p>
       <w:pPr>
         <w:pStyle w:val="berschrift2"/>
@@ -104,8 +104,8 @@
         <w:t xml:space="preserve">Genehmigt: Dieses Dokument wurde vom Fach-Ausschuss verabschiedet. Es entfaltet normative Kraft für den definierten Anwendungsbereich im festgelegten Geltungsbereich.</w:t>
       </w:r>
     </w:p>
-    <w:bookmarkEnd w:id="24"/>
-    <w:bookmarkStart w:id="25" w:name="sec-scope-of-application"/>
+    <w:bookmarkEnd w:id="26"/>
+    <w:bookmarkStart w:id="27" w:name="sec-scope-of-application"/>
     <w:p>
       <w:pPr>
         <w:pStyle w:val="berschrift2"/>
@@ -128,8 +128,8 @@
         <w:t xml:space="preserve">Hinweise zu folgenden Sachverhalten können dabei hilfreich sein.</w:t>
       </w:r>
     </w:p>
-    <w:bookmarkEnd w:id="25"/>
-    <w:bookmarkStart w:id="31" w:name="sec-example-subheading"/>
+    <w:bookmarkEnd w:id="27"/>
+    <w:bookmarkStart w:id="33" w:name="sec-example-subheading"/>
     <w:p>
       <w:pPr>
         <w:pStyle w:val="berschrift2"/>
@@ -146,7 +146,7 @@
         <w:t xml:space="preserve">Und etwas Text schreiben.</w:t>
       </w:r>
     </w:p>
-    <w:bookmarkStart w:id="30" w:name="sec-example-subsubheading"/>
+    <w:bookmarkStart w:id="32" w:name="sec-example-subsubheading"/>
     <w:p>
       <w:pPr>
         <w:pStyle w:val="berschrift3"/>
@@ -176,7 +176,7 @@
       <w:tr>
         <w:tc>
           <w:tcPr/>
-          <w:bookmarkStart w:id="29" w:name="fig-example"/>
+          <w:bookmarkStart w:id="31" w:name="fig-example"/>
           <w:p>
             <w:pPr>
               <w:pStyle w:val="Compact"/>
@@ -187,18 +187,18 @@
                 <wp:inline>
                   <wp:extent cx="6299200" cy="4160292"/>
                   <wp:effectExtent b="0" l="0" r="0" t="0"/>
-                  <wp:docPr descr="" title="" id="27" name="Picture"/>
+                  <wp:docPr descr="" title="" id="29" name="Picture"/>
                   <a:graphic>
                     <a:graphicData uri="http://schemas.openxmlformats.org/drawingml/2006/picture">
                       <pic:pic>
                         <pic:nvPicPr>
-                          <pic:cNvPr descr="https://fastly.picsum.photos/id/653/536/354.jpg?hmac=3InR8I5KmwbdkPHehlM8BMPd_BDHG_RWZkxt_IkeQGY" id="28" name="Picture"/>
+                          <pic:cNvPr descr="https://fastly.picsum.photos/id/653/536/354.jpg?hmac=3InR8I5KmwbdkPHehlM8BMPd_BDHG_RWZkxt_IkeQGY" id="30" name="Picture"/>
                           <pic:cNvPicPr>
                             <a:picLocks noChangeArrowheads="1" noChangeAspect="1"/>
                           </pic:cNvPicPr>
                         </pic:nvPicPr>
                         <pic:blipFill>
-                          <a:blip r:embed="rId26"/>
+                          <a:blip r:embed="rId28"/>
                           <a:stretch>
                             <a:fillRect/>
                           </a:stretch>
@@ -238,7 +238,7 @@
               <w:t xml:space="preserve">Abbildung 1: Fügen Sie immer etwas Text hinzu, um zu beschreiben, was das Bild zeigt.</w:t>
             </w:r>
           </w:p>
-          <w:bookmarkEnd w:id="29"/>
+          <w:bookmarkEnd w:id="31"/>
         </w:tc>
       </w:tr>
     </w:tbl>
@@ -250,10 +250,10 @@
         <w:t xml:space="preserve">Bei der Darstellung von Diagrammen sollte versucht werden, diese direkt in Mermaid JS zu erstellen; dies macht zukünftige Änderungen oder Übersetzungen sehr einfach.</w:t>
       </w:r>
     </w:p>
-    <w:bookmarkEnd w:id="30"/>
-    <w:bookmarkEnd w:id="31"/>
     <w:bookmarkEnd w:id="32"/>
-    <w:bookmarkStart w:id="33" w:name="sec-technical-notes"/>
+    <w:bookmarkEnd w:id="33"/>
+    <w:bookmarkEnd w:id="34"/>
+    <w:bookmarkStart w:id="35" w:name="sec-technical-notes"/>
     <w:p>
       <w:pPr>
         <w:pStyle w:val="berschrift1"/>
@@ -310,8 +310,8 @@
         <w:t xml:space="preserve">.</w:t>
       </w:r>
     </w:p>
-    <w:bookmarkEnd w:id="33"/>
-    <w:bookmarkStart w:id="48" w:name="sec-data-model"/>
+    <w:bookmarkEnd w:id="35"/>
+    <w:bookmarkStart w:id="50" w:name="sec-data-model"/>
     <w:p>
       <w:pPr>
         <w:pStyle w:val="berschrift1"/>
@@ -320,7 +320,7 @@
         <w:t xml:space="preserve">3. Datenmodell</w:t>
       </w:r>
     </w:p>
-    <w:bookmarkStart w:id="35" w:name="sec-nodeshape-genreshape"/>
+    <w:bookmarkStart w:id="37" w:name="sec-nodeshape-genreshape"/>
     <w:p>
       <w:pPr>
         <w:pStyle w:val="berschrift2"/>
@@ -371,7 +371,7 @@
       <w:tr>
         <w:tc>
           <w:tcPr/>
-          <w:bookmarkStart w:id="34" w:name="tbl-nodeshape-genreshape"/>
+          <w:bookmarkStart w:id="36" w:name="tbl-nodeshape-genreshape"/>
           <w:p>
             <w:pPr>
               <w:jc w:val="center"/>
@@ -593,13 +593,13 @@
               </w:tc>
             </w:tr>
           </w:tbl>
-          <w:bookmarkEnd w:id="34"/>
+          <w:bookmarkEnd w:id="36"/>
           <w:p/>
         </w:tc>
       </w:tr>
     </w:tbl>
-    <w:bookmarkEnd w:id="35"/>
-    <w:bookmarkStart w:id="37" w:name="sec-nodeshape-musicalbumshape"/>
+    <w:bookmarkEnd w:id="37"/>
+    <w:bookmarkStart w:id="39" w:name="sec-nodeshape-musicalbumshape"/>
     <w:p>
       <w:pPr>
         <w:pStyle w:val="berschrift2"/>
@@ -650,7 +650,7 @@
       <w:tr>
         <w:tc>
           <w:tcPr/>
-          <w:bookmarkStart w:id="36" w:name="tbl-nodeshape-musicalbumshape"/>
+          <w:bookmarkStart w:id="38" w:name="tbl-nodeshape-musicalbumshape"/>
           <w:p>
             <w:pPr>
               <w:jc w:val="center"/>
@@ -886,13 +886,13 @@
               </w:tc>
             </w:tr>
           </w:tbl>
-          <w:bookmarkEnd w:id="36"/>
+          <w:bookmarkEnd w:id="38"/>
           <w:p/>
         </w:tc>
       </w:tr>
     </w:tbl>
-    <w:bookmarkEnd w:id="37"/>
-    <w:bookmarkStart w:id="39" w:name="sec-nodeshape-trackshape"/>
+    <w:bookmarkEnd w:id="39"/>
+    <w:bookmarkStart w:id="41" w:name="sec-nodeshape-trackshape"/>
     <w:p>
       <w:pPr>
         <w:pStyle w:val="berschrift2"/>
@@ -943,7 +943,7 @@
       <w:tr>
         <w:tc>
           <w:tcPr/>
-          <w:bookmarkStart w:id="38" w:name="tbl-nodeshape-trackshape"/>
+          <w:bookmarkStart w:id="40" w:name="tbl-nodeshape-trackshape"/>
           <w:p>
             <w:pPr>
               <w:jc w:val="center"/>
@@ -1424,13 +1424,13 @@
               </w:tc>
             </w:tr>
           </w:tbl>
-          <w:bookmarkEnd w:id="38"/>
+          <w:bookmarkEnd w:id="40"/>
           <w:p/>
         </w:tc>
       </w:tr>
     </w:tbl>
-    <w:bookmarkEnd w:id="39"/>
-    <w:bookmarkStart w:id="41" w:name="sec-nodeshape-organisationshape"/>
+    <w:bookmarkEnd w:id="41"/>
+    <w:bookmarkStart w:id="43" w:name="sec-nodeshape-organisationshape"/>
     <w:p>
       <w:pPr>
         <w:pStyle w:val="berschrift2"/>
@@ -1481,7 +1481,7 @@
       <w:tr>
         <w:tc>
           <w:tcPr/>
-          <w:bookmarkStart w:id="40" w:name="tbl-nodeshape-organisationshape"/>
+          <w:bookmarkStart w:id="42" w:name="tbl-nodeshape-organisationshape"/>
           <w:p>
             <w:pPr>
               <w:jc w:val="center"/>
@@ -1633,13 +1633,13 @@
               </w:tc>
             </w:tr>
           </w:tbl>
-          <w:bookmarkEnd w:id="40"/>
+          <w:bookmarkEnd w:id="42"/>
           <w:p/>
         </w:tc>
       </w:tr>
     </w:tbl>
-    <w:bookmarkEnd w:id="41"/>
-    <w:bookmarkStart w:id="43" w:name="sec-nodeshape-personshape"/>
+    <w:bookmarkEnd w:id="43"/>
+    <w:bookmarkStart w:id="45" w:name="sec-nodeshape-personshape"/>
     <w:p>
       <w:pPr>
         <w:pStyle w:val="berschrift2"/>
@@ -1690,7 +1690,7 @@
       <w:tr>
         <w:tc>
           <w:tcPr/>
-          <w:bookmarkStart w:id="42" w:name="tbl-nodeshape-personshape"/>
+          <w:bookmarkStart w:id="44" w:name="tbl-nodeshape-personshape"/>
           <w:p>
             <w:pPr>
               <w:jc w:val="center"/>
@@ -2313,13 +2313,13 @@
               </w:tc>
             </w:tr>
           </w:tbl>
-          <w:bookmarkEnd w:id="42"/>
+          <w:bookmarkEnd w:id="44"/>
           <w:p/>
         </w:tc>
       </w:tr>
     </w:tbl>
-    <w:bookmarkEnd w:id="43"/>
-    <w:bookmarkStart w:id="45" w:name="sec-nodeshape-quantitativevalueshape"/>
+    <w:bookmarkEnd w:id="45"/>
+    <w:bookmarkStart w:id="47" w:name="sec-nodeshape-quantitativevalueshape"/>
     <w:p>
       <w:pPr>
         <w:pStyle w:val="berschrift2"/>
@@ -2370,7 +2370,7 @@
       <w:tr>
         <w:tc>
           <w:tcPr/>
-          <w:bookmarkStart w:id="44" w:name="tbl-nodeshape-quantitativevalueshape"/>
+          <w:bookmarkStart w:id="46" w:name="tbl-nodeshape-quantitativevalueshape"/>
           <w:p>
             <w:pPr>
               <w:jc w:val="center"/>
@@ -2581,13 +2581,13 @@
               </w:tc>
             </w:tr>
           </w:tbl>
-          <w:bookmarkEnd w:id="44"/>
+          <w:bookmarkEnd w:id="46"/>
           <w:p/>
         </w:tc>
       </w:tr>
     </w:tbl>
-    <w:bookmarkEnd w:id="45"/>
-    <w:bookmarkStart w:id="47" w:name="sec-nodeshape-invoiceshape"/>
+    <w:bookmarkEnd w:id="47"/>
+    <w:bookmarkStart w:id="49" w:name="sec-nodeshape-invoiceshape"/>
     <w:p>
       <w:pPr>
         <w:pStyle w:val="berschrift2"/>
@@ -2638,7 +2638,7 @@
       <w:tr>
         <w:tc>
           <w:tcPr/>
-          <w:bookmarkStart w:id="46" w:name="tbl-nodeshape-invoiceshape"/>
+          <w:bookmarkStart w:id="48" w:name="tbl-nodeshape-invoiceshape"/>
           <w:p>
             <w:pPr>
               <w:jc w:val="center"/>
@@ -2992,14 +2992,14 @@
               </w:tc>
             </w:tr>
           </w:tbl>
-          <w:bookmarkEnd w:id="46"/>
+          <w:bookmarkEnd w:id="48"/>
           <w:p/>
         </w:tc>
       </w:tr>
     </w:tbl>
-    <w:bookmarkEnd w:id="47"/>
-    <w:bookmarkEnd w:id="48"/>
-    <w:bookmarkStart w:id="50" w:name="sec-data-retrieval"/>
+    <w:bookmarkEnd w:id="49"/>
+    <w:bookmarkEnd w:id="50"/>
+    <w:bookmarkStart w:id="52" w:name="sec-data-retrieval"/>
     <w:p>
       <w:pPr>
         <w:pStyle w:val="berschrift1"/>
@@ -3091,7 +3091,7 @@
       <w:r>
         <w:t xml:space="preserve"> </w:t>
       </w:r>
-      <w:hyperlink r:id="rId49">
+      <w:hyperlink r:id="rId51">
         <w:r>
           <w:rPr>
             <w:rStyle w:val="Hyperlink"/>
@@ -3316,8 +3316,8 @@
         <w:t xml:space="preserve">    schema:partOf genre:1 .</w:t>
       </w:r>
     </w:p>
-    <w:bookmarkEnd w:id="50"/>
-    <w:bookmarkStart w:id="51" w:name="sec-safety-consideration"/>
+    <w:bookmarkEnd w:id="52"/>
+    <w:bookmarkStart w:id="53" w:name="sec-safety-consideration"/>
     <w:p>
       <w:pPr>
         <w:pStyle w:val="berschrift1"/>
@@ -3334,8 +3334,8 @@
         <w:t xml:space="preserve">Informationen zu den ausdrücklich massgeblichen rechtlichen Grundlagen oder ein Hinweis darauf, dass bei der Umsetzung die entsprechenden rechtlichen Grundlagen zu beachten sind.</w:t>
       </w:r>
     </w:p>
-    <w:bookmarkEnd w:id="51"/>
-    <w:bookmarkStart w:id="52" w:name="sec-disclaimer"/>
+    <w:bookmarkEnd w:id="53"/>
+    <w:bookmarkStart w:id="54" w:name="sec-disclaimer"/>
     <w:p>
       <w:pPr>
         <w:pStyle w:val="berschrift1"/>
@@ -3376,8 +3376,8 @@
         <w:t xml:space="preserve">Jede Haftung für Schäden, die durch die Nutzung der eCH-Standards durch den Anwender entstehen, wird im gesetzlich zulässigen Rahmen ausgeschlossen.</w:t>
       </w:r>
     </w:p>
-    <w:bookmarkEnd w:id="52"/>
-    <w:bookmarkStart w:id="53" w:name="sec-copyrights"/>
+    <w:bookmarkEnd w:id="54"/>
+    <w:bookmarkStart w:id="55" w:name="sec-copyrights"/>
     <w:p>
       <w:pPr>
         <w:pStyle w:val="berschrift1"/>
@@ -3416,8 +3416,8 @@
         <w:t xml:space="preserve">Diese Bestimmungen gelten jedoch nur für die von eCH erarbeiteten Standards, nicht aber für Standards oder Produkte Dritter, die auf eCH-Standards verweisen. Die Standards enthalten die entsprechenden Hinweise auf Rechte Dritter.</w:t>
       </w:r>
     </w:p>
-    <w:bookmarkEnd w:id="53"/>
-    <w:bookmarkStart w:id="60" w:name="sec-appendix-a"/>
+    <w:bookmarkEnd w:id="55"/>
+    <w:bookmarkStart w:id="62" w:name="sec-appendix-a"/>
     <w:p>
       <w:pPr>
         <w:pStyle w:val="berschrift1"/>
@@ -3426,8 +3426,8 @@
         <w:t xml:space="preserve">8. Anhang A - Referenzen</w:t>
       </w:r>
     </w:p>
-    <w:bookmarkStart w:id="59" w:name="refs"/>
-    <w:bookmarkStart w:id="55" w:name="ref-cyganiak2014rdf11"/>
+    <w:bookmarkStart w:id="61" w:name="refs"/>
+    <w:bookmarkStart w:id="57" w:name="ref-cyganiak2014rdf11"/>
     <w:p>
       <w:pPr>
         <w:pStyle w:val="Bibliography"/>
@@ -3465,7 +3465,7 @@
       <w:r>
         <w:t xml:space="preserve"> </w:t>
       </w:r>
-      <w:hyperlink r:id="rId54">
+      <w:hyperlink r:id="rId56">
         <w:r>
           <w:rPr>
             <w:rStyle w:val="Hyperlink"/>
@@ -3477,8 +3477,8 @@
         <w:t xml:space="preserve">.</w:t>
       </w:r>
     </w:p>
-    <w:bookmarkEnd w:id="55"/>
-    <w:bookmarkStart w:id="56" w:name="ref-glimm2014hermit"/>
+    <w:bookmarkEnd w:id="57"/>
+    <w:bookmarkStart w:id="58" w:name="ref-glimm2014hermit"/>
     <w:p>
       <w:pPr>
         <w:pStyle w:val="Bibliography"/>
@@ -3512,8 +3512,8 @@
         <w:t xml:space="preserve">53 (3): 245–69.</w:t>
       </w:r>
     </w:p>
-    <w:bookmarkEnd w:id="56"/>
-    <w:bookmarkStart w:id="58" w:name="ref-jackson2019robot"/>
+    <w:bookmarkEnd w:id="58"/>
+    <w:bookmarkStart w:id="60" w:name="ref-jackson2019robot"/>
     <w:p>
       <w:pPr>
         <w:pStyle w:val="Bibliography"/>
@@ -3549,7 +3549,7 @@
       <w:r>
         <w:t xml:space="preserve"> </w:t>
       </w:r>
-      <w:hyperlink r:id="rId57">
+      <w:hyperlink r:id="rId59">
         <w:r>
           <w:rPr>
             <w:rStyle w:val="Hyperlink"/>
@@ -3561,10 +3561,10 @@
         <w:t xml:space="preserve">.</w:t>
       </w:r>
     </w:p>
-    <w:bookmarkEnd w:id="58"/>
-    <w:bookmarkEnd w:id="59"/>
     <w:bookmarkEnd w:id="60"/>
-    <w:bookmarkStart w:id="61" w:name="sec-appendix-b"/>
+    <w:bookmarkEnd w:id="61"/>
+    <w:bookmarkEnd w:id="62"/>
+    <w:bookmarkStart w:id="63" w:name="sec-appendix-b"/>
     <w:p>
       <w:pPr>
         <w:pStyle w:val="berschrift1"/>
@@ -3573,8 +3573,8 @@
         <w:t xml:space="preserve">9. Anhang B - Mitwirkung und Prüfung</w:t>
       </w:r>
     </w:p>
-    <w:bookmarkEnd w:id="61"/>
-    <w:bookmarkStart w:id="66" w:name="sec-appendix-c"/>
+    <w:bookmarkEnd w:id="63"/>
+    <w:bookmarkStart w:id="68" w:name="sec-appendix-c"/>
     <w:p>
       <w:pPr>
         <w:pStyle w:val="berschrift1"/>
@@ -3596,7 +3596,7 @@
       <w:tr>
         <w:tc>
           <w:tcPr/>
-          <w:bookmarkStart w:id="65" w:name="tbl-glossary"/>
+          <w:bookmarkStart w:id="67" w:name="tbl-glossary"/>
           <w:p>
             <w:pPr>
               <w:jc w:val="center"/>
@@ -3675,7 +3675,7 @@
                     <w:jc w:val="left"/>
                     <w:jc w:val="center"/>
                   </w:pPr>
-                  <w:hyperlink r:id="rId62">
+                  <w:hyperlink r:id="rId64">
                     <w:r>
                       <w:rPr>
                         <w:rStyle w:val="VerbatimChar"/>
@@ -3737,7 +3737,7 @@
                     <w:jc w:val="left"/>
                     <w:jc w:val="center"/>
                   </w:pPr>
-                  <w:hyperlink r:id="rId63">
+                  <w:hyperlink r:id="rId65">
                     <w:r>
                       <w:rPr>
                         <w:rStyle w:val="VerbatimChar"/>
@@ -3825,7 +3825,7 @@
                     <w:jc w:val="left"/>
                     <w:jc w:val="center"/>
                   </w:pPr>
-                  <w:hyperlink r:id="rId64">
+                  <w:hyperlink r:id="rId66">
                     <w:r>
                       <w:rPr>
                         <w:rStyle w:val="VerbatimChar"/>
@@ -3887,7 +3887,7 @@
                   <w:r>
                     <w:t xml:space="preserve"> </w:t>
                   </w:r>
-                  <w:hyperlink r:id="rId63">
+                  <w:hyperlink r:id="rId65">
                     <w:r>
                       <w:rPr>
                         <w:rStyle w:val="VerbatimChar"/>
@@ -3899,47 +3899,49 @@
               </w:tc>
             </w:tr>
           </w:tbl>
-          <w:bookmarkEnd w:id="65"/>
+          <w:bookmarkEnd w:id="67"/>
           <w:p/>
         </w:tc>
       </w:tr>
     </w:tbl>
-    <w:bookmarkEnd w:id="66"/>
-    <w:bookmarkStart w:id="67" w:name="sec-appendix-d"/>
+    <w:bookmarkEnd w:id="68"/>
+    <w:bookmarkStart w:id="69" w:name="sec-appendix-d"/>
     <w:p>
       <w:pPr>
         <w:pStyle w:val="berschrift1"/>
       </w:pPr>
       <w:r>
         <w:t xml:space="preserve">11. Anhang D - Änderungen gegenüber der Vorversion</w:t>
-      </w:r>
-    </w:p>
-    <w:bookmarkEnd w:id="67"/>
-    <w:bookmarkStart w:id="68" w:name="sec-appendix-e"/>
-    <w:p>
-      <w:pPr>
-        <w:pStyle w:val="berschrift1"/>
-      </w:pPr>
-      <w:r>
-        <w:t xml:space="preserve">12. Anhang E - Abbildungsverzeichnis</w:t>
-      </w:r>
-    </w:p>
-    <w:bookmarkEnd w:id="68"/>
-    <w:bookmarkStart w:id="69" w:name="sec-appendix-f"/>
-    <w:p>
-      <w:pPr>
-        <w:pStyle w:val="berschrift1"/>
-      </w:pPr>
-      <w:r>
-        <w:t xml:space="preserve">13. Anhang F - Tabellenverzeichnis</w:t>
       </w:r>
     </w:p>
     <w:bookmarkEnd w:id="69"/>
+    <w:bookmarkStart w:id="70" w:name="sec-appendix-e"/>
+    <w:p>
+      <w:pPr>
+        <w:pStyle w:val="berschrift1"/>
+      </w:pPr>
+      <w:r>
+        <w:t xml:space="preserve">12. Anhang E - Abbildungsverzeichnis</w:t>
+      </w:r>
+    </w:p>
+    <w:bookmarkEnd w:id="70"/>
+    <w:bookmarkStart w:id="71" w:name="sec-appendix-f"/>
+    <w:p>
+      <w:pPr>
+        <w:pStyle w:val="berschrift1"/>
+      </w:pPr>
+      <w:r>
+        <w:t xml:space="preserve">13. Anhang F - Tabellenverzeichnis</w:t>
+      </w:r>
+    </w:p>
+    <w:bookmarkEnd w:id="71"/>
     <w:sectPr>
       <w:headerReference r:id="rId13" w:type="default"/>
       <w:footerReference r:id="rId14" w:type="default"/>
+      <w:headerReference r:id="rId15" w:type="first"/>
+      <w:footerReference r:id="rId16" w:type="first"/>
       <w:pgSz w:code="9" w:h="16838" w:w="11906"/>
-      <w:pgMar w:bottom="1418" w:footer="454" w:gutter="0" w:header="567" w:left="1134" w:right="851" w:top="1418"/>
+      <w:pgMar w:bottom="1701" w:footer="454" w:gutter="0" w:header="567" w:left="1134" w:right="851" w:top="1418"/>
       <w:cols w:space="708"/>
       <w:docGrid w:linePitch="360"/>
     </w:sectPr>
@@ -3961,30 +3963,19 @@
         <w:rFonts w:cs="Arial"/>
         <w:sz w:val="20"/>
         <w:szCs w:val="20"/>
-        <w:lang w:val="en-GB"/>
       </w:rPr>
     </w:pPr>
     <w:r>
       <w:rPr>
         <w:rFonts w:cs="Arial"/>
         <w:szCs w:val="20"/>
-        <w:lang w:val="en-GB"/>
       </w:rPr>
-      <w:t>eCH</w:t>
+      <w:t>Verein eCH</w:t>
     </w:r>
     <w:r>
       <w:rPr>
         <w:rFonts w:cs="Arial"/>
         <w:szCs w:val="20"/>
-        <w:lang w:val="en-GB"/>
-      </w:rPr>
-      <w:t xml:space="preserve"> registered association</w:t>
-    </w:r>
-    <w:r>
-      <w:rPr>
-        <w:rFonts w:cs="Arial"/>
-        <w:szCs w:val="20"/>
-        <w:lang w:val="en-GB"/>
       </w:rPr>
       <w:tab/>
     </w:r>
@@ -3995,7 +3986,6 @@
           <w:rFonts w:cs="Arial"/>
           <w:sz w:val="20"/>
           <w:szCs w:val="20"/>
-          <w:lang w:val="en-GB"/>
         </w:rPr>
         <w:t>www.ech.ch</w:t>
       </w:r>
@@ -4004,7 +3994,6 @@
       <w:rPr>
         <w:rFonts w:cs="Arial"/>
         <w:szCs w:val="20"/>
-        <w:lang w:val="en-GB"/>
       </w:rPr>
       <w:t xml:space="preserve"> / </w:t>
     </w:r>
@@ -4015,7 +4004,6 @@
           <w:rFonts w:cs="Arial"/>
           <w:sz w:val="20"/>
           <w:szCs w:val="20"/>
-          <w:lang w:val="en-GB"/>
         </w:rPr>
         <w:t>info@ech.ch</w:t>
       </w:r>
@@ -4023,364 +4011,164 @@
   </w:p>
   <w:p>
     <w:pPr>
-      <w:pStyle w:val="StandardFuss"/>
-      <w:rPr>
-        <w:rStyle w:val="Hyperlink"/>
-        <w:noProof/>
-        <w:color w:val="auto"/>
-        <w:sz w:val="20"/>
-        <w:u w:val="none"/>
-        <w:lang w:val="en-GB"/>
-      </w:rPr>
+      <w:pStyle w:val="Fuzeile"/>
     </w:pPr>
+    <w:fldSimple w:instr=" REF  eCHNummer  \* MERGEFORMAT ">
+      <w:sdt>
+        <w:sdtPr>
+          <w:alias w:val="eCH-Dossier Nr. - bei Addendum: Addendum zu &lt;ID&gt; (ID=eCH-Dossier Nr.)"/>
+          <w:tag w:val="eCH-Dossier Nr."/>
+          <w:id w:val="1227336462"/>
+          <w:lock w:val="sdtLocked"/>
+          <w:placeholder>
+            <w:docPart w:val="CBC76662BEBC46C095E1C211A4801FFA"/>
+          </w:placeholder>
+          <w:showingPlcHdr/>
+        </w:sdtPr>
+        <w:sdtContent>
+          <w:r>
+            <w:t>&lt;ID</w:t>
+          </w:r>
+          <w:r>
+            <w:t>&gt;</w:t>
+          </w:r>
+        </w:sdtContent>
+      </w:sdt>
+    </w:fldSimple>
     <w:r>
-      <w:rPr>
-        <w:lang w:val="en-GB"/>
-      </w:rPr>
+      <w:t xml:space="preserve"> –</w:t>
+    </w:r>
+    <w:r>
+      <w:t xml:space="preserve"> </w:t>
+    </w:r>
+    <w:fldSimple w:instr=" REF  eCHName  \* MERGEFORMAT ">
+      <w:sdt>
+        <w:sdtPr>
+          <w:alias w:val="eCH-Dossier Name"/>
+          <w:tag w:val="eCH-Dossier Name"/>
+          <w:id w:val="797656700"/>
+          <w:lock w:val="sdtLocked"/>
+          <w:placeholder>
+            <w:docPart w:val="0BFF97EA39E346798CBF821364EB72BF"/>
+          </w:placeholder>
+          <w:showingPlcHdr/>
+        </w:sdtPr>
+        <w:sdtContent>
+          <w:r>
+            <w:t>&lt;Name&gt;</w:t>
+          </w:r>
+        </w:sdtContent>
+      </w:sdt>
+    </w:fldSimple>
+    <w:r>
+      <w:t xml:space="preserve"> / </w:t>
+    </w:r>
+    <w:fldSimple w:instr=" REF  Version  \* MERGEFORMAT ">
+      <w:sdt>
+        <w:sdtPr>
+          <w:alias w:val="Version - bei Addendum: Addendum zu Version x.x.x"/>
+          <w:tag w:val="Version bzw. Bezug zu Version bei Addendum"/>
+          <w:id w:val="1614936558"/>
+          <w:lock w:val="sdtLocked"/>
+          <w:placeholder>
+            <w:docPart w:val="0662C03382AE4753B4FC349D202E896A"/>
+          </w:placeholder>
+          <w:showingPlcHdr/>
+        </w:sdtPr>
+        <w:sdtContent>
+          <w:r>
+            <w:t>x.x.x</w:t>
+          </w:r>
+        </w:sdtContent>
+      </w:sdt>
+    </w:fldSimple>
+    <w:r>
+      <w:t xml:space="preserve"> / </w:t>
+    </w:r>
+    <w:fldSimple w:instr=" REF  Status  \* MERGEFORMAT ">
+      <w:sdt>
+        <w:sdtPr>
+          <w:rPr>
+            <w:b/>
+          </w:rPr>
+          <w:alias w:val="Status"/>
+          <w:tag w:val="Status"/>
+          <w:id w:val="1627205030"/>
+          <w:lock w:val="sdtLocked"/>
+          <w:placeholder>
+            <w:docPart w:val="09A8EA1D3FE34B71B52FCA06A1CDF1F1"/>
+          </w:placeholder>
+          <w:showingPlcHdr/>
+          <w:dropDownList>
+            <w:listItem w:value="Wählen Sie ein Element aus."/>
+            <w:listItem w:displayText="In Arbeit" w:value="In Arbeit"/>
+            <w:listItem w:displayText="Entwurf" w:value="Entwurf"/>
+            <w:listItem w:displayText="Vorschlag" w:value="Vorschlag"/>
+            <w:listItem w:displayText="Genehmigt" w:value="Genehmigt"/>
+            <w:listItem w:displayText="Abgelöst" w:value="Abgelöst"/>
+            <w:listItem w:displayText="Aufgehoben" w:value="Aufgehoben"/>
+            <w:listItem w:displayText="Sistiert" w:value="Sistiert"/>
+            <w:listItem w:displayText="Genehmigtes Addendum" w:value="Genehmigtes Addendum"/>
+          </w:dropDownList>
+        </w:sdtPr>
+        <w:sdtEndPr>
+          <w:rPr>
+            <w:b w:val="0"/>
+          </w:rPr>
+        </w:sdtEndPr>
+        <w:sdtContent>
+          <w:r>
+            <w:rPr>
+              <w:b/>
+            </w:rPr>
+            <w:t xml:space="preserve">Wählen Sie </w:t>
+          </w:r>
+          <w:r>
+            <w:rPr>
+              <w:rStyle w:val="Platzhaltertext"/>
+            </w:rPr>
+            <w:t>ein Element aus.</w:t>
+          </w:r>
+        </w:sdtContent>
+      </w:sdt>
+    </w:fldSimple>
+    <w:r>
+      <w:t xml:space="preserve"> /</w:t>
+    </w:r>
+    <w:r>
+      <w:t xml:space="preserve"> </w:t>
+    </w:r>
+    <w:r>
       <w:fldChar w:fldCharType="begin"/>
     </w:r>
     <w:r>
-      <w:rPr>
-        <w:lang w:val="en-GB"/>
-      </w:rPr>
-      <w:instrText xml:space="preserve"> REF  eCHNummer  \* MERGEFORMAT </w:instrText>
+      <w:instrText xml:space="preserve"> REF Ausgabedatum \h  \* MERGEFORMAT </w:instrText>
     </w:r>
     <w:r>
-      <w:rPr>
-        <w:lang w:val="en-GB"/>
-      </w:rPr>
       <w:fldChar w:fldCharType="separate"/>
     </w:r>
     <w:sdt>
       <w:sdtPr>
-        <w:rPr>
-          <w:color w:val="D00D28"/>
-          <w:sz w:val="22"/>
-          <w:u w:val="single"/>
-          <w:lang w:val="en-GB"/>
-        </w:rPr>
-        <w:alias w:val="eCH-Dossier No. - for Addendum: Addendum to &lt;ID&gt; (ID=eCH-Dossier No.)"/>
-        <w:tag w:val="eCH-Dossier No."/>
-        <w:id w:val="-1548444238"/>
+        <w:id w:val="-1176192369"/>
         <w:lock w:val="sdtLocked"/>
         <w:placeholder>
-          <w:docPart w:val="E12F7BB1A08D4ABA8C31E1C92196B5EC"/>
-        </w:placeholder>
-        <w:showingPlcHdr/>
-      </w:sdtPr>
-      <w:sdtEndPr>
-        <w:rPr>
-          <w:color w:val="auto"/>
-          <w:sz w:val="20"/>
-          <w:u w:val="none"/>
-        </w:rPr>
-      </w:sdtEndPr>
-      <w:sdtContent>
-        <w:r>
-          <w:rPr>
-            <w:lang w:val="en-GB"/>
-          </w:rPr>
-          <w:t>&lt;ID</w:t>
-        </w:r>
-        <w:r>
-          <w:rPr>
-            <w:lang w:val="en-GB"/>
-          </w:rPr>
-          <w:t>&gt;</w:t>
-        </w:r>
-      </w:sdtContent>
-    </w:sdt>
-    <w:r>
-      <w:rPr>
-        <w:lang w:val="en-GB"/>
-      </w:rPr>
-      <w:fldChar w:fldCharType="end"/>
-    </w:r>
-    <w:r>
-      <w:rPr>
-        <w:lang w:val="en-GB"/>
-      </w:rPr>
-      <w:t xml:space="preserve"> – </w:t>
-    </w:r>
-    <w:r>
-      <w:rPr>
-        <w:lang w:val="en-GB"/>
-      </w:rPr>
-      <w:fldChar w:fldCharType="begin"/>
-    </w:r>
-    <w:r>
-      <w:rPr>
-        <w:lang w:val="en-GB"/>
-      </w:rPr>
-      <w:instrText xml:space="preserve"> REF  eCHName  \* MERGEFORMAT </w:instrText>
-    </w:r>
-    <w:r>
-      <w:rPr>
-        <w:lang w:val="en-GB"/>
-      </w:rPr>
-      <w:fldChar w:fldCharType="separate"/>
-    </w:r>
-    <w:sdt>
-      <w:sdtPr>
-        <w:rPr>
-          <w:lang w:val="en-GB"/>
-        </w:rPr>
-        <w:alias w:val="eCH-Dossier Name"/>
-        <w:tag w:val="eCH-Dossier Name"/>
-        <w:id w:val="-442461953"/>
-        <w:lock w:val="sdtLocked"/>
-        <w:placeholder>
-          <w:docPart w:val="0AB2ACCCEACC4B46AA04407E2ADA83B0"/>
-        </w:placeholder>
-        <w:showingPlcHdr/>
-      </w:sdtPr>
-      <w:sdtContent>
-        <w:r>
-          <w:rPr>
-            <w:lang w:val="en-GB"/>
-          </w:rPr>
-          <w:t>&lt;Name&gt;</w:t>
-        </w:r>
-      </w:sdtContent>
-    </w:sdt>
-    <w:r>
-      <w:rPr>
-        <w:lang w:val="en-GB"/>
-      </w:rPr>
-      <w:fldChar w:fldCharType="end"/>
-    </w:r>
-    <w:r>
-      <w:rPr>
-        <w:lang w:val="en-GB"/>
-      </w:rPr>
-      <w:t xml:space="preserve"> /</w:t>
-    </w:r>
-    <w:r>
-      <w:rPr>
-        <w:noProof/>
-        <w:lang w:val="en-GB"/>
-      </w:rPr>
-      <w:t xml:space="preserve"> </w:t>
-    </w:r>
-    <w:r>
-      <w:rPr>
-        <w:noProof/>
-        <w:lang w:val="en-GB"/>
-      </w:rPr>
-      <w:fldChar w:fldCharType="begin"/>
-    </w:r>
-    <w:r>
-      <w:rPr>
-        <w:noProof/>
-        <w:lang w:val="en-GB"/>
-      </w:rPr>
-      <w:instrText xml:space="preserve"> REF  Version  \* MERGEFORMAT </w:instrText>
-    </w:r>
-    <w:r>
-      <w:rPr>
-        <w:noProof/>
-        <w:lang w:val="en-GB"/>
-      </w:rPr>
-      <w:fldChar w:fldCharType="separate"/>
-    </w:r>
-    <w:sdt>
-      <w:sdtPr>
-        <w:rPr>
-          <w:noProof/>
-          <w:lang w:val="en-GB"/>
-        </w:rPr>
-        <w:alias w:val="Version - for Addendum: Addendum to version x.x.x"/>
-        <w:tag w:val="Version"/>
-        <w:id w:val="1028061760"/>
-        <w:lock w:val="sdtLocked"/>
-        <w:placeholder>
-          <w:docPart w:val="7D95C900E2A54A1091C4DC1A693FEB51"/>
-        </w:placeholder>
-        <w:showingPlcHdr/>
-      </w:sdtPr>
-      <w:sdtEndPr>
-        <w:rPr>
-          <w:noProof w:val="0"/>
-        </w:rPr>
-      </w:sdtEndPr>
-      <w:sdtContent>
-        <w:r>
-          <w:rPr>
-            <w:noProof/>
-            <w:lang w:val="en-GB"/>
-          </w:rPr>
-          <w:t>x.</w:t>
-        </w:r>
-        <w:r>
-          <w:rPr>
-            <w:lang w:val="en-GB"/>
-          </w:rPr>
-          <w:t>x.x</w:t>
-        </w:r>
-      </w:sdtContent>
-    </w:sdt>
-    <w:r>
-      <w:rPr>
-        <w:noProof/>
-        <w:lang w:val="en-GB"/>
-      </w:rPr>
-      <w:fldChar w:fldCharType="end"/>
-    </w:r>
-    <w:r>
-      <w:rPr>
-        <w:noProof/>
-        <w:lang w:val="en-GB"/>
-      </w:rPr>
-      <w:t xml:space="preserve"> / </w:t>
-    </w:r>
-    <w:r>
-      <w:rPr>
-        <w:noProof/>
-        <w:lang w:val="en-GB"/>
-      </w:rPr>
-      <w:fldChar w:fldCharType="begin"/>
-    </w:r>
-    <w:r>
-      <w:rPr>
-        <w:noProof/>
-        <w:lang w:val="en-GB"/>
-      </w:rPr>
-      <w:instrText xml:space="preserve"> REF  Status  \* MERGEFORMAT </w:instrText>
-    </w:r>
-    <w:r>
-      <w:rPr>
-        <w:noProof/>
-        <w:lang w:val="en-GB"/>
-      </w:rPr>
-      <w:fldChar w:fldCharType="separate"/>
-    </w:r>
-    <w:sdt>
-      <w:sdtPr>
-        <w:rPr>
-          <w:b/>
-          <w:noProof/>
-        </w:rPr>
-        <w:alias w:val="Status"/>
-        <w:tag w:val="Status"/>
-        <w:id w:val="-2058701124"/>
-        <w:lock w:val="sdtLocked"/>
-        <w:placeholder>
-          <w:docPart w:val="4A632CA829DC4D49B750A2F0E8A21DDC"/>
-        </w:placeholder>
-        <w:showingPlcHdr/>
-        <w:dropDownList>
-          <w:listItem w:value="Choose an element"/>
-          <w:listItem w:displayText="In progress" w:value="In progress"/>
-          <w:listItem w:displayText="Draf" w:value="Draf"/>
-          <w:listItem w:displayText="Proposal" w:value="Proposal"/>
-          <w:listItem w:displayText="Approved" w:value="Approved"/>
-          <w:listItem w:displayText="Replaced" w:value="Replaced"/>
-          <w:listItem w:displayText="Cancelled" w:value="Cancelled"/>
-          <w:listItem w:displayText="Suspended" w:value="Suspended"/>
-          <w:listItem w:displayText="Approved Addendum" w:value="Approved Addendum"/>
-        </w:dropDownList>
-      </w:sdtPr>
-      <w:sdtEndPr>
-        <w:rPr>
-          <w:b w:val="0"/>
-          <w:noProof w:val="0"/>
-          <w:lang w:val="en-GB"/>
-        </w:rPr>
-      </w:sdtEndPr>
-      <w:sdtContent>
-        <w:r>
-          <w:rPr>
-            <w:b/>
-            <w:noProof/>
-          </w:rPr>
-          <w:t xml:space="preserve">Choose an </w:t>
-        </w:r>
-        <w:r>
-          <w:rPr>
-            <w:rStyle w:val="Platzhaltertext"/>
-            <w:lang w:val="en-GB"/>
-          </w:rPr>
-          <w:t>element</w:t>
-        </w:r>
-        <w:r>
-          <w:rPr>
-            <w:rStyle w:val="Platzhaltertext"/>
-            <w:lang w:val="en-GB"/>
-          </w:rPr>
-          <w:t>.</w:t>
-        </w:r>
-      </w:sdtContent>
-    </w:sdt>
-    <w:r>
-      <w:rPr>
-        <w:noProof/>
-        <w:lang w:val="en-GB"/>
-      </w:rPr>
-      <w:fldChar w:fldCharType="end"/>
-    </w:r>
-    <w:r>
-      <w:rPr>
-        <w:noProof/>
-        <w:lang w:val="en-GB"/>
-      </w:rPr>
-      <w:t xml:space="preserve"> / </w:t>
-    </w:r>
-    <w:r>
-      <w:rPr>
-        <w:noProof/>
-        <w:lang w:val="en-GB"/>
-      </w:rPr>
-      <w:fldChar w:fldCharType="begin"/>
-    </w:r>
-    <w:r>
-      <w:rPr>
-        <w:noProof/>
-        <w:lang w:val="en-GB"/>
-      </w:rPr>
-      <w:instrText xml:space="preserve"> REF Ausgabedatum \h  \* MERGEFORMAT </w:instrText>
-    </w:r>
-    <w:r>
-      <w:rPr>
-        <w:noProof/>
-        <w:lang w:val="en-GB"/>
-      </w:rPr>
-    </w:r>
-    <w:r>
-      <w:rPr>
-        <w:noProof/>
-        <w:lang w:val="en-GB"/>
-      </w:rPr>
-      <w:fldChar w:fldCharType="separate"/>
-    </w:r>
-    <w:sdt>
-      <w:sdtPr>
-        <w:rPr>
-          <w:noProof/>
-          <w:lang w:val="en-GB"/>
-        </w:rPr>
-        <w:id w:val="509792666"/>
-        <w:placeholder>
-          <w:docPart w:val="1AC71AE7D9844A19845714F3F9137ED3"/>
+          <w:docPart w:val="3919592CBF4F41368C482D1FF67AD66A"/>
         </w:placeholder>
       </w:sdtPr>
-      <w:sdtEndPr>
-        <w:rPr>
-          <w:noProof w:val="0"/>
-        </w:rPr>
-      </w:sdtEndPr>
       <w:sdtContent>
         <w:sdt>
           <w:sdtPr>
             <w:rPr>
-              <w:noProof/>
+              <w:rStyle w:val="Platzhaltertext"/>
+              <w:color w:val="auto"/>
             </w:rPr>
-            <w:id w:val="1915664166"/>
+            <w:id w:val="1970391856"/>
             <w:lock w:val="sdtLocked"/>
             <w:placeholder>
-              <w:docPart w:val="580F37698B2344D09B8BC042293836A5"/>
+              <w:docPart w:val="361EB6799C1A4A95A62025BD3AD876D1"/>
             </w:placeholder>
             <w:showingPlcHdr/>
-            <w:date w:fullDate="2024-07-19T00:00:00Z">
+            <w:date w:fullDate="2024-07-27T00:00:00Z">
               <w:dateFormat w:val="yyyy-MM-dd"/>
               <w:lid w:val="de-CH"/>
               <w:storeMappedDataAs w:val="dateTime"/>
@@ -4389,28 +4177,26 @@
           </w:sdtPr>
           <w:sdtEndPr>
             <w:rPr>
-              <w:noProof w:val="0"/>
-              <w:lang w:val="en-GB"/>
+              <w:rStyle w:val="Absatz-Standardschriftart"/>
             </w:rPr>
           </w:sdtEndPr>
           <w:sdtContent>
             <w:r>
               <w:rPr>
-                <w:noProof/>
+                <w:rStyle w:val="Platzhaltertext"/>
+                <w:color w:val="auto"/>
               </w:rPr>
-              <w:t>Date Adjustment</w:t>
+              <w:t>Datum Anpassung</w:t>
             </w:r>
             <w:r>
               <w:rPr>
                 <w:rStyle w:val="Platzhaltertext"/>
-                <w:lang w:val="en-GB"/>
               </w:rPr>
-              <w:t>/Change</w:t>
+              <w:t>/Änderung</w:t>
             </w:r>
             <w:r>
               <w:rPr>
                 <w:rStyle w:val="Platzhaltertext"/>
-                <w:lang w:val="en-GB"/>
               </w:rPr>
               <w:t>.</w:t>
             </w:r>
@@ -4419,12 +4205,187 @@
       </w:sdtContent>
     </w:sdt>
     <w:r>
-      <w:rPr>
-        <w:noProof/>
-        <w:lang w:val="en-GB"/>
-      </w:rPr>
       <w:fldChar w:fldCharType="end"/>
     </w:r>
+  </w:p>
+</w:ftr>
+</file>
+
+<file path=word/footer2.xml><?xml version="1.0" encoding="utf-8"?>
+<w:ftr xmlns:wpc="http://schemas.microsoft.com/office/word/2010/wordprocessingCanvas" xmlns:cx="http://schemas.microsoft.com/office/drawing/2014/chartex" xmlns:cx1="http://schemas.microsoft.com/office/drawing/2015/9/8/chartex" xmlns:cx2="http://schemas.microsoft.com/office/drawing/2015/10/21/chartex" xmlns:cx3="http://schemas.microsoft.com/office/drawing/2016/5/9/chartex" xmlns:cx4="http://schemas.microsoft.com/office/drawing/2016/5/10/chartex" xmlns:cx5="http://schemas.microsoft.com/office/drawing/2016/5/11/chartex" xmlns:cx6="http://schemas.microsoft.com/office/drawing/2016/5/12/chartex" xmlns:cx7="http://schemas.microsoft.com/office/drawing/2016/5/13/chartex" xmlns:cx8="http://schemas.microsoft.com/office/drawing/2016/5/14/chartex" xmlns:mc="http://schemas.openxmlformats.org/markup-compatibility/2006" xmlns:aink="http://schemas.microsoft.com/office/drawing/2016/ink" xmlns:am3d="http://schemas.microsoft.com/office/drawing/2017/model3d" xmlns:o="urn:schemas-microsoft-com:office:office" xmlns:oel="http://schemas.microsoft.com/office/2019/extlst" xmlns:r="http://schemas.openxmlformats.org/officeDocument/2006/relationships" xmlns:m="http://schemas.openxmlformats.org/officeDocument/2006/math" xmlns:v="urn:schemas-microsoft-com:vml" xmlns:wp14="http://schemas.microsoft.com/office/word/2010/wordprocessingDrawing" xmlns:wp="http://schemas.openxmlformats.org/drawingml/2006/wordprocessingDrawing" xmlns:w10="urn:schemas-microsoft-com:office:word" xmlns:w="http://schemas.openxmlformats.org/wordprocessingml/2006/main" xmlns:w14="http://schemas.microsoft.com/office/word/2010/wordml" xmlns:w15="http://schemas.microsoft.com/office/word/2012/wordml" xmlns:w16cex="http://schemas.microsoft.com/office/word/2018/wordml/cex" xmlns:w16cid="http://schemas.microsoft.com/office/word/2016/wordml/cid" xmlns:w16="http://schemas.microsoft.com/office/word/2018/wordml" xmlns:w16du="http://schemas.microsoft.com/office/word/2023/wordml/word16du" xmlns:w16sdtdh="http://schemas.microsoft.com/office/word/2020/wordml/sdtdatahash" xmlns:w16sdtfl="http://schemas.microsoft.com/office/word/2024/wordml/sdtformatlock" xmlns:w16se="http://schemas.microsoft.com/office/word/2015/wordml/symex" xmlns:wpg="http://schemas.microsoft.com/office/word/2010/wordprocessingGroup" xmlns:wpi="http://schemas.microsoft.com/office/word/2010/wordprocessingInk" xmlns:wne="http://schemas.microsoft.com/office/word/2006/wordml" xmlns:wps="http://schemas.microsoft.com/office/word/2010/wordprocessingShape" mc:Ignorable="w14 w15 w16se w16cid w16 w16cex w16sdtdh w16sdtfl w16du wp14">
+  <w:tbl>
+    <w:tblPr>
+      <w:tblW w:w="12457" w:type="dxa"/>
+      <w:tblLayout w:type="fixed"/>
+      <w:tblCellMar>
+        <w:left w:w="0" w:type="dxa"/>
+        <w:right w:w="0" w:type="dxa"/>
+      </w:tblCellMar>
+      <w:tblLook w:val="04A0" w:firstRow="1" w:lastRow="0" w:firstColumn="1" w:lastColumn="0" w:noHBand="0" w:noVBand="1"/>
+    </w:tblPr>
+    <w:tblGrid>
+      <w:gridCol w:w="9072"/>
+      <w:gridCol w:w="3385"/>
+    </w:tblGrid>
+    <w:tr>
+      <w:trPr>
+        <w:cantSplit/>
+        <w:trHeight w:hRule="exact" w:val="640"/>
+      </w:trPr>
+      <w:tc>
+        <w:tcPr>
+          <w:tcW w:w="9072" w:type="dxa"/>
+        </w:tcPr>
+        <w:p>
+          <w:pPr>
+            <w:pBdr>
+              <w:top w:val="single" w:sz="4" w:space="1" w:color="auto"/>
+            </w:pBdr>
+            <w:tabs>
+              <w:tab w:val="right" w:pos="9072"/>
+            </w:tabs>
+            <w:rPr>
+              <w:rFonts w:cs="Arial"/>
+              <w:sz w:val="20"/>
+            </w:rPr>
+          </w:pPr>
+          <w:r>
+            <w:rPr>
+              <w:sz w:val="20"/>
+            </w:rPr>
+            <w:t>Verein eCH, Mainaustrasse 30,</w:t>
+          </w:r>
+          <w:r>
+            <w:rPr>
+              <w:sz w:val="20"/>
+            </w:rPr>
+            <w:t xml:space="preserve"> Postfach,</w:t>
+          </w:r>
+          <w:r>
+            <w:rPr>
+              <w:sz w:val="20"/>
+            </w:rPr>
+            <w:t xml:space="preserve"> 80</w:t>
+          </w:r>
+          <w:r>
+            <w:rPr>
+              <w:sz w:val="20"/>
+            </w:rPr>
+            <w:t>34</w:t>
+          </w:r>
+          <w:r>
+            <w:rPr>
+              <w:sz w:val="20"/>
+            </w:rPr>
+            <w:t xml:space="preserve"> Zürich</w:t>
+          </w:r>
+          <w:r>
+            <w:rPr>
+              <w:sz w:val="20"/>
+            </w:rPr>
+            <w:tab/>
+          </w:r>
+          <w:hyperlink r:id="rId1" w:history="1">
+            <w:r>
+              <w:rPr>
+                <w:rStyle w:val="Hyperlink"/>
+                <w:rFonts w:cs="Arial"/>
+              </w:rPr>
+              <w:t>info@ech.ch</w:t>
+            </w:r>
+          </w:hyperlink>
+          <w:r>
+            <w:rPr>
+              <w:sz w:val="20"/>
+            </w:rPr>
+            <w:br/>
+            <w:t>T 044 388 74 64</w:t>
+          </w:r>
+          <w:r>
+            <w:rPr>
+              <w:sz w:val="20"/>
+            </w:rPr>
+            <w:t>,</w:t>
+          </w:r>
+          <w:r>
+            <w:rPr>
+              <w:sz w:val="20"/>
+            </w:rPr>
+            <w:t xml:space="preserve"> F 044 388 71 80</w:t>
+          </w:r>
+          <w:r>
+            <w:rPr>
+              <w:sz w:val="20"/>
+            </w:rPr>
+            <w:tab/>
+          </w:r>
+          <w:hyperlink r:id="rId2" w:history="1">
+            <w:r>
+              <w:rPr>
+                <w:rStyle w:val="Hyperlink"/>
+                <w:rFonts w:cs="Arial"/>
+              </w:rPr>
+              <w:t>www.ech.ch</w:t>
+            </w:r>
+          </w:hyperlink>
+        </w:p>
+        <w:p>
+          <w:pPr>
+            <w:pStyle w:val="Referenz"/>
+            <w:tabs>
+              <w:tab w:val="right" w:pos="9072"/>
+            </w:tabs>
+          </w:pPr>
+        </w:p>
+      </w:tc>
+      <w:tc>
+        <w:tcPr>
+          <w:tcW w:w="3385" w:type="dxa"/>
+        </w:tcPr>
+        <w:p>
+          <w:pPr>
+            <w:pStyle w:val="Referenz"/>
+            <w:tabs>
+              <w:tab w:val="right" w:pos="9072"/>
+            </w:tabs>
+          </w:pPr>
+        </w:p>
+      </w:tc>
+    </w:tr>
+    <w:tr>
+      <w:trPr>
+        <w:cantSplit/>
+        <w:trHeight w:val="295"/>
+      </w:trPr>
+      <w:tc>
+        <w:tcPr>
+          <w:tcW w:w="9072" w:type="dxa"/>
+        </w:tcPr>
+        <w:p>
+          <w:pPr>
+            <w:pStyle w:val="Fuzeile"/>
+          </w:pPr>
+        </w:p>
+      </w:tc>
+      <w:tc>
+        <w:tcPr>
+          <w:tcW w:w="3385" w:type="dxa"/>
+        </w:tcPr>
+        <w:p>
+          <w:pPr>
+            <w:pStyle w:val="Fuzeile"/>
+          </w:pPr>
+        </w:p>
+      </w:tc>
+    </w:tr>
+  </w:tbl>
+  <w:p>
+    <w:pPr>
+      <w:pStyle w:val="Absatz1Punkt"/>
+      <w:rPr>
+        <w:lang w:val="de-CH"/>
+      </w:rPr>
+    </w:pPr>
   </w:p>
 </w:ftr>
 </file>
@@ -4452,9 +4413,15 @@
 <w:hdr xmlns:wpc="http://schemas.microsoft.com/office/word/2010/wordprocessingCanvas" xmlns:cx="http://schemas.microsoft.com/office/drawing/2014/chartex" xmlns:cx1="http://schemas.microsoft.com/office/drawing/2015/9/8/chartex" xmlns:cx2="http://schemas.microsoft.com/office/drawing/2015/10/21/chartex" xmlns:cx3="http://schemas.microsoft.com/office/drawing/2016/5/9/chartex" xmlns:cx4="http://schemas.microsoft.com/office/drawing/2016/5/10/chartex" xmlns:cx5="http://schemas.microsoft.com/office/drawing/2016/5/11/chartex" xmlns:cx6="http://schemas.microsoft.com/office/drawing/2016/5/12/chartex" xmlns:cx7="http://schemas.microsoft.com/office/drawing/2016/5/13/chartex" xmlns:cx8="http://schemas.microsoft.com/office/drawing/2016/5/14/chartex" xmlns:mc="http://schemas.openxmlformats.org/markup-compatibility/2006" xmlns:aink="http://schemas.microsoft.com/office/drawing/2016/ink" xmlns:am3d="http://schemas.microsoft.com/office/drawing/2017/model3d" xmlns:o="urn:schemas-microsoft-com:office:office" xmlns:oel="http://schemas.microsoft.com/office/2019/extlst" xmlns:r="http://schemas.openxmlformats.org/officeDocument/2006/relationships" xmlns:m="http://schemas.openxmlformats.org/officeDocument/2006/math" xmlns:v="urn:schemas-microsoft-com:vml" xmlns:wp14="http://schemas.microsoft.com/office/word/2010/wordprocessingDrawing" xmlns:wp="http://schemas.openxmlformats.org/drawingml/2006/wordprocessingDrawing" xmlns:w10="urn:schemas-microsoft-com:office:word" xmlns:w="http://schemas.openxmlformats.org/wordprocessingml/2006/main" xmlns:w14="http://schemas.microsoft.com/office/word/2010/wordml" xmlns:w15="http://schemas.microsoft.com/office/word/2012/wordml" xmlns:w16cex="http://schemas.microsoft.com/office/word/2018/wordml/cex" xmlns:w16cid="http://schemas.microsoft.com/office/word/2016/wordml/cid" xmlns:w16="http://schemas.microsoft.com/office/word/2018/wordml" xmlns:w16du="http://schemas.microsoft.com/office/word/2023/wordml/word16du" xmlns:w16sdtdh="http://schemas.microsoft.com/office/word/2020/wordml/sdtdatahash" xmlns:w16sdtfl="http://schemas.microsoft.com/office/word/2024/wordml/sdtformatlock" xmlns:w16se="http://schemas.microsoft.com/office/word/2015/wordml/symex" xmlns:wpg="http://schemas.microsoft.com/office/word/2010/wordprocessingGroup" xmlns:wpi="http://schemas.microsoft.com/office/word/2010/wordprocessingInk" xmlns:wne="http://schemas.microsoft.com/office/word/2006/wordml" xmlns:wps="http://schemas.microsoft.com/office/word/2010/wordprocessingShape" mc:Ignorable="w14 w15 w16se w16cid w16 w16cex w16sdtdh w16sdtfl w16du wp14">
   <w:tbl>
     <w:tblPr>
+      <w:tblStyle w:val="Tabellenraster3"/>
       <w:tblW w:w="9923" w:type="dxa"/>
       <w:tblBorders>
+        <w:top w:val="none" w:sz="0" w:space="0" w:color="auto"/>
+        <w:left w:val="none" w:sz="0" w:space="0" w:color="auto"/>
         <w:bottom w:val="single" w:sz="4" w:space="0" w:color="auto"/>
+        <w:right w:val="none" w:sz="0" w:space="0" w:color="auto"/>
+        <w:insideH w:val="none" w:sz="0" w:space="0" w:color="auto"/>
+        <w:insideV w:val="none" w:sz="0" w:space="0" w:color="auto"/>
       </w:tblBorders>
       <w:tblLayout w:type="fixed"/>
       <w:tblCellMar>
@@ -4482,14 +4449,12 @@
             <w:spacing w:after="0" w:line="200" w:lineRule="atLeast"/>
             <w:rPr>
               <w:sz w:val="15"/>
-              <w:lang w:val="en-GB"/>
             </w:rPr>
           </w:pPr>
           <w:r>
             <w:rPr>
               <w:noProof/>
               <w:sz w:val="15"/>
-              <w:lang w:val="en-GB"/>
             </w:rPr>
             <w:fldChar w:fldCharType="begin" w:fldLock="1"/>
           </w:r>
@@ -4497,7 +4462,6 @@
             <w:rPr>
               <w:noProof/>
               <w:sz w:val="15"/>
-              <w:lang w:val="en-GB"/>
             </w:rPr>
             <w:instrText xml:space="preserve"> USERPROPERTY  \* MERGEFORMAT </w:instrText>
           </w:r>
@@ -4505,19 +4469,19 @@
             <w:rPr>
               <w:noProof/>
               <w:sz w:val="15"/>
-              <w:lang w:val="en-GB"/>
             </w:rPr>
             <w:fldChar w:fldCharType="separate"/>
           </w:r>
           <w:r>
             <w:rPr>
               <w:noProof/>
+              <w:sz w:val="15"/>
               <w:lang w:eastAsia="de-CH"/>
             </w:rPr>
             <mc:AlternateContent>
               <mc:Choice Requires="wpc">
                 <w:drawing>
-                  <wp:anchor distT="0" distB="0" distL="114300" distR="114300" simplePos="0" relativeHeight="251657728" behindDoc="0" locked="0" layoutInCell="1" allowOverlap="1" wp14:anchorId="33BE5B0E" wp14:editId="28B7E561">
+                  <wp:anchor distT="0" distB="0" distL="114300" distR="114300" simplePos="0" relativeHeight="251661312" behindDoc="0" locked="0" layoutInCell="1" allowOverlap="1" wp14:anchorId="425F916A" wp14:editId="675A7808">
                     <wp:simplePos x="0" y="0"/>
                     <wp:positionH relativeFrom="column">
                       <wp:posOffset>3175</wp:posOffset>
@@ -4525,10 +4489,10 @@
                     <wp:positionV relativeFrom="paragraph">
                       <wp:posOffset>2540</wp:posOffset>
                     </wp:positionV>
-                    <wp:extent cx="935990" cy="410210"/>
-                    <wp:effectExtent l="0" t="0" r="0" b="0"/>
+                    <wp:extent cx="936000" cy="410400"/>
+                    <wp:effectExtent l="0" t="0" r="16510" b="8890"/>
                     <wp:wrapNone/>
-                    <wp:docPr id="3" name="Zeichenbereich 5"/>
+                    <wp:docPr id="5" name="Zeichenbereich 5"/>
                     <wp:cNvGraphicFramePr>
                       <a:graphicFrameLocks xmlns:a="http://schemas.openxmlformats.org/drawingml/2006/main"/>
                     </wp:cNvGraphicFramePr>
@@ -5624,7 +5588,7 @@
               </mc:Choice>
               <mc:Fallback>
                 <w:pict>
-                  <v:group w14:anchorId="32F15CBA" id="Zeichenbereich 5" o:spid="_x0000_s1026" editas="canvas" style="position:absolute;margin-left:.25pt;margin-top:.2pt;width:73.7pt;height:32.3pt;z-index:251657728;mso-width-relative:margin;mso-height-relative:margin" coordsize="9359,4102" o:gfxdata="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">
+                  <v:group w14:anchorId="54CEF316" id="Zeichenbereich 5" o:spid="_x0000_s1026" editas="canvas" style="position:absolute;margin-left:.25pt;margin-top:.2pt;width:73.7pt;height:32.3pt;z-index:251661312;mso-width-relative:margin;mso-height-relative:margin" coordsize="9359,4102" o:gfxdata="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">
                     <v:shapetype id="_x0000_t75" coordsize="21600,21600" o:spt="75" o:preferrelative="t" path="m@4@5l@4@11@9@11@9@5xe" filled="f" stroked="f">
                       <v:stroke joinstyle="miter"/>
                       <v:formulas>
@@ -5668,7 +5632,6 @@
             <w:rPr>
               <w:noProof/>
               <w:sz w:val="15"/>
-              <w:lang w:val="en-GB"/>
             </w:rPr>
             <w:fldChar w:fldCharType="end"/>
           </w:r>
@@ -5680,32 +5643,24 @@
             <w:rPr>
               <w:sz w:val="20"/>
               <w:szCs w:val="20"/>
-              <w:lang w:val="en-GB"/>
             </w:rPr>
           </w:pPr>
         </w:p>
         <w:p>
           <w:pPr>
             <w:tabs>
-              <w:tab w:val="left" w:pos="1710"/>
+              <w:tab w:val="left" w:pos="1725"/>
             </w:tabs>
             <w:suppressAutoHyphens/>
             <w:spacing w:after="0" w:line="200" w:lineRule="atLeast"/>
             <w:rPr>
               <w:sz w:val="15"/>
-              <w:lang w:val="en-GB"/>
             </w:rPr>
           </w:pPr>
           <w:r>
-            <w:rPr>
-              <w:lang w:val="en-GB"/>
-            </w:rPr>
             <w:tab/>
           </w:r>
           <w:r>
-            <w:rPr>
-              <w:lang w:val="en-GB"/>
-            </w:rPr>
             <w:t>E-Government Standards</w:t>
           </w:r>
         </w:p>
@@ -5715,7 +5670,6 @@
             <w:spacing w:line="200" w:lineRule="atLeast"/>
             <w:rPr>
               <w:sz w:val="15"/>
-              <w:lang w:val="en-GB"/>
             </w:rPr>
           </w:pPr>
         </w:p>
@@ -5736,7 +5690,6 @@
             <w:rPr>
               <w:sz w:val="15"/>
               <w:szCs w:val="15"/>
-              <w:lang w:val="en-GB"/>
             </w:rPr>
           </w:pPr>
         </w:p>
@@ -5748,9 +5701,6 @@
             <w:suppressAutoHyphens/>
             <w:spacing w:after="0" w:line="200" w:lineRule="atLeast"/>
             <w:jc w:val="right"/>
-            <w:rPr>
-              <w:lang w:val="en-GB"/>
-            </w:rPr>
           </w:pPr>
         </w:p>
         <w:p>
@@ -5762,106 +5712,1466 @@
             <w:spacing w:line="200" w:lineRule="atLeast"/>
             <w:ind w:left="-346" w:firstLine="346"/>
             <w:jc w:val="right"/>
+          </w:pPr>
+          <w:r>
+            <w:tab/>
+            <w:t xml:space="preserve">Seite </w:t>
+          </w:r>
+          <w:r>
+            <w:fldChar w:fldCharType="begin"/>
+          </w:r>
+          <w:r>
+            <w:instrText>PAGE  \* Arabic  \* MERGEFORMAT</w:instrText>
+          </w:r>
+          <w:r>
+            <w:fldChar w:fldCharType="separate"/>
+          </w:r>
+          <w:r>
             <w:rPr>
-              <w:lang w:val="en-GB"/>
+              <w:noProof/>
+              <w:lang w:val="de-DE"/>
+            </w:rPr>
+            <w:t>2</w:t>
+          </w:r>
+          <w:r>
+            <w:fldChar w:fldCharType="end"/>
+          </w:r>
+          <w:r>
+            <w:rPr>
+              <w:lang w:val="de-DE"/>
+            </w:rPr>
+            <w:t xml:space="preserve"> von </w:t>
+          </w:r>
+          <w:fldSimple w:instr="NUMPAGES  \* Arabic  \* MERGEFORMAT">
+            <w:r>
+              <w:rPr>
+                <w:noProof/>
+                <w:lang w:val="de-DE"/>
+              </w:rPr>
+              <w:t>7</w:t>
+            </w:r>
+          </w:fldSimple>
+        </w:p>
+      </w:tc>
+    </w:tr>
+  </w:tbl>
+  <w:p>
+    <w:pPr>
+      <w:pStyle w:val="Kopfzeile"/>
+    </w:pPr>
+  </w:p>
+</w:hdr>
+</file>
+
+<file path=word/header2.xml><?xml version="1.0" encoding="utf-8"?>
+<w:hdr xmlns:wpc="http://schemas.microsoft.com/office/word/2010/wordprocessingCanvas" xmlns:cx="http://schemas.microsoft.com/office/drawing/2014/chartex" xmlns:cx1="http://schemas.microsoft.com/office/drawing/2015/9/8/chartex" xmlns:cx2="http://schemas.microsoft.com/office/drawing/2015/10/21/chartex" xmlns:cx3="http://schemas.microsoft.com/office/drawing/2016/5/9/chartex" xmlns:cx4="http://schemas.microsoft.com/office/drawing/2016/5/10/chartex" xmlns:cx5="http://schemas.microsoft.com/office/drawing/2016/5/11/chartex" xmlns:cx6="http://schemas.microsoft.com/office/drawing/2016/5/12/chartex" xmlns:cx7="http://schemas.microsoft.com/office/drawing/2016/5/13/chartex" xmlns:cx8="http://schemas.microsoft.com/office/drawing/2016/5/14/chartex" xmlns:mc="http://schemas.openxmlformats.org/markup-compatibility/2006" xmlns:aink="http://schemas.microsoft.com/office/drawing/2016/ink" xmlns:am3d="http://schemas.microsoft.com/office/drawing/2017/model3d" xmlns:o="urn:schemas-microsoft-com:office:office" xmlns:oel="http://schemas.microsoft.com/office/2019/extlst" xmlns:r="http://schemas.openxmlformats.org/officeDocument/2006/relationships" xmlns:m="http://schemas.openxmlformats.org/officeDocument/2006/math" xmlns:v="urn:schemas-microsoft-com:vml" xmlns:wp14="http://schemas.microsoft.com/office/word/2010/wordprocessingDrawing" xmlns:wp="http://schemas.openxmlformats.org/drawingml/2006/wordprocessingDrawing" xmlns:w10="urn:schemas-microsoft-com:office:word" xmlns:w="http://schemas.openxmlformats.org/wordprocessingml/2006/main" xmlns:w14="http://schemas.microsoft.com/office/word/2010/wordml" xmlns:w15="http://schemas.microsoft.com/office/word/2012/wordml" xmlns:w16cex="http://schemas.microsoft.com/office/word/2018/wordml/cex" xmlns:w16cid="http://schemas.microsoft.com/office/word/2016/wordml/cid" xmlns:w16="http://schemas.microsoft.com/office/word/2018/wordml" xmlns:w16du="http://schemas.microsoft.com/office/word/2023/wordml/word16du" xmlns:w16sdtdh="http://schemas.microsoft.com/office/word/2020/wordml/sdtdatahash" xmlns:w16sdtfl="http://schemas.microsoft.com/office/word/2024/wordml/sdtformatlock" xmlns:w16se="http://schemas.microsoft.com/office/word/2015/wordml/symex" xmlns:wpg="http://schemas.microsoft.com/office/word/2010/wordprocessingGroup" xmlns:wpi="http://schemas.microsoft.com/office/word/2010/wordprocessingInk" xmlns:wne="http://schemas.microsoft.com/office/word/2006/wordml" xmlns:wps="http://schemas.microsoft.com/office/word/2010/wordprocessingShape" mc:Ignorable="w14 w15 w16se w16cid w16 w16cex w16sdtdh w16sdtfl w16du wp14">
+  <w:tbl>
+    <w:tblPr>
+      <w:tblStyle w:val="Tabellenraster"/>
+      <w:tblW w:w="9809" w:type="dxa"/>
+      <w:tblInd w:w="-595" w:type="dxa"/>
+      <w:tblBorders>
+        <w:top w:val="none" w:sz="0" w:space="0" w:color="auto"/>
+        <w:left w:val="none" w:sz="0" w:space="0" w:color="auto"/>
+        <w:bottom w:val="single" w:sz="4" w:space="0" w:color="auto"/>
+        <w:right w:val="none" w:sz="0" w:space="0" w:color="auto"/>
+        <w:insideH w:val="none" w:sz="0" w:space="0" w:color="auto"/>
+        <w:insideV w:val="none" w:sz="0" w:space="0" w:color="auto"/>
+      </w:tblBorders>
+      <w:tblLayout w:type="fixed"/>
+      <w:tblCellMar>
+        <w:left w:w="0" w:type="dxa"/>
+        <w:right w:w="0" w:type="dxa"/>
+      </w:tblCellMar>
+      <w:tblLook w:val="0600" w:firstRow="0" w:lastRow="0" w:firstColumn="0" w:lastColumn="0" w:noHBand="1" w:noVBand="1"/>
+    </w:tblPr>
+    <w:tblGrid>
+      <w:gridCol w:w="7683"/>
+      <w:gridCol w:w="2126"/>
+    </w:tblGrid>
+    <w:tr>
+      <w:trPr>
+        <w:cantSplit/>
+        <w:trHeight w:hRule="exact" w:val="856"/>
+      </w:trPr>
+      <w:tc>
+        <w:tcPr>
+          <w:tcW w:w="7683" w:type="dxa"/>
+        </w:tcPr>
+        <w:p>
+          <w:pPr>
+            <w:pStyle w:val="Kopfzeile"/>
+          </w:pPr>
+          <w:fldSimple w:instr=" USERPROPERTY  \* MERGEFORMAT " w:fldLock="1">
+            <w:r>
+              <w:rPr>
+                <w:noProof/>
+                <w:lang w:eastAsia="de-CH"/>
+              </w:rPr>
+              <mc:AlternateContent>
+                <mc:Choice Requires="wpc">
+                  <w:drawing>
+                    <wp:anchor distT="0" distB="0" distL="114300" distR="114300" simplePos="0" relativeHeight="251659264" behindDoc="0" locked="0" layoutInCell="1" allowOverlap="1" wp14:anchorId="14BBB3A9" wp14:editId="7FE80B52">
+                      <wp:simplePos x="0" y="0"/>
+                      <wp:positionH relativeFrom="character">
+                        <wp:posOffset>0</wp:posOffset>
+                      </wp:positionH>
+                      <wp:positionV relativeFrom="line">
+                        <wp:posOffset>0</wp:posOffset>
+                      </wp:positionV>
+                      <wp:extent cx="937260" cy="408940"/>
+                      <wp:effectExtent l="0" t="0" r="15240" b="10160"/>
+                      <wp:wrapNone/>
+                      <wp:docPr id="11" name="Zeichenbereich 11"/>
+                      <wp:cNvGraphicFramePr>
+                        <a:graphicFrameLocks xmlns:a="http://schemas.openxmlformats.org/drawingml/2006/main"/>
+                      </wp:cNvGraphicFramePr>
+                      <a:graphic xmlns:a="http://schemas.openxmlformats.org/drawingml/2006/main">
+                        <a:graphicData uri="http://schemas.microsoft.com/office/word/2010/wordprocessingCanvas">
+                          <wpc:wpc>
+                            <wpc:bg>
+                              <a:noFill/>
+                            </wpc:bg>
+                            <wpc:whole/>
+                            <wps:wsp>
+                              <wps:cNvPr id="12" name="Rectangle 4"/>
+                              <wps:cNvSpPr>
+                                <a:spLocks noChangeArrowheads="1"/>
+                              </wps:cNvSpPr>
+                              <wps:spPr bwMode="auto">
+                                <a:xfrm>
+                                  <a:off x="0" y="0"/>
+                                  <a:ext cx="937260" cy="408940"/>
+                                </a:xfrm>
+                                <a:prstGeom prst="rect">
+                                  <a:avLst/>
+                                </a:prstGeom>
+                                <a:noFill/>
+                                <a:ln>
+                                  <a:noFill/>
+                                </a:ln>
+                                <a:extLst>
+                                  <a:ext uri="{909E8E84-426E-40DD-AFC4-6F175D3DCCD1}">
+                                    <a14:hiddenFill xmlns:a14="http://schemas.microsoft.com/office/drawing/2010/main">
+                                      <a:solidFill>
+                                        <a:srgbClr val="FFFFFF"/>
+                                      </a:solidFill>
+                                    </a14:hiddenFill>
+                                  </a:ext>
+                                  <a:ext uri="{91240B29-F687-4F45-9708-019B960494DF}">
+                                    <a14:hiddenLine xmlns:a14="http://schemas.microsoft.com/office/drawing/2010/main" w="0">
+                                      <a:solidFill>
+                                        <a:srgbClr val="000000"/>
+                                      </a:solidFill>
+                                      <a:miter lim="800000"/>
+                                      <a:headEnd/>
+                                      <a:tailEnd/>
+                                    </a14:hiddenLine>
+                                  </a:ext>
+                                </a:extLst>
+                              </wps:spPr>
+                              <wps:bodyPr rot="0" vert="horz" wrap="square" lIns="91440" tIns="45720" rIns="91440" bIns="45720" anchor="t" anchorCtr="0" upright="1">
+                                <a:noAutofit/>
+                              </wps:bodyPr>
+                            </wps:wsp>
+                            <wps:wsp>
+                              <wps:cNvPr id="13" name="Freeform 5"/>
+                              <wps:cNvSpPr>
+                                <a:spLocks noEditPoints="1"/>
+                              </wps:cNvSpPr>
+                              <wps:spPr bwMode="auto">
+                                <a:xfrm>
+                                  <a:off x="0" y="1905"/>
+                                  <a:ext cx="236220" cy="249555"/>
+                                </a:xfrm>
+                                <a:custGeom>
+                                  <a:avLst/>
+                                  <a:gdLst>
+                                    <a:gd name="T0" fmla="*/ 361 w 372"/>
+                                    <a:gd name="T1" fmla="*/ 199 h 393"/>
+                                    <a:gd name="T2" fmla="*/ 324 w 372"/>
+                                    <a:gd name="T3" fmla="*/ 266 h 393"/>
+                                    <a:gd name="T4" fmla="*/ 266 w 372"/>
+                                    <a:gd name="T5" fmla="*/ 327 h 393"/>
+                                    <a:gd name="T6" fmla="*/ 184 w 372"/>
+                                    <a:gd name="T7" fmla="*/ 377 h 393"/>
+                                    <a:gd name="T8" fmla="*/ 103 w 372"/>
+                                    <a:gd name="T9" fmla="*/ 393 h 393"/>
+                                    <a:gd name="T10" fmla="*/ 53 w 372"/>
+                                    <a:gd name="T11" fmla="*/ 383 h 393"/>
+                                    <a:gd name="T12" fmla="*/ 18 w 372"/>
+                                    <a:gd name="T13" fmla="*/ 356 h 393"/>
+                                    <a:gd name="T14" fmla="*/ 1 w 372"/>
+                                    <a:gd name="T15" fmla="*/ 316 h 393"/>
+                                    <a:gd name="T16" fmla="*/ 4 w 372"/>
+                                    <a:gd name="T17" fmla="*/ 251 h 393"/>
+                                    <a:gd name="T18" fmla="*/ 34 w 372"/>
+                                    <a:gd name="T19" fmla="*/ 172 h 393"/>
+                                    <a:gd name="T20" fmla="*/ 94 w 372"/>
+                                    <a:gd name="T21" fmla="*/ 94 h 393"/>
+                                    <a:gd name="T22" fmla="*/ 170 w 372"/>
+                                    <a:gd name="T23" fmla="*/ 34 h 393"/>
+                                    <a:gd name="T24" fmla="*/ 251 w 372"/>
+                                    <a:gd name="T25" fmla="*/ 4 h 393"/>
+                                    <a:gd name="T26" fmla="*/ 316 w 372"/>
+                                    <a:gd name="T27" fmla="*/ 2 h 393"/>
+                                    <a:gd name="T28" fmla="*/ 353 w 372"/>
+                                    <a:gd name="T29" fmla="*/ 20 h 393"/>
+                                    <a:gd name="T30" fmla="*/ 369 w 372"/>
+                                    <a:gd name="T31" fmla="*/ 55 h 393"/>
+                                    <a:gd name="T32" fmla="*/ 89 w 372"/>
+                                    <a:gd name="T33" fmla="*/ 163 h 393"/>
+                                    <a:gd name="T34" fmla="*/ 82 w 372"/>
+                                    <a:gd name="T35" fmla="*/ 203 h 393"/>
+                                    <a:gd name="T36" fmla="*/ 83 w 372"/>
+                                    <a:gd name="T37" fmla="*/ 242 h 393"/>
+                                    <a:gd name="T38" fmla="*/ 109 w 372"/>
+                                    <a:gd name="T39" fmla="*/ 280 h 393"/>
+                                    <a:gd name="T40" fmla="*/ 146 w 372"/>
+                                    <a:gd name="T41" fmla="*/ 297 h 393"/>
+                                    <a:gd name="T42" fmla="*/ 206 w 372"/>
+                                    <a:gd name="T43" fmla="*/ 295 h 393"/>
+                                    <a:gd name="T44" fmla="*/ 278 w 372"/>
+                                    <a:gd name="T45" fmla="*/ 261 h 393"/>
+                                    <a:gd name="T46" fmla="*/ 335 w 372"/>
+                                    <a:gd name="T47" fmla="*/ 199 h 393"/>
+                                    <a:gd name="T48" fmla="*/ 370 w 372"/>
+                                    <a:gd name="T49" fmla="*/ 162 h 393"/>
+                                    <a:gd name="T50" fmla="*/ 276 w 372"/>
+                                    <a:gd name="T51" fmla="*/ 63 h 393"/>
+                                    <a:gd name="T52" fmla="*/ 263 w 372"/>
+                                    <a:gd name="T53" fmla="*/ 40 h 393"/>
+                                    <a:gd name="T54" fmla="*/ 233 w 372"/>
+                                    <a:gd name="T55" fmla="*/ 32 h 393"/>
+                                    <a:gd name="T56" fmla="*/ 178 w 372"/>
+                                    <a:gd name="T57" fmla="*/ 47 h 393"/>
+                                    <a:gd name="T58" fmla="*/ 128 w 372"/>
+                                    <a:gd name="T59" fmla="*/ 88 h 393"/>
+                                    <a:gd name="T60" fmla="*/ 95 w 372"/>
+                                    <a:gd name="T61" fmla="*/ 142 h 393"/>
+                                    <a:gd name="T62" fmla="*/ 278 w 372"/>
+                                    <a:gd name="T63" fmla="*/ 80 h 393"/>
+                                  </a:gdLst>
+                                  <a:ahLst/>
+                                  <a:cxnLst>
+                                    <a:cxn ang="0">
+                                      <a:pos x="T0" y="T1"/>
+                                    </a:cxn>
+                                    <a:cxn ang="0">
+                                      <a:pos x="T2" y="T3"/>
+                                    </a:cxn>
+                                    <a:cxn ang="0">
+                                      <a:pos x="T4" y="T5"/>
+                                    </a:cxn>
+                                    <a:cxn ang="0">
+                                      <a:pos x="T6" y="T7"/>
+                                    </a:cxn>
+                                    <a:cxn ang="0">
+                                      <a:pos x="T8" y="T9"/>
+                                    </a:cxn>
+                                    <a:cxn ang="0">
+                                      <a:pos x="T10" y="T11"/>
+                                    </a:cxn>
+                                    <a:cxn ang="0">
+                                      <a:pos x="T12" y="T13"/>
+                                    </a:cxn>
+                                    <a:cxn ang="0">
+                                      <a:pos x="T14" y="T15"/>
+                                    </a:cxn>
+                                    <a:cxn ang="0">
+                                      <a:pos x="T16" y="T17"/>
+                                    </a:cxn>
+                                    <a:cxn ang="0">
+                                      <a:pos x="T18" y="T19"/>
+                                    </a:cxn>
+                                    <a:cxn ang="0">
+                                      <a:pos x="T20" y="T21"/>
+                                    </a:cxn>
+                                    <a:cxn ang="0">
+                                      <a:pos x="T22" y="T23"/>
+                                    </a:cxn>
+                                    <a:cxn ang="0">
+                                      <a:pos x="T24" y="T25"/>
+                                    </a:cxn>
+                                    <a:cxn ang="0">
+                                      <a:pos x="T26" y="T27"/>
+                                    </a:cxn>
+                                    <a:cxn ang="0">
+                                      <a:pos x="T28" y="T29"/>
+                                    </a:cxn>
+                                    <a:cxn ang="0">
+                                      <a:pos x="T30" y="T31"/>
+                                    </a:cxn>
+                                    <a:cxn ang="0">
+                                      <a:pos x="T32" y="T33"/>
+                                    </a:cxn>
+                                    <a:cxn ang="0">
+                                      <a:pos x="T34" y="T35"/>
+                                    </a:cxn>
+                                    <a:cxn ang="0">
+                                      <a:pos x="T36" y="T37"/>
+                                    </a:cxn>
+                                    <a:cxn ang="0">
+                                      <a:pos x="T38" y="T39"/>
+                                    </a:cxn>
+                                    <a:cxn ang="0">
+                                      <a:pos x="T40" y="T41"/>
+                                    </a:cxn>
+                                    <a:cxn ang="0">
+                                      <a:pos x="T42" y="T43"/>
+                                    </a:cxn>
+                                    <a:cxn ang="0">
+                                      <a:pos x="T44" y="T45"/>
+                                    </a:cxn>
+                                    <a:cxn ang="0">
+                                      <a:pos x="T46" y="T47"/>
+                                    </a:cxn>
+                                    <a:cxn ang="0">
+                                      <a:pos x="T48" y="T49"/>
+                                    </a:cxn>
+                                    <a:cxn ang="0">
+                                      <a:pos x="T50" y="T51"/>
+                                    </a:cxn>
+                                    <a:cxn ang="0">
+                                      <a:pos x="T52" y="T53"/>
+                                    </a:cxn>
+                                    <a:cxn ang="0">
+                                      <a:pos x="T54" y="T55"/>
+                                    </a:cxn>
+                                    <a:cxn ang="0">
+                                      <a:pos x="T56" y="T57"/>
+                                    </a:cxn>
+                                    <a:cxn ang="0">
+                                      <a:pos x="T58" y="T59"/>
+                                    </a:cxn>
+                                    <a:cxn ang="0">
+                                      <a:pos x="T60" y="T61"/>
+                                    </a:cxn>
+                                    <a:cxn ang="0">
+                                      <a:pos x="T62" y="T63"/>
+                                    </a:cxn>
+                                  </a:cxnLst>
+                                  <a:rect l="0" t="0" r="r" b="b"/>
+                                  <a:pathLst>
+                                    <a:path w="372" h="393">
+                                      <a:moveTo>
+                                        <a:pt x="370" y="162"/>
+                                      </a:moveTo>
+                                      <a:lnTo>
+                                        <a:pt x="361" y="199"/>
+                                      </a:lnTo>
+                                      <a:lnTo>
+                                        <a:pt x="346" y="234"/>
+                                      </a:lnTo>
+                                      <a:lnTo>
+                                        <a:pt x="324" y="266"/>
+                                      </a:lnTo>
+                                      <a:lnTo>
+                                        <a:pt x="298" y="297"/>
+                                      </a:lnTo>
+                                      <a:lnTo>
+                                        <a:pt x="266" y="327"/>
+                                      </a:lnTo>
+                                      <a:lnTo>
+                                        <a:pt x="225" y="356"/>
+                                      </a:lnTo>
+                                      <a:lnTo>
+                                        <a:pt x="184" y="377"/>
+                                      </a:lnTo>
+                                      <a:lnTo>
+                                        <a:pt x="143" y="389"/>
+                                      </a:lnTo>
+                                      <a:lnTo>
+                                        <a:pt x="103" y="393"/>
+                                      </a:lnTo>
+                                      <a:lnTo>
+                                        <a:pt x="76" y="391"/>
+                                      </a:lnTo>
+                                      <a:lnTo>
+                                        <a:pt x="53" y="383"/>
+                                      </a:lnTo>
+                                      <a:lnTo>
+                                        <a:pt x="33" y="370"/>
+                                      </a:lnTo>
+                                      <a:lnTo>
+                                        <a:pt x="18" y="356"/>
+                                      </a:lnTo>
+                                      <a:lnTo>
+                                        <a:pt x="8" y="337"/>
+                                      </a:lnTo>
+                                      <a:lnTo>
+                                        <a:pt x="1" y="316"/>
+                                      </a:lnTo>
+                                      <a:lnTo>
+                                        <a:pt x="0" y="293"/>
+                                      </a:lnTo>
+                                      <a:lnTo>
+                                        <a:pt x="4" y="251"/>
+                                      </a:lnTo>
+                                      <a:lnTo>
+                                        <a:pt x="15" y="211"/>
+                                      </a:lnTo>
+                                      <a:lnTo>
+                                        <a:pt x="34" y="172"/>
+                                      </a:lnTo>
+                                      <a:lnTo>
+                                        <a:pt x="60" y="132"/>
+                                      </a:lnTo>
+                                      <a:lnTo>
+                                        <a:pt x="94" y="94"/>
+                                      </a:lnTo>
+                                      <a:lnTo>
+                                        <a:pt x="131" y="61"/>
+                                      </a:lnTo>
+                                      <a:lnTo>
+                                        <a:pt x="170" y="34"/>
+                                      </a:lnTo>
+                                      <a:lnTo>
+                                        <a:pt x="210" y="15"/>
+                                      </a:lnTo>
+                                      <a:lnTo>
+                                        <a:pt x="251" y="4"/>
+                                      </a:lnTo>
+                                      <a:lnTo>
+                                        <a:pt x="291" y="0"/>
+                                      </a:lnTo>
+                                      <a:lnTo>
+                                        <a:pt x="316" y="2"/>
+                                      </a:lnTo>
+                                      <a:lnTo>
+                                        <a:pt x="336" y="9"/>
+                                      </a:lnTo>
+                                      <a:lnTo>
+                                        <a:pt x="353" y="20"/>
+                                      </a:lnTo>
+                                      <a:lnTo>
+                                        <a:pt x="364" y="35"/>
+                                      </a:lnTo>
+                                      <a:lnTo>
+                                        <a:pt x="369" y="55"/>
+                                      </a:lnTo>
+                                      <a:lnTo>
+                                        <a:pt x="372" y="80"/>
+                                      </a:lnTo>
+                                      <a:lnTo>
+                                        <a:pt x="89" y="163"/>
+                                      </a:lnTo>
+                                      <a:lnTo>
+                                        <a:pt x="84" y="185"/>
+                                      </a:lnTo>
+                                      <a:lnTo>
+                                        <a:pt x="82" y="203"/>
+                                      </a:lnTo>
+                                      <a:lnTo>
+                                        <a:pt x="80" y="216"/>
+                                      </a:lnTo>
+                                      <a:lnTo>
+                                        <a:pt x="83" y="242"/>
+                                      </a:lnTo>
+                                      <a:lnTo>
+                                        <a:pt x="93" y="264"/>
+                                      </a:lnTo>
+                                      <a:lnTo>
+                                        <a:pt x="109" y="280"/>
+                                      </a:lnTo>
+                                      <a:lnTo>
+                                        <a:pt x="127" y="291"/>
+                                      </a:lnTo>
+                                      <a:lnTo>
+                                        <a:pt x="146" y="297"/>
+                                      </a:lnTo>
+                                      <a:lnTo>
+                                        <a:pt x="167" y="299"/>
+                                      </a:lnTo>
+                                      <a:lnTo>
+                                        <a:pt x="206" y="295"/>
+                                      </a:lnTo>
+                                      <a:lnTo>
+                                        <a:pt x="242" y="282"/>
+                                      </a:lnTo>
+                                      <a:lnTo>
+                                        <a:pt x="278" y="261"/>
+                                      </a:lnTo>
+                                      <a:lnTo>
+                                        <a:pt x="309" y="232"/>
+                                      </a:lnTo>
+                                      <a:lnTo>
+                                        <a:pt x="335" y="199"/>
+                                      </a:lnTo>
+                                      <a:lnTo>
+                                        <a:pt x="355" y="158"/>
+                                      </a:lnTo>
+                                      <a:lnTo>
+                                        <a:pt x="370" y="162"/>
+                                      </a:lnTo>
+                                      <a:close/>
+                                      <a:moveTo>
+                                        <a:pt x="278" y="80"/>
+                                      </a:moveTo>
+                                      <a:lnTo>
+                                        <a:pt x="276" y="63"/>
+                                      </a:lnTo>
+                                      <a:lnTo>
+                                        <a:pt x="271" y="50"/>
+                                      </a:lnTo>
+                                      <a:lnTo>
+                                        <a:pt x="263" y="40"/>
+                                      </a:lnTo>
+                                      <a:lnTo>
+                                        <a:pt x="249" y="34"/>
+                                      </a:lnTo>
+                                      <a:lnTo>
+                                        <a:pt x="233" y="32"/>
+                                      </a:lnTo>
+                                      <a:lnTo>
+                                        <a:pt x="206" y="36"/>
+                                      </a:lnTo>
+                                      <a:lnTo>
+                                        <a:pt x="178" y="47"/>
+                                      </a:lnTo>
+                                      <a:lnTo>
+                                        <a:pt x="153" y="65"/>
+                                      </a:lnTo>
+                                      <a:lnTo>
+                                        <a:pt x="128" y="88"/>
+                                      </a:lnTo>
+                                      <a:lnTo>
+                                        <a:pt x="109" y="113"/>
+                                      </a:lnTo>
+                                      <a:lnTo>
+                                        <a:pt x="95" y="142"/>
+                                      </a:lnTo>
+                                      <a:lnTo>
+                                        <a:pt x="278" y="86"/>
+                                      </a:lnTo>
+                                      <a:lnTo>
+                                        <a:pt x="278" y="80"/>
+                                      </a:lnTo>
+                                      <a:close/>
+                                    </a:path>
+                                  </a:pathLst>
+                                </a:custGeom>
+                                <a:solidFill>
+                                  <a:srgbClr val="FA1A56"/>
+                                </a:solidFill>
+                                <a:ln w="0">
+                                  <a:solidFill>
+                                    <a:srgbClr val="FA1A56"/>
+                                  </a:solidFill>
+                                  <a:round/>
+                                  <a:headEnd/>
+                                  <a:tailEnd/>
+                                </a:ln>
+                              </wps:spPr>
+                              <wps:bodyPr rot="0" vert="horz" wrap="square" lIns="91440" tIns="45720" rIns="91440" bIns="45720" anchor="t" anchorCtr="0" upright="1">
+                                <a:noAutofit/>
+                              </wps:bodyPr>
+                            </wps:wsp>
+                            <wps:wsp>
+                              <wps:cNvPr id="14" name="Freeform 6"/>
+                              <wps:cNvSpPr>
+                                <a:spLocks/>
+                              </wps:cNvSpPr>
+                              <wps:spPr bwMode="auto">
+                                <a:xfrm>
+                                  <a:off x="250190" y="99060"/>
+                                  <a:ext cx="326390" cy="307975"/>
+                                </a:xfrm>
+                                <a:custGeom>
+                                  <a:avLst/>
+                                  <a:gdLst>
+                                    <a:gd name="T0" fmla="*/ 401 w 514"/>
+                                    <a:gd name="T1" fmla="*/ 155 h 485"/>
+                                    <a:gd name="T2" fmla="*/ 371 w 514"/>
+                                    <a:gd name="T3" fmla="*/ 111 h 485"/>
+                                    <a:gd name="T4" fmla="*/ 322 w 514"/>
+                                    <a:gd name="T5" fmla="*/ 82 h 485"/>
+                                    <a:gd name="T6" fmla="*/ 258 w 514"/>
+                                    <a:gd name="T7" fmla="*/ 73 h 485"/>
+                                    <a:gd name="T8" fmla="*/ 202 w 514"/>
+                                    <a:gd name="T9" fmla="*/ 81 h 485"/>
+                                    <a:gd name="T10" fmla="*/ 156 w 514"/>
+                                    <a:gd name="T11" fmla="*/ 108 h 485"/>
+                                    <a:gd name="T12" fmla="*/ 122 w 514"/>
+                                    <a:gd name="T13" fmla="*/ 152 h 485"/>
+                                    <a:gd name="T14" fmla="*/ 104 w 514"/>
+                                    <a:gd name="T15" fmla="*/ 215 h 485"/>
+                                    <a:gd name="T16" fmla="*/ 104 w 514"/>
+                                    <a:gd name="T17" fmla="*/ 286 h 485"/>
+                                    <a:gd name="T18" fmla="*/ 128 w 514"/>
+                                    <a:gd name="T19" fmla="*/ 346 h 485"/>
+                                    <a:gd name="T20" fmla="*/ 171 w 514"/>
+                                    <a:gd name="T21" fmla="*/ 389 h 485"/>
+                                    <a:gd name="T22" fmla="*/ 231 w 514"/>
+                                    <a:gd name="T23" fmla="*/ 412 h 485"/>
+                                    <a:gd name="T24" fmla="*/ 296 w 514"/>
+                                    <a:gd name="T25" fmla="*/ 414 h 485"/>
+                                    <a:gd name="T26" fmla="*/ 345 w 514"/>
+                                    <a:gd name="T27" fmla="*/ 396 h 485"/>
+                                    <a:gd name="T28" fmla="*/ 379 w 514"/>
+                                    <a:gd name="T29" fmla="*/ 368 h 485"/>
+                                    <a:gd name="T30" fmla="*/ 398 w 514"/>
+                                    <a:gd name="T31" fmla="*/ 332 h 485"/>
+                                    <a:gd name="T32" fmla="*/ 408 w 514"/>
+                                    <a:gd name="T33" fmla="*/ 299 h 485"/>
+                                    <a:gd name="T34" fmla="*/ 510 w 514"/>
+                                    <a:gd name="T35" fmla="*/ 322 h 485"/>
+                                    <a:gd name="T36" fmla="*/ 494 w 514"/>
+                                    <a:gd name="T37" fmla="*/ 366 h 485"/>
+                                    <a:gd name="T38" fmla="*/ 467 w 514"/>
+                                    <a:gd name="T39" fmla="*/ 408 h 485"/>
+                                    <a:gd name="T40" fmla="*/ 426 w 514"/>
+                                    <a:gd name="T41" fmla="*/ 445 h 485"/>
+                                    <a:gd name="T42" fmla="*/ 369 w 514"/>
+                                    <a:gd name="T43" fmla="*/ 472 h 485"/>
+                                    <a:gd name="T44" fmla="*/ 296 w 514"/>
+                                    <a:gd name="T45" fmla="*/ 485 h 485"/>
+                                    <a:gd name="T46" fmla="*/ 204 w 514"/>
+                                    <a:gd name="T47" fmla="*/ 485 h 485"/>
+                                    <a:gd name="T48" fmla="*/ 130 w 514"/>
+                                    <a:gd name="T49" fmla="*/ 465 h 485"/>
+                                    <a:gd name="T50" fmla="*/ 73 w 514"/>
+                                    <a:gd name="T51" fmla="*/ 427 h 485"/>
+                                    <a:gd name="T52" fmla="*/ 32 w 514"/>
+                                    <a:gd name="T53" fmla="*/ 374 h 485"/>
+                                    <a:gd name="T54" fmla="*/ 8 w 514"/>
+                                    <a:gd name="T55" fmla="*/ 312 h 485"/>
+                                    <a:gd name="T56" fmla="*/ 0 w 514"/>
+                                    <a:gd name="T57" fmla="*/ 243 h 485"/>
+                                    <a:gd name="T58" fmla="*/ 6 w 514"/>
+                                    <a:gd name="T59" fmla="*/ 181 h 485"/>
+                                    <a:gd name="T60" fmla="*/ 27 w 514"/>
+                                    <a:gd name="T61" fmla="*/ 123 h 485"/>
+                                    <a:gd name="T62" fmla="*/ 61 w 514"/>
+                                    <a:gd name="T63" fmla="*/ 73 h 485"/>
+                                    <a:gd name="T64" fmla="*/ 111 w 514"/>
+                                    <a:gd name="T65" fmla="*/ 33 h 485"/>
+                                    <a:gd name="T66" fmla="*/ 177 w 514"/>
+                                    <a:gd name="T67" fmla="*/ 9 h 485"/>
+                                    <a:gd name="T68" fmla="*/ 260 w 514"/>
+                                    <a:gd name="T69" fmla="*/ 0 h 485"/>
+                                    <a:gd name="T70" fmla="*/ 347 w 514"/>
+                                    <a:gd name="T71" fmla="*/ 9 h 485"/>
+                                    <a:gd name="T72" fmla="*/ 416 w 514"/>
+                                    <a:gd name="T73" fmla="*/ 36 h 485"/>
+                                    <a:gd name="T74" fmla="*/ 467 w 514"/>
+                                    <a:gd name="T75" fmla="*/ 75 h 485"/>
+                                    <a:gd name="T76" fmla="*/ 499 w 514"/>
+                                    <a:gd name="T77" fmla="*/ 125 h 485"/>
+                                    <a:gd name="T78" fmla="*/ 514 w 514"/>
+                                    <a:gd name="T79" fmla="*/ 184 h 485"/>
+                                    <a:gd name="T80" fmla="*/ 408 w 514"/>
+                                    <a:gd name="T81" fmla="*/ 184 h 485"/>
+                                  </a:gdLst>
+                                  <a:ahLst/>
+                                  <a:cxnLst>
+                                    <a:cxn ang="0">
+                                      <a:pos x="T0" y="T1"/>
+                                    </a:cxn>
+                                    <a:cxn ang="0">
+                                      <a:pos x="T2" y="T3"/>
+                                    </a:cxn>
+                                    <a:cxn ang="0">
+                                      <a:pos x="T4" y="T5"/>
+                                    </a:cxn>
+                                    <a:cxn ang="0">
+                                      <a:pos x="T6" y="T7"/>
+                                    </a:cxn>
+                                    <a:cxn ang="0">
+                                      <a:pos x="T8" y="T9"/>
+                                    </a:cxn>
+                                    <a:cxn ang="0">
+                                      <a:pos x="T10" y="T11"/>
+                                    </a:cxn>
+                                    <a:cxn ang="0">
+                                      <a:pos x="T12" y="T13"/>
+                                    </a:cxn>
+                                    <a:cxn ang="0">
+                                      <a:pos x="T14" y="T15"/>
+                                    </a:cxn>
+                                    <a:cxn ang="0">
+                                      <a:pos x="T16" y="T17"/>
+                                    </a:cxn>
+                                    <a:cxn ang="0">
+                                      <a:pos x="T18" y="T19"/>
+                                    </a:cxn>
+                                    <a:cxn ang="0">
+                                      <a:pos x="T20" y="T21"/>
+                                    </a:cxn>
+                                    <a:cxn ang="0">
+                                      <a:pos x="T22" y="T23"/>
+                                    </a:cxn>
+                                    <a:cxn ang="0">
+                                      <a:pos x="T24" y="T25"/>
+                                    </a:cxn>
+                                    <a:cxn ang="0">
+                                      <a:pos x="T26" y="T27"/>
+                                    </a:cxn>
+                                    <a:cxn ang="0">
+                                      <a:pos x="T28" y="T29"/>
+                                    </a:cxn>
+                                    <a:cxn ang="0">
+                                      <a:pos x="T30" y="T31"/>
+                                    </a:cxn>
+                                    <a:cxn ang="0">
+                                      <a:pos x="T32" y="T33"/>
+                                    </a:cxn>
+                                    <a:cxn ang="0">
+                                      <a:pos x="T34" y="T35"/>
+                                    </a:cxn>
+                                    <a:cxn ang="0">
+                                      <a:pos x="T36" y="T37"/>
+                                    </a:cxn>
+                                    <a:cxn ang="0">
+                                      <a:pos x="T38" y="T39"/>
+                                    </a:cxn>
+                                    <a:cxn ang="0">
+                                      <a:pos x="T40" y="T41"/>
+                                    </a:cxn>
+                                    <a:cxn ang="0">
+                                      <a:pos x="T42" y="T43"/>
+                                    </a:cxn>
+                                    <a:cxn ang="0">
+                                      <a:pos x="T44" y="T45"/>
+                                    </a:cxn>
+                                    <a:cxn ang="0">
+                                      <a:pos x="T46" y="T47"/>
+                                    </a:cxn>
+                                    <a:cxn ang="0">
+                                      <a:pos x="T48" y="T49"/>
+                                    </a:cxn>
+                                    <a:cxn ang="0">
+                                      <a:pos x="T50" y="T51"/>
+                                    </a:cxn>
+                                    <a:cxn ang="0">
+                                      <a:pos x="T52" y="T53"/>
+                                    </a:cxn>
+                                    <a:cxn ang="0">
+                                      <a:pos x="T54" y="T55"/>
+                                    </a:cxn>
+                                    <a:cxn ang="0">
+                                      <a:pos x="T56" y="T57"/>
+                                    </a:cxn>
+                                    <a:cxn ang="0">
+                                      <a:pos x="T58" y="T59"/>
+                                    </a:cxn>
+                                    <a:cxn ang="0">
+                                      <a:pos x="T60" y="T61"/>
+                                    </a:cxn>
+                                    <a:cxn ang="0">
+                                      <a:pos x="T62" y="T63"/>
+                                    </a:cxn>
+                                    <a:cxn ang="0">
+                                      <a:pos x="T64" y="T65"/>
+                                    </a:cxn>
+                                    <a:cxn ang="0">
+                                      <a:pos x="T66" y="T67"/>
+                                    </a:cxn>
+                                    <a:cxn ang="0">
+                                      <a:pos x="T68" y="T69"/>
+                                    </a:cxn>
+                                    <a:cxn ang="0">
+                                      <a:pos x="T70" y="T71"/>
+                                    </a:cxn>
+                                    <a:cxn ang="0">
+                                      <a:pos x="T72" y="T73"/>
+                                    </a:cxn>
+                                    <a:cxn ang="0">
+                                      <a:pos x="T74" y="T75"/>
+                                    </a:cxn>
+                                    <a:cxn ang="0">
+                                      <a:pos x="T76" y="T77"/>
+                                    </a:cxn>
+                                    <a:cxn ang="0">
+                                      <a:pos x="T78" y="T79"/>
+                                    </a:cxn>
+                                    <a:cxn ang="0">
+                                      <a:pos x="T80" y="T81"/>
+                                    </a:cxn>
+                                  </a:cxnLst>
+                                  <a:rect l="0" t="0" r="r" b="b"/>
+                                  <a:pathLst>
+                                    <a:path w="514" h="485">
+                                      <a:moveTo>
+                                        <a:pt x="408" y="184"/>
+                                      </a:moveTo>
+                                      <a:lnTo>
+                                        <a:pt x="401" y="155"/>
+                                      </a:lnTo>
+                                      <a:lnTo>
+                                        <a:pt x="389" y="131"/>
+                                      </a:lnTo>
+                                      <a:lnTo>
+                                        <a:pt x="371" y="111"/>
+                                      </a:lnTo>
+                                      <a:lnTo>
+                                        <a:pt x="349" y="94"/>
+                                      </a:lnTo>
+                                      <a:lnTo>
+                                        <a:pt x="322" y="82"/>
+                                      </a:lnTo>
+                                      <a:lnTo>
+                                        <a:pt x="292" y="74"/>
+                                      </a:lnTo>
+                                      <a:lnTo>
+                                        <a:pt x="258" y="73"/>
+                                      </a:lnTo>
+                                      <a:lnTo>
+                                        <a:pt x="230" y="74"/>
+                                      </a:lnTo>
+                                      <a:lnTo>
+                                        <a:pt x="202" y="81"/>
+                                      </a:lnTo>
+                                      <a:lnTo>
+                                        <a:pt x="178" y="92"/>
+                                      </a:lnTo>
+                                      <a:lnTo>
+                                        <a:pt x="156" y="108"/>
+                                      </a:lnTo>
+                                      <a:lnTo>
+                                        <a:pt x="137" y="128"/>
+                                      </a:lnTo>
+                                      <a:lnTo>
+                                        <a:pt x="122" y="152"/>
+                                      </a:lnTo>
+                                      <a:lnTo>
+                                        <a:pt x="111" y="181"/>
+                                      </a:lnTo>
+                                      <a:lnTo>
+                                        <a:pt x="104" y="215"/>
+                                      </a:lnTo>
+                                      <a:lnTo>
+                                        <a:pt x="102" y="253"/>
+                                      </a:lnTo>
+                                      <a:lnTo>
+                                        <a:pt x="104" y="286"/>
+                                      </a:lnTo>
+                                      <a:lnTo>
+                                        <a:pt x="114" y="319"/>
+                                      </a:lnTo>
+                                      <a:lnTo>
+                                        <a:pt x="128" y="346"/>
+                                      </a:lnTo>
+                                      <a:lnTo>
+                                        <a:pt x="147" y="370"/>
+                                      </a:lnTo>
+                                      <a:lnTo>
+                                        <a:pt x="171" y="389"/>
+                                      </a:lnTo>
+                                      <a:lnTo>
+                                        <a:pt x="198" y="404"/>
+                                      </a:lnTo>
+                                      <a:lnTo>
+                                        <a:pt x="231" y="412"/>
+                                      </a:lnTo>
+                                      <a:lnTo>
+                                        <a:pt x="265" y="415"/>
+                                      </a:lnTo>
+                                      <a:lnTo>
+                                        <a:pt x="296" y="414"/>
+                                      </a:lnTo>
+                                      <a:lnTo>
+                                        <a:pt x="324" y="407"/>
+                                      </a:lnTo>
+                                      <a:lnTo>
+                                        <a:pt x="345" y="396"/>
+                                      </a:lnTo>
+                                      <a:lnTo>
+                                        <a:pt x="364" y="382"/>
+                                      </a:lnTo>
+                                      <a:lnTo>
+                                        <a:pt x="379" y="368"/>
+                                      </a:lnTo>
+                                      <a:lnTo>
+                                        <a:pt x="390" y="350"/>
+                                      </a:lnTo>
+                                      <a:lnTo>
+                                        <a:pt x="398" y="332"/>
+                                      </a:lnTo>
+                                      <a:lnTo>
+                                        <a:pt x="405" y="315"/>
+                                      </a:lnTo>
+                                      <a:lnTo>
+                                        <a:pt x="408" y="299"/>
+                                      </a:lnTo>
+                                      <a:lnTo>
+                                        <a:pt x="514" y="299"/>
+                                      </a:lnTo>
+                                      <a:lnTo>
+                                        <a:pt x="510" y="322"/>
+                                      </a:lnTo>
+                                      <a:lnTo>
+                                        <a:pt x="503" y="345"/>
+                                      </a:lnTo>
+                                      <a:lnTo>
+                                        <a:pt x="494" y="366"/>
+                                      </a:lnTo>
+                                      <a:lnTo>
+                                        <a:pt x="482" y="388"/>
+                                      </a:lnTo>
+                                      <a:lnTo>
+                                        <a:pt x="467" y="408"/>
+                                      </a:lnTo>
+                                      <a:lnTo>
+                                        <a:pt x="447" y="427"/>
+                                      </a:lnTo>
+                                      <a:lnTo>
+                                        <a:pt x="426" y="445"/>
+                                      </a:lnTo>
+                                      <a:lnTo>
+                                        <a:pt x="400" y="460"/>
+                                      </a:lnTo>
+                                      <a:lnTo>
+                                        <a:pt x="369" y="472"/>
+                                      </a:lnTo>
+                                      <a:lnTo>
+                                        <a:pt x="333" y="480"/>
+                                      </a:lnTo>
+                                      <a:lnTo>
+                                        <a:pt x="296" y="485"/>
+                                      </a:lnTo>
+                                      <a:lnTo>
+                                        <a:pt x="209" y="485"/>
+                                      </a:lnTo>
+                                      <a:lnTo>
+                                        <a:pt x="204" y="485"/>
+                                      </a:lnTo>
+                                      <a:lnTo>
+                                        <a:pt x="166" y="477"/>
+                                      </a:lnTo>
+                                      <a:lnTo>
+                                        <a:pt x="130" y="465"/>
+                                      </a:lnTo>
+                                      <a:lnTo>
+                                        <a:pt x="99" y="447"/>
+                                      </a:lnTo>
+                                      <a:lnTo>
+                                        <a:pt x="73" y="427"/>
+                                      </a:lnTo>
+                                      <a:lnTo>
+                                        <a:pt x="50" y="403"/>
+                                      </a:lnTo>
+                                      <a:lnTo>
+                                        <a:pt x="32" y="374"/>
+                                      </a:lnTo>
+                                      <a:lnTo>
+                                        <a:pt x="17" y="345"/>
+                                      </a:lnTo>
+                                      <a:lnTo>
+                                        <a:pt x="8" y="312"/>
+                                      </a:lnTo>
+                                      <a:lnTo>
+                                        <a:pt x="2" y="278"/>
+                                      </a:lnTo>
+                                      <a:lnTo>
+                                        <a:pt x="0" y="243"/>
+                                      </a:lnTo>
+                                      <a:lnTo>
+                                        <a:pt x="1" y="212"/>
+                                      </a:lnTo>
+                                      <a:lnTo>
+                                        <a:pt x="6" y="181"/>
+                                      </a:lnTo>
+                                      <a:lnTo>
+                                        <a:pt x="14" y="151"/>
+                                      </a:lnTo>
+                                      <a:lnTo>
+                                        <a:pt x="27" y="123"/>
+                                      </a:lnTo>
+                                      <a:lnTo>
+                                        <a:pt x="42" y="97"/>
+                                      </a:lnTo>
+                                      <a:lnTo>
+                                        <a:pt x="61" y="73"/>
+                                      </a:lnTo>
+                                      <a:lnTo>
+                                        <a:pt x="84" y="52"/>
+                                      </a:lnTo>
+                                      <a:lnTo>
+                                        <a:pt x="111" y="33"/>
+                                      </a:lnTo>
+                                      <a:lnTo>
+                                        <a:pt x="142" y="20"/>
+                                      </a:lnTo>
+                                      <a:lnTo>
+                                        <a:pt x="177" y="9"/>
+                                      </a:lnTo>
+                                      <a:lnTo>
+                                        <a:pt x="216" y="2"/>
+                                      </a:lnTo>
+                                      <a:lnTo>
+                                        <a:pt x="260" y="0"/>
+                                      </a:lnTo>
+                                      <a:lnTo>
+                                        <a:pt x="306" y="2"/>
+                                      </a:lnTo>
+                                      <a:lnTo>
+                                        <a:pt x="347" y="9"/>
+                                      </a:lnTo>
+                                      <a:lnTo>
+                                        <a:pt x="383" y="20"/>
+                                      </a:lnTo>
+                                      <a:lnTo>
+                                        <a:pt x="416" y="36"/>
+                                      </a:lnTo>
+                                      <a:lnTo>
+                                        <a:pt x="443" y="54"/>
+                                      </a:lnTo>
+                                      <a:lnTo>
+                                        <a:pt x="467" y="75"/>
+                                      </a:lnTo>
+                                      <a:lnTo>
+                                        <a:pt x="484" y="100"/>
+                                      </a:lnTo>
+                                      <a:lnTo>
+                                        <a:pt x="499" y="125"/>
+                                      </a:lnTo>
+                                      <a:lnTo>
+                                        <a:pt x="509" y="154"/>
+                                      </a:lnTo>
+                                      <a:lnTo>
+                                        <a:pt x="514" y="184"/>
+                                      </a:lnTo>
+                                      <a:lnTo>
+                                        <a:pt x="408" y="184"/>
+                                      </a:lnTo>
+                                      <a:close/>
+                                    </a:path>
+                                  </a:pathLst>
+                                </a:custGeom>
+                                <a:solidFill>
+                                  <a:srgbClr val="000000"/>
+                                </a:solidFill>
+                                <a:ln w="0">
+                                  <a:solidFill>
+                                    <a:srgbClr val="000000"/>
+                                  </a:solidFill>
+                                  <a:round/>
+                                  <a:headEnd/>
+                                  <a:tailEnd/>
+                                </a:ln>
+                              </wps:spPr>
+                              <wps:bodyPr rot="0" vert="horz" wrap="square" lIns="91440" tIns="45720" rIns="91440" bIns="45720" anchor="t" anchorCtr="0" upright="1">
+                                <a:noAutofit/>
+                              </wps:bodyPr>
+                            </wps:wsp>
+                            <wps:wsp>
+                              <wps:cNvPr id="15" name="Freeform 7"/>
+                              <wps:cNvSpPr>
+                                <a:spLocks/>
+                              </wps:cNvSpPr>
+                              <wps:spPr bwMode="auto">
+                                <a:xfrm>
+                                  <a:off x="626745" y="114300"/>
+                                  <a:ext cx="307340" cy="292735"/>
+                                </a:xfrm>
+                                <a:custGeom>
+                                  <a:avLst/>
+                                  <a:gdLst>
+                                    <a:gd name="T0" fmla="*/ 0 w 484"/>
+                                    <a:gd name="T1" fmla="*/ 0 h 461"/>
+                                    <a:gd name="T2" fmla="*/ 98 w 484"/>
+                                    <a:gd name="T3" fmla="*/ 0 h 461"/>
+                                    <a:gd name="T4" fmla="*/ 98 w 484"/>
+                                    <a:gd name="T5" fmla="*/ 180 h 461"/>
+                                    <a:gd name="T6" fmla="*/ 387 w 484"/>
+                                    <a:gd name="T7" fmla="*/ 180 h 461"/>
+                                    <a:gd name="T8" fmla="*/ 387 w 484"/>
+                                    <a:gd name="T9" fmla="*/ 0 h 461"/>
+                                    <a:gd name="T10" fmla="*/ 484 w 484"/>
+                                    <a:gd name="T11" fmla="*/ 0 h 461"/>
+                                    <a:gd name="T12" fmla="*/ 484 w 484"/>
+                                    <a:gd name="T13" fmla="*/ 461 h 461"/>
+                                    <a:gd name="T14" fmla="*/ 387 w 484"/>
+                                    <a:gd name="T15" fmla="*/ 461 h 461"/>
+                                    <a:gd name="T16" fmla="*/ 387 w 484"/>
+                                    <a:gd name="T17" fmla="*/ 252 h 461"/>
+                                    <a:gd name="T18" fmla="*/ 98 w 484"/>
+                                    <a:gd name="T19" fmla="*/ 252 h 461"/>
+                                    <a:gd name="T20" fmla="*/ 98 w 484"/>
+                                    <a:gd name="T21" fmla="*/ 461 h 461"/>
+                                    <a:gd name="T22" fmla="*/ 0 w 484"/>
+                                    <a:gd name="T23" fmla="*/ 461 h 461"/>
+                                    <a:gd name="T24" fmla="*/ 0 w 484"/>
+                                    <a:gd name="T25" fmla="*/ 0 h 461"/>
+                                    <a:gd name="T26" fmla="*/ 0 w 484"/>
+                                    <a:gd name="T27" fmla="*/ 0 h 461"/>
+                                  </a:gdLst>
+                                  <a:ahLst/>
+                                  <a:cxnLst>
+                                    <a:cxn ang="0">
+                                      <a:pos x="T0" y="T1"/>
+                                    </a:cxn>
+                                    <a:cxn ang="0">
+                                      <a:pos x="T2" y="T3"/>
+                                    </a:cxn>
+                                    <a:cxn ang="0">
+                                      <a:pos x="T4" y="T5"/>
+                                    </a:cxn>
+                                    <a:cxn ang="0">
+                                      <a:pos x="T6" y="T7"/>
+                                    </a:cxn>
+                                    <a:cxn ang="0">
+                                      <a:pos x="T8" y="T9"/>
+                                    </a:cxn>
+                                    <a:cxn ang="0">
+                                      <a:pos x="T10" y="T11"/>
+                                    </a:cxn>
+                                    <a:cxn ang="0">
+                                      <a:pos x="T12" y="T13"/>
+                                    </a:cxn>
+                                    <a:cxn ang="0">
+                                      <a:pos x="T14" y="T15"/>
+                                    </a:cxn>
+                                    <a:cxn ang="0">
+                                      <a:pos x="T16" y="T17"/>
+                                    </a:cxn>
+                                    <a:cxn ang="0">
+                                      <a:pos x="T18" y="T19"/>
+                                    </a:cxn>
+                                    <a:cxn ang="0">
+                                      <a:pos x="T20" y="T21"/>
+                                    </a:cxn>
+                                    <a:cxn ang="0">
+                                      <a:pos x="T22" y="T23"/>
+                                    </a:cxn>
+                                    <a:cxn ang="0">
+                                      <a:pos x="T24" y="T25"/>
+                                    </a:cxn>
+                                    <a:cxn ang="0">
+                                      <a:pos x="T26" y="T27"/>
+                                    </a:cxn>
+                                  </a:cxnLst>
+                                  <a:rect l="0" t="0" r="r" b="b"/>
+                                  <a:pathLst>
+                                    <a:path w="484" h="461">
+                                      <a:moveTo>
+                                        <a:pt x="0" y="0"/>
+                                      </a:moveTo>
+                                      <a:lnTo>
+                                        <a:pt x="98" y="0"/>
+                                      </a:lnTo>
+                                      <a:lnTo>
+                                        <a:pt x="98" y="180"/>
+                                      </a:lnTo>
+                                      <a:lnTo>
+                                        <a:pt x="387" y="180"/>
+                                      </a:lnTo>
+                                      <a:lnTo>
+                                        <a:pt x="387" y="0"/>
+                                      </a:lnTo>
+                                      <a:lnTo>
+                                        <a:pt x="484" y="0"/>
+                                      </a:lnTo>
+                                      <a:lnTo>
+                                        <a:pt x="484" y="461"/>
+                                      </a:lnTo>
+                                      <a:lnTo>
+                                        <a:pt x="387" y="461"/>
+                                      </a:lnTo>
+                                      <a:lnTo>
+                                        <a:pt x="387" y="252"/>
+                                      </a:lnTo>
+                                      <a:lnTo>
+                                        <a:pt x="98" y="252"/>
+                                      </a:lnTo>
+                                      <a:lnTo>
+                                        <a:pt x="98" y="461"/>
+                                      </a:lnTo>
+                                      <a:lnTo>
+                                        <a:pt x="0" y="461"/>
+                                      </a:lnTo>
+                                      <a:lnTo>
+                                        <a:pt x="0" y="0"/>
+                                      </a:lnTo>
+                                      <a:close/>
+                                    </a:path>
+                                  </a:pathLst>
+                                </a:custGeom>
+                                <a:solidFill>
+                                  <a:srgbClr val="000000"/>
+                                </a:solidFill>
+                                <a:ln w="0">
+                                  <a:solidFill>
+                                    <a:srgbClr val="000000"/>
+                                  </a:solidFill>
+                                  <a:round/>
+                                  <a:headEnd/>
+                                  <a:tailEnd/>
+                                </a:ln>
+                              </wps:spPr>
+                              <wps:bodyPr rot="0" vert="horz" wrap="square" lIns="91440" tIns="45720" rIns="91440" bIns="45720" anchor="t" anchorCtr="0" upright="1">
+                                <a:noAutofit/>
+                              </wps:bodyPr>
+                            </wps:wsp>
+                          </wpc:wpc>
+                        </a:graphicData>
+                      </a:graphic>
+                      <wp14:sizeRelH relativeFrom="page">
+                        <wp14:pctWidth>0</wp14:pctWidth>
+                      </wp14:sizeRelH>
+                      <wp14:sizeRelV relativeFrom="page">
+                        <wp14:pctHeight>0</wp14:pctHeight>
+                      </wp14:sizeRelV>
+                    </wp:anchor>
+                  </w:drawing>
+                </mc:Choice>
+                <mc:Fallback>
+                  <w:pict>
+                    <v:group w14:anchorId="5D4A4636" id="Zeichenbereich 11" o:spid="_x0000_s1026" editas="canvas" style="position:absolute;margin-left:0;margin-top:0;width:73.8pt;height:32.2pt;z-index:251659264;mso-position-horizontal-relative:char;mso-position-vertical-relative:line" coordsize="9372,4089" o:gfxdata="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">
+                      <v:shapetype id="_x0000_t75" coordsize="21600,21600" o:spt="75" o:preferrelative="t" path="m@4@5l@4@11@9@11@9@5xe" filled="f" stroked="f">
+                        <v:stroke joinstyle="miter"/>
+                        <v:formulas>
+                          <v:f eqn="if lineDrawn pixelLineWidth 0"/>
+                          <v:f eqn="sum @0 1 0"/>
+                          <v:f eqn="sum 0 0 @1"/>
+                          <v:f eqn="prod @2 1 2"/>
+                          <v:f eqn="prod @3 21600 pixelWidth"/>
+                          <v:f eqn="prod @3 21600 pixelHeight"/>
+                          <v:f eqn="sum @0 0 1"/>
+                          <v:f eqn="prod @6 1 2"/>
+                          <v:f eqn="prod @7 21600 pixelWidth"/>
+                          <v:f eqn="sum @8 21600 0"/>
+                          <v:f eqn="prod @7 21600 pixelHeight"/>
+                          <v:f eqn="sum @10 21600 0"/>
+                        </v:formulas>
+                        <v:path o:extrusionok="f" gradientshapeok="t" o:connecttype="rect"/>
+                        <o:lock v:ext="edit" aspectratio="t"/>
+                      </v:shapetype>
+                      <v:shape id="_x0000_s1027" type="#_x0000_t75" style="position:absolute;width:9372;height:4089;visibility:visible;mso-wrap-style:square">
+                        <v:fill o:detectmouseclick="t"/>
+                        <v:path o:connecttype="none"/>
+                      </v:shape>
+                      <v:rect id="Rectangle 4" o:spid="_x0000_s1028" style="position:absolute;width:9372;height:4089;visibility:visible;mso-wrap-style:square;v-text-anchor:top" o:gfxdata="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" filled="f" stroked="f" strokeweight="0"/>
+                      <v:shape id="Freeform 5" o:spid="_x0000_s1029" style="position:absolute;top:19;width:2362;height:2495;visibility:visible;mso-wrap-style:square;v-text-anchor:top" coordsize="372,393" o:gfxdata="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" path="m370,162r-9,37l346,234r-22,32l298,297r-32,30l225,356r-41,21l143,389r-40,4l76,391,53,383,33,370,18,356,8,337,1,316,,293,4,251,15,211,34,172,60,132,94,94,131,61,170,34,210,15,251,4,291,r25,2l336,9r17,11l364,35r5,20l372,80,89,163r-5,22l82,203r-2,13l83,242r10,22l109,280r18,11l146,297r21,2l206,295r36,-13l278,261r31,-29l335,199r20,-41l370,162xm278,80l276,63,271,50,263,40,249,34,233,32r-27,4l178,47,153,65,128,88r-19,25l95,142,278,86r,-6xe" fillcolor="#fa1a56" strokecolor="#fa1a56" strokeweight="0">
+                        <v:path arrowok="t" o:connecttype="custom" o:connectlocs="229235,126365;205740,168910;168910,207645;116840,239395;65405,249555;33655,243205;11430,226060;635,200660;2540,159385;21590,109220;59690,59690;107950,21590;159385,2540;200660,1270;224155,12700;234315,34925;56515,103505;52070,128905;52705,153670;69215,177800;92710,188595;130810,187325;176530,165735;212725,126365;234950,102870;175260,40005;167005,25400;147955,20320;113030,29845;81280,55880;60325,90170;176530,50800" o:connectangles="0,0,0,0,0,0,0,0,0,0,0,0,0,0,0,0,0,0,0,0,0,0,0,0,0,0,0,0,0,0,0,0"/>
+                        <o:lock v:ext="edit" verticies="t"/>
+                      </v:shape>
+                      <v:shape id="Freeform 6" o:spid="_x0000_s1030" style="position:absolute;left:2501;top:990;width:3264;height:3080;visibility:visible;mso-wrap-style:square;v-text-anchor:top" coordsize="514,485" o:gfxdata="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" path="m408,184r-7,-29l389,131,371,111,349,94,322,82,292,74,258,73r-28,1l202,81,178,92r-22,16l137,128r-15,24l111,181r-7,34l102,253r2,33l114,319r14,27l147,370r24,19l198,404r33,8l265,415r31,-1l324,407r21,-11l364,382r15,-14l390,350r8,-18l405,315r3,-16l514,299r-4,23l503,345r-9,21l482,388r-15,20l447,427r-21,18l400,460r-31,12l333,480r-37,5l209,485r-5,l166,477,130,465,99,447,73,427,50,403,32,374,17,345,8,312,2,278,,243,1,212,6,181r8,-30l27,123,42,97,61,73,84,52,111,33,142,20,177,9,216,2,260,r46,2l347,9r36,11l416,36r27,18l467,75r17,25l499,125r10,29l514,184r-106,xe" fillcolor="black" strokeweight="0">
+                        <v:path arrowok="t" o:connecttype="custom" o:connectlocs="254635,98425;235585,70485;204470,52070;163830,46355;128270,51435;99060,68580;77470,96520;66040,136525;66040,181610;81280,219710;108585,247015;146685,261620;187960,262890;219075,251460;240665,233680;252730,210820;259080,189865;323850,204470;313690,232410;296545,259080;270510,282575;234315,299720;187960,307975;129540,307975;82550,295275;46355,271145;20320,237490;5080,198120;0,154305;3810,114935;17145,78105;38735,46355;70485,20955;112395,5715;165100,0;220345,5715;264160,22860;296545,47625;316865,79375;326390,116840;259080,116840" o:connectangles="0,0,0,0,0,0,0,0,0,0,0,0,0,0,0,0,0,0,0,0,0,0,0,0,0,0,0,0,0,0,0,0,0,0,0,0,0,0,0,0,0"/>
+                      </v:shape>
+                      <v:shape id="Freeform 7" o:spid="_x0000_s1031" style="position:absolute;left:6267;top:1143;width:3073;height:2927;visibility:visible;mso-wrap-style:square;v-text-anchor:top" coordsize="484,461" o:gfxdata="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" path="m,l98,r,180l387,180,387,r97,l484,461r-97,l387,252r-289,l98,461,,461,,xe" fillcolor="black" strokeweight="0">
+                        <v:path arrowok="t" o:connecttype="custom" o:connectlocs="0,0;62230,0;62230,114300;245745,114300;245745,0;307340,0;307340,292735;245745,292735;245745,160020;62230,160020;62230,292735;0,292735;0,0;0,0" o:connectangles="0,0,0,0,0,0,0,0,0,0,0,0,0,0"/>
+                      </v:shape>
+                      <w10:wrap anchory="line"/>
+                    </v:group>
+                  </w:pict>
+                </mc:Fallback>
+              </mc:AlternateContent>
+            </w:r>
+            <w:r>
+              <w:rPr>
+                <w:noProof/>
+                <w:lang w:eastAsia="de-CH"/>
+              </w:rPr>
+              <mc:AlternateContent>
+                <mc:Choice Requires="wps">
+                  <w:drawing>
+                    <wp:inline distT="0" distB="0" distL="0" distR="0" wp14:anchorId="04073A16" wp14:editId="244C03AF">
+                      <wp:extent cx="939165" cy="401320"/>
+                      <wp:effectExtent l="0" t="0" r="3810" b="0"/>
+                      <wp:docPr id="1" name="Rechteck 1"/>
+                      <wp:cNvGraphicFramePr>
+                        <a:graphicFrameLocks xmlns:a="http://schemas.openxmlformats.org/drawingml/2006/main" noChangeAspect="1"/>
+                      </wp:cNvGraphicFramePr>
+                      <a:graphic xmlns:a="http://schemas.openxmlformats.org/drawingml/2006/main">
+                        <a:graphicData uri="http://schemas.microsoft.com/office/word/2010/wordprocessingShape">
+                          <wps:wsp>
+                            <wps:cNvSpPr>
+                              <a:spLocks noChangeAspect="1" noChangeArrowheads="1"/>
+                            </wps:cNvSpPr>
+                            <wps:spPr bwMode="auto">
+                              <a:xfrm>
+                                <a:off x="0" y="0"/>
+                                <a:ext cx="939165" cy="401320"/>
+                              </a:xfrm>
+                              <a:prstGeom prst="rect">
+                                <a:avLst/>
+                              </a:prstGeom>
+                              <a:noFill/>
+                              <a:ln>
+                                <a:noFill/>
+                              </a:ln>
+                              <a:extLst>
+                                <a:ext uri="{909E8E84-426E-40DD-AFC4-6F175D3DCCD1}">
+                                  <a14:hiddenFill xmlns:a14="http://schemas.microsoft.com/office/drawing/2010/main">
+                                    <a:solidFill>
+                                      <a:srgbClr val="FFFFFF"/>
+                                    </a:solidFill>
+                                  </a14:hiddenFill>
+                                </a:ext>
+                                <a:ext uri="{91240B29-F687-4F45-9708-019B960494DF}">
+                                  <a14:hiddenLine xmlns:a14="http://schemas.microsoft.com/office/drawing/2010/main" w="9525">
+                                    <a:solidFill>
+                                      <a:srgbClr val="000000"/>
+                                    </a:solidFill>
+                                    <a:miter lim="800000"/>
+                                    <a:headEnd/>
+                                    <a:tailEnd/>
+                                  </a14:hiddenLine>
+                                </a:ext>
+                              </a:extLst>
+                            </wps:spPr>
+                            <wps:bodyPr rot="0" vert="horz" wrap="square" lIns="91440" tIns="45720" rIns="91440" bIns="45720" anchor="t" anchorCtr="0" upright="1">
+                              <a:noAutofit/>
+                            </wps:bodyPr>
+                          </wps:wsp>
+                        </a:graphicData>
+                      </a:graphic>
+                    </wp:inline>
+                  </w:drawing>
+                </mc:Choice>
+                <mc:Fallback>
+                  <w:pict>
+                    <v:rect w14:anchorId="6490ACE7" id="Rechteck 1" o:spid="_x0000_s1026" style="width:73.95pt;height:31.6pt;visibility:visible;mso-wrap-style:square;mso-left-percent:-10001;mso-top-percent:-10001;mso-position-horizontal:absolute;mso-position-horizontal-relative:char;mso-position-vertical:absolute;mso-position-vertical-relative:line;mso-left-percent:-10001;mso-top-percent:-10001;v-text-anchor:top" o:gfxdata="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" filled="f" stroked="f">
+                      <o:lock v:ext="edit" aspectratio="t"/>
+                      <w10:anchorlock/>
+                    </v:rect>
+                  </w:pict>
+                </mc:Fallback>
+              </mc:AlternateContent>
+            </w:r>
+          </w:fldSimple>
+          <w:r>
+            <w:t xml:space="preserve"> </w:t>
+          </w:r>
+          <w:r>
+            <w:t xml:space="preserve"> </w:t>
+          </w:r>
+          <w:r>
+            <w:rPr>
+              <w:sz w:val="28"/>
+              <w:szCs w:val="28"/>
+            </w:rPr>
+            <w:t>E-Government-Standards</w:t>
+          </w:r>
+        </w:p>
+        <w:p>
+          <w:pPr>
+            <w:pStyle w:val="Kopfzeile"/>
+          </w:pPr>
+        </w:p>
+      </w:tc>
+      <w:tc>
+        <w:tcPr>
+          <w:tcW w:w="2126" w:type="dxa"/>
+        </w:tcPr>
+        <w:p>
+          <w:pPr>
+            <w:pStyle w:val="Referenz"/>
+            <w:tabs>
+              <w:tab w:val="right" w:pos="1843"/>
+            </w:tabs>
+          </w:pPr>
+          <w:r>
+            <w:tab/>
+          </w:r>
+        </w:p>
+        <w:p>
+          <w:pPr>
+            <w:pStyle w:val="Referenz"/>
+            <w:tabs>
+              <w:tab w:val="right" w:pos="2126"/>
+            </w:tabs>
+            <w:ind w:left="-346" w:firstLine="346"/>
+            <w:rPr>
+              <w:sz w:val="28"/>
+              <w:szCs w:val="28"/>
             </w:rPr>
           </w:pPr>
           <w:r>
             <w:rPr>
-              <w:lang w:val="en-GB"/>
+              <w:sz w:val="28"/>
+              <w:szCs w:val="28"/>
             </w:rPr>
             <w:tab/>
           </w:r>
           <w:r>
             <w:rPr>
-              <w:lang w:val="en-GB"/>
+              <w:sz w:val="28"/>
+              <w:szCs w:val="28"/>
             </w:rPr>
-            <w:t>P</w:t>
+            <w:t xml:space="preserve">Seite </w:t>
           </w:r>
           <w:r>
             <w:rPr>
-              <w:lang w:val="en-GB"/>
-            </w:rPr>
-            <w:t xml:space="preserve">age </w:t>
-          </w:r>
-          <w:r>
-            <w:rPr>
-              <w:lang w:val="en-GB"/>
+              <w:sz w:val="28"/>
+              <w:szCs w:val="28"/>
             </w:rPr>
             <w:fldChar w:fldCharType="begin"/>
           </w:r>
           <w:r>
             <w:rPr>
-              <w:lang w:val="en-GB"/>
+              <w:sz w:val="28"/>
+              <w:szCs w:val="28"/>
             </w:rPr>
             <w:instrText>PAGE  \* Arabic  \* MERGEFORMAT</w:instrText>
           </w:r>
           <w:r>
             <w:rPr>
-              <w:lang w:val="en-GB"/>
+              <w:sz w:val="28"/>
+              <w:szCs w:val="28"/>
             </w:rPr>
             <w:fldChar w:fldCharType="separate"/>
           </w:r>
           <w:r>
             <w:rPr>
               <w:noProof/>
-              <w:lang w:val="en-GB"/>
+              <w:sz w:val="28"/>
+              <w:szCs w:val="28"/>
+              <w:lang w:val="de-DE"/>
             </w:rPr>
-            <w:t>2</w:t>
+            <w:t>1</w:t>
           </w:r>
           <w:r>
             <w:rPr>
-              <w:lang w:val="en-GB"/>
+              <w:sz w:val="28"/>
+              <w:szCs w:val="28"/>
             </w:rPr>
             <w:fldChar w:fldCharType="end"/>
           </w:r>
           <w:r>
             <w:rPr>
-              <w:lang w:val="en-GB"/>
+              <w:sz w:val="28"/>
+              <w:szCs w:val="28"/>
+              <w:lang w:val="de-DE"/>
             </w:rPr>
-            <w:t xml:space="preserve"> </w:t>
+            <w:t xml:space="preserve"> von </w:t>
           </w:r>
           <w:r>
             <w:rPr>
-              <w:lang w:val="en-GB"/>
-            </w:rPr>
-            <w:t>of</w:t>
-          </w:r>
-          <w:r>
-            <w:rPr>
-              <w:lang w:val="en-GB"/>
-            </w:rPr>
-            <w:t xml:space="preserve"> </w:t>
-          </w:r>
-          <w:r>
-            <w:rPr>
-              <w:lang w:val="en-GB"/>
+              <w:sz w:val="28"/>
+              <w:szCs w:val="28"/>
             </w:rPr>
             <w:fldChar w:fldCharType="begin"/>
           </w:r>
           <w:r>
             <w:rPr>
-              <w:lang w:val="en-GB"/>
+              <w:sz w:val="28"/>
+              <w:szCs w:val="28"/>
             </w:rPr>
             <w:instrText>NUMPAGES  \* Arabic  \* MERGEFORMAT</w:instrText>
           </w:r>
           <w:r>
             <w:rPr>
-              <w:lang w:val="en-GB"/>
+              <w:sz w:val="28"/>
+              <w:szCs w:val="28"/>
             </w:rPr>
             <w:fldChar w:fldCharType="separate"/>
           </w:r>
           <w:r>
             <w:rPr>
               <w:noProof/>
-              <w:lang w:val="en-GB"/>
+              <w:sz w:val="28"/>
+              <w:szCs w:val="28"/>
+              <w:lang w:val="de-DE"/>
             </w:rPr>
-            <w:t>7</w:t>
+            <w:t>6</w:t>
           </w:r>
           <w:r>
             <w:rPr>
-              <w:noProof/>
-              <w:lang w:val="en-GB"/>
+              <w:sz w:val="28"/>
+              <w:szCs w:val="28"/>
             </w:rPr>
             <w:fldChar w:fldCharType="end"/>
           </w:r>
@@ -5872,9 +7182,6 @@
   <w:p>
     <w:pPr>
       <w:pStyle w:val="Kopfzeile"/>
-      <w:rPr>
-        <w:lang w:val="en-GB"/>
-      </w:rPr>
     </w:pPr>
   </w:p>
 </w:hdr>
@@ -7899,92 +9206,6 @@
       </w:pPr>
     </w:lvl>
   </w:abstractNum>
-  <w:abstractNum w15:restartNumberingAfterBreak="0" w:abstractNumId="17">
-    <w:nsid w:val="7C6A9C09"/>
-    <w:multiLevelType w:val="hybridMultilevel"/>
-    <w:tmpl w:val="FFFFFFFF"/>
-    <w:lvl w:ilvl="0" w:tplc="66EC01F8">
-      <w:start w:val="1"/>
-      <w:numFmt w:val="decimal"/>
-      <w:lvlText w:val="%1)"/>
-      <w:lvlJc w:val="left"/>
-      <w:pPr>
-        <w:ind w:hanging="360" w:left="720"/>
-      </w:pPr>
-    </w:lvl>
-    <w:lvl w:ilvl="1" w:tplc="EAFC5880">
-      <w:start w:val="1"/>
-      <w:numFmt w:val="lowerLetter"/>
-      <w:lvlText w:val="%2."/>
-      <w:lvlJc w:val="left"/>
-      <w:pPr>
-        <w:ind w:hanging="360" w:left="1440"/>
-      </w:pPr>
-    </w:lvl>
-    <w:lvl w:ilvl="2" w:tplc="B0425C44">
-      <w:start w:val="1"/>
-      <w:numFmt w:val="lowerRoman"/>
-      <w:lvlText w:val="%3."/>
-      <w:lvlJc w:val="right"/>
-      <w:pPr>
-        <w:ind w:hanging="180" w:left="2160"/>
-      </w:pPr>
-    </w:lvl>
-    <w:lvl w:ilvl="3" w:tplc="23D4C108">
-      <w:start w:val="1"/>
-      <w:numFmt w:val="decimal"/>
-      <w:lvlText w:val="%4."/>
-      <w:lvlJc w:val="left"/>
-      <w:pPr>
-        <w:ind w:hanging="360" w:left="2880"/>
-      </w:pPr>
-    </w:lvl>
-    <w:lvl w:ilvl="4" w:tplc="D12C3782">
-      <w:start w:val="1"/>
-      <w:numFmt w:val="lowerLetter"/>
-      <w:lvlText w:val="%5."/>
-      <w:lvlJc w:val="left"/>
-      <w:pPr>
-        <w:ind w:hanging="360" w:left="3600"/>
-      </w:pPr>
-    </w:lvl>
-    <w:lvl w:ilvl="5" w:tplc="E6DAE00E">
-      <w:start w:val="1"/>
-      <w:numFmt w:val="lowerRoman"/>
-      <w:lvlText w:val="%6."/>
-      <w:lvlJc w:val="right"/>
-      <w:pPr>
-        <w:ind w:hanging="180" w:left="4320"/>
-      </w:pPr>
-    </w:lvl>
-    <w:lvl w:ilvl="6" w:tplc="070EFE4C">
-      <w:start w:val="1"/>
-      <w:numFmt w:val="decimal"/>
-      <w:lvlText w:val="%7."/>
-      <w:lvlJc w:val="left"/>
-      <w:pPr>
-        <w:ind w:hanging="360" w:left="5040"/>
-      </w:pPr>
-    </w:lvl>
-    <w:lvl w:ilvl="7" w:tplc="6860999A">
-      <w:start w:val="1"/>
-      <w:numFmt w:val="lowerLetter"/>
-      <w:lvlText w:val="%8."/>
-      <w:lvlJc w:val="left"/>
-      <w:pPr>
-        <w:ind w:hanging="360" w:left="5760"/>
-      </w:pPr>
-    </w:lvl>
-    <w:lvl w:ilvl="8" w:tplc="226605EE">
-      <w:start w:val="1"/>
-      <w:numFmt w:val="lowerRoman"/>
-      <w:lvlText w:val="%9."/>
-      <w:lvlJc w:val="right"/>
-      <w:pPr>
-        <w:ind w:hanging="180" w:left="6480"/>
-      </w:pPr>
-    </w:lvl>
-  </w:abstractNum>
   <w:abstractNum w:abstractNumId="990">
     <w:nsid w:val="0000A990"/>
     <w:multiLevelType w:val="multilevel"/>
@@ -8061,61 +9282,61 @@
       </w:pPr>
     </w:lvl>
   </w:abstractNum>
-  <w:num w16cid:durableId="1518739303" w:numId="1">
+  <w:num w16cid:durableId="1466042984" w:numId="1">
     <w:abstractNumId w:val="0"/>
   </w:num>
-  <w:num w16cid:durableId="1569605598" w:numId="2">
+  <w:num w16cid:durableId="1019546345" w:numId="2">
     <w:abstractNumId w:val="2"/>
   </w:num>
-  <w:num w16cid:durableId="1940135481" w:numId="3">
+  <w:num w16cid:durableId="2025663762" w:numId="3">
     <w:abstractNumId w:val="6"/>
   </w:num>
-  <w:num w16cid:durableId="975335359" w:numId="4">
+  <w:num w16cid:durableId="2044667082" w:numId="4">
     <w:abstractNumId w:val="8"/>
   </w:num>
-  <w:num w16cid:durableId="1714185030" w:numId="5">
+  <w:num w16cid:durableId="1228956682" w:numId="5">
     <w:abstractNumId w:val="13"/>
   </w:num>
-  <w:num w16cid:durableId="110247431" w:numId="6">
+  <w:num w16cid:durableId="1304385136" w:numId="6">
     <w:abstractNumId w:val="10"/>
   </w:num>
-  <w:num w16cid:durableId="1001083715" w:numId="7">
+  <w:num w16cid:durableId="1376613719" w:numId="7">
     <w:abstractNumId w:val="16"/>
   </w:num>
-  <w:num w16cid:durableId="1142893114" w:numId="8">
+  <w:num w16cid:durableId="1365473648" w:numId="8">
     <w:abstractNumId w:val="12"/>
   </w:num>
-  <w:num w16cid:durableId="2077820816" w:numId="9">
+  <w:num w16cid:durableId="1073510175" w:numId="9">
     <w:abstractNumId w:val="14"/>
   </w:num>
-  <w:num w16cid:durableId="1535846933" w:numId="10">
+  <w:num w16cid:durableId="1439792601" w:numId="10">
     <w:abstractNumId w:val="5"/>
   </w:num>
-  <w:num w16cid:durableId="1835562200" w:numId="11">
+  <w:num w16cid:durableId="301546651" w:numId="11">
     <w:abstractNumId w:val="7"/>
   </w:num>
-  <w:num w16cid:durableId="1614240039" w:numId="12">
+  <w:num w16cid:durableId="326596334" w:numId="12">
     <w:abstractNumId w:val="3"/>
   </w:num>
-  <w:num w16cid:durableId="1683237726" w:numId="13">
+  <w:num w16cid:durableId="1315183798" w:numId="13">
     <w:abstractNumId w:val="1"/>
   </w:num>
-  <w:num w16cid:durableId="1861311109" w:numId="14">
+  <w:num w16cid:durableId="1242181299" w:numId="14">
     <w:abstractNumId w:val="11"/>
   </w:num>
-  <w:num w16cid:durableId="295838948" w:numId="15">
+  <w:num w16cid:durableId="2004119214" w:numId="15">
     <w:abstractNumId w:val="4"/>
   </w:num>
-  <w:num w16cid:durableId="437411339" w:numId="16">
+  <w:num w16cid:durableId="2032565839" w:numId="16">
     <w:abstractNumId w:val="9"/>
   </w:num>
-  <w:num w16cid:durableId="2078362421" w:numId="17">
+  <w:num w16cid:durableId="1371373101" w:numId="17">
     <w:abstractNumId w:val="15"/>
   </w:num>
-  <w:num w16cid:durableId="676348613" w:numId="18">
+  <w:num w16cid:durableId="1441340092" w:numId="18">
     <w:abstractNumId w:val="0"/>
   </w:num>
-  <w:num w16cid:durableId="1792747567" w:numId="19">
+  <w:num w16cid:durableId="475924084" w:numId="19">
     <w:abstractNumId w:val="11"/>
     <w:lvlOverride w:ilvl="0">
       <w:startOverride w:val="1"/>
@@ -8145,9 +9366,6 @@
       <w:startOverride w:val="1"/>
     </w:lvlOverride>
   </w:num>
-  <w:num w16cid:durableId="10879682" w:numId="20">
-    <w:abstractNumId w:val="17"/>
-  </w:num>
   <w:num w:numId="1000">
     <w:abstractNumId w:val="990"/>
   </w:num>
@@ -8159,11 +9377,15 @@
   <w:docDefaults>
     <w:rPrDefault>
       <w:rPr>
-        <w:rFonts w:ascii="Arial" w:cs="Times New Roman" w:eastAsia="Calibri" w:hAnsi="Arial"/>
-        <w:lang w:bidi="ar-SA" w:eastAsia="de-CH" w:val="de"/>
+        <w:rFonts w:ascii="Arial" w:cstheme="minorBidi" w:eastAsiaTheme="minorHAnsi" w:hAnsi="Arial"/>
+        <w:lang w:bidi="ar-SA" w:eastAsia="en-US" w:val="de"/>
       </w:rPr>
     </w:rPrDefault>
-    <w:pPrDefault/>
+    <w:pPrDefault>
+      <w:pPr>
+        <w:spacing w:line="260" w:lineRule="atLeast"/>
+      </w:pPr>
+    </w:pPrDefault>
   </w:docDefaults>
   <w:latentStyles w:count="376" w:defLockedState="0" w:defQFormat="0" w:defSemiHidden="0" w:defUIPriority="99" w:defUnhideWhenUsed="0">
     <w:lsdException w:name="Normal" w:qFormat="1" w:uiPriority="0"/>
@@ -8554,7 +9776,6 @@
     <w:rPr>
       <w:sz w:val="22"/>
       <w:szCs w:val="22"/>
-      <w:lang w:eastAsia="en-US"/>
     </w:rPr>
   </w:style>
   <w:style w:styleId="berschrift1" w:type="paragraph">
@@ -8576,10 +9797,10 @@
       <w:outlineLvl w:val="0"/>
     </w:pPr>
     <w:rPr>
-      <w:rFonts w:eastAsia="Times New Roman"/>
+      <w:rFonts w:cstheme="majorBidi" w:eastAsiaTheme="majorEastAsia"/>
       <w:b/>
       <w:bCs/>
-      <w:color w:val="000000"/>
+      <w:color w:themeColor="text1" w:val="000000"/>
       <w:sz w:val="32"/>
       <w:szCs w:val="28"/>
     </w:rPr>
@@ -8604,10 +9825,10 @@
       <w:outlineLvl w:val="1"/>
     </w:pPr>
     <w:rPr>
-      <w:rFonts w:eastAsia="Times New Roman"/>
+      <w:rFonts w:cstheme="majorBidi" w:eastAsiaTheme="majorEastAsia"/>
       <w:b/>
       <w:bCs/>
-      <w:color w:val="000000"/>
+      <w:color w:themeColor="text1" w:val="000000"/>
       <w:sz w:val="24"/>
       <w:szCs w:val="26"/>
     </w:rPr>
@@ -8632,10 +9853,10 @@
       <w:outlineLvl w:val="2"/>
     </w:pPr>
     <w:rPr>
-      <w:rFonts w:eastAsia="Times New Roman"/>
+      <w:rFonts w:cstheme="majorBidi" w:eastAsiaTheme="majorEastAsia"/>
       <w:b/>
       <w:bCs/>
-      <w:color w:val="000000"/>
+      <w:color w:themeColor="text1" w:val="000000"/>
       <w:szCs w:val="20"/>
     </w:rPr>
   </w:style>
@@ -8663,10 +9884,10 @@
       <w:outlineLvl w:val="3"/>
     </w:pPr>
     <w:rPr>
-      <w:rFonts w:eastAsia="Times New Roman"/>
+      <w:rFonts w:cs="Times New Roman" w:eastAsia="Times New Roman"/>
       <w:b/>
       <w:bCs/>
-      <w:color w:val="000000"/>
+      <w:color w:themeColor="text1" w:val="000000"/>
       <w:szCs w:val="28"/>
       <w:lang w:eastAsia="de-DE"/>
     </w:rPr>
@@ -8696,7 +9917,7 @@
       <w:outlineLvl w:val="4"/>
     </w:pPr>
     <w:rPr>
-      <w:rFonts w:eastAsia="Times New Roman"/>
+      <w:rFonts w:cs="Times New Roman" w:eastAsia="Times New Roman"/>
       <w:b/>
       <w:bCs/>
       <w:iCs/>
@@ -8729,7 +9950,7 @@
       <w:outlineLvl w:val="5"/>
     </w:pPr>
     <w:rPr>
-      <w:rFonts w:eastAsia="Times New Roman"/>
+      <w:rFonts w:cs="Times New Roman" w:eastAsia="Times New Roman"/>
       <w:bCs/>
       <w:szCs w:val="20"/>
       <w:lang w:eastAsia="de-DE"/>
@@ -8761,7 +9982,7 @@
       <w:outlineLvl w:val="6"/>
     </w:pPr>
     <w:rPr>
-      <w:rFonts w:eastAsia="Times New Roman"/>
+      <w:rFonts w:cs="Times New Roman" w:eastAsia="Times New Roman"/>
       <w:szCs w:val="24"/>
       <w:lang w:eastAsia="de-DE"/>
     </w:rPr>
@@ -8791,7 +10012,7 @@
       <w:outlineLvl w:val="7"/>
     </w:pPr>
     <w:rPr>
-      <w:rFonts w:eastAsia="Times New Roman"/>
+      <w:rFonts w:cs="Times New Roman" w:eastAsia="Times New Roman"/>
       <w:iCs/>
       <w:szCs w:val="24"/>
       <w:lang w:eastAsia="de-DE"/>
@@ -8873,6 +10094,7 @@
   </w:style>
   <w:style w:customStyle="1" w:styleId="KopfzeileZchn" w:type="character">
     <w:name w:val="Kopfzeile Zchn"/>
+    <w:basedOn w:val="Absatz-Standardschriftart"/>
     <w:link w:val="Kopfzeile"/>
     <w:uiPriority w:val="99"/>
     <w:rsid w:val="00103AD0"/>
@@ -8903,6 +10125,7 @@
   </w:style>
   <w:style w:customStyle="1" w:styleId="FuzeileZchn" w:type="character">
     <w:name w:val="Fußzeile Zchn"/>
+    <w:basedOn w:val="Absatz-Standardschriftart"/>
     <w:link w:val="Fuzeile"/>
     <w:rsid w:val="00103AD0"/>
     <w:rPr>
@@ -8920,12 +10143,12 @@
     </w:pPr>
     <w:tblPr>
       <w:tblBorders>
-        <w:top w:color="000000" w:space="0" w:sz="4" w:val="single"/>
-        <w:left w:color="000000" w:space="0" w:sz="4" w:val="single"/>
-        <w:bottom w:color="000000" w:space="0" w:sz="4" w:val="single"/>
-        <w:right w:color="000000" w:space="0" w:sz="4" w:val="single"/>
-        <w:insideH w:color="000000" w:space="0" w:sz="4" w:val="single"/>
-        <w:insideV w:color="000000" w:space="0" w:sz="4" w:val="single"/>
+        <w:top w:color="000000" w:space="0" w:sz="4" w:themeColor="text1" w:val="single"/>
+        <w:left w:color="000000" w:space="0" w:sz="4" w:themeColor="text1" w:val="single"/>
+        <w:bottom w:color="000000" w:space="0" w:sz="4" w:themeColor="text1" w:val="single"/>
+        <w:right w:color="000000" w:space="0" w:sz="4" w:themeColor="text1" w:val="single"/>
+        <w:insideH w:color="000000" w:space="0" w:sz="4" w:themeColor="text1" w:val="single"/>
+        <w:insideV w:color="000000" w:space="0" w:sz="4" w:themeColor="text1" w:val="single"/>
       </w:tblBorders>
     </w:tblPr>
   </w:style>
@@ -8948,6 +10171,7 @@
   </w:style>
   <w:style w:customStyle="1" w:styleId="SprechblasentextZchn" w:type="character">
     <w:name w:val="Sprechblasentext Zchn"/>
+    <w:basedOn w:val="Absatz-Standardschriftart"/>
     <w:link w:val="Sprechblasentext"/>
     <w:uiPriority w:val="99"/>
     <w:semiHidden/>
@@ -9056,16 +10280,15 @@
     <w:unhideWhenUsed/>
     <w:rsid w:val="00103AD0"/>
     <w:pPr>
-      <w:spacing w:before="90"/>
+      <w:spacing w:before="90" w:line="240" w:lineRule="auto"/>
     </w:pPr>
     <w:rPr>
-      <w:rFonts w:ascii="Arial Narrow" w:eastAsia="Times New Roman" w:hAnsi="Arial Narrow"/>
+      <w:rFonts w:ascii="Arial Narrow" w:cs="Times New Roman" w:eastAsia="Times New Roman" w:hAnsi="Arial Narrow"/>
       <w:b/>
       <w:bCs/>
       <w:caps/>
       <w:noProof/>
       <w:sz w:val="24"/>
-      <w:lang w:eastAsia="en-US"/>
     </w:rPr>
   </w:style>
   <w:style w:styleId="Titel" w:type="paragraph">
@@ -9076,21 +10299,22 @@
     <w:qFormat/>
     <w:rsid w:val="00103AD0"/>
     <w:rPr>
-      <w:rFonts w:eastAsia="Times New Roman"/>
+      <w:rFonts w:cstheme="majorBidi" w:eastAsiaTheme="majorEastAsia"/>
       <w:b/>
-      <w:color w:val="000000"/>
+      <w:color w:themeColor="text1" w:val="000000"/>
       <w:sz w:val="36"/>
       <w:szCs w:val="52"/>
     </w:rPr>
   </w:style>
   <w:style w:customStyle="1" w:styleId="TitelZchn" w:type="character">
     <w:name w:val="Titel Zchn"/>
+    <w:basedOn w:val="Absatz-Standardschriftart"/>
     <w:link w:val="Titel"/>
     <w:rsid w:val="00103AD0"/>
     <w:rPr>
-      <w:rFonts w:cs="Times New Roman" w:eastAsia="Times New Roman"/>
+      <w:rFonts w:cstheme="majorBidi" w:eastAsiaTheme="majorEastAsia"/>
       <w:b/>
-      <w:color w:val="000000"/>
+      <w:color w:themeColor="text1" w:val="000000"/>
       <w:sz w:val="36"/>
       <w:szCs w:val="52"/>
     </w:rPr>
@@ -9115,6 +10339,7 @@
   </w:style>
   <w:style w:customStyle="1" w:styleId="UntertitelZchn" w:type="character">
     <w:name w:val="Untertitel Zchn"/>
+    <w:basedOn w:val="Absatz-Standardschriftart"/>
     <w:link w:val="Untertitel"/>
     <w:rsid w:val="00103AD0"/>
     <w:rPr>
@@ -9126,13 +10351,14 @@
   <w:style w:customStyle="1" w:styleId="berschrift1Zchn" w:type="character">
     <w:name w:val="Überschrift 1 Zchn"/>
     <w:aliases w:val="1 Überschrift Zchn"/>
+    <w:basedOn w:val="Absatz-Standardschriftart"/>
     <w:link w:val="berschrift1"/>
     <w:rsid w:val="00103AD0"/>
     <w:rPr>
-      <w:rFonts w:cs="Times New Roman" w:eastAsia="Times New Roman"/>
+      <w:rFonts w:cstheme="majorBidi" w:eastAsiaTheme="majorEastAsia"/>
       <w:b/>
       <w:bCs/>
-      <w:color w:val="000000"/>
+      <w:color w:themeColor="text1" w:val="000000"/>
       <w:sz w:val="32"/>
       <w:szCs w:val="28"/>
     </w:rPr>
@@ -9140,13 +10366,14 @@
   <w:style w:customStyle="1" w:styleId="berschrift2Zchn" w:type="character">
     <w:name w:val="Überschrift 2 Zchn"/>
     <w:aliases w:val="1.1 Überschrift Zchn"/>
+    <w:basedOn w:val="Absatz-Standardschriftart"/>
     <w:link w:val="berschrift2"/>
     <w:rsid w:val="00103AD0"/>
     <w:rPr>
-      <w:rFonts w:cs="Times New Roman" w:eastAsia="Times New Roman"/>
+      <w:rFonts w:cstheme="majorBidi" w:eastAsiaTheme="majorEastAsia"/>
       <w:b/>
       <w:bCs/>
-      <w:color w:val="000000"/>
+      <w:color w:themeColor="text1" w:val="000000"/>
       <w:sz w:val="24"/>
       <w:szCs w:val="26"/>
     </w:rPr>
@@ -9154,14 +10381,15 @@
   <w:style w:customStyle="1" w:styleId="berschrift3Zchn" w:type="character">
     <w:name w:val="Überschrift 3 Zchn"/>
     <w:aliases w:val="1.1.1 Überschrift Zchn"/>
+    <w:basedOn w:val="Absatz-Standardschriftart"/>
     <w:link w:val="berschrift3"/>
     <w:semiHidden/>
     <w:rsid w:val="00103AD0"/>
     <w:rPr>
-      <w:rFonts w:cs="Times New Roman" w:eastAsia="Times New Roman"/>
+      <w:rFonts w:cstheme="majorBidi" w:eastAsiaTheme="majorEastAsia"/>
       <w:b/>
       <w:bCs/>
-      <w:color w:val="000000"/>
+      <w:color w:themeColor="text1" w:val="000000"/>
       <w:sz w:val="22"/>
     </w:rPr>
   </w:style>
@@ -9198,7 +10426,7 @@
       <w:rPr>
         <w:rFonts w:ascii="Arial" w:hAnsi="Arial"/>
         <w:b/>
-        <w:color w:val="FFFFFF"/>
+        <w:color w:themeColor="background1" w:val="FFFFFF"/>
         <w:sz w:val="20"/>
       </w:rPr>
       <w:tblPr/>
@@ -9217,7 +10445,7 @@
           <w:tl2br w:val="nil"/>
           <w:tr2bl w:val="nil"/>
         </w:tcBorders>
-        <w:shd w:color="auto" w:fill="7F7F7F" w:val="clear"/>
+        <w:shd w:color="auto" w:fill="7F7F7F" w:themeFill="text1" w:themeFillTint="80" w:val="clear"/>
       </w:tcPr>
     </w:tblStylePr>
     <w:tblStylePr w:type="lastRow">
@@ -9252,13 +10480,14 @@
   <w:style w:customStyle="1" w:styleId="berschrift4Zchn" w:type="character">
     <w:name w:val="Überschrift 4 Zchn"/>
     <w:aliases w:val="1.1.1.1 Überschrift Zchn"/>
+    <w:basedOn w:val="Absatz-Standardschriftart"/>
     <w:link w:val="berschrift4"/>
     <w:rsid w:val="00103AD0"/>
     <w:rPr>
       <w:rFonts w:cs="Times New Roman" w:eastAsia="Times New Roman"/>
       <w:b/>
       <w:bCs/>
-      <w:color w:val="000000"/>
+      <w:color w:themeColor="text1" w:val="000000"/>
       <w:sz w:val="22"/>
       <w:szCs w:val="28"/>
       <w:lang w:eastAsia="de-DE"/>
@@ -9267,6 +10496,7 @@
   <w:style w:customStyle="1" w:styleId="berschrift5Zchn" w:type="character">
     <w:name w:val="Überschrift 5 Zchn"/>
     <w:aliases w:val="1.1.1.1.1 Überschrift Zchn"/>
+    <w:basedOn w:val="Absatz-Standardschriftart"/>
     <w:link w:val="berschrift5"/>
     <w:semiHidden/>
     <w:rsid w:val="00103AD0"/>
@@ -9283,6 +10513,7 @@
   <w:style w:customStyle="1" w:styleId="berschrift6Zchn" w:type="character">
     <w:name w:val="Überschrift 6 Zchn"/>
     <w:aliases w:val="Legal Level 1. Zchn"/>
+    <w:basedOn w:val="Absatz-Standardschriftart"/>
     <w:link w:val="berschrift6"/>
     <w:rsid w:val="00103AD0"/>
     <w:rPr>
@@ -9295,6 +10526,7 @@
   <w:style w:customStyle="1" w:styleId="berschrift7Zchn" w:type="character">
     <w:name w:val="Überschrift 7 Zchn"/>
     <w:aliases w:val="Legal Level 1.1. Zchn"/>
+    <w:basedOn w:val="Absatz-Standardschriftart"/>
     <w:link w:val="berschrift7"/>
     <w:rsid w:val="00103AD0"/>
     <w:rPr>
@@ -9307,6 +10539,7 @@
   <w:style w:customStyle="1" w:styleId="berschrift8Zchn" w:type="character">
     <w:name w:val="Überschrift 8 Zchn"/>
     <w:aliases w:val="Legal Level 1.1.1. Zchn"/>
+    <w:basedOn w:val="Absatz-Standardschriftart"/>
     <w:link w:val="berschrift8"/>
     <w:rsid w:val="00103AD0"/>
     <w:rPr>
@@ -9320,6 +10553,7 @@
   <w:style w:customStyle="1" w:styleId="berschrift9Zchn" w:type="character">
     <w:name w:val="Überschrift 9 Zchn"/>
     <w:aliases w:val="Legal Level 1.1.1.1. Zchn"/>
+    <w:basedOn w:val="Absatz-Standardschriftart"/>
     <w:link w:val="berschrift9"/>
     <w:rsid w:val="00103AD0"/>
     <w:rPr>
@@ -9477,7 +10711,7 @@
       <w:ind w:hanging="1701" w:left="1701"/>
     </w:pPr>
     <w:rPr>
-      <w:rFonts w:eastAsia="Times New Roman"/>
+      <w:rFonts w:eastAsiaTheme="minorEastAsia"/>
       <w:lang w:eastAsia="de-CH"/>
     </w:rPr>
   </w:style>
@@ -9495,7 +10729,7 @@
       <w:ind w:hanging="1843" w:left="1843"/>
     </w:pPr>
     <w:rPr>
-      <w:rFonts w:eastAsia="Times New Roman"/>
+      <w:rFonts w:eastAsiaTheme="minorEastAsia"/>
       <w:lang w:eastAsia="de-CH"/>
     </w:rPr>
   </w:style>
@@ -9573,7 +10807,7 @@
       </w:numPr>
     </w:pPr>
     <w:rPr>
-      <w:rFonts w:eastAsia="Times New Roman"/>
+      <w:rFonts w:cs="Times New Roman" w:eastAsia="Times New Roman"/>
       <w:lang w:eastAsia="de-DE"/>
     </w:rPr>
   </w:style>
@@ -9589,7 +10823,7 @@
       </w:numPr>
     </w:pPr>
     <w:rPr>
-      <w:rFonts w:eastAsia="Times New Roman"/>
+      <w:rFonts w:cs="Times New Roman" w:eastAsia="Times New Roman"/>
       <w:lang w:eastAsia="de-DE"/>
     </w:rPr>
   </w:style>
@@ -9606,7 +10840,7 @@
       </w:numPr>
     </w:pPr>
     <w:rPr>
-      <w:rFonts w:eastAsia="Times New Roman"/>
+      <w:rFonts w:cs="Times New Roman" w:eastAsia="Times New Roman"/>
       <w:lang w:eastAsia="de-DE"/>
     </w:rPr>
   </w:style>
@@ -9623,7 +10857,7 @@
       </w:numPr>
     </w:pPr>
     <w:rPr>
-      <w:rFonts w:eastAsia="Times New Roman"/>
+      <w:rFonts w:cs="Times New Roman" w:eastAsia="Times New Roman"/>
       <w:lang w:eastAsia="de-DE"/>
     </w:rPr>
   </w:style>
@@ -9640,7 +10874,7 @@
       </w:numPr>
     </w:pPr>
     <w:rPr>
-      <w:rFonts w:eastAsia="Times New Roman"/>
+      <w:rFonts w:cs="Times New Roman" w:eastAsia="Times New Roman"/>
       <w:lang w:eastAsia="de-DE"/>
     </w:rPr>
   </w:style>
@@ -9657,7 +10891,7 @@
       </w:numPr>
     </w:pPr>
     <w:rPr>
-      <w:rFonts w:eastAsia="Times New Roman"/>
+      <w:rFonts w:cs="Times New Roman" w:eastAsia="Times New Roman"/>
       <w:lang w:eastAsia="de-DE"/>
     </w:rPr>
   </w:style>
@@ -9674,7 +10908,7 @@
       </w:numPr>
     </w:pPr>
     <w:rPr>
-      <w:rFonts w:eastAsia="Times New Roman"/>
+      <w:rFonts w:cs="Times New Roman" w:eastAsia="Times New Roman"/>
       <w:lang w:eastAsia="de-DE"/>
     </w:rPr>
   </w:style>
@@ -9691,7 +10925,7 @@
       </w:numPr>
     </w:pPr>
     <w:rPr>
-      <w:rFonts w:eastAsia="Times New Roman"/>
+      <w:rFonts w:cs="Times New Roman" w:eastAsia="Times New Roman"/>
       <w:lang w:eastAsia="de-DE"/>
     </w:rPr>
   </w:style>
@@ -9708,7 +10942,7 @@
       </w:numPr>
     </w:pPr>
     <w:rPr>
-      <w:rFonts w:eastAsia="Times New Roman"/>
+      <w:rFonts w:cs="Times New Roman" w:eastAsia="Times New Roman"/>
       <w:lang w:eastAsia="de-DE"/>
     </w:rPr>
   </w:style>
@@ -9746,7 +10980,7 @@
       <w:spacing w:after="40" w:before="40"/>
     </w:pPr>
     <w:rPr>
-      <w:rFonts w:eastAsia="Times New Roman"/>
+      <w:rFonts w:cs="Times New Roman" w:eastAsia="Times New Roman"/>
       <w:szCs w:val="16"/>
       <w:lang w:eastAsia="de-DE"/>
     </w:rPr>
@@ -9763,7 +10997,7 @@
       <w:spacing w:after="40" w:before="40"/>
     </w:pPr>
     <w:rPr>
-      <w:rFonts w:eastAsia="Times New Roman"/>
+      <w:rFonts w:cs="Times New Roman" w:eastAsia="Times New Roman"/>
       <w:b/>
       <w:szCs w:val="20"/>
       <w:lang w:eastAsia="de-DE"/>
@@ -9800,6 +11034,7 @@
   </w:style>
   <w:style w:customStyle="1" w:styleId="EndnotentextZchn" w:type="character">
     <w:name w:val="Endnotentext Zchn"/>
+    <w:basedOn w:val="Absatz-Standardschriftart"/>
     <w:link w:val="Endnotentext"/>
     <w:uiPriority w:val="99"/>
     <w:semiHidden/>
@@ -9827,6 +11062,7 @@
   </w:style>
   <w:style w:customStyle="1" w:styleId="FunotentextZchn" w:type="character">
     <w:name w:val="Fußnotentext Zchn"/>
+    <w:basedOn w:val="Absatz-Standardschriftart"/>
     <w:link w:val="Funotentext"/>
     <w:uiPriority w:val="99"/>
     <w:semiHidden/>
@@ -9865,6 +11101,7 @@
   </w:style>
   <w:style w:customStyle="1" w:styleId="Absatz1PunktZchn" w:type="character">
     <w:name w:val="Absatz1Punkt Zchn"/>
+    <w:basedOn w:val="Absatz-Standardschriftart"/>
     <w:link w:val="Absatz1Punkt"/>
     <w:rsid w:val="00103AD0"/>
     <w:rPr>
@@ -9895,6 +11132,7 @@
       <w:spacing w:after="240" w:line="240" w:lineRule="auto"/>
     </w:pPr>
     <w:rPr>
+      <w:rFonts w:cs="Times New Roman" w:eastAsia="Times New Roman"/>
       <w:sz w:val="32"/>
       <w:szCs w:val="20"/>
       <w:lang w:eastAsia="de-CH"/>
@@ -9909,7 +11147,7 @@
       <w:spacing w:line="360" w:lineRule="auto"/>
     </w:pPr>
     <w:rPr>
-      <w:rFonts w:eastAsia="Times New Roman"/>
+      <w:rFonts w:cs="Times New Roman" w:eastAsia="Times New Roman"/>
       <w:b/>
       <w:szCs w:val="20"/>
       <w:lang w:eastAsia="de-CH"/>
@@ -9926,6 +11164,7 @@
   </w:style>
   <w:style w:customStyle="1" w:styleId="TextkrperZchn" w:type="character">
     <w:name w:val="Textkörper Zchn"/>
+    <w:basedOn w:val="Absatz-Standardschriftart"/>
     <w:link w:val="Textkrper"/>
     <w:uiPriority w:val="99"/>
     <w:semiHidden/>
@@ -9950,7 +11189,7 @@
       <w:spacing w:line="360" w:lineRule="auto"/>
     </w:pPr>
     <w:rPr>
-      <w:rFonts w:eastAsia="Times New Roman"/>
+      <w:rFonts w:cs="Times New Roman" w:eastAsia="Times New Roman"/>
       <w:szCs w:val="20"/>
       <w:lang w:eastAsia="de-CH"/>
     </w:rPr>
@@ -9988,6 +11227,7 @@
   </w:style>
   <w:style w:customStyle="1" w:styleId="BeschriftungZchn" w:type="character">
     <w:name w:val="Beschriftung Zchn"/>
+    <w:basedOn w:val="Absatz-Standardschriftart"/>
     <w:link w:val="Beschriftung"/>
     <w:uiPriority w:val="1"/>
     <w:rsid w:val="00103AD0"/>
@@ -9998,6 +11238,7 @@
   </w:style>
   <w:style w:customStyle="1" w:styleId="AbbildungTabelleBeschriftungZchn" w:type="character">
     <w:name w:val="Abbildung/Tabelle Beschriftung Zchn"/>
+    <w:basedOn w:val="BeschriftungZchn"/>
     <w:link w:val="AbbildungTabelleBeschriftung"/>
     <w:rsid w:val="00103AD0"/>
     <w:rPr>
@@ -10012,13 +11253,14 @@
       <w:autoSpaceDE w:val="0"/>
       <w:autoSpaceDN w:val="0"/>
       <w:adjustRightInd w:val="0"/>
+      <w:spacing w:line="240" w:lineRule="auto"/>
     </w:pPr>
     <w:rPr>
       <w:rFonts w:cs="Arial"/>
       <w:color w:val="000000"/>
       <w:sz w:val="24"/>
       <w:szCs w:val="24"/>
-      <w:lang w:eastAsia="en-US" w:val="de-DE"/>
+      <w:lang w:val="de-DE"/>
     </w:rPr>
   </w:style>
   <w:style w:customStyle="1" w:styleId="Zwischentitel" w:type="paragraph">
@@ -10048,6 +11290,9 @@
     <w:pPr>
       <w:widowControl w:val="0"/>
     </w:pPr>
+    <w:rPr>
+      <w:rFonts w:cs="Times New Roman" w:eastAsia="Calibri"/>
+    </w:rPr>
     <w:tblPr>
       <w:tblBorders>
         <w:top w:color="000000" w:space="0" w:sz="4" w:val="single"/>
@@ -10061,6 +11306,7 @@
   </w:style>
   <w:style w:styleId="Platzhaltertext" w:type="character">
     <w:name w:val="Placeholder Text"/>
+    <w:basedOn w:val="Absatz-Standardschriftart"/>
     <w:uiPriority w:val="99"/>
     <w:semiHidden/>
     <w:rsid w:val="00103AD0"/>
@@ -10096,6 +11342,7 @@
   </w:style>
   <w:style w:customStyle="1" w:styleId="Aufzhlung1CDBZchn" w:type="character">
     <w:name w:val="Aufzählung 1_CDB Zchn"/>
+    <w:basedOn w:val="Absatz-Standardschriftart"/>
     <w:link w:val="Aufzhlung1CDB"/>
     <w:uiPriority w:val="1"/>
     <w:rsid w:val="00103AD0"/>
@@ -10121,6 +11368,7 @@
   </w:style>
   <w:style w:customStyle="1" w:styleId="Liste-Zchn" w:type="character">
     <w:name w:val="Liste - Zchn"/>
+    <w:basedOn w:val="ListenabsatzZchn"/>
     <w:link w:val="Liste-"/>
     <w:rsid w:val="00103AD0"/>
     <w:rPr>
@@ -10130,6 +11378,7 @@
   </w:style>
   <w:style w:customStyle="1" w:styleId="Aufzhlung3CDBZchn" w:type="character">
     <w:name w:val="Aufzählung 3_CDB Zchn"/>
+    <w:basedOn w:val="Absatz-Standardschriftart"/>
     <w:link w:val="Aufzhlung3CDB"/>
     <w:uiPriority w:val="1"/>
     <w:rsid w:val="00103AD0"/>
@@ -10155,6 +11404,7 @@
   </w:style>
   <w:style w:customStyle="1" w:styleId="Liste1Zchn" w:type="character">
     <w:name w:val="Liste 1. Zchn"/>
+    <w:basedOn w:val="ListenabsatzZchn"/>
     <w:link w:val="Liste1"/>
     <w:rsid w:val="00103AD0"/>
     <w:rPr>
@@ -10164,6 +11414,7 @@
   </w:style>
   <w:style w:customStyle="1" w:styleId="ListeaZchn" w:type="character">
     <w:name w:val="Liste a) Zchn"/>
+    <w:basedOn w:val="ListenabsatzZchn"/>
     <w:link w:val="Listea"/>
     <w:rsid w:val="00103AD0"/>
     <w:rPr>
@@ -10173,6 +11424,7 @@
   </w:style>
   <w:style w:customStyle="1" w:styleId="Aufzhlunga1CDBZchn" w:type="character">
     <w:name w:val="Aufzählung a1_CDB Zchn"/>
+    <w:basedOn w:val="Absatz-Standardschriftart"/>
     <w:link w:val="Aufzhlunga1CDB"/>
     <w:uiPriority w:val="1"/>
     <w:rsid w:val="00103AD0"/>
@@ -10185,6 +11437,7 @@
   </w:style>
   <w:style w:customStyle="1" w:styleId="Aufzhlunga2CDBZchn" w:type="character">
     <w:name w:val="Aufzählung a2_CDB Zchn"/>
+    <w:basedOn w:val="Absatz-Standardschriftart"/>
     <w:link w:val="Aufzhlunga2CDB"/>
     <w:uiPriority w:val="1"/>
     <w:rsid w:val="00103AD0"/>
@@ -10197,6 +11450,7 @@
   </w:style>
   <w:style w:customStyle="1" w:styleId="Aufzhlunga3CDBZchn" w:type="character">
     <w:name w:val="Aufzählung a3_CDB Zchn"/>
+    <w:basedOn w:val="Absatz-Standardschriftart"/>
     <w:link w:val="Aufzhlunga3CDB"/>
     <w:uiPriority w:val="1"/>
     <w:rsid w:val="00103AD0"/>
@@ -10209,6 +11463,7 @@
   </w:style>
   <w:style w:customStyle="1" w:styleId="AufzhlungNumm1CDBZchn" w:type="character">
     <w:name w:val="Aufzählung Numm 1_CDB Zchn"/>
+    <w:basedOn w:val="Absatz-Standardschriftart"/>
     <w:link w:val="AufzhlungNumm1CDB"/>
     <w:uiPriority w:val="1"/>
     <w:rsid w:val="00103AD0"/>
@@ -10221,6 +11476,7 @@
   </w:style>
   <w:style w:customStyle="1" w:styleId="AufzhlungNumm2CDBZchn" w:type="character">
     <w:name w:val="Aufzählung Numm 2_CDB Zchn"/>
+    <w:basedOn w:val="Absatz-Standardschriftart"/>
     <w:link w:val="AufzhlungNumm2CDB"/>
     <w:uiPriority w:val="1"/>
     <w:rsid w:val="00103AD0"/>
@@ -10243,6 +11499,7 @@
   </w:style>
   <w:style w:customStyle="1" w:styleId="AufzhlungNumm3CDBZchn" w:type="character">
     <w:name w:val="Aufzählung Numm 3_CDB Zchn"/>
+    <w:basedOn w:val="Absatz-Standardschriftart"/>
     <w:link w:val="AufzhlungNumm3CDB"/>
     <w:uiPriority w:val="1"/>
     <w:rsid w:val="00103AD0"/>
@@ -10255,6 +11512,7 @@
   </w:style>
   <w:style w:customStyle="1" w:styleId="AbbildungsverzeichnisZchn" w:type="character">
     <w:name w:val="Abbildungsverzeichnis Zchn"/>
+    <w:basedOn w:val="Absatz-Standardschriftart"/>
     <w:link w:val="Abbildungsverzeichnis"/>
     <w:uiPriority w:val="99"/>
     <w:rsid w:val="00103AD0"/>
@@ -10266,6 +11524,7 @@
   </w:style>
   <w:style w:customStyle="1" w:styleId="VerzeichnisAbbildungTabelleZchn" w:type="character">
     <w:name w:val="Verzeichnis Abbildung &amp; Tabelle Zchn"/>
+    <w:basedOn w:val="AbbildungsverzeichnisZchn"/>
     <w:link w:val="VerzeichnisAbbildungTabelle"/>
     <w:rsid w:val="00103AD0"/>
     <w:rPr>
@@ -10277,6 +11536,7 @@
   </w:style>
   <w:style w:customStyle="1" w:styleId="ListenabsatzZchn" w:type="character">
     <w:name w:val="Listenabsatz Zchn"/>
+    <w:basedOn w:val="Absatz-Standardschriftart"/>
     <w:link w:val="Listenabsatz"/>
     <w:uiPriority w:val="34"/>
     <w:rsid w:val="00103AD0"/>
@@ -10310,12 +11570,13 @@
   </w:style>
   <w:style w:styleId="BesuchterLink" w:type="character">
     <w:name w:val="FollowedHyperlink"/>
+    <w:basedOn w:val="Absatz-Standardschriftart"/>
     <w:uiPriority w:val="99"/>
     <w:semiHidden/>
     <w:unhideWhenUsed/>
     <w:rsid w:val="00103AD0"/>
     <w:rPr>
-      <w:color w:val="800080"/>
+      <w:color w:themeColor="followedHyperlink" w:val="800080"/>
       <w:u w:val="single"/>
     </w:rPr>
   </w:style>
@@ -10338,6 +11599,7 @@
   <w:style w:customStyle="1" w:styleId="HyperlinkbZchn" w:type="character">
     <w:name w:val="Hyperlink_b Zchn"/>
     <w:aliases w:val="eCH Hyperlink besucht Zchn"/>
+    <w:basedOn w:val="Absatz-Standardschriftart"/>
     <w:link w:val="Hyperlinkb"/>
     <w:rsid w:val="00103AD0"/>
     <w:rPr>
@@ -10368,9 +11630,10 @@
       <w:spacing w:after="200" w:line="276" w:lineRule="auto"/>
     </w:pPr>
     <w:rPr>
-      <w:rFonts w:ascii="Calibri" w:eastAsia="Times New Roman" w:hAnsi="Calibri"/>
+      <w:rFonts w:asciiTheme="minorHAnsi" w:eastAsiaTheme="minorEastAsia" w:hAnsiTheme="minorHAnsi"/>
       <w:sz w:val="22"/>
       <w:szCs w:val="22"/>
+      <w:lang w:eastAsia="de-CH"/>
     </w:rPr>
   </w:style>
   <w:style w:styleId="HTMLAdresse" w:type="paragraph">
@@ -10391,6 +11654,7 @@
   </w:style>
   <w:style w:customStyle="1" w:styleId="HTMLAdresseZchn" w:type="character">
     <w:name w:val="HTML Adresse Zchn"/>
+    <w:basedOn w:val="Absatz-Standardschriftart"/>
     <w:link w:val="HTMLAdresse"/>
     <w:uiPriority w:val="99"/>
     <w:semiHidden/>
@@ -10404,13 +11668,14 @@
   </w:style>
   <w:style w:customStyle="1" w:styleId="AnhangberschriftZchn" w:type="character">
     <w:name w:val="Anhang Überschrift Zchn"/>
+    <w:basedOn w:val="berschrift1Zchn"/>
     <w:link w:val="Anhangberschrift"/>
     <w:rsid w:val="008C206D"/>
     <w:rPr>
-      <w:rFonts w:cs="Times New Roman" w:eastAsia="Times New Roman"/>
+      <w:rFonts w:cstheme="majorBidi" w:eastAsiaTheme="majorEastAsia"/>
       <w:b/>
       <w:bCs/>
-      <w:color w:val="000000"/>
+      <w:color w:themeColor="text1" w:val="000000"/>
       <w:sz w:val="32"/>
       <w:szCs w:val="28"/>
     </w:rPr>
@@ -10428,64 +11693,85 @@
     <w:rPr>
       <w:b/>
       <w:bCs/>
-      <w:color w:val="000000"/>
+      <w:color w:themeColor="text1" w:val="000000"/>
       <w:u w:val="single"/>
     </w:rPr>
   </w:style>
   <w:style w:customStyle="1" w:styleId="AustauschformatZchn" w:type="character">
     <w:name w:val="Austauschformat Zchn"/>
+    <w:basedOn w:val="Absatz-Standardschriftart"/>
     <w:link w:val="Austauschformat"/>
     <w:rsid w:val="00302FA3"/>
     <w:rPr>
       <w:b/>
       <w:bCs/>
-      <w:color w:val="000000"/>
+      <w:color w:themeColor="text1" w:val="000000"/>
       <w:sz w:val="22"/>
       <w:szCs w:val="22"/>
       <w:u w:val="single"/>
     </w:rPr>
   </w:style>
-  <w:style w:customStyle="1" w:styleId="StandardFuss" w:type="paragraph">
-    <w:name w:val="Standard Fuss"/>
+  <w:style w:styleId="Kommentarzeichen" w:type="character">
+    <w:name w:val="annotation reference"/>
+    <w:basedOn w:val="Absatz-Standardschriftart"/>
+    <w:uiPriority w:val="99"/>
+    <w:semiHidden/>
+    <w:unhideWhenUsed/>
+    <w:rsid w:val="008368FA"/>
+    <w:rPr>
+      <w:sz w:val="16"/>
+      <w:szCs w:val="16"/>
+    </w:rPr>
+  </w:style>
+  <w:style w:styleId="Kommentartext" w:type="paragraph">
+    <w:name w:val="annotation text"/>
     <w:basedOn w:val="Standard"/>
-    <w:rsid w:val="00484CDD"/>
+    <w:link w:val="KommentartextZchn"/>
+    <w:uiPriority w:val="99"/>
+    <w:semiHidden/>
+    <w:unhideWhenUsed/>
+    <w:rsid w:val="008368FA"/>
     <w:pPr>
-      <w:pBdr>
-        <w:top w:color="auto" w:space="1" w:sz="4" w:val="single"/>
-      </w:pBdr>
-      <w:tabs>
-        <w:tab w:pos="9921" w:val="right"/>
-      </w:tabs>
-      <w:spacing w:after="0" w:line="360" w:lineRule="auto"/>
+      <w:spacing w:line="240" w:lineRule="auto"/>
     </w:pPr>
     <w:rPr>
       <w:sz w:val="20"/>
       <w:szCs w:val="20"/>
     </w:rPr>
   </w:style>
-  <w:style w:customStyle="1" w:styleId="Tabellenraster1" w:type="table">
-    <w:name w:val="Tabellenraster1"/>
-    <w:basedOn w:val="NormaleTabelle"/>
-    <w:next w:val="Tabellenraster"/>
-    <w:uiPriority w:val="59"/>
-    <w:rsid w:val="000E245B"/>
-    <w:pPr>
-      <w:widowControl w:val="0"/>
-      <w:spacing w:line="260" w:lineRule="atLeast"/>
-    </w:pPr>
-    <w:rPr>
-      <w:lang w:eastAsia="en-US"/>
-    </w:rPr>
-    <w:tblPr>
-      <w:tblBorders>
-        <w:top w:color="000000" w:space="0" w:sz="4" w:val="single"/>
-        <w:left w:color="000000" w:space="0" w:sz="4" w:val="single"/>
-        <w:bottom w:color="000000" w:space="0" w:sz="4" w:val="single"/>
-        <w:right w:color="000000" w:space="0" w:sz="4" w:val="single"/>
-        <w:insideH w:color="000000" w:space="0" w:sz="4" w:val="single"/>
-        <w:insideV w:color="000000" w:space="0" w:sz="4" w:val="single"/>
-      </w:tblBorders>
-    </w:tblPr>
+  <w:style w:customStyle="1" w:styleId="KommentartextZchn" w:type="character">
+    <w:name w:val="Kommentartext Zchn"/>
+    <w:basedOn w:val="Absatz-Standardschriftart"/>
+    <w:link w:val="Kommentartext"/>
+    <w:uiPriority w:val="99"/>
+    <w:semiHidden/>
+    <w:rsid w:val="008368FA"/>
+  </w:style>
+  <w:style w:styleId="Kommentarthema" w:type="paragraph">
+    <w:name w:val="annotation subject"/>
+    <w:basedOn w:val="Kommentartext"/>
+    <w:next w:val="Kommentartext"/>
+    <w:link w:val="KommentarthemaZchn"/>
+    <w:uiPriority w:val="99"/>
+    <w:semiHidden/>
+    <w:unhideWhenUsed/>
+    <w:rsid w:val="008368FA"/>
+    <w:rPr>
+      <w:b/>
+      <w:bCs/>
+    </w:rPr>
+  </w:style>
+  <w:style w:customStyle="1" w:styleId="KommentarthemaZchn" w:type="character">
+    <w:name w:val="Kommentarthema Zchn"/>
+    <w:basedOn w:val="KommentartextZchn"/>
+    <w:link w:val="Kommentarthema"/>
+    <w:uiPriority w:val="99"/>
+    <w:semiHidden/>
+    <w:rsid w:val="008368FA"/>
+    <w:rPr>
+      <w:b/>
+      <w:bCs/>
+    </w:rPr>
   </w:style>
   <w:style w:type="paragraph" w:customStyle="1" w:styleId="SourceCode">
     <w:name w:val="Source Code"/>
@@ -10753,9 +12039,9 @@
 </file>
 
 <file path=word/theme/theme1.xml><?xml version="1.0" encoding="utf-8"?>
-<a:theme xmlns:a="http://schemas.openxmlformats.org/drawingml/2006/main" name="Office">
+<a:theme xmlns:a="http://schemas.openxmlformats.org/drawingml/2006/main" name="Larissa-Design">
   <a:themeElements>
-    <a:clrScheme name="Office">
+    <a:clrScheme name="Larissa">
       <a:dk1>
         <a:sysClr val="windowText" lastClr="000000"/>
       </a:dk1>
@@ -10763,44 +12049,44 @@
         <a:sysClr val="window" lastClr="FFFFFF"/>
       </a:lt1>
       <a:dk2>
-        <a:srgbClr val="44546A"/>
+        <a:srgbClr val="1F497D"/>
       </a:dk2>
       <a:lt2>
-        <a:srgbClr val="E7E6E6"/>
+        <a:srgbClr val="EEECE1"/>
       </a:lt2>
       <a:accent1>
-        <a:srgbClr val="5B9BD5"/>
+        <a:srgbClr val="4F81BD"/>
       </a:accent1>
       <a:accent2>
-        <a:srgbClr val="ED7D31"/>
+        <a:srgbClr val="C0504D"/>
       </a:accent2>
       <a:accent3>
-        <a:srgbClr val="A5A5A5"/>
+        <a:srgbClr val="9BBB59"/>
       </a:accent3>
       <a:accent4>
-        <a:srgbClr val="FFC000"/>
+        <a:srgbClr val="8064A2"/>
       </a:accent4>
       <a:accent5>
-        <a:srgbClr val="4472C4"/>
+        <a:srgbClr val="4BACC6"/>
       </a:accent5>
       <a:accent6>
-        <a:srgbClr val="70AD47"/>
+        <a:srgbClr val="F79646"/>
       </a:accent6>
       <a:hlink>
-        <a:srgbClr val="0563C1"/>
+        <a:srgbClr val="0000FF"/>
       </a:hlink>
       <a:folHlink>
-        <a:srgbClr val="954F72"/>
+        <a:srgbClr val="800080"/>
       </a:folHlink>
     </a:clrScheme>
-    <a:fontScheme name="Office">
+    <a:fontScheme name="Larissa">
       <a:majorFont>
-        <a:latin typeface="Calibri Light" panose="020F0302020204030204"/>
+        <a:latin typeface="Cambria"/>
         <a:ea typeface=""/>
         <a:cs typeface=""/>
-        <a:font script="Jpan" typeface="游ゴシック Light"/>
+        <a:font script="Jpan" typeface="ＭＳ ゴシック"/>
         <a:font script="Hang" typeface="맑은 고딕"/>
-        <a:font script="Hans" typeface="等线 Light"/>
+        <a:font script="Hans" typeface="宋体"/>
         <a:font script="Hant" typeface="新細明體"/>
         <a:font script="Arab" typeface="Times New Roman"/>
         <a:font script="Hebr" typeface="Times New Roman"/>
@@ -10827,15 +12113,14 @@
         <a:font script="Mong" typeface="Mongolian Baiti"/>
         <a:font script="Viet" typeface="Times New Roman"/>
         <a:font script="Uigh" typeface="Microsoft Uighur"/>
-        <a:font script="Geor" typeface="Sylfaen"/>
       </a:majorFont>
       <a:minorFont>
-        <a:latin typeface="Calibri" panose="020F0502020204030204"/>
+        <a:latin typeface="Calibri"/>
         <a:ea typeface=""/>
         <a:cs typeface=""/>
-        <a:font script="Jpan" typeface="游明朝"/>
+        <a:font script="Jpan" typeface="ＭＳ 明朝"/>
         <a:font script="Hang" typeface="맑은 고딕"/>
-        <a:font script="Hans" typeface="等线"/>
+        <a:font script="Hans" typeface="宋体"/>
         <a:font script="Hant" typeface="新細明體"/>
         <a:font script="Arab" typeface="Arial"/>
         <a:font script="Hebr" typeface="Arial"/>
@@ -10862,10 +12147,9 @@
         <a:font script="Mong" typeface="Mongolian Baiti"/>
         <a:font script="Viet" typeface="Arial"/>
         <a:font script="Uigh" typeface="Microsoft Uighur"/>
-        <a:font script="Geor" typeface="Sylfaen"/>
       </a:minorFont>
     </a:fontScheme>
-    <a:fmtScheme name="Office">
+    <a:fmtScheme name="Larissa">
       <a:fillStyleLst>
         <a:solidFill>
           <a:schemeClr val="phClr"/>
@@ -10874,141 +12158,165 @@
           <a:gsLst>
             <a:gs pos="0">
               <a:schemeClr val="phClr">
-                <a:lumMod val="110000"/>
-                <a:satMod val="105000"/>
-                <a:tint val="67000"/>
+                <a:tint val="50000"/>
+                <a:satMod val="300000"/>
               </a:schemeClr>
             </a:gs>
-            <a:gs pos="50000">
+            <a:gs pos="35000">
               <a:schemeClr val="phClr">
-                <a:lumMod val="105000"/>
-                <a:satMod val="103000"/>
-                <a:tint val="73000"/>
+                <a:tint val="37000"/>
+                <a:satMod val="300000"/>
               </a:schemeClr>
             </a:gs>
             <a:gs pos="100000">
               <a:schemeClr val="phClr">
-                <a:lumMod val="105000"/>
-                <a:satMod val="109000"/>
-                <a:tint val="81000"/>
+                <a:tint val="15000"/>
+                <a:satMod val="350000"/>
               </a:schemeClr>
             </a:gs>
           </a:gsLst>
-          <a:lin ang="5400000" scaled="0"/>
+          <a:lin ang="16200000" scaled="1"/>
         </a:gradFill>
         <a:gradFill rotWithShape="1">
           <a:gsLst>
             <a:gs pos="0">
               <a:schemeClr val="phClr">
-                <a:satMod val="103000"/>
-                <a:lumMod val="102000"/>
-                <a:tint val="94000"/>
+                <a:shade val="51000"/>
+                <a:satMod val="130000"/>
               </a:schemeClr>
             </a:gs>
-            <a:gs pos="50000">
+            <a:gs pos="80000">
               <a:schemeClr val="phClr">
-                <a:satMod val="110000"/>
-                <a:lumMod val="100000"/>
-                <a:shade val="100000"/>
+                <a:shade val="93000"/>
+                <a:satMod val="130000"/>
               </a:schemeClr>
             </a:gs>
             <a:gs pos="100000">
               <a:schemeClr val="phClr">
-                <a:lumMod val="99000"/>
-                <a:satMod val="120000"/>
-                <a:shade val="78000"/>
+                <a:shade val="94000"/>
+                <a:satMod val="135000"/>
               </a:schemeClr>
             </a:gs>
           </a:gsLst>
-          <a:lin ang="5400000" scaled="0"/>
+          <a:lin ang="16200000" scaled="0"/>
         </a:gradFill>
       </a:fillStyleLst>
       <a:lnStyleLst>
-        <a:ln w="6350" cap="flat" cmpd="sng" algn="ctr">
+        <a:ln w="9525" cap="flat" cmpd="sng" algn="ctr">
+          <a:solidFill>
+            <a:schemeClr val="phClr">
+              <a:shade val="95000"/>
+              <a:satMod val="105000"/>
+            </a:schemeClr>
+          </a:solidFill>
+          <a:prstDash val="solid"/>
+        </a:ln>
+        <a:ln w="25400" cap="flat" cmpd="sng" algn="ctr">
           <a:solidFill>
             <a:schemeClr val="phClr"/>
           </a:solidFill>
           <a:prstDash val="solid"/>
-          <a:miter lim="800000"/>
         </a:ln>
-        <a:ln w="12700" cap="flat" cmpd="sng" algn="ctr">
+        <a:ln w="38100" cap="flat" cmpd="sng" algn="ctr">
           <a:solidFill>
             <a:schemeClr val="phClr"/>
           </a:solidFill>
           <a:prstDash val="solid"/>
-          <a:miter lim="800000"/>
-        </a:ln>
-        <a:ln w="19050" cap="flat" cmpd="sng" algn="ctr">
-          <a:solidFill>
-            <a:schemeClr val="phClr"/>
-          </a:solidFill>
-          <a:prstDash val="solid"/>
-          <a:miter lim="800000"/>
         </a:ln>
       </a:lnStyleLst>
       <a:effectStyleLst>
         <a:effectStyle>
-          <a:effectLst/>
-        </a:effectStyle>
-        <a:effectStyle>
-          <a:effectLst/>
+          <a:effectLst>
+            <a:outerShdw blurRad="40000" dist="20000" dir="5400000" rotWithShape="0">
+              <a:srgbClr val="000000">
+                <a:alpha val="38000"/>
+              </a:srgbClr>
+            </a:outerShdw>
+          </a:effectLst>
         </a:effectStyle>
         <a:effectStyle>
           <a:effectLst>
-            <a:outerShdw blurRad="57150" dist="19050" dir="5400000" algn="ctr" rotWithShape="0">
+            <a:outerShdw blurRad="40000" dist="23000" dir="5400000" rotWithShape="0">
               <a:srgbClr val="000000">
-                <a:alpha val="63000"/>
+                <a:alpha val="35000"/>
               </a:srgbClr>
             </a:outerShdw>
           </a:effectLst>
+        </a:effectStyle>
+        <a:effectStyle>
+          <a:effectLst>
+            <a:outerShdw blurRad="40000" dist="23000" dir="5400000" rotWithShape="0">
+              <a:srgbClr val="000000">
+                <a:alpha val="35000"/>
+              </a:srgbClr>
+            </a:outerShdw>
+          </a:effectLst>
+          <a:scene3d>
+            <a:camera prst="orthographicFront">
+              <a:rot lat="0" lon="0" rev="0"/>
+            </a:camera>
+            <a:lightRig rig="threePt" dir="t">
+              <a:rot lat="0" lon="0" rev="1200000"/>
+            </a:lightRig>
+          </a:scene3d>
+          <a:sp3d>
+            <a:bevelT w="63500" h="25400"/>
+          </a:sp3d>
         </a:effectStyle>
       </a:effectStyleLst>
       <a:bgFillStyleLst>
         <a:solidFill>
           <a:schemeClr val="phClr"/>
         </a:solidFill>
-        <a:solidFill>
-          <a:schemeClr val="phClr">
-            <a:tint val="95000"/>
-            <a:satMod val="170000"/>
-          </a:schemeClr>
-        </a:solidFill>
         <a:gradFill rotWithShape="1">
           <a:gsLst>
             <a:gs pos="0">
               <a:schemeClr val="phClr">
-                <a:tint val="93000"/>
-                <a:satMod val="150000"/>
-                <a:shade val="98000"/>
-                <a:lumMod val="102000"/>
+                <a:tint val="40000"/>
+                <a:satMod val="350000"/>
               </a:schemeClr>
             </a:gs>
-            <a:gs pos="50000">
+            <a:gs pos="40000">
               <a:schemeClr val="phClr">
-                <a:tint val="98000"/>
-                <a:satMod val="130000"/>
-                <a:shade val="90000"/>
-                <a:lumMod val="103000"/>
+                <a:tint val="45000"/>
+                <a:shade val="99000"/>
+                <a:satMod val="350000"/>
               </a:schemeClr>
             </a:gs>
             <a:gs pos="100000">
               <a:schemeClr val="phClr">
-                <a:shade val="63000"/>
-                <a:satMod val="120000"/>
+                <a:shade val="20000"/>
+                <a:satMod val="255000"/>
               </a:schemeClr>
             </a:gs>
           </a:gsLst>
-          <a:lin ang="5400000" scaled="0"/>
+          <a:path path="circle">
+            <a:fillToRect l="50000" t="-80000" r="50000" b="180000"/>
+          </a:path>
+        </a:gradFill>
+        <a:gradFill rotWithShape="1">
+          <a:gsLst>
+            <a:gs pos="0">
+              <a:schemeClr val="phClr">
+                <a:tint val="80000"/>
+                <a:satMod val="300000"/>
+              </a:schemeClr>
+            </a:gs>
+            <a:gs pos="100000">
+              <a:schemeClr val="phClr">
+                <a:shade val="30000"/>
+                <a:satMod val="200000"/>
+              </a:schemeClr>
+            </a:gs>
+          </a:gsLst>
+          <a:path path="circle">
+            <a:fillToRect l="50000" t="50000" r="50000" b="50000"/>
+          </a:path>
         </a:gradFill>
       </a:bgFillStyleLst>
     </a:fmtScheme>
   </a:themeElements>
   <a:objectDefaults/>
   <a:extraClrSchemeLst/>
-  <a:extLst>
-    <a:ext uri="{05A4C25C-085E-4340-85A3-A5531E510DB2}">
-      <thm15:themeFamily xmlns:thm15="http://schemas.microsoft.com/office/thememl/2012/main" name="Office Theme" id="{62F939B6-93AF-4DB8-9C6B-D6C7DFDC589F}" vid="{4A3C46E8-61CC-4603-A589-7422A47A8E4A}"/>
-    </a:ext>
-  </a:extLst>
 </a:theme>
 </file>
--- a/de/index.docx
+++ b/de/index.docx
@@ -235,7 +235,7 @@
               <w:pStyle w:val="ImageCaption"/>
             </w:pPr>
             <w:r>
-              <w:t xml:space="preserve">Abbildung 1: Fügen Sie immer etwas Text hinzu, um zu beschreiben, was das Bild zeigt. Hat eine Abbildung eine Beschriftung, erscheint sie im Abbildungsverzeichnis.</w:t>
+              <w:t xml:space="preserve">Abbildung 1: Fügen Sie immer etwas Text hinzu, um zu beschreiben, was das Bild zeigt. Hat eine Abbildung eine Beschriftung, erscheint sie im Abbildungsverzeichnis. Dort wird nur der erste Satz der Beschriftung angezeigt.</w:t>
             </w:r>
           </w:p>
           <w:bookmarkEnd w:id="31"/>
@@ -880,7 +880,7 @@
               <w:pStyle w:val="ImageCaption"/>
             </w:pPr>
             <w:r>
-              <w:t xml:space="preserve">Tabelle 1: Beispieltabelle. Hat eine Tabelle eine Beschriftung, erscheint sie im Tabellenverzeichnis.</w:t>
+              <w:t xml:space="preserve">Tabelle 1: Beispieltabelle mit drei Spalten. Hat eine Tabelle eine Beschriftung, erscheint sie im Tabellenverzeichnis. Dort wird nur der erste Satz der Beschriftung angezeigt.</w:t>
             </w:r>
           </w:p>
           <w:tbl>

--- a/de/index.docx
+++ b/de/index.docx
@@ -1176,7 +1176,7 @@
     <w:bookmarkEnd w:id="48"/>
     <w:bookmarkEnd w:id="49"/>
     <w:bookmarkEnd w:id="50"/>
-    <w:bookmarkStart w:id="60" w:name="sec-usage-notes"/>
+    <w:bookmarkStart w:id="54" w:name="sec-usage-notes"/>
     <w:p>
       <w:pPr>
         <w:pStyle w:val="berschrift1"/>
@@ -1460,7 +1460,7 @@
         <w:t xml:space="preserve">vorsieht.</w:t>
       </w:r>
     </w:p>
-    <w:bookmarkStart w:id="59" w:name="sec-namespaces"/>
+    <w:bookmarkStart w:id="53" w:name="sec-namespaces"/>
     <w:p>
       <w:pPr>
         <w:pStyle w:val="berschrift2"/>
@@ -1540,7 +1540,7 @@
       <w:tr>
         <w:tc>
           <w:tcPr/>
-          <w:bookmarkStart w:id="58" w:name="tbl-namespaces"/>
+          <w:bookmarkStart w:id="52" w:name="tbl-namespaces"/>
           <w:p>
             <w:pPr>
               <w:jc w:val="center"/>
@@ -1606,9 +1606,6 @@
                     <w:jc w:val="center"/>
                   </w:pPr>
                   <w:r>
-                    <w:rPr>
-                      <w:rStyle w:val="VerbatimChar"/>
-                    </w:rPr>
                     <w:t xml:space="preserve">:</w:t>
                   </w:r>
                 </w:p>
@@ -1621,14 +1618,9 @@
                     <w:jc w:val="left"/>
                     <w:jc w:val="center"/>
                   </w:pPr>
-                  <w:hyperlink r:id="rId52">
-                    <w:r>
-                      <w:rPr>
-                        <w:rStyle w:val="Hyperlink"/>
-                      </w:rPr>
-                      <w:t xml:space="preserve">https://agriculture.ld.admin.ch/eCH-1234/2/</w:t>
-                    </w:r>
-                  </w:hyperlink>
+                  <w:r>
+                    <w:t xml:space="preserve">https://agriculture.ld.admin.ch/eCH-1234/2/</w:t>
+                  </w:r>
                 </w:p>
               </w:tc>
             </w:tr>
@@ -1642,9 +1634,6 @@
                     <w:jc w:val="center"/>
                   </w:pPr>
                   <w:r>
-                    <w:rPr>
-                      <w:rStyle w:val="VerbatimChar"/>
-                    </w:rPr>
                     <w:t xml:space="preserve">country:</w:t>
                   </w:r>
                 </w:p>
@@ -1657,14 +1646,9 @@
                     <w:jc w:val="left"/>
                     <w:jc w:val="center"/>
                   </w:pPr>
-                  <w:hyperlink r:id="rId53">
-                    <w:r>
-                      <w:rPr>
-                        <w:rStyle w:val="Hyperlink"/>
-                      </w:rPr>
-                      <w:t xml:space="preserve">https://ld.admin.ch/country/</w:t>
-                    </w:r>
-                  </w:hyperlink>
+                  <w:r>
+                    <w:t xml:space="preserve">https://ld.admin.ch/country/</w:t>
+                  </w:r>
                 </w:p>
               </w:tc>
             </w:tr>
@@ -1678,9 +1662,6 @@
                     <w:jc w:val="center"/>
                   </w:pPr>
                   <w:r>
-                    <w:rPr>
-                      <w:rStyle w:val="VerbatimChar"/>
-                    </w:rPr>
                     <w:t xml:space="preserve">rdf:</w:t>
                   </w:r>
                 </w:p>
@@ -1693,14 +1674,9 @@
                     <w:jc w:val="left"/>
                     <w:jc w:val="center"/>
                   </w:pPr>
-                  <w:hyperlink r:id="rId54">
-                    <w:r>
-                      <w:rPr>
-                        <w:rStyle w:val="Hyperlink"/>
-                      </w:rPr>
-                      <w:t xml:space="preserve">http://www.w3.org/1999/02/22-rdf-syntax-ns#</w:t>
-                    </w:r>
-                  </w:hyperlink>
+                  <w:r>
+                    <w:t xml:space="preserve">http://www.w3.org/1999/02/22-rdf-syntax-ns#</w:t>
+                  </w:r>
                 </w:p>
               </w:tc>
             </w:tr>
@@ -1714,9 +1690,6 @@
                     <w:jc w:val="center"/>
                   </w:pPr>
                   <w:r>
-                    <w:rPr>
-                      <w:rStyle w:val="VerbatimChar"/>
-                    </w:rPr>
                     <w:t xml:space="preserve">schema:</w:t>
                   </w:r>
                 </w:p>
@@ -1729,14 +1702,9 @@
                     <w:jc w:val="left"/>
                     <w:jc w:val="center"/>
                   </w:pPr>
-                  <w:hyperlink r:id="rId55">
-                    <w:r>
-                      <w:rPr>
-                        <w:rStyle w:val="Hyperlink"/>
-                      </w:rPr>
-                      <w:t xml:space="preserve">http://schema.org/</w:t>
-                    </w:r>
-                  </w:hyperlink>
+                  <w:r>
+                    <w:t xml:space="preserve">http://schema.org/</w:t>
+                  </w:r>
                 </w:p>
               </w:tc>
             </w:tr>
@@ -1750,9 +1718,6 @@
                     <w:jc w:val="center"/>
                   </w:pPr>
                   <w:r>
-                    <w:rPr>
-                      <w:rStyle w:val="VerbatimChar"/>
-                    </w:rPr>
                     <w:t xml:space="preserve">unit:</w:t>
                   </w:r>
                 </w:p>
@@ -1765,14 +1730,9 @@
                     <w:jc w:val="left"/>
                     <w:jc w:val="center"/>
                   </w:pPr>
-                  <w:hyperlink r:id="rId56">
-                    <w:r>
-                      <w:rPr>
-                        <w:rStyle w:val="Hyperlink"/>
-                      </w:rPr>
-                      <w:t xml:space="preserve">http://qudt.org/vocab/unit/</w:t>
-                    </w:r>
-                  </w:hyperlink>
+                  <w:r>
+                    <w:t xml:space="preserve">http://qudt.org/vocab/unit/</w:t>
+                  </w:r>
                 </w:p>
               </w:tc>
             </w:tr>
@@ -1786,9 +1746,6 @@
                     <w:jc w:val="center"/>
                   </w:pPr>
                   <w:r>
-                    <w:rPr>
-                      <w:rStyle w:val="VerbatimChar"/>
-                    </w:rPr>
                     <w:t xml:space="preserve">xsd:</w:t>
                   </w:r>
                 </w:p>
@@ -1801,26 +1758,21 @@
                     <w:jc w:val="left"/>
                     <w:jc w:val="center"/>
                   </w:pPr>
-                  <w:hyperlink r:id="rId57">
-                    <w:r>
-                      <w:rPr>
-                        <w:rStyle w:val="Hyperlink"/>
-                      </w:rPr>
-                      <w:t xml:space="preserve">http://www.w3.org/2001/XMLSchema#</w:t>
-                    </w:r>
-                  </w:hyperlink>
+                  <w:r>
+                    <w:t xml:space="preserve">http://www.w3.org/2001/XMLSchema#</w:t>
+                  </w:r>
                 </w:p>
               </w:tc>
             </w:tr>
           </w:tbl>
-          <w:bookmarkEnd w:id="58"/>
+          <w:bookmarkEnd w:id="52"/>
           <w:p/>
         </w:tc>
       </w:tr>
     </w:tbl>
-    <w:bookmarkEnd w:id="59"/>
-    <w:bookmarkEnd w:id="60"/>
-    <w:bookmarkStart w:id="107" w:name="sec-data-model"/>
+    <w:bookmarkEnd w:id="53"/>
+    <w:bookmarkEnd w:id="54"/>
+    <w:bookmarkStart w:id="152" w:name="sec-data-model"/>
     <w:p>
       <w:pPr>
         <w:pStyle w:val="berschrift1"/>
@@ -1846,7 +1798,7 @@
         <w:t xml:space="preserve">Eine musikalische Kategorie im Chinook-Datensatz.</w:t>
       </w:r>
     </w:p>
-    <w:bookmarkStart w:id="63" w:name="sec-nodeshape-genreshape-overview"/>
+    <w:bookmarkStart w:id="58" w:name="sec-nodeshape-genreshape-overview"/>
     <w:p>
       <w:pPr>
         <w:pStyle w:val="berschrift3"/>
@@ -1860,19 +1812,19 @@
         <w:pStyle w:val="DefinitionTerm"/>
       </w:pPr>
       <w:r>
-        <w:t xml:space="preserve">IRI</w:t>
+        <w:t xml:space="preserve">Shape</w:t>
       </w:r>
     </w:p>
     <w:p>
       <w:pPr>
         <w:pStyle w:val="Definition"/>
       </w:pPr>
-      <w:hyperlink r:id="rId61">
+      <w:hyperlink r:id="rId55">
         <w:r>
           <w:rPr>
             <w:rStyle w:val="Hyperlink"/>
           </w:rPr>
-          <w:t xml:space="preserve">https://agriculture.ld.admin.ch/eCH-1234/2/GenreShape</w:t>
+          <w:t xml:space="preserve">:GenreShape</w:t>
         </w:r>
       </w:hyperlink>
     </w:p>
@@ -1888,73 +1840,69 @@
       <w:pPr>
         <w:pStyle w:val="Definition"/>
       </w:pPr>
-      <w:r>
-        <w:rPr>
-          <w:rStyle w:val="VerbatimChar"/>
-        </w:rPr>
-        <w:t xml:space="preserve">:Genre</w:t>
-      </w:r>
-    </w:p>
-    <w:p>
-      <w:pPr>
-        <w:pStyle w:val="DefinitionTerm"/>
-      </w:pPr>
-      <w:r>
-        <w:t xml:space="preserve">Geschlossen</w:t>
-      </w:r>
-    </w:p>
-    <w:p>
-      <w:pPr>
-        <w:pStyle w:val="Definition"/>
-      </w:pPr>
-      <w:r>
-        <w:t xml:space="preserve">Ja (nur die aufgeführten Eigenschaften zulässig)</w:t>
-      </w:r>
-    </w:p>
-    <w:p>
-      <w:pPr>
-        <w:pStyle w:val="DefinitionTerm"/>
-      </w:pPr>
-      <w:r>
-        <w:t xml:space="preserve">Kennzahlen</w:t>
-      </w:r>
-    </w:p>
-    <w:p>
-      <w:pPr>
-        <w:pStyle w:val="Definition"/>
-      </w:pPr>
-      <w:r>
-        <w:t xml:space="preserve">25 Instanzen mit je 5 bis 7 Tripeln (im Mittel 5.4)</w:t>
-      </w:r>
-    </w:p>
-    <w:p>
-      <w:pPr>
-        <w:pStyle w:val="DefinitionTerm"/>
-      </w:pPr>
-      <w:r>
-        <w:t xml:space="preserve">Open Data</w:t>
-      </w:r>
-    </w:p>
-    <w:p>
-      <w:pPr>
-        <w:pStyle w:val="Definition"/>
-      </w:pPr>
-      <w:r>
-        <w:t xml:space="preserve">Ja (</w:t>
-      </w:r>
-      <w:hyperlink r:id="rId62">
+      <w:hyperlink r:id="rId56">
         <w:r>
           <w:rPr>
             <w:rStyle w:val="Hyperlink"/>
           </w:rPr>
-          <w:t xml:space="preserve">auf LINDAS publiziert</w:t>
+          <w:t xml:space="preserve">:Genre</w:t>
         </w:r>
       </w:hyperlink>
-      <w:r>
-        <w:t xml:space="preserve">)</w:t>
-      </w:r>
-    </w:p>
-    <w:bookmarkEnd w:id="63"/>
+    </w:p>
+    <w:p>
+      <w:pPr>
+        <w:pStyle w:val="DefinitionTerm"/>
+      </w:pPr>
+      <w:r>
+        <w:t xml:space="preserve">Geschlossen</w:t>
+      </w:r>
+    </w:p>
+    <w:p>
+      <w:pPr>
+        <w:pStyle w:val="Definition"/>
+      </w:pPr>
+      <w:r>
+        <w:t xml:space="preserve">Ja (nur die aufgeführten Eigenschaften zulässig)</w:t>
+      </w:r>
+    </w:p>
+    <w:p>
+      <w:pPr>
+        <w:pStyle w:val="DefinitionTerm"/>
+      </w:pPr>
+      <w:r>
+        <w:t xml:space="preserve">Kennzahlen</w:t>
+      </w:r>
+    </w:p>
+    <w:p>
+      <w:pPr>
+        <w:pStyle w:val="Definition"/>
+      </w:pPr>
+      <w:r>
+        <w:t xml:space="preserve">25 Instanzen mit je 5 bis 7 Tripeln (im Mittel 5.4)</w:t>
+      </w:r>
+    </w:p>
+    <w:p>
+      <w:pPr>
+        <w:pStyle w:val="DefinitionTerm"/>
+      </w:pPr>
+      <w:r>
+        <w:t xml:space="preserve">Datenzugriff</w:t>
+      </w:r>
+    </w:p>
+    <w:p>
+      <w:pPr>
+        <w:pStyle w:val="Definition"/>
+      </w:pPr>
+      <w:hyperlink r:id="rId57">
+        <w:r>
+          <w:rPr>
+            <w:rStyle w:val="Hyperlink"/>
+          </w:rPr>
+          <w:t xml:space="preserve">SPARQL-Dienst</w:t>
+        </w:r>
+      </w:hyperlink>
+    </w:p>
+    <w:bookmarkEnd w:id="58"/>
     <w:bookmarkStart w:id="64" w:name="sec-nodeshape-genreshape-properties"/>
     <w:p>
       <w:pPr>
@@ -1967,14 +1915,14 @@
     <w:tbl>
       <w:tblPr>
         <w:tblStyle w:val="Table"/>
-        <w:tblW w:type="pct" w:w="4952"/>
+        <w:tblW w:type="pct" w:w="4967"/>
         <w:tblLayout w:type="fixed"/>
         <w:tblLook w:firstRow="1" w:lastRow="0" w:firstColumn="0" w:lastColumn="0" w:noHBand="0" w:noVBand="0" w:val="0020"/>
       </w:tblPr>
       <w:tblGrid>
-        <w:gridCol w:w="3274"/>
-        <w:gridCol w:w="3426"/>
-        <w:gridCol w:w="1142"/>
+        <w:gridCol w:w="3157"/>
+        <w:gridCol w:w="3934"/>
+        <w:gridCol w:w="776"/>
       </w:tblGrid>
       <w:tr>
         <w:trPr>
@@ -2038,12 +1986,14 @@
             <w:r>
               <w:t xml:space="preserve">(</w:t>
             </w:r>
-            <w:r>
-              <w:rPr>
-                <w:rStyle w:val="VerbatimChar"/>
-              </w:rPr>
-              <w:t xml:space="preserve">schema:name</w:t>
-            </w:r>
+            <w:hyperlink r:id="rId59">
+              <w:r>
+                <w:rPr>
+                  <w:rStyle w:val="Hyperlink"/>
+                </w:rPr>
+                <w:t xml:space="preserve">schema:name</w:t>
+              </w:r>
+            </w:hyperlink>
             <w:r>
               <w:t xml:space="preserve">)</w:t>
             </w:r>
@@ -2061,14 +2011,22 @@
               <w:jc w:val="left"/>
             </w:pPr>
             <w:r>
-              <w:t xml:space="preserve">Typ: Zeichenkette (</w:t>
-            </w:r>
-            <w:r>
-              <w:rPr>
-                <w:rStyle w:val="VerbatimChar"/>
-              </w:rPr>
-              <w:t xml:space="preserve">xsd:string</w:t>
-            </w:r>
+              <w:t xml:space="preserve">Typ: Zeichenkette</w:t>
+            </w:r>
+            <w:r>
+              <w:t xml:space="preserve"> </w:t>
+            </w:r>
+            <w:r>
+              <w:t xml:space="preserve">(</w:t>
+            </w:r>
+            <w:hyperlink r:id="rId60">
+              <w:r>
+                <w:rPr>
+                  <w:rStyle w:val="Hyperlink"/>
+                </w:rPr>
+                <w:t xml:space="preserve">xsd:string</w:t>
+              </w:r>
+            </w:hyperlink>
             <w:r>
               <w:t xml:space="preserve">)</w:t>
             </w:r>
@@ -2143,12 +2101,14 @@
             <w:r>
               <w:t xml:space="preserve">(</w:t>
             </w:r>
-            <w:r>
-              <w:rPr>
-                <w:rStyle w:val="VerbatimChar"/>
-              </w:rPr>
-              <w:t xml:space="preserve">schema:partOf</w:t>
-            </w:r>
+            <w:hyperlink r:id="rId61">
+              <w:r>
+                <w:rPr>
+                  <w:rStyle w:val="Hyperlink"/>
+                </w:rPr>
+                <w:t xml:space="preserve">schema:partOf</w:t>
+              </w:r>
+            </w:hyperlink>
             <w:r>
               <w:t xml:space="preserve">)</w:t>
             </w:r>
@@ -2215,26 +2175,28 @@
             <w:r>
               <w:t xml:space="preserve">(</w:t>
             </w:r>
-            <w:r>
-              <w:rPr>
-                <w:rStyle w:val="VerbatimChar"/>
-              </w:rPr>
-              <w:t xml:space="preserve">schema:alternateName</w:t>
-            </w:r>
-            <w:r>
-              <w:t xml:space="preserve">): Übersetzte</w:t>
+            <w:hyperlink r:id="rId62">
+              <w:r>
+                <w:rPr>
+                  <w:rStyle w:val="Hyperlink"/>
+                </w:rPr>
+                <w:t xml:space="preserve">schema:alternateName</w:t>
+              </w:r>
+            </w:hyperlink>
+            <w:r>
+              <w:t xml:space="preserve">):</w:t>
             </w:r>
             <w:r>
               <w:t xml:space="preserve"> </w:t>
             </w:r>
             <w:r>
-              <w:t xml:space="preserve">oder umgangssprachliche Bezeichnung des</w:t>
+              <w:t xml:space="preserve">Übersetzte oder umgangssprachliche Bezeichnung des Genres,</w:t>
             </w:r>
             <w:r>
               <w:t xml:space="preserve"> </w:t>
             </w:r>
             <w:r>
-              <w:t xml:space="preserve">Genres, höchstens eine pro Sprache.</w:t>
+              <w:t xml:space="preserve">höchstens eine pro Sprache.</w:t>
             </w:r>
           </w:p>
         </w:tc>
@@ -2258,12 +2220,14 @@
             <w:r>
               <w:t xml:space="preserve">(</w:t>
             </w:r>
-            <w:r>
-              <w:rPr>
-                <w:rStyle w:val="VerbatimChar"/>
-              </w:rPr>
-              <w:t xml:space="preserve">rdf:langString</w:t>
-            </w:r>
+            <w:hyperlink r:id="rId63">
+              <w:r>
+                <w:rPr>
+                  <w:rStyle w:val="Hyperlink"/>
+                </w:rPr>
+                <w:t xml:space="preserve">rdf:langString</w:t>
+              </w:r>
+            </w:hyperlink>
             <w:r>
               <w:t xml:space="preserve">)</w:t>
             </w:r>
@@ -2342,13 +2306,7 @@
               <w:t xml:space="preserve"> </w:t>
             </w:r>
             <w:r>
-              <w:t xml:space="preserve">(eine</w:t>
-            </w:r>
-            <w:r>
-              <w:t xml:space="preserve"> </w:t>
-            </w:r>
-            <w:r>
-              <w:t xml:space="preserve">pro Sprache)</w:t>
+              <w:t xml:space="preserve">(eine pro Sprache)</w:t>
             </w:r>
           </w:p>
         </w:tc>
@@ -2434,7 +2392,7 @@
     <w:bookmarkEnd w:id="65"/>
     <w:bookmarkEnd w:id="66"/>
     <w:bookmarkEnd w:id="67"/>
-    <w:bookmarkStart w:id="72" w:name="sec-nodeshape-musicalbumshape"/>
+    <w:bookmarkStart w:id="75" w:name="sec-nodeshape-musicalbumshape"/>
     <w:p>
       <w:pPr>
         <w:pStyle w:val="berschrift2"/>
@@ -2451,7 +2409,7 @@
         <w:t xml:space="preserve">Eine Sammlung von Titeln im Chinook-Datensatz.</w:t>
       </w:r>
     </w:p>
-    <w:bookmarkStart w:id="70" w:name="sec-nodeshape-musicalbumshape-overview"/>
+    <w:bookmarkStart w:id="71" w:name="sec-nodeshape-musicalbumshape-overview"/>
     <w:p>
       <w:pPr>
         <w:pStyle w:val="berschrift3"/>
@@ -2465,7 +2423,7 @@
         <w:pStyle w:val="DefinitionTerm"/>
       </w:pPr>
       <w:r>
-        <w:t xml:space="preserve">IRI</w:t>
+        <w:t xml:space="preserve">Shape</w:t>
       </w:r>
     </w:p>
     <w:p>
@@ -2477,7 +2435,7 @@
           <w:rPr>
             <w:rStyle w:val="Hyperlink"/>
           </w:rPr>
-          <w:t xml:space="preserve">https://agriculture.ld.admin.ch/eCH-1234/2/MusicAlbumShape</w:t>
+          <w:t xml:space="preserve">:MusicAlbumShape</w:t>
         </w:r>
       </w:hyperlink>
     </w:p>
@@ -2493,74 +2451,70 @@
       <w:pPr>
         <w:pStyle w:val="Definition"/>
       </w:pPr>
-      <w:r>
-        <w:rPr>
-          <w:rStyle w:val="VerbatimChar"/>
-        </w:rPr>
-        <w:t xml:space="preserve">schema:MusicAlbum</w:t>
-      </w:r>
-    </w:p>
-    <w:p>
-      <w:pPr>
-        <w:pStyle w:val="DefinitionTerm"/>
-      </w:pPr>
-      <w:r>
-        <w:t xml:space="preserve">Geschlossen</w:t>
-      </w:r>
-    </w:p>
-    <w:p>
-      <w:pPr>
-        <w:pStyle w:val="Definition"/>
-      </w:pPr>
-      <w:r>
-        <w:t xml:space="preserve">Nein (weitere Eigenschaften zulässig)</w:t>
-      </w:r>
-    </w:p>
-    <w:p>
-      <w:pPr>
-        <w:pStyle w:val="DefinitionTerm"/>
-      </w:pPr>
-      <w:r>
-        <w:t xml:space="preserve">Kennzahlen</w:t>
-      </w:r>
-    </w:p>
-    <w:p>
-      <w:pPr>
-        <w:pStyle w:val="Definition"/>
-      </w:pPr>
-      <w:r>
-        <w:t xml:space="preserve">347 Instanzen mit je 5 Tripeln</w:t>
-      </w:r>
-    </w:p>
-    <w:p>
-      <w:pPr>
-        <w:pStyle w:val="DefinitionTerm"/>
-      </w:pPr>
-      <w:r>
-        <w:t xml:space="preserve">Open Data</w:t>
-      </w:r>
-    </w:p>
-    <w:p>
-      <w:pPr>
-        <w:pStyle w:val="Definition"/>
-      </w:pPr>
-      <w:r>
-        <w:t xml:space="preserve">Ja (</w:t>
-      </w:r>
       <w:hyperlink r:id="rId69">
         <w:r>
           <w:rPr>
             <w:rStyle w:val="Hyperlink"/>
           </w:rPr>
-          <w:t xml:space="preserve">auf LINDAS publiziert</w:t>
+          <w:t xml:space="preserve">schema:MusicAlbum</w:t>
         </w:r>
       </w:hyperlink>
-      <w:r>
-        <w:t xml:space="preserve">)</w:t>
-      </w:r>
-    </w:p>
-    <w:bookmarkEnd w:id="70"/>
-    <w:bookmarkStart w:id="71" w:name="sec-nodeshape-musicalbumshape-properties"/>
+    </w:p>
+    <w:p>
+      <w:pPr>
+        <w:pStyle w:val="DefinitionTerm"/>
+      </w:pPr>
+      <w:r>
+        <w:t xml:space="preserve">Geschlossen</w:t>
+      </w:r>
+    </w:p>
+    <w:p>
+      <w:pPr>
+        <w:pStyle w:val="Definition"/>
+      </w:pPr>
+      <w:r>
+        <w:t xml:space="preserve">Nein (weitere Eigenschaften zulässig)</w:t>
+      </w:r>
+    </w:p>
+    <w:p>
+      <w:pPr>
+        <w:pStyle w:val="DefinitionTerm"/>
+      </w:pPr>
+      <w:r>
+        <w:t xml:space="preserve">Kennzahlen</w:t>
+      </w:r>
+    </w:p>
+    <w:p>
+      <w:pPr>
+        <w:pStyle w:val="Definition"/>
+      </w:pPr>
+      <w:r>
+        <w:t xml:space="preserve">347 Instanzen mit je 5 Tripeln</w:t>
+      </w:r>
+    </w:p>
+    <w:p>
+      <w:pPr>
+        <w:pStyle w:val="DefinitionTerm"/>
+      </w:pPr>
+      <w:r>
+        <w:t xml:space="preserve">Datenzugriff</w:t>
+      </w:r>
+    </w:p>
+    <w:p>
+      <w:pPr>
+        <w:pStyle w:val="Definition"/>
+      </w:pPr>
+      <w:hyperlink r:id="rId70">
+        <w:r>
+          <w:rPr>
+            <w:rStyle w:val="Hyperlink"/>
+          </w:rPr>
+          <w:t xml:space="preserve">SPARQL-Dienst</w:t>
+        </w:r>
+      </w:hyperlink>
+    </w:p>
+    <w:bookmarkEnd w:id="71"/>
+    <w:bookmarkStart w:id="74" w:name="sec-nodeshape-musicalbumshape-properties"/>
     <w:p>
       <w:pPr>
         <w:pStyle w:val="berschrift3"/>
@@ -2572,14 +2526,14 @@
     <w:tbl>
       <w:tblPr>
         <w:tblStyle w:val="Table"/>
-        <w:tblW w:type="pct" w:w="4952"/>
+        <w:tblW w:type="pct" w:w="4960"/>
         <w:tblLayout w:type="fixed"/>
         <w:tblLook w:firstRow="1" w:lastRow="0" w:firstColumn="0" w:lastColumn="0" w:noHBand="0" w:noVBand="0" w:val="0020"/>
       </w:tblPr>
       <w:tblGrid>
-        <w:gridCol w:w="3274"/>
-        <w:gridCol w:w="3426"/>
-        <w:gridCol w:w="1142"/>
+        <w:gridCol w:w="3231"/>
+        <w:gridCol w:w="3674"/>
+        <w:gridCol w:w="950"/>
       </w:tblGrid>
       <w:tr>
         <w:trPr>
@@ -2643,20 +2597,22 @@
             <w:r>
               <w:t xml:space="preserve">(</w:t>
             </w:r>
-            <w:r>
-              <w:rPr>
-                <w:rStyle w:val="VerbatimChar"/>
-              </w:rPr>
-              <w:t xml:space="preserve">schema:name</w:t>
-            </w:r>
-            <w:r>
-              <w:t xml:space="preserve">): Jedes Album</w:t>
+            <w:hyperlink r:id="rId59">
+              <w:r>
+                <w:rPr>
+                  <w:rStyle w:val="Hyperlink"/>
+                </w:rPr>
+                <w:t xml:space="preserve">schema:name</w:t>
+              </w:r>
+            </w:hyperlink>
+            <w:r>
+              <w:t xml:space="preserve">): Jedes</w:t>
             </w:r>
             <w:r>
               <w:t xml:space="preserve"> </w:t>
             </w:r>
             <w:r>
-              <w:t xml:space="preserve">muss einen Namen haben.</w:t>
+              <w:t xml:space="preserve">Album muss einen Namen haben.</w:t>
             </w:r>
           </w:p>
         </w:tc>
@@ -2672,14 +2628,22 @@
               <w:jc w:val="left"/>
             </w:pPr>
             <w:r>
-              <w:t xml:space="preserve">Typ: Zeichenkette (</w:t>
-            </w:r>
-            <w:r>
-              <w:rPr>
-                <w:rStyle w:val="VerbatimChar"/>
-              </w:rPr>
-              <w:t xml:space="preserve">xsd:string</w:t>
-            </w:r>
+              <w:t xml:space="preserve">Typ: Zeichenkette</w:t>
+            </w:r>
+            <w:r>
+              <w:t xml:space="preserve"> </w:t>
+            </w:r>
+            <w:r>
+              <w:t xml:space="preserve">(</w:t>
+            </w:r>
+            <w:hyperlink r:id="rId60">
+              <w:r>
+                <w:rPr>
+                  <w:rStyle w:val="Hyperlink"/>
+                </w:rPr>
+                <w:t xml:space="preserve">xsd:string</w:t>
+              </w:r>
+            </w:hyperlink>
             <w:r>
               <w:t xml:space="preserve">)</w:t>
             </w:r>
@@ -2732,20 +2696,22 @@
             <w:r>
               <w:t xml:space="preserve">(</w:t>
             </w:r>
-            <w:r>
-              <w:rPr>
-                <w:rStyle w:val="VerbatimChar"/>
-              </w:rPr>
-              <w:t xml:space="preserve">schema:byArtist</w:t>
-            </w:r>
-            <w:r>
-              <w:t xml:space="preserve">): Person</w:t>
+            <w:hyperlink r:id="rId72">
+              <w:r>
+                <w:rPr>
+                  <w:rStyle w:val="Hyperlink"/>
+                </w:rPr>
+                <w:t xml:space="preserve">schema:byArtist</w:t>
+              </w:r>
+            </w:hyperlink>
+            <w:r>
+              <w:t xml:space="preserve">):</w:t>
             </w:r>
             <w:r>
               <w:t xml:space="preserve"> </w:t>
             </w:r>
             <w:r>
-              <w:t xml:space="preserve">oder Musikgruppe, die das Album erstellt</w:t>
+              <w:t xml:space="preserve">Person oder Musikgruppe, die das Album erstellt</w:t>
             </w:r>
             <w:r>
               <w:t xml:space="preserve"> </w:t>
@@ -2789,12 +2755,14 @@
             <w:r>
               <w:t xml:space="preserve"> </w:t>
             </w:r>
-            <w:r>
-              <w:rPr>
-                <w:rStyle w:val="VerbatimChar"/>
-              </w:rPr>
-              <w:t xml:space="preserve">schema:MusicGroup</w:t>
-            </w:r>
+            <w:hyperlink r:id="rId73">
+              <w:r>
+                <w:rPr>
+                  <w:rStyle w:val="Hyperlink"/>
+                </w:rPr>
+                <w:t xml:space="preserve">schema:MusicGroup</w:t>
+              </w:r>
+            </w:hyperlink>
           </w:p>
         </w:tc>
         <w:tc>
@@ -2811,9 +2779,9 @@
         </w:tc>
       </w:tr>
     </w:tbl>
-    <w:bookmarkEnd w:id="71"/>
-    <w:bookmarkEnd w:id="72"/>
-    <w:bookmarkStart w:id="77" w:name="sec-nodeshape-trackshape"/>
+    <w:bookmarkEnd w:id="74"/>
+    <w:bookmarkEnd w:id="75"/>
+    <w:bookmarkStart w:id="86" w:name="sec-nodeshape-trackshape"/>
     <w:p>
       <w:pPr>
         <w:pStyle w:val="berschrift2"/>
@@ -2830,7 +2798,7 @@
         <w:t xml:space="preserve">Ein einzelner Musiktitel im Chinook-Datensatz.</w:t>
       </w:r>
     </w:p>
-    <w:bookmarkStart w:id="75" w:name="sec-nodeshape-trackshape-overview"/>
+    <w:bookmarkStart w:id="79" w:name="sec-nodeshape-trackshape-overview"/>
     <w:p>
       <w:pPr>
         <w:pStyle w:val="berschrift3"/>
@@ -2844,19 +2812,19 @@
         <w:pStyle w:val="DefinitionTerm"/>
       </w:pPr>
       <w:r>
-        <w:t xml:space="preserve">IRI</w:t>
+        <w:t xml:space="preserve">Shape</w:t>
       </w:r>
     </w:p>
     <w:p>
       <w:pPr>
         <w:pStyle w:val="Definition"/>
       </w:pPr>
-      <w:hyperlink r:id="rId73">
+      <w:hyperlink r:id="rId76">
         <w:r>
           <w:rPr>
             <w:rStyle w:val="Hyperlink"/>
           </w:rPr>
-          <w:t xml:space="preserve">https://agriculture.ld.admin.ch/eCH-1234/2/TrackShape</w:t>
+          <w:t xml:space="preserve">:TrackShape</w:t>
         </w:r>
       </w:hyperlink>
     </w:p>
@@ -2872,74 +2840,70 @@
       <w:pPr>
         <w:pStyle w:val="Definition"/>
       </w:pPr>
-      <w:r>
-        <w:rPr>
-          <w:rStyle w:val="VerbatimChar"/>
-        </w:rPr>
-        <w:t xml:space="preserve">schema:MusicRecording</w:t>
-      </w:r>
-    </w:p>
-    <w:p>
-      <w:pPr>
-        <w:pStyle w:val="DefinitionTerm"/>
-      </w:pPr>
-      <w:r>
-        <w:t xml:space="preserve">Geschlossen</w:t>
-      </w:r>
-    </w:p>
-    <w:p>
-      <w:pPr>
-        <w:pStyle w:val="Definition"/>
-      </w:pPr>
-      <w:r>
-        <w:t xml:space="preserve">Nein (weitere Eigenschaften zulässig)</w:t>
-      </w:r>
-    </w:p>
-    <w:p>
-      <w:pPr>
-        <w:pStyle w:val="DefinitionTerm"/>
-      </w:pPr>
-      <w:r>
-        <w:t xml:space="preserve">Kennzahlen</w:t>
-      </w:r>
-    </w:p>
-    <w:p>
-      <w:pPr>
-        <w:pStyle w:val="Definition"/>
-      </w:pPr>
-      <w:r>
-        <w:t xml:space="preserve">3503 Instanzen mit je 10 bis 15 Tripeln (im Mittel 11.1)</w:t>
-      </w:r>
-    </w:p>
-    <w:p>
-      <w:pPr>
-        <w:pStyle w:val="DefinitionTerm"/>
-      </w:pPr>
-      <w:r>
-        <w:t xml:space="preserve">Open Data</w:t>
-      </w:r>
-    </w:p>
-    <w:p>
-      <w:pPr>
-        <w:pStyle w:val="Definition"/>
-      </w:pPr>
-      <w:r>
-        <w:t xml:space="preserve">Ja (</w:t>
-      </w:r>
-      <w:hyperlink r:id="rId74">
+      <w:hyperlink r:id="rId77">
         <w:r>
           <w:rPr>
             <w:rStyle w:val="Hyperlink"/>
           </w:rPr>
-          <w:t xml:space="preserve">auf LINDAS publiziert</w:t>
+          <w:t xml:space="preserve">schema:MusicRecording</w:t>
         </w:r>
       </w:hyperlink>
-      <w:r>
-        <w:t xml:space="preserve">)</w:t>
-      </w:r>
-    </w:p>
-    <w:bookmarkEnd w:id="75"/>
-    <w:bookmarkStart w:id="76" w:name="sec-nodeshape-trackshape-properties"/>
+    </w:p>
+    <w:p>
+      <w:pPr>
+        <w:pStyle w:val="DefinitionTerm"/>
+      </w:pPr>
+      <w:r>
+        <w:t xml:space="preserve">Geschlossen</w:t>
+      </w:r>
+    </w:p>
+    <w:p>
+      <w:pPr>
+        <w:pStyle w:val="Definition"/>
+      </w:pPr>
+      <w:r>
+        <w:t xml:space="preserve">Nein (weitere Eigenschaften zulässig)</w:t>
+      </w:r>
+    </w:p>
+    <w:p>
+      <w:pPr>
+        <w:pStyle w:val="DefinitionTerm"/>
+      </w:pPr>
+      <w:r>
+        <w:t xml:space="preserve">Kennzahlen</w:t>
+      </w:r>
+    </w:p>
+    <w:p>
+      <w:pPr>
+        <w:pStyle w:val="Definition"/>
+      </w:pPr>
+      <w:r>
+        <w:t xml:space="preserve">3503 Instanzen mit je 10 bis 15 Tripeln (im Mittel 11.1)</w:t>
+      </w:r>
+    </w:p>
+    <w:p>
+      <w:pPr>
+        <w:pStyle w:val="DefinitionTerm"/>
+      </w:pPr>
+      <w:r>
+        <w:t xml:space="preserve">Datenzugriff</w:t>
+      </w:r>
+    </w:p>
+    <w:p>
+      <w:pPr>
+        <w:pStyle w:val="Definition"/>
+      </w:pPr>
+      <w:hyperlink r:id="rId78">
+        <w:r>
+          <w:rPr>
+            <w:rStyle w:val="Hyperlink"/>
+          </w:rPr>
+          <w:t xml:space="preserve">SPARQL-Dienst</w:t>
+        </w:r>
+      </w:hyperlink>
+    </w:p>
+    <w:bookmarkEnd w:id="79"/>
+    <w:bookmarkStart w:id="85" w:name="sec-nodeshape-trackshape-properties"/>
     <w:p>
       <w:pPr>
         <w:pStyle w:val="berschrift3"/>
@@ -2951,14 +2915,14 @@
     <w:tbl>
       <w:tblPr>
         <w:tblStyle w:val="Table"/>
-        <w:tblW w:type="pct" w:w="4953"/>
+        <w:tblW w:type="pct" w:w="4962"/>
         <w:tblLayout w:type="fixed"/>
         <w:tblLook w:firstRow="1" w:lastRow="0" w:firstColumn="0" w:lastColumn="0" w:noHBand="0" w:noVBand="0" w:val="0020"/>
       </w:tblPr>
       <w:tblGrid>
-        <w:gridCol w:w="3212"/>
-        <w:gridCol w:w="3511"/>
-        <w:gridCol w:w="1120"/>
+        <w:gridCol w:w="3411"/>
+        <w:gridCol w:w="3533"/>
+        <w:gridCol w:w="913"/>
       </w:tblGrid>
       <w:tr>
         <w:trPr>
@@ -3022,20 +2986,22 @@
             <w:r>
               <w:t xml:space="preserve">(</w:t>
             </w:r>
-            <w:r>
-              <w:rPr>
-                <w:rStyle w:val="VerbatimChar"/>
-              </w:rPr>
-              <w:t xml:space="preserve">schema:name</w:t>
-            </w:r>
-            <w:r>
-              <w:t xml:space="preserve">): Jeder Titel</w:t>
+            <w:hyperlink r:id="rId59">
+              <w:r>
+                <w:rPr>
+                  <w:rStyle w:val="Hyperlink"/>
+                </w:rPr>
+                <w:t xml:space="preserve">schema:name</w:t>
+              </w:r>
+            </w:hyperlink>
+            <w:r>
+              <w:t xml:space="preserve">):</w:t>
             </w:r>
             <w:r>
               <w:t xml:space="preserve"> </w:t>
             </w:r>
             <w:r>
-              <w:t xml:space="preserve">muss einen Namen haben.</w:t>
+              <w:t xml:space="preserve">Jeder Titel muss einen Namen haben.</w:t>
             </w:r>
           </w:p>
         </w:tc>
@@ -3051,14 +3017,22 @@
               <w:jc w:val="left"/>
             </w:pPr>
             <w:r>
-              <w:t xml:space="preserve">Typ: Zeichenkette (</w:t>
-            </w:r>
-            <w:r>
-              <w:rPr>
-                <w:rStyle w:val="VerbatimChar"/>
-              </w:rPr>
-              <w:t xml:space="preserve">xsd:string</w:t>
-            </w:r>
+              <w:t xml:space="preserve">Typ: Zeichenkette</w:t>
+            </w:r>
+            <w:r>
+              <w:t xml:space="preserve"> </w:t>
+            </w:r>
+            <w:r>
+              <w:t xml:space="preserve">(</w:t>
+            </w:r>
+            <w:hyperlink r:id="rId60">
+              <w:r>
+                <w:rPr>
+                  <w:rStyle w:val="Hyperlink"/>
+                </w:rPr>
+                <w:t xml:space="preserve">xsd:string</w:t>
+              </w:r>
+            </w:hyperlink>
             <w:r>
               <w:t xml:space="preserve">)</w:t>
             </w:r>
@@ -3111,12 +3085,14 @@
             <w:r>
               <w:t xml:space="preserve">(</w:t>
             </w:r>
-            <w:r>
-              <w:rPr>
-                <w:rStyle w:val="VerbatimChar"/>
-              </w:rPr>
-              <w:t xml:space="preserve">schema:inAlbum</w:t>
-            </w:r>
+            <w:hyperlink r:id="rId80">
+              <w:r>
+                <w:rPr>
+                  <w:rStyle w:val="Hyperlink"/>
+                </w:rPr>
+                <w:t xml:space="preserve">schema:inAlbum</w:t>
+              </w:r>
+            </w:hyperlink>
             <w:r>
               <w:t xml:space="preserve">): Ein</w:t>
             </w:r>
@@ -3124,13 +3100,13 @@
               <w:t xml:space="preserve"> </w:t>
             </w:r>
             <w:r>
-              <w:t xml:space="preserve">Titel kann nur zu einem gültigen</w:t>
+              <w:t xml:space="preserve">Titel kann nur zu einem gültigen schema:MusicAlbum</w:t>
             </w:r>
             <w:r>
               <w:t xml:space="preserve"> </w:t>
             </w:r>
             <w:r>
-              <w:t xml:space="preserve">schema:MusicAlbum gehören.</w:t>
+              <w:t xml:space="preserve">gehören.</w:t>
             </w:r>
           </w:p>
         </w:tc>
@@ -3195,26 +3171,22 @@
             <w:r>
               <w:t xml:space="preserve">(</w:t>
             </w:r>
-            <w:r>
-              <w:rPr>
-                <w:rStyle w:val="VerbatimChar"/>
-              </w:rPr>
-              <w:t xml:space="preserve">schema:author</w:t>
-            </w:r>
-            <w:r>
-              <w:t xml:space="preserve">): Die Person</w:t>
+            <w:hyperlink r:id="rId81">
+              <w:r>
+                <w:rPr>
+                  <w:rStyle w:val="Hyperlink"/>
+                </w:rPr>
+                <w:t xml:space="preserve">schema:author</w:t>
+              </w:r>
+            </w:hyperlink>
+            <w:r>
+              <w:t xml:space="preserve">): Die</w:t>
             </w:r>
             <w:r>
               <w:t xml:space="preserve"> </w:t>
             </w:r>
             <w:r>
-              <w:t xml:space="preserve">oder Gruppe, die den Titel geschrieben</w:t>
-            </w:r>
-            <w:r>
-              <w:t xml:space="preserve"> </w:t>
-            </w:r>
-            <w:r>
-              <w:t xml:space="preserve">hat.</w:t>
+              <w:t xml:space="preserve">Person oder Gruppe, die den Titel geschrieben hat.</w:t>
             </w:r>
           </w:p>
         </w:tc>
@@ -3260,12 +3232,14 @@
             <w:r>
               <w:t xml:space="preserve">(</w:t>
             </w:r>
-            <w:r>
-              <w:rPr>
-                <w:rStyle w:val="VerbatimChar"/>
-              </w:rPr>
-              <w:t xml:space="preserve">schema:genre</w:t>
-            </w:r>
+            <w:hyperlink r:id="rId82">
+              <w:r>
+                <w:rPr>
+                  <w:rStyle w:val="Hyperlink"/>
+                </w:rPr>
+                <w:t xml:space="preserve">schema:genre</w:t>
+              </w:r>
+            </w:hyperlink>
             <w:r>
               <w:t xml:space="preserve">)</w:t>
             </w:r>
@@ -3332,26 +3306,28 @@
             <w:r>
               <w:t xml:space="preserve">(</w:t>
             </w:r>
-            <w:r>
-              <w:rPr>
-                <w:rStyle w:val="VerbatimChar"/>
-              </w:rPr>
-              <w:t xml:space="preserve">schema:duration</w:t>
-            </w:r>
-            <w:r>
-              <w:t xml:space="preserve">): Die Dauer</w:t>
+            <w:hyperlink r:id="rId83">
+              <w:r>
+                <w:rPr>
+                  <w:rStyle w:val="Hyperlink"/>
+                </w:rPr>
+                <w:t xml:space="preserve">schema:duration</w:t>
+              </w:r>
+            </w:hyperlink>
+            <w:r>
+              <w:t xml:space="preserve">): Die</w:t>
             </w:r>
             <w:r>
               <w:t xml:space="preserve"> </w:t>
             </w:r>
             <w:r>
-              <w:t xml:space="preserve">muss als schema:QuantitativeValue</w:t>
+              <w:t xml:space="preserve">Dauer muss als schema:QuantitativeValue ausgedrückt</w:t>
             </w:r>
             <w:r>
               <w:t xml:space="preserve"> </w:t>
             </w:r>
             <w:r>
-              <w:t xml:space="preserve">ausgedrückt werden.</w:t>
+              <w:t xml:space="preserve">werden.</w:t>
             </w:r>
           </w:p>
         </w:tc>
@@ -3428,12 +3404,14 @@
             <w:r>
               <w:t xml:space="preserve">(</w:t>
             </w:r>
-            <w:r>
-              <w:rPr>
-                <w:rStyle w:val="VerbatimChar"/>
-              </w:rPr>
-              <w:t xml:space="preserve">schema:contentSize</w:t>
-            </w:r>
+            <w:hyperlink r:id="rId84">
+              <w:r>
+                <w:rPr>
+                  <w:rStyle w:val="Hyperlink"/>
+                </w:rPr>
+                <w:t xml:space="preserve">schema:contentSize</w:t>
+              </w:r>
+            </w:hyperlink>
             <w:r>
               <w:t xml:space="preserve">)</w:t>
             </w:r>
@@ -3492,9 +3470,9 @@
         </w:tc>
       </w:tr>
     </w:tbl>
-    <w:bookmarkEnd w:id="76"/>
-    <w:bookmarkEnd w:id="77"/>
-    <w:bookmarkStart w:id="81" w:name="sec-nodeshape-organisationshape"/>
+    <w:bookmarkEnd w:id="85"/>
+    <w:bookmarkEnd w:id="86"/>
+    <w:bookmarkStart w:id="91" w:name="sec-nodeshape-organisationshape"/>
     <w:p>
       <w:pPr>
         <w:pStyle w:val="berschrift2"/>
@@ -3511,7 +3489,7 @@
         <w:t xml:space="preserve">Ein Unternehmen oder eine Organisation im Chinook-Datensatz.</w:t>
       </w:r>
     </w:p>
-    <w:bookmarkStart w:id="79" w:name="sec-nodeshape-organisationshape-overview"/>
+    <w:bookmarkStart w:id="89" w:name="sec-nodeshape-organisationshape-overview"/>
     <w:p>
       <w:pPr>
         <w:pStyle w:val="berschrift3"/>
@@ -3525,19 +3503,19 @@
         <w:pStyle w:val="DefinitionTerm"/>
       </w:pPr>
       <w:r>
-        <w:t xml:space="preserve">IRI</w:t>
+        <w:t xml:space="preserve">Shape</w:t>
       </w:r>
     </w:p>
     <w:p>
       <w:pPr>
         <w:pStyle w:val="Definition"/>
       </w:pPr>
-      <w:hyperlink r:id="rId78">
+      <w:hyperlink r:id="rId87">
         <w:r>
           <w:rPr>
             <w:rStyle w:val="Hyperlink"/>
           </w:rPr>
-          <w:t xml:space="preserve">https://agriculture.ld.admin.ch/eCH-1234/2/OrganisationShape</w:t>
+          <w:t xml:space="preserve">:OrganisationShape</w:t>
         </w:r>
       </w:hyperlink>
     </w:p>
@@ -3553,12 +3531,14 @@
       <w:pPr>
         <w:pStyle w:val="Definition"/>
       </w:pPr>
-      <w:r>
-        <w:rPr>
-          <w:rStyle w:val="VerbatimChar"/>
-        </w:rPr>
-        <w:t xml:space="preserve">schema:Organisation</w:t>
-      </w:r>
+      <w:hyperlink r:id="rId88">
+        <w:r>
+          <w:rPr>
+            <w:rStyle w:val="Hyperlink"/>
+          </w:rPr>
+          <w:t xml:space="preserve">schema:Organisation</w:t>
+        </w:r>
+      </w:hyperlink>
     </w:p>
     <w:p>
       <w:pPr>
@@ -3581,7 +3561,7 @@
         <w:pStyle w:val="DefinitionTerm"/>
       </w:pPr>
       <w:r>
-        <w:t xml:space="preserve">Open Data</w:t>
+        <w:t xml:space="preserve">Datenzugriff</w:t>
       </w:r>
     </w:p>
     <w:p>
@@ -3589,11 +3569,11 @@
         <w:pStyle w:val="Definition"/>
       </w:pPr>
       <w:r>
-        <w:t xml:space="preserve">Nein (Transaktionsdaten, nicht Teil des publizierten Graphen)</w:t>
-      </w:r>
-    </w:p>
-    <w:bookmarkEnd w:id="79"/>
-    <w:bookmarkStart w:id="80" w:name="X694231572673875c8b98e55f859590bf822fedc"/>
+        <w:t xml:space="preserve">Keiner (Transaktionsdaten, nicht Teil des publizierten Graphen)</w:t>
+      </w:r>
+    </w:p>
+    <w:bookmarkEnd w:id="89"/>
+    <w:bookmarkStart w:id="90" w:name="X694231572673875c8b98e55f859590bf822fedc"/>
     <w:p>
       <w:pPr>
         <w:pStyle w:val="berschrift3"/>
@@ -3605,14 +3585,14 @@
     <w:tbl>
       <w:tblPr>
         <w:tblStyle w:val="Table"/>
-        <w:tblW w:type="pct" w:w="4952"/>
+        <w:tblW w:type="pct" w:w="4957"/>
         <w:tblLayout w:type="fixed"/>
         <w:tblLook w:firstRow="1" w:lastRow="0" w:firstColumn="0" w:lastColumn="0" w:noHBand="0" w:noVBand="0" w:val="0020"/>
       </w:tblPr>
       <w:tblGrid>
-        <w:gridCol w:w="3274"/>
-        <w:gridCol w:w="3426"/>
-        <w:gridCol w:w="1142"/>
+        <w:gridCol w:w="2910"/>
+        <w:gridCol w:w="3926"/>
+        <w:gridCol w:w="1015"/>
       </w:tblGrid>
       <w:tr>
         <w:trPr>
@@ -3676,20 +3656,28 @@
             <w:r>
               <w:t xml:space="preserve">(</w:t>
             </w:r>
-            <w:r>
-              <w:rPr>
-                <w:rStyle w:val="VerbatimChar"/>
-              </w:rPr>
-              <w:t xml:space="preserve">schema:name</w:t>
-            </w:r>
-            <w:r>
-              <w:t xml:space="preserve">): Jede</w:t>
+            <w:hyperlink r:id="rId59">
+              <w:r>
+                <w:rPr>
+                  <w:rStyle w:val="Hyperlink"/>
+                </w:rPr>
+                <w:t xml:space="preserve">schema:name</w:t>
+              </w:r>
+            </w:hyperlink>
+            <w:r>
+              <w:t xml:space="preserve">):</w:t>
             </w:r>
             <w:r>
               <w:t xml:space="preserve"> </w:t>
             </w:r>
             <w:r>
-              <w:t xml:space="preserve">Organisation muss einen Namen haben.</w:t>
+              <w:t xml:space="preserve">Jede Organisation muss einen Namen</w:t>
+            </w:r>
+            <w:r>
+              <w:t xml:space="preserve"> </w:t>
+            </w:r>
+            <w:r>
+              <w:t xml:space="preserve">haben.</w:t>
             </w:r>
           </w:p>
         </w:tc>
@@ -3705,14 +3693,22 @@
               <w:jc w:val="left"/>
             </w:pPr>
             <w:r>
-              <w:t xml:space="preserve">Typ: Zeichenkette (</w:t>
-            </w:r>
-            <w:r>
-              <w:rPr>
-                <w:rStyle w:val="VerbatimChar"/>
-              </w:rPr>
-              <w:t xml:space="preserve">xsd:string</w:t>
-            </w:r>
+              <w:t xml:space="preserve">Typ: Zeichenkette</w:t>
+            </w:r>
+            <w:r>
+              <w:t xml:space="preserve"> </w:t>
+            </w:r>
+            <w:r>
+              <w:t xml:space="preserve">(</w:t>
+            </w:r>
+            <w:hyperlink r:id="rId60">
+              <w:r>
+                <w:rPr>
+                  <w:rStyle w:val="Hyperlink"/>
+                </w:rPr>
+                <w:t xml:space="preserve">xsd:string</w:t>
+              </w:r>
+            </w:hyperlink>
             <w:r>
               <w:t xml:space="preserve">)</w:t>
             </w:r>
@@ -3745,9 +3741,9 @@
         </w:tc>
       </w:tr>
     </w:tbl>
-    <w:bookmarkEnd w:id="80"/>
-    <w:bookmarkEnd w:id="81"/>
-    <w:bookmarkStart w:id="88" w:name="sec-nodeshape-personshape"/>
+    <w:bookmarkEnd w:id="90"/>
+    <w:bookmarkEnd w:id="91"/>
+    <w:bookmarkStart w:id="109" w:name="sec-nodeshape-personshape"/>
     <w:p>
       <w:pPr>
         <w:pStyle w:val="berschrift2"/>
@@ -3810,7 +3806,7 @@
         <w:t xml:space="preserve">Namen werden so erfasst, wie sie die Person selbst verwendet; akademische Titel gehören nicht in den Vornamen. E-Mail-Adressen und Geburtsdaten sind freiwillige Angaben und werden bei Verstössen gegen die Regeln lediglich als Warnung gemeldet.</w:t>
       </w:r>
     </w:p>
-    <w:bookmarkStart w:id="84" w:name="sec-nodeshape-personshape-overview"/>
+    <w:bookmarkStart w:id="95" w:name="sec-nodeshape-personshape-overview"/>
     <w:p>
       <w:pPr>
         <w:pStyle w:val="berschrift3"/>
@@ -3824,19 +3820,19 @@
         <w:pStyle w:val="DefinitionTerm"/>
       </w:pPr>
       <w:r>
-        <w:t xml:space="preserve">IRI</w:t>
+        <w:t xml:space="preserve">Shape</w:t>
       </w:r>
     </w:p>
     <w:p>
       <w:pPr>
         <w:pStyle w:val="Definition"/>
       </w:pPr>
-      <w:hyperlink r:id="rId82">
+      <w:hyperlink r:id="rId92">
         <w:r>
           <w:rPr>
             <w:rStyle w:val="Hyperlink"/>
           </w:rPr>
-          <w:t xml:space="preserve">https://agriculture.ld.admin.ch/eCH-1234/2/PersonShape</w:t>
+          <w:t xml:space="preserve">:PersonShape</w:t>
         </w:r>
       </w:hyperlink>
     </w:p>
@@ -3852,74 +3848,70 @@
       <w:pPr>
         <w:pStyle w:val="Definition"/>
       </w:pPr>
-      <w:r>
-        <w:rPr>
-          <w:rStyle w:val="VerbatimChar"/>
-        </w:rPr>
-        <w:t xml:space="preserve">schema:Person</w:t>
-      </w:r>
-    </w:p>
-    <w:p>
-      <w:pPr>
-        <w:pStyle w:val="DefinitionTerm"/>
-      </w:pPr>
-      <w:r>
-        <w:t xml:space="preserve">Geschlossen</w:t>
-      </w:r>
-    </w:p>
-    <w:p>
-      <w:pPr>
-        <w:pStyle w:val="Definition"/>
-      </w:pPr>
-      <w:r>
-        <w:t xml:space="preserve">Ja (nur die aufgeführten Eigenschaften zulässig)</w:t>
-      </w:r>
-    </w:p>
-    <w:p>
-      <w:pPr>
-        <w:pStyle w:val="DefinitionTerm"/>
-      </w:pPr>
-      <w:r>
-        <w:t xml:space="preserve">Kennzahlen</w:t>
-      </w:r>
-    </w:p>
-    <w:p>
-      <w:pPr>
-        <w:pStyle w:val="Definition"/>
-      </w:pPr>
-      <w:r>
-        <w:t xml:space="preserve">383 Instanzen mit je 5 bis 10 Tripeln (im Mittel 5.6)</w:t>
-      </w:r>
-    </w:p>
-    <w:p>
-      <w:pPr>
-        <w:pStyle w:val="DefinitionTerm"/>
-      </w:pPr>
-      <w:r>
-        <w:t xml:space="preserve">Open Data</w:t>
-      </w:r>
-    </w:p>
-    <w:p>
-      <w:pPr>
-        <w:pStyle w:val="Definition"/>
-      </w:pPr>
-      <w:r>
-        <w:t xml:space="preserve">Ja (</w:t>
-      </w:r>
-      <w:hyperlink r:id="rId83">
+      <w:hyperlink r:id="rId93">
         <w:r>
           <w:rPr>
             <w:rStyle w:val="Hyperlink"/>
           </w:rPr>
-          <w:t xml:space="preserve">auf LINDAS publiziert</w:t>
+          <w:t xml:space="preserve">schema:Person</w:t>
         </w:r>
       </w:hyperlink>
-      <w:r>
-        <w:t xml:space="preserve">)</w:t>
-      </w:r>
-    </w:p>
-    <w:bookmarkEnd w:id="84"/>
-    <w:bookmarkStart w:id="85" w:name="sec-nodeshape-personshape-properties"/>
+    </w:p>
+    <w:p>
+      <w:pPr>
+        <w:pStyle w:val="DefinitionTerm"/>
+      </w:pPr>
+      <w:r>
+        <w:t xml:space="preserve">Geschlossen</w:t>
+      </w:r>
+    </w:p>
+    <w:p>
+      <w:pPr>
+        <w:pStyle w:val="Definition"/>
+      </w:pPr>
+      <w:r>
+        <w:t xml:space="preserve">Ja (nur die aufgeführten Eigenschaften zulässig)</w:t>
+      </w:r>
+    </w:p>
+    <w:p>
+      <w:pPr>
+        <w:pStyle w:val="DefinitionTerm"/>
+      </w:pPr>
+      <w:r>
+        <w:t xml:space="preserve">Kennzahlen</w:t>
+      </w:r>
+    </w:p>
+    <w:p>
+      <w:pPr>
+        <w:pStyle w:val="Definition"/>
+      </w:pPr>
+      <w:r>
+        <w:t xml:space="preserve">383 Instanzen mit je 5 bis 10 Tripeln (im Mittel 5.6)</w:t>
+      </w:r>
+    </w:p>
+    <w:p>
+      <w:pPr>
+        <w:pStyle w:val="DefinitionTerm"/>
+      </w:pPr>
+      <w:r>
+        <w:t xml:space="preserve">Datenzugriff</w:t>
+      </w:r>
+    </w:p>
+    <w:p>
+      <w:pPr>
+        <w:pStyle w:val="Definition"/>
+      </w:pPr>
+      <w:hyperlink r:id="rId94">
+        <w:r>
+          <w:rPr>
+            <w:rStyle w:val="Hyperlink"/>
+          </w:rPr>
+          <w:t xml:space="preserve">SPARQL-Dienst</w:t>
+        </w:r>
+      </w:hyperlink>
+    </w:p>
+    <w:bookmarkEnd w:id="95"/>
+    <w:bookmarkStart w:id="106" w:name="sec-nodeshape-personshape-properties"/>
     <w:p>
       <w:pPr>
         <w:pStyle w:val="berschrift3"/>
@@ -3931,14 +3923,14 @@
     <w:tbl>
       <w:tblPr>
         <w:tblStyle w:val="Table"/>
-        <w:tblW w:type="pct" w:w="4955"/>
+        <w:tblW w:type="pct" w:w="4961"/>
         <w:tblLayout w:type="fixed"/>
         <w:tblLook w:firstRow="1" w:lastRow="0" w:firstColumn="0" w:lastColumn="0" w:noHBand="0" w:noVBand="0" w:val="0020"/>
       </w:tblPr>
       <w:tblGrid>
-        <w:gridCol w:w="3096"/>
-        <w:gridCol w:w="3672"/>
-        <w:gridCol w:w="1080"/>
+        <w:gridCol w:w="3376"/>
+        <w:gridCol w:w="3560"/>
+        <w:gridCol w:w="920"/>
       </w:tblGrid>
       <w:tr>
         <w:trPr>
@@ -4002,20 +3994,22 @@
             <w:r>
               <w:t xml:space="preserve">(</w:t>
             </w:r>
-            <w:r>
-              <w:rPr>
-                <w:rStyle w:val="VerbatimChar"/>
-              </w:rPr>
-              <w:t xml:space="preserve">schema:givenName</w:t>
-            </w:r>
-            <w:r>
-              <w:t xml:space="preserve">): Jede</w:t>
+            <w:hyperlink r:id="rId96">
+              <w:r>
+                <w:rPr>
+                  <w:rStyle w:val="Hyperlink"/>
+                </w:rPr>
+                <w:t xml:space="preserve">schema:givenName</w:t>
+              </w:r>
+            </w:hyperlink>
+            <w:r>
+              <w:t xml:space="preserve">):</w:t>
             </w:r>
             <w:r>
               <w:t xml:space="preserve"> </w:t>
             </w:r>
             <w:r>
-              <w:t xml:space="preserve">Person muss einen Vornamen haben.</w:t>
+              <w:t xml:space="preserve">Jede Person muss einen Vornamen haben.</w:t>
             </w:r>
           </w:p>
         </w:tc>
@@ -4031,14 +4025,22 @@
               <w:jc w:val="left"/>
             </w:pPr>
             <w:r>
-              <w:t xml:space="preserve">Typ: Zeichenkette (</w:t>
-            </w:r>
-            <w:r>
-              <w:rPr>
-                <w:rStyle w:val="VerbatimChar"/>
-              </w:rPr>
-              <w:t xml:space="preserve">xsd:string</w:t>
-            </w:r>
+              <w:t xml:space="preserve">Typ: Zeichenkette</w:t>
+            </w:r>
+            <w:r>
+              <w:t xml:space="preserve"> </w:t>
+            </w:r>
+            <w:r>
+              <w:t xml:space="preserve">(</w:t>
+            </w:r>
+            <w:hyperlink r:id="rId60">
+              <w:r>
+                <w:rPr>
+                  <w:rStyle w:val="Hyperlink"/>
+                </w:rPr>
+                <w:t xml:space="preserve">xsd:string</w:t>
+              </w:r>
+            </w:hyperlink>
             <w:r>
               <w:t xml:space="preserve">)</w:t>
             </w:r>
@@ -4078,20 +4080,22 @@
             <w:r>
               <w:t xml:space="preserve">(</w:t>
             </w:r>
-            <w:r>
-              <w:rPr>
-                <w:rStyle w:val="VerbatimChar"/>
-              </w:rPr>
-              <w:t xml:space="preserve">schema:familyName</w:t>
-            </w:r>
-            <w:r>
-              <w:t xml:space="preserve">): Jede</w:t>
+            <w:hyperlink r:id="rId97">
+              <w:r>
+                <w:rPr>
+                  <w:rStyle w:val="Hyperlink"/>
+                </w:rPr>
+                <w:t xml:space="preserve">schema:familyName</w:t>
+              </w:r>
+            </w:hyperlink>
+            <w:r>
+              <w:t xml:space="preserve">):</w:t>
             </w:r>
             <w:r>
               <w:t xml:space="preserve"> </w:t>
             </w:r>
             <w:r>
-              <w:t xml:space="preserve">Person muss einen Nachnamen haben.</w:t>
+              <w:t xml:space="preserve">Jede Person muss einen Nachnamen haben.</w:t>
             </w:r>
           </w:p>
         </w:tc>
@@ -4107,14 +4111,22 @@
               <w:jc w:val="left"/>
             </w:pPr>
             <w:r>
-              <w:t xml:space="preserve">Typ: Zeichenkette (</w:t>
-            </w:r>
-            <w:r>
-              <w:rPr>
-                <w:rStyle w:val="VerbatimChar"/>
-              </w:rPr>
-              <w:t xml:space="preserve">xsd:string</w:t>
-            </w:r>
+              <w:t xml:space="preserve">Typ: Zeichenkette</w:t>
+            </w:r>
+            <w:r>
+              <w:t xml:space="preserve"> </w:t>
+            </w:r>
+            <w:r>
+              <w:t xml:space="preserve">(</w:t>
+            </w:r>
+            <w:hyperlink r:id="rId60">
+              <w:r>
+                <w:rPr>
+                  <w:rStyle w:val="Hyperlink"/>
+                </w:rPr>
+                <w:t xml:space="preserve">xsd:string</w:t>
+              </w:r>
+            </w:hyperlink>
             <w:r>
               <w:t xml:space="preserve">)</w:t>
             </w:r>
@@ -4154,26 +4166,28 @@
             <w:r>
               <w:t xml:space="preserve">(</w:t>
             </w:r>
-            <w:r>
-              <w:rPr>
-                <w:rStyle w:val="VerbatimChar"/>
-              </w:rPr>
-              <w:t xml:space="preserve">schema:email</w:t>
-            </w:r>
-            <w:r>
-              <w:t xml:space="preserve">):</w:t>
+            <w:hyperlink r:id="rId98">
+              <w:r>
+                <w:rPr>
+                  <w:rStyle w:val="Hyperlink"/>
+                </w:rPr>
+                <w:t xml:space="preserve">schema:email</w:t>
+              </w:r>
+            </w:hyperlink>
+            <w:r>
+              <w:t xml:space="preserve">): Falls</w:t>
             </w:r>
             <w:r>
               <w:t xml:space="preserve"> </w:t>
             </w:r>
             <w:r>
-              <w:t xml:space="preserve">Falls angegeben, muss die E-Mail-Adresse</w:t>
+              <w:t xml:space="preserve">angegeben, muss die E-Mail-Adresse einem</w:t>
             </w:r>
             <w:r>
               <w:t xml:space="preserve"> </w:t>
             </w:r>
             <w:r>
-              <w:t xml:space="preserve">einem Standardformat entsprechen.</w:t>
+              <w:t xml:space="preserve">Standardformat entsprechen.</w:t>
             </w:r>
           </w:p>
         </w:tc>
@@ -4189,14 +4203,22 @@
               <w:jc w:val="left"/>
             </w:pPr>
             <w:r>
-              <w:t xml:space="preserve">Typ: Zeichenkette (</w:t>
-            </w:r>
-            <w:r>
-              <w:rPr>
-                <w:rStyle w:val="VerbatimChar"/>
-              </w:rPr>
-              <w:t xml:space="preserve">xsd:string</w:t>
-            </w:r>
+              <w:t xml:space="preserve">Typ: Zeichenkette</w:t>
+            </w:r>
+            <w:r>
+              <w:t xml:space="preserve"> </w:t>
+            </w:r>
+            <w:r>
+              <w:t xml:space="preserve">(</w:t>
+            </w:r>
+            <w:hyperlink r:id="rId60">
+              <w:r>
+                <w:rPr>
+                  <w:rStyle w:val="Hyperlink"/>
+                </w:rPr>
+                <w:t xml:space="preserve">xsd:string</w:t>
+              </w:r>
+            </w:hyperlink>
             <w:r>
               <w:t xml:space="preserve">)</w:t>
             </w:r>
@@ -4299,12 +4321,14 @@
             <w:r>
               <w:t xml:space="preserve">(</w:t>
             </w:r>
-            <w:r>
-              <w:rPr>
-                <w:rStyle w:val="VerbatimChar"/>
-              </w:rPr>
-              <w:t xml:space="preserve">schema:birthDate</w:t>
-            </w:r>
+            <w:hyperlink r:id="rId99">
+              <w:r>
+                <w:rPr>
+                  <w:rStyle w:val="Hyperlink"/>
+                </w:rPr>
+                <w:t xml:space="preserve">schema:birthDate</w:t>
+              </w:r>
+            </w:hyperlink>
             <w:r>
               <w:t xml:space="preserve">):</w:t>
             </w:r>
@@ -4312,13 +4336,7 @@
               <w:t xml:space="preserve"> </w:t>
             </w:r>
             <w:r>
-              <w:t xml:space="preserve">Eine Person sollte ein gültiges</w:t>
-            </w:r>
-            <w:r>
-              <w:t xml:space="preserve"> </w:t>
-            </w:r>
-            <w:r>
-              <w:t xml:space="preserve">Geburtsdatum haben.</w:t>
+              <w:t xml:space="preserve">Eine Person sollte ein gültiges Geburtsdatum haben.</w:t>
             </w:r>
           </w:p>
         </w:tc>
@@ -4334,14 +4352,22 @@
               <w:jc w:val="left"/>
             </w:pPr>
             <w:r>
-              <w:t xml:space="preserve">Typ: Datum (</w:t>
-            </w:r>
-            <w:r>
-              <w:rPr>
-                <w:rStyle w:val="VerbatimChar"/>
-              </w:rPr>
-              <w:t xml:space="preserve">xsd:date</w:t>
-            </w:r>
+              <w:t xml:space="preserve">Typ: Datum</w:t>
+            </w:r>
+            <w:r>
+              <w:t xml:space="preserve"> </w:t>
+            </w:r>
+            <w:r>
+              <w:t xml:space="preserve">(</w:t>
+            </w:r>
+            <w:hyperlink r:id="rId100">
+              <w:r>
+                <w:rPr>
+                  <w:rStyle w:val="Hyperlink"/>
+                </w:rPr>
+                <w:t xml:space="preserve">xsd:date</w:t>
+              </w:r>
+            </w:hyperlink>
             <w:r>
               <w:t xml:space="preserve">)</w:t>
             </w:r>
@@ -4407,12 +4433,14 @@
             <w:r>
               <w:t xml:space="preserve">(</w:t>
             </w:r>
-            <w:r>
-              <w:rPr>
-                <w:rStyle w:val="VerbatimChar"/>
-              </w:rPr>
-              <w:t xml:space="preserve">schema:address</w:t>
-            </w:r>
+            <w:hyperlink r:id="rId101">
+              <w:r>
+                <w:rPr>
+                  <w:rStyle w:val="Hyperlink"/>
+                </w:rPr>
+                <w:t xml:space="preserve">schema:address</w:t>
+              </w:r>
+            </w:hyperlink>
             <w:r>
               <w:t xml:space="preserve">)</w:t>
             </w:r>
@@ -4479,26 +4507,28 @@
             <w:r>
               <w:t xml:space="preserve">(</w:t>
             </w:r>
-            <w:r>
-              <w:rPr>
-                <w:rStyle w:val="VerbatimChar"/>
-              </w:rPr>
-              <w:t xml:space="preserve">schema:worksFor</w:t>
-            </w:r>
-            <w:r>
-              <w:t xml:space="preserve">):</w:t>
+            <w:hyperlink r:id="rId102">
+              <w:r>
+                <w:rPr>
+                  <w:rStyle w:val="Hyperlink"/>
+                </w:rPr>
+                <w:t xml:space="preserve">schema:worksFor</w:t>
+              </w:r>
+            </w:hyperlink>
+            <w:r>
+              <w:t xml:space="preserve">): Ein</w:t>
             </w:r>
             <w:r>
               <w:t xml:space="preserve"> </w:t>
             </w:r>
             <w:r>
-              <w:t xml:space="preserve">Ein Mitarbeiter kann einer anderen</w:t>
+              <w:t xml:space="preserve">Mitarbeiter kann einer anderen Person unterstellt</w:t>
             </w:r>
             <w:r>
               <w:t xml:space="preserve"> </w:t>
             </w:r>
             <w:r>
-              <w:t xml:space="preserve">Person unterstellt sein.</w:t>
+              <w:t xml:space="preserve">sein.</w:t>
             </w:r>
           </w:p>
         </w:tc>
@@ -4536,12 +4566,14 @@
             <w:r>
               <w:t xml:space="preserve"> </w:t>
             </w:r>
-            <w:r>
-              <w:rPr>
-                <w:rStyle w:val="VerbatimChar"/>
-              </w:rPr>
-              <w:t xml:space="preserve">schema:Organization</w:t>
-            </w:r>
+            <w:hyperlink r:id="rId103">
+              <w:r>
+                <w:rPr>
+                  <w:rStyle w:val="Hyperlink"/>
+                </w:rPr>
+                <w:t xml:space="preserve">schema:Organization</w:t>
+              </w:r>
+            </w:hyperlink>
           </w:p>
         </w:tc>
         <w:tc>
@@ -4578,12 +4610,14 @@
             <w:r>
               <w:t xml:space="preserve">(</w:t>
             </w:r>
-            <w:r>
-              <w:rPr>
-                <w:rStyle w:val="VerbatimChar"/>
-              </w:rPr>
-              <w:t xml:space="preserve">schema:jobTitle</w:t>
-            </w:r>
+            <w:hyperlink r:id="rId104">
+              <w:r>
+                <w:rPr>
+                  <w:rStyle w:val="Hyperlink"/>
+                </w:rPr>
+                <w:t xml:space="preserve">schema:jobTitle</w:t>
+              </w:r>
+            </w:hyperlink>
             <w:r>
               <w:t xml:space="preserve">)</w:t>
             </w:r>
@@ -4601,14 +4635,22 @@
               <w:jc w:val="left"/>
             </w:pPr>
             <w:r>
-              <w:t xml:space="preserve">Typ: Zeichenkette (</w:t>
-            </w:r>
-            <w:r>
-              <w:rPr>
-                <w:rStyle w:val="VerbatimChar"/>
-              </w:rPr>
-              <w:t xml:space="preserve">xsd:string</w:t>
-            </w:r>
+              <w:t xml:space="preserve">Typ: Zeichenkette</w:t>
+            </w:r>
+            <w:r>
+              <w:t xml:space="preserve"> </w:t>
+            </w:r>
+            <w:r>
+              <w:t xml:space="preserve">(</w:t>
+            </w:r>
+            <w:hyperlink r:id="rId60">
+              <w:r>
+                <w:rPr>
+                  <w:rStyle w:val="Hyperlink"/>
+                </w:rPr>
+                <w:t xml:space="preserve">xsd:string</w:t>
+              </w:r>
+            </w:hyperlink>
             <w:r>
               <w:t xml:space="preserve">)</w:t>
             </w:r>
@@ -4661,12 +4703,14 @@
             <w:r>
               <w:t xml:space="preserve">(</w:t>
             </w:r>
-            <w:r>
-              <w:rPr>
-                <w:rStyle w:val="VerbatimChar"/>
-              </w:rPr>
-              <w:t xml:space="preserve">schema:knows</w:t>
-            </w:r>
+            <w:hyperlink r:id="rId105">
+              <w:r>
+                <w:rPr>
+                  <w:rStyle w:val="Hyperlink"/>
+                </w:rPr>
+                <w:t xml:space="preserve">schema:knows</w:t>
+              </w:r>
+            </w:hyperlink>
             <w:r>
               <w:t xml:space="preserve">)</w:t>
             </w:r>
@@ -4713,8 +4757,8 @@
         </w:tc>
       </w:tr>
     </w:tbl>
-    <w:bookmarkEnd w:id="85"/>
-    <w:bookmarkStart w:id="87" w:name="sec-nodeshape-personshape-rules"/>
+    <w:bookmarkEnd w:id="106"/>
+    <w:bookmarkStart w:id="108" w:name="sec-nodeshape-personshape-rules"/>
     <w:p>
       <w:pPr>
         <w:pStyle w:val="berschrift3"/>
@@ -4723,7 +4767,7 @@
         <w:t xml:space="preserve">3.5.3 Regeln (SPARQL)</w:t>
       </w:r>
     </w:p>
-    <w:bookmarkStart w:id="86" w:name="sec-nodeshape-personshape-rule-1"/>
+    <w:bookmarkStart w:id="107" w:name="sec-nodeshape-personshape-rule-1"/>
     <w:p>
       <w:pPr>
         <w:pStyle w:val="berschrift4"/>
@@ -4778,10 +4822,10 @@
         <w:t xml:space="preserve">}</w:t>
       </w:r>
     </w:p>
-    <w:bookmarkEnd w:id="86"/>
-    <w:bookmarkEnd w:id="87"/>
-    <w:bookmarkEnd w:id="88"/>
-    <w:bookmarkStart w:id="93" w:name="sec-nodeshape-postaladdressshape"/>
+    <w:bookmarkEnd w:id="107"/>
+    <w:bookmarkEnd w:id="108"/>
+    <w:bookmarkEnd w:id="109"/>
+    <w:bookmarkStart w:id="123" w:name="sec-nodeshape-postaladdressshape"/>
     <w:p>
       <w:pPr>
         <w:pStyle w:val="berschrift2"/>
@@ -4806,7 +4850,7 @@
         <w:t xml:space="preserve">Adressen folgen dem Aufbau von schema.org und nicht dem Schweizer Adressstandard eCH-0010, da der Datensatz überwiegend ausländische Adressen enthält. Postleitzahlen werden deshalb nur auf ein plausibles Format geprüft, nicht gegen ein Verzeichnis.</w:t>
       </w:r>
     </w:p>
-    <w:bookmarkStart w:id="91" w:name="Xf875252aad1b3a425685d2837dfb16e5026bccf"/>
+    <w:bookmarkStart w:id="113" w:name="Xf875252aad1b3a425685d2837dfb16e5026bccf"/>
     <w:p>
       <w:pPr>
         <w:pStyle w:val="berschrift3"/>
@@ -4820,19 +4864,19 @@
         <w:pStyle w:val="DefinitionTerm"/>
       </w:pPr>
       <w:r>
-        <w:t xml:space="preserve">IRI</w:t>
+        <w:t xml:space="preserve">Shape</w:t>
       </w:r>
     </w:p>
     <w:p>
       <w:pPr>
         <w:pStyle w:val="Definition"/>
       </w:pPr>
-      <w:hyperlink r:id="rId89">
+      <w:hyperlink r:id="rId110">
         <w:r>
           <w:rPr>
             <w:rStyle w:val="Hyperlink"/>
           </w:rPr>
-          <w:t xml:space="preserve">https://agriculture.ld.admin.ch/eCH-1234/2/PostalAddressShape</w:t>
+          <w:t xml:space="preserve">:PostalAddressShape</w:t>
         </w:r>
       </w:hyperlink>
     </w:p>
@@ -4848,74 +4892,70 @@
       <w:pPr>
         <w:pStyle w:val="Definition"/>
       </w:pPr>
-      <w:r>
-        <w:rPr>
-          <w:rStyle w:val="VerbatimChar"/>
-        </w:rPr>
-        <w:t xml:space="preserve">schema:PostalAddress</w:t>
-      </w:r>
-    </w:p>
-    <w:p>
-      <w:pPr>
-        <w:pStyle w:val="DefinitionTerm"/>
-      </w:pPr>
-      <w:r>
-        <w:t xml:space="preserve">Geschlossen</w:t>
-      </w:r>
-    </w:p>
-    <w:p>
-      <w:pPr>
-        <w:pStyle w:val="Definition"/>
-      </w:pPr>
-      <w:r>
-        <w:t xml:space="preserve">Ja (nur die aufgeführten Eigenschaften zulässig)</w:t>
-      </w:r>
-    </w:p>
-    <w:p>
-      <w:pPr>
-        <w:pStyle w:val="DefinitionTerm"/>
-      </w:pPr>
-      <w:r>
-        <w:t xml:space="preserve">Kennzahlen</w:t>
-      </w:r>
-    </w:p>
-    <w:p>
-      <w:pPr>
-        <w:pStyle w:val="Definition"/>
-      </w:pPr>
-      <w:r>
-        <w:t xml:space="preserve">67 Instanzen mit je 6 bis 8 Tripeln (im Mittel 7.5)</w:t>
-      </w:r>
-    </w:p>
-    <w:p>
-      <w:pPr>
-        <w:pStyle w:val="DefinitionTerm"/>
-      </w:pPr>
-      <w:r>
-        <w:t xml:space="preserve">Open Data</w:t>
-      </w:r>
-    </w:p>
-    <w:p>
-      <w:pPr>
-        <w:pStyle w:val="Definition"/>
-      </w:pPr>
-      <w:r>
-        <w:t xml:space="preserve">Ja (</w:t>
-      </w:r>
-      <w:hyperlink r:id="rId90">
+      <w:hyperlink r:id="rId111">
         <w:r>
           <w:rPr>
             <w:rStyle w:val="Hyperlink"/>
           </w:rPr>
-          <w:t xml:space="preserve">auf LINDAS publiziert</w:t>
+          <w:t xml:space="preserve">schema:PostalAddress</w:t>
         </w:r>
       </w:hyperlink>
-      <w:r>
-        <w:t xml:space="preserve">)</w:t>
-      </w:r>
-    </w:p>
-    <w:bookmarkEnd w:id="91"/>
-    <w:bookmarkStart w:id="92" w:name="X94841f346bc9e44ac9d6b39aeccedc95e7957c8"/>
+    </w:p>
+    <w:p>
+      <w:pPr>
+        <w:pStyle w:val="DefinitionTerm"/>
+      </w:pPr>
+      <w:r>
+        <w:t xml:space="preserve">Geschlossen</w:t>
+      </w:r>
+    </w:p>
+    <w:p>
+      <w:pPr>
+        <w:pStyle w:val="Definition"/>
+      </w:pPr>
+      <w:r>
+        <w:t xml:space="preserve">Ja (nur die aufgeführten Eigenschaften zulässig)</w:t>
+      </w:r>
+    </w:p>
+    <w:p>
+      <w:pPr>
+        <w:pStyle w:val="DefinitionTerm"/>
+      </w:pPr>
+      <w:r>
+        <w:t xml:space="preserve">Kennzahlen</w:t>
+      </w:r>
+    </w:p>
+    <w:p>
+      <w:pPr>
+        <w:pStyle w:val="Definition"/>
+      </w:pPr>
+      <w:r>
+        <w:t xml:space="preserve">67 Instanzen mit je 6 bis 8 Tripeln (im Mittel 7.5)</w:t>
+      </w:r>
+    </w:p>
+    <w:p>
+      <w:pPr>
+        <w:pStyle w:val="DefinitionTerm"/>
+      </w:pPr>
+      <w:r>
+        <w:t xml:space="preserve">Datenzugriff</w:t>
+      </w:r>
+    </w:p>
+    <w:p>
+      <w:pPr>
+        <w:pStyle w:val="Definition"/>
+      </w:pPr>
+      <w:hyperlink r:id="rId112">
+        <w:r>
+          <w:rPr>
+            <w:rStyle w:val="Hyperlink"/>
+          </w:rPr>
+          <w:t xml:space="preserve">SPARQL-Dienst</w:t>
+        </w:r>
+      </w:hyperlink>
+    </w:p>
+    <w:bookmarkEnd w:id="113"/>
+    <w:bookmarkStart w:id="122" w:name="X94841f346bc9e44ac9d6b39aeccedc95e7957c8"/>
     <w:p>
       <w:pPr>
         <w:pStyle w:val="berschrift3"/>
@@ -4927,14 +4967,14 @@
     <w:tbl>
       <w:tblPr>
         <w:tblStyle w:val="Table"/>
-        <w:tblW w:type="pct" w:w="4952"/>
+        <w:tblW w:type="pct" w:w="4964"/>
         <w:tblLayout w:type="fixed"/>
         <w:tblLook w:firstRow="1" w:lastRow="0" w:firstColumn="0" w:lastColumn="0" w:noHBand="0" w:noVBand="0" w:val="0020"/>
       </w:tblPr>
       <w:tblGrid>
-        <w:gridCol w:w="3274"/>
-        <w:gridCol w:w="3426"/>
-        <w:gridCol w:w="1142"/>
+        <w:gridCol w:w="3703"/>
+        <w:gridCol w:w="3304"/>
+        <w:gridCol w:w="854"/>
       </w:tblGrid>
       <w:tr>
         <w:trPr>
@@ -4998,12 +5038,14 @@
             <w:r>
               <w:t xml:space="preserve">(</w:t>
             </w:r>
-            <w:r>
-              <w:rPr>
-                <w:rStyle w:val="VerbatimChar"/>
-              </w:rPr>
-              <w:t xml:space="preserve">schema:streetAddress</w:t>
-            </w:r>
+            <w:hyperlink r:id="rId114">
+              <w:r>
+                <w:rPr>
+                  <w:rStyle w:val="Hyperlink"/>
+                </w:rPr>
+                <w:t xml:space="preserve">schema:streetAddress</w:t>
+              </w:r>
+            </w:hyperlink>
             <w:r>
               <w:t xml:space="preserve">)</w:t>
             </w:r>
@@ -5021,14 +5063,22 @@
               <w:jc w:val="left"/>
             </w:pPr>
             <w:r>
-              <w:t xml:space="preserve">Typ: Zeichenkette (</w:t>
-            </w:r>
-            <w:r>
-              <w:rPr>
-                <w:rStyle w:val="VerbatimChar"/>
-              </w:rPr>
-              <w:t xml:space="preserve">xsd:string</w:t>
-            </w:r>
+              <w:t xml:space="preserve">Typ: Zeichenkette</w:t>
+            </w:r>
+            <w:r>
+              <w:t xml:space="preserve"> </w:t>
+            </w:r>
+            <w:r>
+              <w:t xml:space="preserve">(</w:t>
+            </w:r>
+            <w:hyperlink r:id="rId60">
+              <w:r>
+                <w:rPr>
+                  <w:rStyle w:val="Hyperlink"/>
+                </w:rPr>
+                <w:t xml:space="preserve">xsd:string</w:t>
+              </w:r>
+            </w:hyperlink>
             <w:r>
               <w:t xml:space="preserve">)</w:t>
             </w:r>
@@ -5094,12 +5144,14 @@
             <w:r>
               <w:t xml:space="preserve">(</w:t>
             </w:r>
-            <w:r>
-              <w:rPr>
-                <w:rStyle w:val="VerbatimChar"/>
-              </w:rPr>
-              <w:t xml:space="preserve">schema:postalCode</w:t>
-            </w:r>
+            <w:hyperlink r:id="rId115">
+              <w:r>
+                <w:rPr>
+                  <w:rStyle w:val="Hyperlink"/>
+                </w:rPr>
+                <w:t xml:space="preserve">schema:postalCode</w:t>
+              </w:r>
+            </w:hyperlink>
             <w:r>
               <w:t xml:space="preserve">):</w:t>
             </w:r>
@@ -5107,13 +5159,13 @@
               <w:t xml:space="preserve"> </w:t>
             </w:r>
             <w:r>
-              <w:t xml:space="preserve">Buchstaben, Ziffern, Leerzeichen und</w:t>
+              <w:t xml:space="preserve">Buchstaben, Ziffern, Leerzeichen und Bindestriche, zwei bis</w:t>
             </w:r>
             <w:r>
               <w:t xml:space="preserve"> </w:t>
             </w:r>
             <w:r>
-              <w:t xml:space="preserve">Bindestriche, zwei bis zehn Zeichen.</w:t>
+              <w:t xml:space="preserve">zehn Zeichen.</w:t>
             </w:r>
           </w:p>
         </w:tc>
@@ -5129,14 +5181,22 @@
               <w:jc w:val="left"/>
             </w:pPr>
             <w:r>
-              <w:t xml:space="preserve">Typ: Zeichenkette (</w:t>
-            </w:r>
-            <w:r>
-              <w:rPr>
-                <w:rStyle w:val="VerbatimChar"/>
-              </w:rPr>
-              <w:t xml:space="preserve">xsd:string</w:t>
-            </w:r>
+              <w:t xml:space="preserve">Typ: Zeichenkette</w:t>
+            </w:r>
+            <w:r>
+              <w:t xml:space="preserve"> </w:t>
+            </w:r>
+            <w:r>
+              <w:t xml:space="preserve">(</w:t>
+            </w:r>
+            <w:hyperlink r:id="rId60">
+              <w:r>
+                <w:rPr>
+                  <w:rStyle w:val="Hyperlink"/>
+                </w:rPr>
+                <w:t xml:space="preserve">xsd:string</w:t>
+              </w:r>
+            </w:hyperlink>
             <w:r>
               <w:t xml:space="preserve">)</w:t>
             </w:r>
@@ -5211,20 +5271,22 @@
             <w:r>
               <w:t xml:space="preserve">(</w:t>
             </w:r>
-            <w:r>
-              <w:rPr>
-                <w:rStyle w:val="VerbatimChar"/>
-              </w:rPr>
-              <w:t xml:space="preserve">schema:addressLocality</w:t>
-            </w:r>
-            <w:r>
-              <w:t xml:space="preserve">): Jede</w:t>
+            <w:hyperlink r:id="rId116">
+              <w:r>
+                <w:rPr>
+                  <w:rStyle w:val="Hyperlink"/>
+                </w:rPr>
+                <w:t xml:space="preserve">schema:addressLocality</w:t>
+              </w:r>
+            </w:hyperlink>
+            <w:r>
+              <w:t xml:space="preserve">):</w:t>
             </w:r>
             <w:r>
               <w:t xml:space="preserve"> </w:t>
             </w:r>
             <w:r>
-              <w:t xml:space="preserve">Adresse braucht genau einen Ort.</w:t>
+              <w:t xml:space="preserve">Jede Adresse braucht genau einen Ort.</w:t>
             </w:r>
           </w:p>
         </w:tc>
@@ -5240,14 +5302,22 @@
               <w:jc w:val="left"/>
             </w:pPr>
             <w:r>
-              <w:t xml:space="preserve">Typ: Zeichenkette (</w:t>
-            </w:r>
-            <w:r>
-              <w:rPr>
-                <w:rStyle w:val="VerbatimChar"/>
-              </w:rPr>
-              <w:t xml:space="preserve">xsd:string</w:t>
-            </w:r>
+              <w:t xml:space="preserve">Typ: Zeichenkette</w:t>
+            </w:r>
+            <w:r>
+              <w:t xml:space="preserve"> </w:t>
+            </w:r>
+            <w:r>
+              <w:t xml:space="preserve">(</w:t>
+            </w:r>
+            <w:hyperlink r:id="rId60">
+              <w:r>
+                <w:rPr>
+                  <w:rStyle w:val="Hyperlink"/>
+                </w:rPr>
+                <w:t xml:space="preserve">xsd:string</w:t>
+              </w:r>
+            </w:hyperlink>
             <w:r>
               <w:t xml:space="preserve">)</w:t>
             </w:r>
@@ -5300,12 +5370,14 @@
             <w:r>
               <w:t xml:space="preserve">(</w:t>
             </w:r>
-            <w:r>
-              <w:rPr>
-                <w:rStyle w:val="VerbatimChar"/>
-              </w:rPr>
-              <w:t xml:space="preserve">schema:addressRegion</w:t>
-            </w:r>
+            <w:hyperlink r:id="rId117">
+              <w:r>
+                <w:rPr>
+                  <w:rStyle w:val="Hyperlink"/>
+                </w:rPr>
+                <w:t xml:space="preserve">schema:addressRegion</w:t>
+              </w:r>
+            </w:hyperlink>
             <w:r>
               <w:t xml:space="preserve">):</w:t>
             </w:r>
@@ -5313,13 +5385,7 @@
               <w:t xml:space="preserve"> </w:t>
             </w:r>
             <w:r>
-              <w:t xml:space="preserve">Kanton, Bundesstaat oder Provinz, sofern</w:t>
-            </w:r>
-            <w:r>
-              <w:t xml:space="preserve"> </w:t>
-            </w:r>
-            <w:r>
-              <w:t xml:space="preserve">im Land üblich.</w:t>
+              <w:t xml:space="preserve">Kanton, Bundesstaat oder Provinz, sofern im Land üblich.</w:t>
             </w:r>
           </w:p>
         </w:tc>
@@ -5335,14 +5401,22 @@
               <w:jc w:val="left"/>
             </w:pPr>
             <w:r>
-              <w:t xml:space="preserve">Typ: Zeichenkette (</w:t>
-            </w:r>
-            <w:r>
-              <w:rPr>
-                <w:rStyle w:val="VerbatimChar"/>
-              </w:rPr>
-              <w:t xml:space="preserve">xsd:string</w:t>
-            </w:r>
+              <w:t xml:space="preserve">Typ: Zeichenkette</w:t>
+            </w:r>
+            <w:r>
+              <w:t xml:space="preserve"> </w:t>
+            </w:r>
+            <w:r>
+              <w:t xml:space="preserve">(</w:t>
+            </w:r>
+            <w:hyperlink r:id="rId60">
+              <w:r>
+                <w:rPr>
+                  <w:rStyle w:val="Hyperlink"/>
+                </w:rPr>
+                <w:t xml:space="preserve">xsd:string</w:t>
+              </w:r>
+            </w:hyperlink>
             <w:r>
               <w:t xml:space="preserve">)</w:t>
             </w:r>
@@ -5395,32 +5469,28 @@
             <w:r>
               <w:t xml:space="preserve">(</w:t>
             </w:r>
-            <w:r>
-              <w:rPr>
-                <w:rStyle w:val="VerbatimChar"/>
-              </w:rPr>
-              <w:t xml:space="preserve">schema:addressCountry</w:t>
-            </w:r>
-            <w:r>
-              <w:t xml:space="preserve">): Land</w:t>
+            <w:hyperlink r:id="rId118">
+              <w:r>
+                <w:rPr>
+                  <w:rStyle w:val="Hyperlink"/>
+                </w:rPr>
+                <w:t xml:space="preserve">schema:addressCountry</w:t>
+              </w:r>
+            </w:hyperlink>
+            <w:r>
+              <w:t xml:space="preserve">):</w:t>
             </w:r>
             <w:r>
               <w:t xml:space="preserve"> </w:t>
             </w:r>
             <w:r>
-              <w:t xml:space="preserve">als IRI aus dem Länderverzeichnis des</w:t>
+              <w:t xml:space="preserve">Land als IRI aus dem Länderverzeichnis des Bundesarchivs auf</w:t>
             </w:r>
             <w:r>
               <w:t xml:space="preserve"> </w:t>
             </w:r>
             <w:r>
-              <w:t xml:space="preserve">Bundesarchivs auf LINDAS (ISO 3166-1</w:t>
-            </w:r>
-            <w:r>
-              <w:t xml:space="preserve"> </w:t>
-            </w:r>
-            <w:r>
-              <w:t xml:space="preserve">alpha-3).</w:t>
+              <w:t xml:space="preserve">LINDAS (ISO 3166-1 alpha-3).</w:t>
             </w:r>
           </w:p>
         </w:tc>
@@ -5463,36 +5533,42 @@
             <w:r>
               <w:t xml:space="preserve"> </w:t>
             </w:r>
-            <w:r>
-              <w:rPr>
-                <w:rStyle w:val="VerbatimChar"/>
-              </w:rPr>
-              <w:t xml:space="preserve">country:CHE</w:t>
-            </w:r>
+            <w:hyperlink r:id="rId119">
+              <w:r>
+                <w:rPr>
+                  <w:rStyle w:val="Hyperlink"/>
+                </w:rPr>
+                <w:t xml:space="preserve">country:CHE</w:t>
+              </w:r>
+            </w:hyperlink>
             <w:r>
               <w:t xml:space="preserve">,</w:t>
             </w:r>
             <w:r>
               <w:t xml:space="preserve"> </w:t>
             </w:r>
-            <w:r>
-              <w:rPr>
-                <w:rStyle w:val="VerbatimChar"/>
-              </w:rPr>
-              <w:t xml:space="preserve">country:FRA</w:t>
-            </w:r>
+            <w:hyperlink r:id="rId120">
+              <w:r>
+                <w:rPr>
+                  <w:rStyle w:val="Hyperlink"/>
+                </w:rPr>
+                <w:t xml:space="preserve">country:FRA</w:t>
+              </w:r>
+            </w:hyperlink>
             <w:r>
               <w:t xml:space="preserve">,</w:t>
             </w:r>
             <w:r>
               <w:t xml:space="preserve"> </w:t>
             </w:r>
-            <w:r>
-              <w:rPr>
-                <w:rStyle w:val="VerbatimChar"/>
-              </w:rPr>
-              <w:t xml:space="preserve">country:ITA</w:t>
-            </w:r>
+            <w:hyperlink r:id="rId121">
+              <w:r>
+                <w:rPr>
+                  <w:rStyle w:val="Hyperlink"/>
+                </w:rPr>
+                <w:t xml:space="preserve">country:ITA</w:t>
+              </w:r>
+            </w:hyperlink>
           </w:p>
         </w:tc>
         <w:tc>
@@ -5509,9 +5585,9 @@
         </w:tc>
       </w:tr>
     </w:tbl>
-    <w:bookmarkEnd w:id="92"/>
-    <w:bookmarkEnd w:id="93"/>
-    <w:bookmarkStart w:id="98" w:name="sec-nodeshape-quantitativevalueshape"/>
+    <w:bookmarkEnd w:id="122"/>
+    <w:bookmarkEnd w:id="123"/>
+    <w:bookmarkStart w:id="137" w:name="sec-nodeshape-quantitativevalueshape"/>
     <w:p>
       <w:pPr>
         <w:pStyle w:val="berschrift2"/>
@@ -5536,7 +5612,7 @@
         <w:t xml:space="preserve">Quantitative Werte werden nie als blosse Zahl erfasst, sondern immer zusammen mit einer Einheit aus dem QUDT-Vokabular. So bleibt eindeutig, ob eine Dauer in Millisekunden oder eine Dateigrösse in Bytes gemeint ist. Negative Werte sind in diesem Datensatz nicht vorgesehen.</w:t>
       </w:r>
     </w:p>
-    <w:bookmarkStart w:id="96" w:name="X78f593afbb200587db35193dab5ef366499966a"/>
+    <w:bookmarkStart w:id="127" w:name="X78f593afbb200587db35193dab5ef366499966a"/>
     <w:p>
       <w:pPr>
         <w:pStyle w:val="berschrift3"/>
@@ -5550,19 +5626,19 @@
         <w:pStyle w:val="DefinitionTerm"/>
       </w:pPr>
       <w:r>
-        <w:t xml:space="preserve">IRI</w:t>
+        <w:t xml:space="preserve">Shape</w:t>
       </w:r>
     </w:p>
     <w:p>
       <w:pPr>
         <w:pStyle w:val="Definition"/>
       </w:pPr>
-      <w:hyperlink r:id="rId94">
+      <w:hyperlink r:id="rId124">
         <w:r>
           <w:rPr>
             <w:rStyle w:val="Hyperlink"/>
           </w:rPr>
-          <w:t xml:space="preserve">https://agriculture.ld.admin.ch/eCH-1234/2/QuantitativeValueShape</w:t>
+          <w:t xml:space="preserve">:QuantitativeValueShape</w:t>
         </w:r>
       </w:hyperlink>
     </w:p>
@@ -5578,74 +5654,70 @@
       <w:pPr>
         <w:pStyle w:val="Definition"/>
       </w:pPr>
-      <w:r>
-        <w:rPr>
-          <w:rStyle w:val="VerbatimChar"/>
-        </w:rPr>
-        <w:t xml:space="preserve">schema:QuantitativeValue</w:t>
-      </w:r>
-    </w:p>
-    <w:p>
-      <w:pPr>
-        <w:pStyle w:val="DefinitionTerm"/>
-      </w:pPr>
-      <w:r>
-        <w:t xml:space="preserve">Geschlossen</w:t>
-      </w:r>
-    </w:p>
-    <w:p>
-      <w:pPr>
-        <w:pStyle w:val="Definition"/>
-      </w:pPr>
-      <w:r>
-        <w:t xml:space="preserve">Ja (nur die aufgeführten Eigenschaften zulässig)</w:t>
-      </w:r>
-    </w:p>
-    <w:p>
-      <w:pPr>
-        <w:pStyle w:val="DefinitionTerm"/>
-      </w:pPr>
-      <w:r>
-        <w:t xml:space="preserve">Kennzahlen</w:t>
-      </w:r>
-    </w:p>
-    <w:p>
-      <w:pPr>
-        <w:pStyle w:val="Definition"/>
-      </w:pPr>
-      <w:r>
-        <w:t xml:space="preserve">15401 Instanzen mit je 3 Tripeln</w:t>
-      </w:r>
-    </w:p>
-    <w:p>
-      <w:pPr>
-        <w:pStyle w:val="DefinitionTerm"/>
-      </w:pPr>
-      <w:r>
-        <w:t xml:space="preserve">Open Data</w:t>
-      </w:r>
-    </w:p>
-    <w:p>
-      <w:pPr>
-        <w:pStyle w:val="Definition"/>
-      </w:pPr>
-      <w:r>
-        <w:t xml:space="preserve">Ja (</w:t>
-      </w:r>
-      <w:hyperlink r:id="rId95">
+      <w:hyperlink r:id="rId125">
         <w:r>
           <w:rPr>
             <w:rStyle w:val="Hyperlink"/>
           </w:rPr>
-          <w:t xml:space="preserve">auf LINDAS publiziert</w:t>
+          <w:t xml:space="preserve">schema:QuantitativeValue</w:t>
         </w:r>
       </w:hyperlink>
-      <w:r>
-        <w:t xml:space="preserve">)</w:t>
-      </w:r>
-    </w:p>
-    <w:bookmarkEnd w:id="96"/>
-    <w:bookmarkStart w:id="97" w:name="X2e1f3b536eb29ac285cf6217bf2fada750b5fc0"/>
+    </w:p>
+    <w:p>
+      <w:pPr>
+        <w:pStyle w:val="DefinitionTerm"/>
+      </w:pPr>
+      <w:r>
+        <w:t xml:space="preserve">Geschlossen</w:t>
+      </w:r>
+    </w:p>
+    <w:p>
+      <w:pPr>
+        <w:pStyle w:val="Definition"/>
+      </w:pPr>
+      <w:r>
+        <w:t xml:space="preserve">Ja (nur die aufgeführten Eigenschaften zulässig)</w:t>
+      </w:r>
+    </w:p>
+    <w:p>
+      <w:pPr>
+        <w:pStyle w:val="DefinitionTerm"/>
+      </w:pPr>
+      <w:r>
+        <w:t xml:space="preserve">Kennzahlen</w:t>
+      </w:r>
+    </w:p>
+    <w:p>
+      <w:pPr>
+        <w:pStyle w:val="Definition"/>
+      </w:pPr>
+      <w:r>
+        <w:t xml:space="preserve">15401 Instanzen mit je 3 Tripeln</w:t>
+      </w:r>
+    </w:p>
+    <w:p>
+      <w:pPr>
+        <w:pStyle w:val="DefinitionTerm"/>
+      </w:pPr>
+      <w:r>
+        <w:t xml:space="preserve">Datenzugriff</w:t>
+      </w:r>
+    </w:p>
+    <w:p>
+      <w:pPr>
+        <w:pStyle w:val="Definition"/>
+      </w:pPr>
+      <w:hyperlink r:id="rId126">
+        <w:r>
+          <w:rPr>
+            <w:rStyle w:val="Hyperlink"/>
+          </w:rPr>
+          <w:t xml:space="preserve">SPARQL-Dienst</w:t>
+        </w:r>
+      </w:hyperlink>
+    </w:p>
+    <w:bookmarkEnd w:id="127"/>
+    <w:bookmarkStart w:id="136" w:name="X2e1f3b536eb29ac285cf6217bf2fada750b5fc0"/>
     <w:p>
       <w:pPr>
         <w:pStyle w:val="berschrift3"/>
@@ -5657,14 +5729,14 @@
     <w:tbl>
       <w:tblPr>
         <w:tblStyle w:val="Table"/>
-        <w:tblW w:type="pct" w:w="4952"/>
+        <w:tblW w:type="pct" w:w="4961"/>
         <w:tblLayout w:type="fixed"/>
         <w:tblLook w:firstRow="1" w:lastRow="0" w:firstColumn="0" w:lastColumn="0" w:noHBand="0" w:noVBand="0" w:val="0020"/>
       </w:tblPr>
       <w:tblGrid>
-        <w:gridCol w:w="3274"/>
-        <w:gridCol w:w="3426"/>
-        <w:gridCol w:w="1142"/>
+        <w:gridCol w:w="3180"/>
+        <w:gridCol w:w="3741"/>
+        <w:gridCol w:w="935"/>
       </w:tblGrid>
       <w:tr>
         <w:trPr>
@@ -5728,12 +5800,14 @@
             <w:r>
               <w:t xml:space="preserve">(</w:t>
             </w:r>
-            <w:r>
-              <w:rPr>
-                <w:rStyle w:val="VerbatimChar"/>
-              </w:rPr>
-              <w:t xml:space="preserve">schema:value</w:t>
-            </w:r>
+            <w:hyperlink r:id="rId128">
+              <w:r>
+                <w:rPr>
+                  <w:rStyle w:val="Hyperlink"/>
+                </w:rPr>
+                <w:t xml:space="preserve">schema:value</w:t>
+              </w:r>
+            </w:hyperlink>
             <w:r>
               <w:t xml:space="preserve">): Ein</w:t>
             </w:r>
@@ -5741,13 +5815,13 @@
               <w:t xml:space="preserve"> </w:t>
             </w:r>
             <w:r>
-              <w:t xml:space="preserve">quantitativer Wert muss genau einen</w:t>
+              <w:t xml:space="preserve">quantitativer Wert muss genau einen numerischen</w:t>
             </w:r>
             <w:r>
               <w:t xml:space="preserve"> </w:t>
             </w:r>
             <w:r>
-              <w:t xml:space="preserve">numerischen Wert haben.</w:t>
+              <w:t xml:space="preserve">Wert haben.</w:t>
             </w:r>
           </w:p>
         </w:tc>
@@ -5763,29 +5837,45 @@
               <w:jc w:val="left"/>
             </w:pPr>
             <w:r>
-              <w:t xml:space="preserve">Typ: Dezimalzahl (</w:t>
-            </w:r>
-            <w:r>
-              <w:rPr>
-                <w:rStyle w:val="VerbatimChar"/>
-              </w:rPr>
-              <w:t xml:space="preserve">xsd:decimal</w:t>
-            </w:r>
-            <w:r>
-              <w:t xml:space="preserve">) oder</w:t>
+              <w:t xml:space="preserve">Typ: Dezimalzahl</w:t>
             </w:r>
             <w:r>
               <w:t xml:space="preserve"> </w:t>
             </w:r>
             <w:r>
-              <w:t xml:space="preserve">Ganzzahl (</w:t>
-            </w:r>
-            <w:r>
-              <w:rPr>
-                <w:rStyle w:val="VerbatimChar"/>
-              </w:rPr>
-              <w:t xml:space="preserve">xsd:integer</w:t>
-            </w:r>
+              <w:t xml:space="preserve">(</w:t>
+            </w:r>
+            <w:hyperlink r:id="rId129">
+              <w:r>
+                <w:rPr>
+                  <w:rStyle w:val="Hyperlink"/>
+                </w:rPr>
+                <w:t xml:space="preserve">xsd:decimal</w:t>
+              </w:r>
+            </w:hyperlink>
+            <w:r>
+              <w:t xml:space="preserve">)</w:t>
+            </w:r>
+            <w:r>
+              <w:t xml:space="preserve"> </w:t>
+            </w:r>
+            <w:r>
+              <w:t xml:space="preserve">oder Ganzzahl</w:t>
+            </w:r>
+            <w:r>
+              <w:t xml:space="preserve"> </w:t>
+            </w:r>
+            <w:r>
+              <w:t xml:space="preserve">(</w:t>
+            </w:r>
+            <w:hyperlink r:id="rId130">
+              <w:r>
+                <w:rPr>
+                  <w:rStyle w:val="Hyperlink"/>
+                </w:rPr>
+                <w:t xml:space="preserve">xsd:integer</w:t>
+              </w:r>
+            </w:hyperlink>
             <w:r>
               <w:t xml:space="preserve">)</w:t>
             </w:r>
@@ -5838,12 +5928,14 @@
             <w:r>
               <w:t xml:space="preserve">(</w:t>
             </w:r>
-            <w:r>
-              <w:rPr>
-                <w:rStyle w:val="VerbatimChar"/>
-              </w:rPr>
-              <w:t xml:space="preserve">schema:unitCode</w:t>
-            </w:r>
+            <w:hyperlink r:id="rId131">
+              <w:r>
+                <w:rPr>
+                  <w:rStyle w:val="Hyperlink"/>
+                </w:rPr>
+                <w:t xml:space="preserve">schema:unitCode</w:t>
+              </w:r>
+            </w:hyperlink>
             <w:r>
               <w:t xml:space="preserve">):</w:t>
             </w:r>
@@ -5851,13 +5943,13 @@
               <w:t xml:space="preserve"> </w:t>
             </w:r>
             <w:r>
-              <w:t xml:space="preserve">Ein quantitativer Wert muss seine</w:t>
+              <w:t xml:space="preserve">Ein quantitativer Wert muss seine Einheit über</w:t>
             </w:r>
             <w:r>
               <w:t xml:space="preserve"> </w:t>
             </w:r>
             <w:r>
-              <w:t xml:space="preserve">Einheit über eine unitCode-URI angeben.</w:t>
+              <w:t xml:space="preserve">eine unitCode-URI angeben.</w:t>
             </w:r>
           </w:p>
         </w:tc>
@@ -5878,48 +5970,56 @@
             <w:r>
               <w:t xml:space="preserve"> </w:t>
             </w:r>
-            <w:r>
-              <w:rPr>
-                <w:rStyle w:val="VerbatimChar"/>
-              </w:rPr>
-              <w:t xml:space="preserve">unit:USD</w:t>
-            </w:r>
+            <w:hyperlink r:id="rId132">
+              <w:r>
+                <w:rPr>
+                  <w:rStyle w:val="Hyperlink"/>
+                </w:rPr>
+                <w:t xml:space="preserve">unit:USD</w:t>
+              </w:r>
+            </w:hyperlink>
             <w:r>
               <w:t xml:space="preserve">,</w:t>
             </w:r>
             <w:r>
               <w:t xml:space="preserve"> </w:t>
             </w:r>
-            <w:r>
-              <w:rPr>
-                <w:rStyle w:val="VerbatimChar"/>
-              </w:rPr>
-              <w:t xml:space="preserve">unit:EA</w:t>
-            </w:r>
+            <w:hyperlink r:id="rId133">
+              <w:r>
+                <w:rPr>
+                  <w:rStyle w:val="Hyperlink"/>
+                </w:rPr>
+                <w:t xml:space="preserve">unit:EA</w:t>
+              </w:r>
+            </w:hyperlink>
             <w:r>
               <w:t xml:space="preserve">,</w:t>
             </w:r>
             <w:r>
               <w:t xml:space="preserve"> </w:t>
             </w:r>
-            <w:r>
-              <w:rPr>
-                <w:rStyle w:val="VerbatimChar"/>
-              </w:rPr>
-              <w:t xml:space="preserve">unit:BYTE</w:t>
-            </w:r>
+            <w:hyperlink r:id="rId134">
+              <w:r>
+                <w:rPr>
+                  <w:rStyle w:val="Hyperlink"/>
+                </w:rPr>
+                <w:t xml:space="preserve">unit:BYTE</w:t>
+              </w:r>
+            </w:hyperlink>
             <w:r>
               <w:t xml:space="preserve">,</w:t>
             </w:r>
             <w:r>
               <w:t xml:space="preserve"> </w:t>
             </w:r>
-            <w:r>
-              <w:rPr>
-                <w:rStyle w:val="VerbatimChar"/>
-              </w:rPr>
-              <w:t xml:space="preserve">unit:MilliSEC</w:t>
-            </w:r>
+            <w:hyperlink r:id="rId135">
+              <w:r>
+                <w:rPr>
+                  <w:rStyle w:val="Hyperlink"/>
+                </w:rPr>
+                <w:t xml:space="preserve">unit:MilliSEC</w:t>
+              </w:r>
+            </w:hyperlink>
           </w:p>
         </w:tc>
         <w:tc>
@@ -5936,9 +6036,9 @@
         </w:tc>
       </w:tr>
     </w:tbl>
-    <w:bookmarkEnd w:id="97"/>
-    <w:bookmarkEnd w:id="98"/>
-    <w:bookmarkStart w:id="106" w:name="sec-nodeshape-invoiceshape"/>
+    <w:bookmarkEnd w:id="136"/>
+    <w:bookmarkEnd w:id="137"/>
+    <w:bookmarkStart w:id="151" w:name="sec-nodeshape-invoiceshape"/>
     <w:p>
       <w:pPr>
         <w:pStyle w:val="berschrift2"/>
@@ -5955,7 +6055,7 @@
         <w:t xml:space="preserve">Ein Kaufbeleg im Chinook-Datensatz. Eine Rechnung fasst die Positionen eines Kaufs zusammen. Der Rechnungsbetrag wird nicht nur als Wert erfasst, sondern auch gegen die Summe der Positionen geprüft; Abweichungen von mehr als fünf Rappen gelten als Fehler. Rechnungen vor dem Jahr 2000 stammen aus einem Altsystem und sind in diesem Datensatz nicht zulässig.</w:t>
       </w:r>
     </w:p>
-    <w:bookmarkStart w:id="101" w:name="sec-nodeshape-invoiceshape-overview"/>
+    <w:bookmarkStart w:id="141" w:name="sec-nodeshape-invoiceshape-overview"/>
     <w:p>
       <w:pPr>
         <w:pStyle w:val="berschrift3"/>
@@ -5969,19 +6069,19 @@
         <w:pStyle w:val="DefinitionTerm"/>
       </w:pPr>
       <w:r>
-        <w:t xml:space="preserve">IRI</w:t>
+        <w:t xml:space="preserve">Shape</w:t>
       </w:r>
     </w:p>
     <w:p>
       <w:pPr>
         <w:pStyle w:val="Definition"/>
       </w:pPr>
-      <w:hyperlink r:id="rId99">
+      <w:hyperlink r:id="rId138">
         <w:r>
           <w:rPr>
             <w:rStyle w:val="Hyperlink"/>
           </w:rPr>
-          <w:t xml:space="preserve">https://agriculture.ld.admin.ch/eCH-1234/2/InvoiceShape</w:t>
+          <w:t xml:space="preserve">:InvoiceShape</w:t>
         </w:r>
       </w:hyperlink>
     </w:p>
@@ -5997,74 +6097,70 @@
       <w:pPr>
         <w:pStyle w:val="Definition"/>
       </w:pPr>
-      <w:r>
-        <w:rPr>
-          <w:rStyle w:val="VerbatimChar"/>
-        </w:rPr>
-        <w:t xml:space="preserve">schema:Invoice</w:t>
-      </w:r>
-    </w:p>
-    <w:p>
-      <w:pPr>
-        <w:pStyle w:val="DefinitionTerm"/>
-      </w:pPr>
-      <w:r>
-        <w:t xml:space="preserve">Geschlossen</w:t>
-      </w:r>
-    </w:p>
-    <w:p>
-      <w:pPr>
-        <w:pStyle w:val="Definition"/>
-      </w:pPr>
-      <w:r>
-        <w:t xml:space="preserve">Nein (weitere Eigenschaften zulässig)</w:t>
-      </w:r>
-    </w:p>
-    <w:p>
-      <w:pPr>
-        <w:pStyle w:val="DefinitionTerm"/>
-      </w:pPr>
-      <w:r>
-        <w:t xml:space="preserve">Kennzahlen</w:t>
-      </w:r>
-    </w:p>
-    <w:p>
-      <w:pPr>
-        <w:pStyle w:val="Definition"/>
-      </w:pPr>
-      <w:r>
-        <w:t xml:space="preserve">412 Instanzen mit je 8 bis 21 Tripeln (im Mittel 12.4)</w:t>
-      </w:r>
-    </w:p>
-    <w:p>
-      <w:pPr>
-        <w:pStyle w:val="DefinitionTerm"/>
-      </w:pPr>
-      <w:r>
-        <w:t xml:space="preserve">Open Data</w:t>
-      </w:r>
-    </w:p>
-    <w:p>
-      <w:pPr>
-        <w:pStyle w:val="Definition"/>
-      </w:pPr>
-      <w:r>
-        <w:t xml:space="preserve">Ja (</w:t>
-      </w:r>
-      <w:hyperlink r:id="rId100">
+      <w:hyperlink r:id="rId139">
         <w:r>
           <w:rPr>
             <w:rStyle w:val="Hyperlink"/>
           </w:rPr>
-          <w:t xml:space="preserve">auf LINDAS publiziert</w:t>
+          <w:t xml:space="preserve">schema:Invoice</w:t>
         </w:r>
       </w:hyperlink>
-      <w:r>
-        <w:t xml:space="preserve">)</w:t>
-      </w:r>
-    </w:p>
-    <w:bookmarkEnd w:id="101"/>
-    <w:bookmarkStart w:id="102" w:name="sec-nodeshape-invoiceshape-properties"/>
+    </w:p>
+    <w:p>
+      <w:pPr>
+        <w:pStyle w:val="DefinitionTerm"/>
+      </w:pPr>
+      <w:r>
+        <w:t xml:space="preserve">Geschlossen</w:t>
+      </w:r>
+    </w:p>
+    <w:p>
+      <w:pPr>
+        <w:pStyle w:val="Definition"/>
+      </w:pPr>
+      <w:r>
+        <w:t xml:space="preserve">Nein (weitere Eigenschaften zulässig)</w:t>
+      </w:r>
+    </w:p>
+    <w:p>
+      <w:pPr>
+        <w:pStyle w:val="DefinitionTerm"/>
+      </w:pPr>
+      <w:r>
+        <w:t xml:space="preserve">Kennzahlen</w:t>
+      </w:r>
+    </w:p>
+    <w:p>
+      <w:pPr>
+        <w:pStyle w:val="Definition"/>
+      </w:pPr>
+      <w:r>
+        <w:t xml:space="preserve">412 Instanzen mit je 8 bis 21 Tripeln (im Mittel 12.4)</w:t>
+      </w:r>
+    </w:p>
+    <w:p>
+      <w:pPr>
+        <w:pStyle w:val="DefinitionTerm"/>
+      </w:pPr>
+      <w:r>
+        <w:t xml:space="preserve">Datenzugriff</w:t>
+      </w:r>
+    </w:p>
+    <w:p>
+      <w:pPr>
+        <w:pStyle w:val="Definition"/>
+      </w:pPr>
+      <w:hyperlink r:id="rId140">
+        <w:r>
+          <w:rPr>
+            <w:rStyle w:val="Hyperlink"/>
+          </w:rPr>
+          <w:t xml:space="preserve">SPARQL-Dienst</w:t>
+        </w:r>
+      </w:hyperlink>
+    </w:p>
+    <w:bookmarkEnd w:id="141"/>
+    <w:bookmarkStart w:id="147" w:name="sec-nodeshape-invoiceshape-properties"/>
     <w:p>
       <w:pPr>
         <w:pStyle w:val="berschrift3"/>
@@ -6076,14 +6172,14 @@
     <w:tbl>
       <w:tblPr>
         <w:tblStyle w:val="Table"/>
-        <w:tblW w:type="pct" w:w="4953"/>
+        <w:tblW w:type="pct" w:w="4963"/>
         <w:tblLayout w:type="fixed"/>
         <w:tblLook w:firstRow="1" w:lastRow="0" w:firstColumn="0" w:lastColumn="0" w:noHBand="0" w:noVBand="0" w:val="0020"/>
       </w:tblPr>
       <w:tblGrid>
-        <w:gridCol w:w="3212"/>
-        <w:gridCol w:w="3511"/>
-        <w:gridCol w:w="1120"/>
+        <w:gridCol w:w="3813"/>
+        <w:gridCol w:w="3168"/>
+        <w:gridCol w:w="880"/>
       </w:tblGrid>
       <w:tr>
         <w:trPr>
@@ -6147,26 +6243,22 @@
             <w:r>
               <w:t xml:space="preserve">(</w:t>
             </w:r>
-            <w:r>
-              <w:rPr>
-                <w:rStyle w:val="VerbatimChar"/>
-              </w:rPr>
-              <w:t xml:space="preserve">schema:customer</w:t>
-            </w:r>
-            <w:r>
-              <w:t xml:space="preserve">): Eine</w:t>
+            <w:hyperlink r:id="rId142">
+              <w:r>
+                <w:rPr>
+                  <w:rStyle w:val="Hyperlink"/>
+                </w:rPr>
+                <w:t xml:space="preserve">schema:customer</w:t>
+              </w:r>
+            </w:hyperlink>
+            <w:r>
+              <w:t xml:space="preserve">):</w:t>
             </w:r>
             <w:r>
               <w:t xml:space="preserve"> </w:t>
             </w:r>
             <w:r>
-              <w:t xml:space="preserve">Rechnung muss genau einem Kunden</w:t>
-            </w:r>
-            <w:r>
-              <w:t xml:space="preserve"> </w:t>
-            </w:r>
-            <w:r>
-              <w:t xml:space="preserve">zugeordnet sein.</w:t>
+              <w:t xml:space="preserve">Eine Rechnung muss genau einem Kunden zugeordnet sein.</w:t>
             </w:r>
           </w:p>
         </w:tc>
@@ -6231,26 +6323,22 @@
             <w:r>
               <w:t xml:space="preserve">(</w:t>
             </w:r>
-            <w:r>
-              <w:rPr>
-                <w:rStyle w:val="VerbatimChar"/>
-              </w:rPr>
-              <w:t xml:space="preserve">schema:totalPaymentDue</w:t>
-            </w:r>
-            <w:r>
-              <w:t xml:space="preserve">): Eine</w:t>
+            <w:hyperlink r:id="rId143">
+              <w:r>
+                <w:rPr>
+                  <w:rStyle w:val="Hyperlink"/>
+                </w:rPr>
+                <w:t xml:space="preserve">schema:totalPaymentDue</w:t>
+              </w:r>
+            </w:hyperlink>
+            <w:r>
+              <w:t xml:space="preserve">):</w:t>
             </w:r>
             <w:r>
               <w:t xml:space="preserve"> </w:t>
             </w:r>
             <w:r>
-              <w:t xml:space="preserve">Rechnung muss einen fälligen</w:t>
-            </w:r>
-            <w:r>
-              <w:t xml:space="preserve"> </w:t>
-            </w:r>
-            <w:r>
-              <w:t xml:space="preserve">Gesamtbetrag als</w:t>
+              <w:t xml:space="preserve">Eine Rechnung muss einen fälligen Gesamtbetrag als</w:t>
             </w:r>
             <w:r>
               <w:t xml:space="preserve"> </w:t>
@@ -6333,26 +6421,28 @@
             <w:r>
               <w:t xml:space="preserve">(</w:t>
             </w:r>
-            <w:r>
-              <w:rPr>
-                <w:rStyle w:val="VerbatimChar"/>
-              </w:rPr>
-              <w:t xml:space="preserve">schema:hasPart</w:t>
-            </w:r>
-            <w:r>
-              <w:t xml:space="preserve">): Eine</w:t>
+            <w:hyperlink r:id="rId144">
+              <w:r>
+                <w:rPr>
+                  <w:rStyle w:val="Hyperlink"/>
+                </w:rPr>
+                <w:t xml:space="preserve">schema:hasPart</w:t>
+              </w:r>
+            </w:hyperlink>
+            <w:r>
+              <w:t xml:space="preserve">):</w:t>
             </w:r>
             <w:r>
               <w:t xml:space="preserve"> </w:t>
             </w:r>
             <w:r>
-              <w:t xml:space="preserve">Rechnung muss mindestens eine Position</w:t>
+              <w:t xml:space="preserve">Eine Rechnung muss mindestens eine Position (OrderItem)</w:t>
             </w:r>
             <w:r>
               <w:t xml:space="preserve"> </w:t>
             </w:r>
             <w:r>
-              <w:t xml:space="preserve">(OrderItem) enthalten.</w:t>
+              <w:t xml:space="preserve">enthalten.</w:t>
             </w:r>
           </w:p>
         </w:tc>
@@ -6373,12 +6463,14 @@
             <w:r>
               <w:t xml:space="preserve"> </w:t>
             </w:r>
-            <w:r>
-              <w:rPr>
-                <w:rStyle w:val="VerbatimChar"/>
-              </w:rPr>
-              <w:t xml:space="preserve">schema:OrderItem</w:t>
-            </w:r>
+            <w:hyperlink r:id="rId145">
+              <w:r>
+                <w:rPr>
+                  <w:rStyle w:val="Hyperlink"/>
+                </w:rPr>
+                <w:t xml:space="preserve">schema:OrderItem</w:t>
+              </w:r>
+            </w:hyperlink>
           </w:p>
         </w:tc>
         <w:tc>
@@ -6415,12 +6507,14 @@
             <w:r>
               <w:t xml:space="preserve">(</w:t>
             </w:r>
-            <w:r>
-              <w:rPr>
-                <w:rStyle w:val="VerbatimChar"/>
-              </w:rPr>
-              <w:t xml:space="preserve">schema:dateCreated</w:t>
-            </w:r>
+            <w:hyperlink r:id="rId146">
+              <w:r>
+                <w:rPr>
+                  <w:rStyle w:val="Hyperlink"/>
+                </w:rPr>
+                <w:t xml:space="preserve">schema:dateCreated</w:t>
+              </w:r>
+            </w:hyperlink>
             <w:r>
               <w:t xml:space="preserve">)</w:t>
             </w:r>
@@ -6438,14 +6532,22 @@
               <w:jc w:val="left"/>
             </w:pPr>
             <w:r>
-              <w:t xml:space="preserve">Typ: Datum (</w:t>
-            </w:r>
-            <w:r>
-              <w:rPr>
-                <w:rStyle w:val="VerbatimChar"/>
-              </w:rPr>
-              <w:t xml:space="preserve">xsd:date</w:t>
-            </w:r>
+              <w:t xml:space="preserve">Typ: Datum</w:t>
+            </w:r>
+            <w:r>
+              <w:t xml:space="preserve"> </w:t>
+            </w:r>
+            <w:r>
+              <w:t xml:space="preserve">(</w:t>
+            </w:r>
+            <w:hyperlink r:id="rId100">
+              <w:r>
+                <w:rPr>
+                  <w:rStyle w:val="Hyperlink"/>
+                </w:rPr>
+                <w:t xml:space="preserve">xsd:date</w:t>
+              </w:r>
+            </w:hyperlink>
             <w:r>
               <w:t xml:space="preserve">)</w:t>
             </w:r>
@@ -6491,8 +6593,8 @@
         </w:tc>
       </w:tr>
     </w:tbl>
-    <w:bookmarkEnd w:id="102"/>
-    <w:bookmarkStart w:id="105" w:name="sec-nodeshape-invoiceshape-rules"/>
+    <w:bookmarkEnd w:id="147"/>
+    <w:bookmarkStart w:id="150" w:name="sec-nodeshape-invoiceshape-rules"/>
     <w:p>
       <w:pPr>
         <w:pStyle w:val="berschrift3"/>
@@ -6501,7 +6603,7 @@
         <w:t xml:space="preserve">3.8.3 Regeln (SPARQL)</w:t>
       </w:r>
     </w:p>
-    <w:bookmarkStart w:id="103" w:name="sec-nodeshape-invoiceshape-rule-1"/>
+    <w:bookmarkStart w:id="148" w:name="sec-nodeshape-invoiceshape-rule-1"/>
     <w:p>
       <w:pPr>
         <w:pStyle w:val="berschrift4"/>
@@ -6565,8 +6667,8 @@
         <w:t xml:space="preserve">}</w:t>
       </w:r>
     </w:p>
-    <w:bookmarkEnd w:id="103"/>
-    <w:bookmarkStart w:id="104" w:name="sec-nodeshape-invoiceshape-rule-2"/>
+    <w:bookmarkEnd w:id="148"/>
+    <w:bookmarkStart w:id="149" w:name="sec-nodeshape-invoiceshape-rule-2"/>
     <w:p>
       <w:pPr>
         <w:pStyle w:val="berschrift4"/>
@@ -6711,11 +6813,11 @@
         <w:t xml:space="preserve">}</w:t>
       </w:r>
     </w:p>
-    <w:bookmarkEnd w:id="104"/>
-    <w:bookmarkEnd w:id="105"/>
-    <w:bookmarkEnd w:id="106"/>
-    <w:bookmarkEnd w:id="107"/>
-    <w:bookmarkStart w:id="109" w:name="sec-data-retrieval"/>
+    <w:bookmarkEnd w:id="149"/>
+    <w:bookmarkEnd w:id="150"/>
+    <w:bookmarkEnd w:id="151"/>
+    <w:bookmarkEnd w:id="152"/>
+    <w:bookmarkStart w:id="154" w:name="sec-data-retrieval"/>
     <w:p>
       <w:pPr>
         <w:pStyle w:val="berschrift1"/>
@@ -6807,7 +6909,7 @@
       <w:r>
         <w:t xml:space="preserve"> </w:t>
       </w:r>
-      <w:hyperlink r:id="rId108">
+      <w:hyperlink r:id="rId153">
         <w:r>
           <w:rPr>
             <w:rStyle w:val="Hyperlink"/>
@@ -7032,8 +7134,8 @@
         <w:t xml:space="preserve">    schema:partOf genre:1 .</w:t>
       </w:r>
     </w:p>
-    <w:bookmarkEnd w:id="109"/>
-    <w:bookmarkStart w:id="110" w:name="sec-safety-consideration"/>
+    <w:bookmarkEnd w:id="154"/>
+    <w:bookmarkStart w:id="155" w:name="sec-safety-consideration"/>
     <w:p>
       <w:pPr>
         <w:pStyle w:val="berschrift1"/>
@@ -7050,8 +7152,8 @@
         <w:t xml:space="preserve">Informationen zu den ausdrücklich massgeblichen rechtlichen Grundlagen oder ein Hinweis darauf, dass bei der Umsetzung die entsprechenden rechtlichen Grundlagen zu beachten sind.</w:t>
       </w:r>
     </w:p>
-    <w:bookmarkEnd w:id="110"/>
-    <w:bookmarkStart w:id="111" w:name="sec-disclaimer"/>
+    <w:bookmarkEnd w:id="155"/>
+    <w:bookmarkStart w:id="156" w:name="sec-disclaimer"/>
     <w:p>
       <w:pPr>
         <w:pStyle w:val="berschrift1"/>
@@ -7092,8 +7194,8 @@
         <w:t xml:space="preserve">Jede Haftung für Schäden, die durch die Nutzung der eCH-Standards durch den Anwender entstehen, wird im gesetzlich zulässigen Rahmen ausgeschlossen.</w:t>
       </w:r>
     </w:p>
-    <w:bookmarkEnd w:id="111"/>
-    <w:bookmarkStart w:id="112" w:name="sec-copyrights"/>
+    <w:bookmarkEnd w:id="156"/>
+    <w:bookmarkStart w:id="157" w:name="sec-copyrights"/>
     <w:p>
       <w:pPr>
         <w:pStyle w:val="berschrift1"/>
@@ -7132,8 +7234,8 @@
         <w:t xml:space="preserve">Diese Bestimmungen gelten jedoch nur für die von eCH erarbeiteten Standards, nicht aber für Standards oder Produkte Dritter, die auf eCH-Standards verweisen. Die Standards enthalten die entsprechenden Hinweise auf Rechte Dritter.</w:t>
       </w:r>
     </w:p>
-    <w:bookmarkEnd w:id="112"/>
-    <w:bookmarkStart w:id="142" w:name="sec-appendix-a"/>
+    <w:bookmarkEnd w:id="157"/>
+    <w:bookmarkStart w:id="187" w:name="sec-appendix-a"/>
     <w:p>
       <w:pPr>
         <w:pStyle w:val="berschrift1"/>
@@ -7142,8 +7244,8 @@
         <w:t xml:space="preserve">Anhang A – Referenzen</w:t>
       </w:r>
     </w:p>
-    <w:bookmarkStart w:id="141" w:name="refs"/>
-    <w:bookmarkStart w:id="114" w:name="ref-berners2023semantic"/>
+    <w:bookmarkStart w:id="186" w:name="refs"/>
+    <w:bookmarkStart w:id="159" w:name="ref-berners2023semantic"/>
     <w:p>
       <w:pPr>
         <w:pStyle w:val="Bibliography"/>
@@ -7163,7 +7265,7 @@
       <w:r>
         <w:t xml:space="preserve"> </w:t>
       </w:r>
-      <w:hyperlink r:id="rId113">
+      <w:hyperlink r:id="rId158">
         <w:r>
           <w:rPr>
             <w:rStyle w:val="Hyperlink"/>
@@ -7188,8 +7290,8 @@
         <w:t xml:space="preserve"> : Association for Computing Machinery, 2023, S. 91–103</w:t>
       </w:r>
     </w:p>
-    <w:bookmarkEnd w:id="114"/>
-    <w:bookmarkStart w:id="116" w:name="ref-DCAT"/>
+    <w:bookmarkEnd w:id="159"/>
+    <w:bookmarkStart w:id="161" w:name="ref-DCAT"/>
     <w:p>
       <w:pPr>
         <w:pStyle w:val="Bibliography"/>
@@ -7209,7 +7311,7 @@
       <w:r>
         <w:t xml:space="preserve"> </w:t>
       </w:r>
-      <w:hyperlink r:id="rId115">
+      <w:hyperlink r:id="rId160">
         <w:r>
           <w:rPr>
             <w:rStyle w:val="Hyperlink"/>
@@ -7226,8 +7328,8 @@
         <w:t xml:space="preserve">(W3C Recommendation) : World Wide Web Consortium (W3C), 2024</w:t>
       </w:r>
     </w:p>
-    <w:bookmarkEnd w:id="116"/>
-    <w:bookmarkStart w:id="118" w:name="ref-eCH-0003:11.1.0"/>
+    <w:bookmarkEnd w:id="161"/>
+    <w:bookmarkStart w:id="163" w:name="ref-eCH-0003:11.1.0"/>
     <w:p>
       <w:pPr>
         <w:pStyle w:val="Bibliography"/>
@@ -7247,7 +7349,7 @@
       <w:r>
         <w:t xml:space="preserve"> </w:t>
       </w:r>
-      <w:hyperlink r:id="rId117">
+      <w:hyperlink r:id="rId162">
         <w:r>
           <w:rPr>
             <w:rStyle w:val="Hyperlink"/>
@@ -7264,8 +7366,8 @@
         <w:t xml:space="preserve">(eCH-Standard) : Verein eCH, 2022</w:t>
       </w:r>
     </w:p>
-    <w:bookmarkEnd w:id="118"/>
-    <w:bookmarkStart w:id="120" w:name="ref-eCH-0010:8.1.0"/>
+    <w:bookmarkEnd w:id="163"/>
+    <w:bookmarkStart w:id="165" w:name="ref-eCH-0010:8.1.0"/>
     <w:p>
       <w:pPr>
         <w:pStyle w:val="Bibliography"/>
@@ -7285,7 +7387,7 @@
       <w:r>
         <w:t xml:space="preserve"> </w:t>
       </w:r>
-      <w:hyperlink r:id="rId119">
+      <w:hyperlink r:id="rId164">
         <w:r>
           <w:rPr>
             <w:rStyle w:val="Hyperlink"/>
@@ -7302,8 +7404,8 @@
         <w:t xml:space="preserve">(eCH-Standard) : Verein eCH, 2021</w:t>
       </w:r>
     </w:p>
-    <w:bookmarkEnd w:id="120"/>
-    <w:bookmarkStart w:id="122" w:name="ref-eCH-0200:3.0.1"/>
+    <w:bookmarkEnd w:id="165"/>
+    <w:bookmarkStart w:id="167" w:name="ref-eCH-0200:3.0.1"/>
     <w:p>
       <w:pPr>
         <w:pStyle w:val="Bibliography"/>
@@ -7326,7 +7428,7 @@
       <w:r>
         <w:t xml:space="preserve"> </w:t>
       </w:r>
-      <w:hyperlink r:id="rId121">
+      <w:hyperlink r:id="rId166">
         <w:r>
           <w:rPr>
             <w:rStyle w:val="Hyperlink"/>
@@ -7343,8 +7445,8 @@
         <w:t xml:space="preserve">(eCH-Standard) : Verein eCH, 2025</w:t>
       </w:r>
     </w:p>
-    <w:bookmarkEnd w:id="122"/>
-    <w:bookmarkStart w:id="124" w:name="ref-eCH-0205:1.0"/>
+    <w:bookmarkEnd w:id="167"/>
+    <w:bookmarkStart w:id="169" w:name="ref-eCH-0205:1.0"/>
     <w:p>
       <w:pPr>
         <w:pStyle w:val="Bibliography"/>
@@ -7367,7 +7469,7 @@
       <w:r>
         <w:t xml:space="preserve"> </w:t>
       </w:r>
-      <w:hyperlink r:id="rId123">
+      <w:hyperlink r:id="rId168">
         <w:r>
           <w:rPr>
             <w:rStyle w:val="Hyperlink"/>
@@ -7384,8 +7486,8 @@
         <w:t xml:space="preserve">(eCH-Hilfsmittel) : Verein eCH, 2018</w:t>
       </w:r>
     </w:p>
-    <w:bookmarkEnd w:id="124"/>
-    <w:bookmarkStart w:id="126" w:name="ref-eCH-0265:1.0.0"/>
+    <w:bookmarkEnd w:id="169"/>
+    <w:bookmarkStart w:id="171" w:name="ref-eCH-0265:1.0.0"/>
     <w:p>
       <w:pPr>
         <w:pStyle w:val="Bibliography"/>
@@ -7408,7 +7510,7 @@
       <w:r>
         <w:t xml:space="preserve"> </w:t>
       </w:r>
-      <w:hyperlink r:id="rId125">
+      <w:hyperlink r:id="rId170">
         <w:r>
           <w:rPr>
             <w:rStyle w:val="Hyperlink"/>
@@ -7425,8 +7527,8 @@
         <w:t xml:space="preserve">(eCH-Standard) : Verein eCH, 2024</w:t>
       </w:r>
     </w:p>
-    <w:bookmarkEnd w:id="126"/>
-    <w:bookmarkStart w:id="128" w:name="ref-JSON-LD"/>
+    <w:bookmarkEnd w:id="171"/>
+    <w:bookmarkStart w:id="173" w:name="ref-JSON-LD"/>
     <w:p>
       <w:pPr>
         <w:pStyle w:val="Bibliography"/>
@@ -7446,7 +7548,7 @@
       <w:r>
         <w:t xml:space="preserve"> </w:t>
       </w:r>
-      <w:hyperlink r:id="rId127">
+      <w:hyperlink r:id="rId172">
         <w:r>
           <w:rPr>
             <w:rStyle w:val="Hyperlink"/>
@@ -7463,8 +7565,8 @@
         <w:t xml:space="preserve">(W3C Recommendation) : World Wide Web Consortium (W3C), 2020</w:t>
       </w:r>
     </w:p>
-    <w:bookmarkEnd w:id="128"/>
-    <w:bookmarkStart w:id="130" w:name="ref-OWL2"/>
+    <w:bookmarkEnd w:id="173"/>
+    <w:bookmarkStart w:id="175" w:name="ref-OWL2"/>
     <w:p>
       <w:pPr>
         <w:pStyle w:val="Bibliography"/>
@@ -7484,7 +7586,7 @@
       <w:r>
         <w:t xml:space="preserve"> </w:t>
       </w:r>
-      <w:hyperlink r:id="rId129">
+      <w:hyperlink r:id="rId174">
         <w:r>
           <w:rPr>
             <w:rStyle w:val="Hyperlink"/>
@@ -7501,8 +7603,8 @@
         <w:t xml:space="preserve">(W3C Recommendation) : World Wide Web Consortium (W3C), 2012</w:t>
       </w:r>
     </w:p>
-    <w:bookmarkEnd w:id="130"/>
-    <w:bookmarkStart w:id="132" w:name="ref-cyganiak2014rdf11"/>
+    <w:bookmarkEnd w:id="175"/>
+    <w:bookmarkStart w:id="177" w:name="ref-cyganiak2014rdf11"/>
     <w:p>
       <w:pPr>
         <w:pStyle w:val="Bibliography"/>
@@ -7522,7 +7624,7 @@
       <w:r>
         <w:t xml:space="preserve"> </w:t>
       </w:r>
-      <w:hyperlink r:id="rId131">
+      <w:hyperlink r:id="rId176">
         <w:r>
           <w:rPr>
             <w:rStyle w:val="Hyperlink"/>
@@ -7539,8 +7641,8 @@
         <w:t xml:space="preserve">(W3C Recommendation) : World Wide Web Consortium (W3C), 2014</w:t>
       </w:r>
     </w:p>
-    <w:bookmarkEnd w:id="132"/>
-    <w:bookmarkStart w:id="134" w:name="ref-SHACL"/>
+    <w:bookmarkEnd w:id="177"/>
+    <w:bookmarkStart w:id="179" w:name="ref-SHACL"/>
     <w:p>
       <w:pPr>
         <w:pStyle w:val="Bibliography"/>
@@ -7560,7 +7662,7 @@
       <w:r>
         <w:t xml:space="preserve"> </w:t>
       </w:r>
-      <w:hyperlink r:id="rId133">
+      <w:hyperlink r:id="rId178">
         <w:r>
           <w:rPr>
             <w:rStyle w:val="Hyperlink"/>
@@ -7577,8 +7679,8 @@
         <w:t xml:space="preserve">(W3C Recommendation) : World Wide Web Consortium (W3C), 2017</w:t>
       </w:r>
     </w:p>
-    <w:bookmarkEnd w:id="134"/>
-    <w:bookmarkStart w:id="136" w:name="ref-SKOS"/>
+    <w:bookmarkEnd w:id="179"/>
+    <w:bookmarkStart w:id="181" w:name="ref-SKOS"/>
     <w:p>
       <w:pPr>
         <w:pStyle w:val="Bibliography"/>
@@ -7598,7 +7700,7 @@
       <w:r>
         <w:t xml:space="preserve"> </w:t>
       </w:r>
-      <w:hyperlink r:id="rId135">
+      <w:hyperlink r:id="rId180">
         <w:r>
           <w:rPr>
             <w:rStyle w:val="Hyperlink"/>
@@ -7615,8 +7717,8 @@
         <w:t xml:space="preserve">(W3C Recommendation) : World Wide Web Consortium (W3C), 2009</w:t>
       </w:r>
     </w:p>
-    <w:bookmarkEnd w:id="136"/>
-    <w:bookmarkStart w:id="138" w:name="ref-SPARQL"/>
+    <w:bookmarkEnd w:id="181"/>
+    <w:bookmarkStart w:id="183" w:name="ref-SPARQL"/>
     <w:p>
       <w:pPr>
         <w:pStyle w:val="Bibliography"/>
@@ -7636,7 +7738,7 @@
       <w:r>
         <w:t xml:space="preserve"> </w:t>
       </w:r>
-      <w:hyperlink r:id="rId137">
+      <w:hyperlink r:id="rId182">
         <w:r>
           <w:rPr>
             <w:rStyle w:val="Hyperlink"/>
@@ -7653,8 +7755,8 @@
         <w:t xml:space="preserve">(W3C Recommendation) : World Wide Web Consortium (W3C), 2013</w:t>
       </w:r>
     </w:p>
-    <w:bookmarkEnd w:id="138"/>
-    <w:bookmarkStart w:id="140" w:name="ref-Turtle"/>
+    <w:bookmarkEnd w:id="183"/>
+    <w:bookmarkStart w:id="185" w:name="ref-Turtle"/>
     <w:p>
       <w:pPr>
         <w:pStyle w:val="Bibliography"/>
@@ -7674,7 +7776,7 @@
       <w:r>
         <w:t xml:space="preserve"> </w:t>
       </w:r>
-      <w:hyperlink r:id="rId139">
+      <w:hyperlink r:id="rId184">
         <w:r>
           <w:rPr>
             <w:rStyle w:val="Hyperlink"/>
@@ -7691,10 +7793,10 @@
         <w:t xml:space="preserve">(W3C Recommendation) : World Wide Web Consortium (W3C), 2014</w:t>
       </w:r>
     </w:p>
-    <w:bookmarkEnd w:id="140"/>
-    <w:bookmarkEnd w:id="141"/>
-    <w:bookmarkEnd w:id="142"/>
-    <w:bookmarkStart w:id="143" w:name="sec-appendix-b"/>
+    <w:bookmarkEnd w:id="185"/>
+    <w:bookmarkEnd w:id="186"/>
+    <w:bookmarkEnd w:id="187"/>
+    <w:bookmarkStart w:id="188" w:name="sec-appendix-b"/>
     <w:p>
       <w:pPr>
         <w:pStyle w:val="berschrift1"/>
@@ -7821,8 +7923,8 @@
         </w:tc>
       </w:tr>
     </w:tbl>
-    <w:bookmarkEnd w:id="143"/>
-    <w:bookmarkStart w:id="146" w:name="sec-appendix-c"/>
+    <w:bookmarkEnd w:id="188"/>
+    <w:bookmarkStart w:id="191" w:name="sec-appendix-c"/>
     <w:p>
       <w:pPr>
         <w:pStyle w:val="berschrift1"/>
@@ -7864,7 +7966,7 @@
       <w:r>
         <w:t xml:space="preserve"> </w:t>
       </w:r>
-      <w:hyperlink r:id="rId108">
+      <w:hyperlink r:id="rId153">
         <w:r>
           <w:rPr>
             <w:rStyle w:val="Hyperlink"/>
@@ -7881,7 +7983,7 @@
       <w:r>
         <w:t xml:space="preserve"> </w:t>
       </w:r>
-      <w:hyperlink r:id="rId144">
+      <w:hyperlink r:id="rId189">
         <w:r>
           <w:rPr>
             <w:rStyle w:val="Hyperlink"/>
@@ -7906,7 +8008,7 @@
       <w:tr>
         <w:tc>
           <w:tcPr/>
-          <w:bookmarkStart w:id="145" w:name="tbl-glossary"/>
+          <w:bookmarkStart w:id="190" w:name="tbl-glossary"/>
           <w:p>
             <w:pPr>
               <w:jc w:val="center"/>
@@ -9298,13 +9400,13 @@
               </w:tc>
             </w:tr>
           </w:tbl>
-          <w:bookmarkEnd w:id="145"/>
+          <w:bookmarkEnd w:id="190"/>
           <w:p/>
         </w:tc>
       </w:tr>
     </w:tbl>
-    <w:bookmarkEnd w:id="146"/>
-    <w:bookmarkStart w:id="148" w:name="sec-appendix-d"/>
+    <w:bookmarkEnd w:id="191"/>
+    <w:bookmarkStart w:id="193" w:name="sec-appendix-d"/>
     <w:p>
       <w:pPr>
         <w:pStyle w:val="berschrift1"/>
@@ -9436,7 +9538,7 @@
       <w:r>
         <w:t xml:space="preserve"> </w:t>
       </w:r>
-      <w:hyperlink r:id="rId147">
+      <w:hyperlink r:id="rId192">
         <w:r>
           <w:rPr>
             <w:rStyle w:val="Hyperlink"/>
@@ -9448,8 +9550,8 @@
         <w:t xml:space="preserve">.</w:t>
       </w:r>
     </w:p>
-    <w:bookmarkEnd w:id="148"/>
-    <w:bookmarkStart w:id="149" w:name="sec-appendix-e"/>
+    <w:bookmarkEnd w:id="193"/>
+    <w:bookmarkStart w:id="194" w:name="sec-appendix-e"/>
     <w:p>
       <w:pPr>
         <w:pStyle w:val="berschrift1"/>
@@ -9458,8 +9560,8 @@
         <w:t xml:space="preserve">Anhang E – Abbildungsverzeichnis</w:t>
       </w:r>
     </w:p>
-    <w:bookmarkEnd w:id="149"/>
-    <w:bookmarkStart w:id="150" w:name="sec-appendix-f"/>
+    <w:bookmarkEnd w:id="194"/>
+    <w:bookmarkStart w:id="195" w:name="sec-appendix-f"/>
     <w:p>
       <w:pPr>
         <w:pStyle w:val="berschrift1"/>
@@ -9468,7 +9570,7 @@
         <w:t xml:space="preserve">Anhang F – Tabellenverzeichnis</w:t>
       </w:r>
     </w:p>
-    <w:bookmarkEnd w:id="150"/>
+    <w:bookmarkEnd w:id="195"/>
     <w:sectPr>
       <w:headerReference r:id="rId13" w:type="default"/>
       <w:footerReference r:id="rId14" w:type="default"/>

--- a/de/index.docx
+++ b/de/index.docx
@@ -78,7 +78,7 @@
       </w:r>
     </w:p>
     <w:bookmarkEnd w:id="25"/>
-    <w:bookmarkStart w:id="50" w:name="sec-introduction"/>
+    <w:bookmarkStart w:id="54" w:name="sec-introduction"/>
     <w:p>
       <w:pPr>
         <w:pStyle w:val="berschrift1"/>
@@ -252,7 +252,7 @@
     </w:p>
     <w:bookmarkEnd w:id="32"/>
     <w:bookmarkEnd w:id="33"/>
-    <w:bookmarkStart w:id="49" w:name="sec-formatting"/>
+    <w:bookmarkStart w:id="53" w:name="sec-formatting"/>
     <w:p>
       <w:pPr>
         <w:pStyle w:val="berschrift2"/>
@@ -792,7 +792,7 @@
       </w:tr>
     </w:tbl>
     <w:bookmarkEnd w:id="45"/>
-    <w:bookmarkStart w:id="48" w:name="sec-formatting-code"/>
+    <w:bookmarkStart w:id="52" w:name="sec-formatting-code"/>
     <w:p>
       <w:pPr>
         <w:pStyle w:val="berschrift3"/>
@@ -854,6 +854,31 @@
           <w:rStyle w:val="VerbatimChar"/>
         </w:rPr>
         <w:t xml:space="preserve">LIMIT 10</w:t>
+      </w:r>
+    </w:p>
+    <w:p>
+      <w:pPr>
+        <w:pStyle w:val="FirstParagraph"/>
+      </w:pPr>
+      <w:r>
+        <w:t xml:space="preserve">Abbildungen lassen sich auch mit R-Code erzeugen, wie</w:t>
+      </w:r>
+      <w:r>
+        <w:t xml:space="preserve"> </w:t>
+      </w:r>
+      <w:hyperlink w:anchor="fig-r-example">
+        <w:r>
+          <w:rPr>
+            <w:rStyle w:val="Hyperlink"/>
+          </w:rPr>
+          <w:t xml:space="preserve">Abbildung 2</w:t>
+        </w:r>
+      </w:hyperlink>
+      <w:r>
+        <w:t xml:space="preserve"> </w:t>
+      </w:r>
+      <w:r>
+        <w:t xml:space="preserve">zeigt:</w:t>
       </w:r>
     </w:p>
     <w:tbl>
@@ -869,7 +894,86 @@
       <w:tr>
         <w:tc>
           <w:tcPr/>
-          <w:bookmarkStart w:id="46" w:name="tbl-example"/>
+          <w:bookmarkStart w:id="49" w:name="fig-r-example"/>
+          <w:p>
+            <w:pPr>
+              <w:pStyle w:val="Compact"/>
+              <w:jc w:val="center"/>
+            </w:pPr>
+            <w:r>
+              <w:drawing>
+                <wp:inline>
+                  <wp:extent cx="5544151" cy="2310063"/>
+                  <wp:effectExtent b="0" l="0" r="0" t="0"/>
+                  <wp:docPr descr="" title="" id="47" name="Picture"/>
+                  <a:graphic>
+                    <a:graphicData uri="http://schemas.openxmlformats.org/drawingml/2006/picture">
+                      <pic:pic>
+                        <pic:nvPicPr>
+                          <pic:cNvPr descr="index_files/figure-docx/fig-r-example-1.png" id="48" name="Picture"/>
+                          <pic:cNvPicPr>
+                            <a:picLocks noChangeArrowheads="1" noChangeAspect="1"/>
+                          </pic:cNvPicPr>
+                        </pic:nvPicPr>
+                        <pic:blipFill>
+                          <a:blip r:embed="rId46"/>
+                          <a:stretch>
+                            <a:fillRect/>
+                          </a:stretch>
+                        </pic:blipFill>
+                        <pic:spPr bwMode="auto">
+                          <a:xfrm>
+                            <a:off x="0" y="0"/>
+                            <a:ext cx="5544151" cy="2310063"/>
+                          </a:xfrm>
+                          <a:prstGeom prst="rect">
+                            <a:avLst/>
+                          </a:prstGeom>
+                          <a:noFill/>
+                          <a:ln w="9525">
+                            <a:noFill/>
+                            <a:headEnd/>
+                            <a:tailEnd/>
+                          </a:ln>
+                        </pic:spPr>
+                      </pic:pic>
+                    </a:graphicData>
+                  </a:graphic>
+                </wp:inline>
+              </w:drawing>
+            </w:r>
+          </w:p>
+          <w:p>
+            <w:pPr>
+              <w:jc w:val="center"/>
+            </w:pPr>
+            <w:pPr>
+              <w:jc w:val="left"/>
+              <w:spacing w:before="200"/>
+              <w:pStyle w:val="ImageCaption"/>
+            </w:pPr>
+            <w:r>
+              <w:t xml:space="preserve">Abbildung 2: Mit R erzeugte Abbildung. Quarto führt den Code beim Rendern aus und fügt die Grafik ein.</w:t>
+            </w:r>
+          </w:p>
+          <w:bookmarkEnd w:id="49"/>
+        </w:tc>
+      </w:tr>
+    </w:tbl>
+    <w:tbl>
+      <w:tblPr>
+        <w:tblStyle w:val="Table"/>
+        <w:tblW w:type="pct" w:w="5000"/>
+        <w:tblLayout w:type="fixed"/>
+        <w:tblLook w:firstRow="0" w:lastRow="0" w:firstColumn="0" w:lastColumn="0" w:noHBand="0" w:noVBand="0" w:val="0000"/>
+      </w:tblPr>
+      <w:tblGrid>
+        <w:gridCol w:w="7920"/>
+      </w:tblGrid>
+      <w:tr>
+        <w:tc>
+          <w:tcPr/>
+          <w:bookmarkStart w:id="50" w:name="tbl-example"/>
           <w:p>
             <w:pPr>
               <w:jc w:val="center"/>
@@ -1022,7 +1126,7 @@
               </w:tc>
             </w:tr>
           </w:tbl>
-          <w:bookmarkEnd w:id="46"/>
+          <w:bookmarkEnd w:id="50"/>
           <w:p/>
         </w:tc>
       </w:tr>
@@ -1085,7 +1189,7 @@
       <w:pPr>
         <w:pStyle w:val="Textkrper"/>
       </w:pPr>
-      <w:bookmarkStart w:id="47" w:name="eq-example"/>
+      <w:bookmarkStart w:id="51" w:name="eq-example"/>
       <m:oMathPara>
         <m:oMathParaPr>
           <m:jc m:val="center"/>
@@ -1171,12 +1275,12 @@
           </m:r>
         </m:oMath>
       </m:oMathPara>
-      <w:bookmarkEnd w:id="47"/>
-    </w:p>
-    <w:bookmarkEnd w:id="48"/>
-    <w:bookmarkEnd w:id="49"/>
-    <w:bookmarkEnd w:id="50"/>
-    <w:bookmarkStart w:id="54" w:name="sec-usage-notes"/>
+      <w:bookmarkEnd w:id="51"/>
+    </w:p>
+    <w:bookmarkEnd w:id="52"/>
+    <w:bookmarkEnd w:id="53"/>
+    <w:bookmarkEnd w:id="54"/>
+    <w:bookmarkStart w:id="58" w:name="sec-usage-notes"/>
     <w:p>
       <w:pPr>
         <w:pStyle w:val="berschrift1"/>
@@ -1460,7 +1564,7 @@
         <w:t xml:space="preserve">vorsieht.</w:t>
       </w:r>
     </w:p>
-    <w:bookmarkStart w:id="53" w:name="sec-namespaces"/>
+    <w:bookmarkStart w:id="57" w:name="sec-namespaces"/>
     <w:p>
       <w:pPr>
         <w:pStyle w:val="berschrift2"/>
@@ -1490,7 +1594,7 @@
       <w:r>
         <w:t xml:space="preserve"> </w:t>
       </w:r>
-      <w:hyperlink r:id="rId51">
+      <w:hyperlink r:id="rId55">
         <w:r>
           <w:rPr>
             <w:rStyle w:val="Hyperlink"/>
@@ -1540,7 +1644,7 @@
       <w:tr>
         <w:tc>
           <w:tcPr/>
-          <w:bookmarkStart w:id="52" w:name="tbl-namespaces"/>
+          <w:bookmarkStart w:id="56" w:name="tbl-namespaces"/>
           <w:p>
             <w:pPr>
               <w:jc w:val="center"/>
@@ -1765,14 +1869,14 @@
               </w:tc>
             </w:tr>
           </w:tbl>
-          <w:bookmarkEnd w:id="52"/>
+          <w:bookmarkEnd w:id="56"/>
           <w:p/>
         </w:tc>
       </w:tr>
     </w:tbl>
-    <w:bookmarkEnd w:id="53"/>
-    <w:bookmarkEnd w:id="54"/>
-    <w:bookmarkStart w:id="152" w:name="sec-data-model"/>
+    <w:bookmarkEnd w:id="57"/>
+    <w:bookmarkEnd w:id="58"/>
+    <w:bookmarkStart w:id="156" w:name="sec-data-model"/>
     <w:p>
       <w:pPr>
         <w:pStyle w:val="berschrift1"/>
@@ -1781,7 +1885,7 @@
         <w:t xml:space="preserve">3. Datenmodell</w:t>
       </w:r>
     </w:p>
-    <w:bookmarkStart w:id="67" w:name="sec-nodeshape-genreshape"/>
+    <w:bookmarkStart w:id="71" w:name="sec-nodeshape-genreshape"/>
     <w:p>
       <w:pPr>
         <w:pStyle w:val="berschrift2"/>
@@ -1798,7 +1902,7 @@
         <w:t xml:space="preserve">Eine musikalische Kategorie im Chinook-Datensatz.</w:t>
       </w:r>
     </w:p>
-    <w:bookmarkStart w:id="58" w:name="sec-nodeshape-genreshape-overview"/>
+    <w:bookmarkStart w:id="62" w:name="sec-nodeshape-genreshape-overview"/>
     <w:p>
       <w:pPr>
         <w:pStyle w:val="berschrift3"/>
@@ -1819,7 +1923,7 @@
       <w:pPr>
         <w:pStyle w:val="Definition"/>
       </w:pPr>
-      <w:hyperlink r:id="rId55">
+      <w:hyperlink r:id="rId59">
         <w:r>
           <w:rPr>
             <w:rStyle w:val="Hyperlink"/>
@@ -1840,7 +1944,7 @@
       <w:pPr>
         <w:pStyle w:val="Definition"/>
       </w:pPr>
-      <w:hyperlink r:id="rId56">
+      <w:hyperlink r:id="rId60">
         <w:r>
           <w:rPr>
             <w:rStyle w:val="Hyperlink"/>
@@ -1893,7 +1997,7 @@
       <w:pPr>
         <w:pStyle w:val="Definition"/>
       </w:pPr>
-      <w:hyperlink r:id="rId57">
+      <w:hyperlink r:id="rId61">
         <w:r>
           <w:rPr>
             <w:rStyle w:val="Hyperlink"/>
@@ -1902,8 +2006,8 @@
         </w:r>
       </w:hyperlink>
     </w:p>
-    <w:bookmarkEnd w:id="58"/>
-    <w:bookmarkStart w:id="64" w:name="sec-nodeshape-genreshape-properties"/>
+    <w:bookmarkEnd w:id="62"/>
+    <w:bookmarkStart w:id="68" w:name="sec-nodeshape-genreshape-properties"/>
     <w:p>
       <w:pPr>
         <w:pStyle w:val="berschrift3"/>
@@ -1986,7 +2090,7 @@
             <w:r>
               <w:t xml:space="preserve">(</w:t>
             </w:r>
-            <w:hyperlink r:id="rId59">
+            <w:hyperlink r:id="rId63">
               <w:r>
                 <w:rPr>
                   <w:rStyle w:val="Hyperlink"/>
@@ -2019,7 +2123,7 @@
             <w:r>
               <w:t xml:space="preserve">(</w:t>
             </w:r>
-            <w:hyperlink r:id="rId60">
+            <w:hyperlink r:id="rId64">
               <w:r>
                 <w:rPr>
                   <w:rStyle w:val="Hyperlink"/>
@@ -2101,7 +2205,7 @@
             <w:r>
               <w:t xml:space="preserve">(</w:t>
             </w:r>
-            <w:hyperlink r:id="rId61">
+            <w:hyperlink r:id="rId65">
               <w:r>
                 <w:rPr>
                   <w:rStyle w:val="Hyperlink"/>
@@ -2175,7 +2279,7 @@
             <w:r>
               <w:t xml:space="preserve">(</w:t>
             </w:r>
-            <w:hyperlink r:id="rId62">
+            <w:hyperlink r:id="rId66">
               <w:r>
                 <w:rPr>
                   <w:rStyle w:val="Hyperlink"/>
@@ -2220,7 +2324,7 @@
             <w:r>
               <w:t xml:space="preserve">(</w:t>
             </w:r>
-            <w:hyperlink r:id="rId63">
+            <w:hyperlink r:id="rId67">
               <w:r>
                 <w:rPr>
                   <w:rStyle w:val="Hyperlink"/>
@@ -2324,8 +2428,8 @@
         </w:tc>
       </w:tr>
     </w:tbl>
-    <w:bookmarkEnd w:id="64"/>
-    <w:bookmarkStart w:id="66" w:name="sec-nodeshape-genreshape-rules"/>
+    <w:bookmarkEnd w:id="68"/>
+    <w:bookmarkStart w:id="70" w:name="sec-nodeshape-genreshape-rules"/>
     <w:p>
       <w:pPr>
         <w:pStyle w:val="berschrift3"/>
@@ -2334,7 +2438,7 @@
         <w:t xml:space="preserve">3.1.3 Regeln (SPARQL)</w:t>
       </w:r>
     </w:p>
-    <w:bookmarkStart w:id="65" w:name="sec-nodeshape-genreshape-rule-1"/>
+    <w:bookmarkStart w:id="69" w:name="sec-nodeshape-genreshape-rule-1"/>
     <w:p>
       <w:pPr>
         <w:pStyle w:val="berschrift4"/>
@@ -2389,10 +2493,10 @@
         <w:t xml:space="preserve">}</w:t>
       </w:r>
     </w:p>
-    <w:bookmarkEnd w:id="65"/>
-    <w:bookmarkEnd w:id="66"/>
-    <w:bookmarkEnd w:id="67"/>
-    <w:bookmarkStart w:id="75" w:name="sec-nodeshape-musicalbumshape"/>
+    <w:bookmarkEnd w:id="69"/>
+    <w:bookmarkEnd w:id="70"/>
+    <w:bookmarkEnd w:id="71"/>
+    <w:bookmarkStart w:id="79" w:name="sec-nodeshape-musicalbumshape"/>
     <w:p>
       <w:pPr>
         <w:pStyle w:val="berschrift2"/>
@@ -2409,7 +2513,7 @@
         <w:t xml:space="preserve">Eine Sammlung von Titeln im Chinook-Datensatz.</w:t>
       </w:r>
     </w:p>
-    <w:bookmarkStart w:id="71" w:name="sec-nodeshape-musicalbumshape-overview"/>
+    <w:bookmarkStart w:id="75" w:name="sec-nodeshape-musicalbumshape-overview"/>
     <w:p>
       <w:pPr>
         <w:pStyle w:val="berschrift3"/>
@@ -2430,7 +2534,7 @@
       <w:pPr>
         <w:pStyle w:val="Definition"/>
       </w:pPr>
-      <w:hyperlink r:id="rId68">
+      <w:hyperlink r:id="rId72">
         <w:r>
           <w:rPr>
             <w:rStyle w:val="Hyperlink"/>
@@ -2451,7 +2555,7 @@
       <w:pPr>
         <w:pStyle w:val="Definition"/>
       </w:pPr>
-      <w:hyperlink r:id="rId69">
+      <w:hyperlink r:id="rId73">
         <w:r>
           <w:rPr>
             <w:rStyle w:val="Hyperlink"/>
@@ -2504,7 +2608,7 @@
       <w:pPr>
         <w:pStyle w:val="Definition"/>
       </w:pPr>
-      <w:hyperlink r:id="rId70">
+      <w:hyperlink r:id="rId74">
         <w:r>
           <w:rPr>
             <w:rStyle w:val="Hyperlink"/>
@@ -2513,8 +2617,8 @@
         </w:r>
       </w:hyperlink>
     </w:p>
-    <w:bookmarkEnd w:id="71"/>
-    <w:bookmarkStart w:id="74" w:name="sec-nodeshape-musicalbumshape-properties"/>
+    <w:bookmarkEnd w:id="75"/>
+    <w:bookmarkStart w:id="78" w:name="sec-nodeshape-musicalbumshape-properties"/>
     <w:p>
       <w:pPr>
         <w:pStyle w:val="berschrift3"/>
@@ -2597,7 +2701,7 @@
             <w:r>
               <w:t xml:space="preserve">(</w:t>
             </w:r>
-            <w:hyperlink r:id="rId59">
+            <w:hyperlink r:id="rId63">
               <w:r>
                 <w:rPr>
                   <w:rStyle w:val="Hyperlink"/>
@@ -2636,7 +2740,7 @@
             <w:r>
               <w:t xml:space="preserve">(</w:t>
             </w:r>
-            <w:hyperlink r:id="rId60">
+            <w:hyperlink r:id="rId64">
               <w:r>
                 <w:rPr>
                   <w:rStyle w:val="Hyperlink"/>
@@ -2696,7 +2800,7 @@
             <w:r>
               <w:t xml:space="preserve">(</w:t>
             </w:r>
-            <w:hyperlink r:id="rId72">
+            <w:hyperlink r:id="rId76">
               <w:r>
                 <w:rPr>
                   <w:rStyle w:val="Hyperlink"/>
@@ -2755,7 +2859,7 @@
             <w:r>
               <w:t xml:space="preserve"> </w:t>
             </w:r>
-            <w:hyperlink r:id="rId73">
+            <w:hyperlink r:id="rId77">
               <w:r>
                 <w:rPr>
                   <w:rStyle w:val="Hyperlink"/>
@@ -2779,9 +2883,9 @@
         </w:tc>
       </w:tr>
     </w:tbl>
-    <w:bookmarkEnd w:id="74"/>
-    <w:bookmarkEnd w:id="75"/>
-    <w:bookmarkStart w:id="86" w:name="sec-nodeshape-trackshape"/>
+    <w:bookmarkEnd w:id="78"/>
+    <w:bookmarkEnd w:id="79"/>
+    <w:bookmarkStart w:id="90" w:name="sec-nodeshape-trackshape"/>
     <w:p>
       <w:pPr>
         <w:pStyle w:val="berschrift2"/>
@@ -2798,7 +2902,7 @@
         <w:t xml:space="preserve">Ein einzelner Musiktitel im Chinook-Datensatz.</w:t>
       </w:r>
     </w:p>
-    <w:bookmarkStart w:id="79" w:name="sec-nodeshape-trackshape-overview"/>
+    <w:bookmarkStart w:id="83" w:name="sec-nodeshape-trackshape-overview"/>
     <w:p>
       <w:pPr>
         <w:pStyle w:val="berschrift3"/>
@@ -2819,7 +2923,7 @@
       <w:pPr>
         <w:pStyle w:val="Definition"/>
       </w:pPr>
-      <w:hyperlink r:id="rId76">
+      <w:hyperlink r:id="rId80">
         <w:r>
           <w:rPr>
             <w:rStyle w:val="Hyperlink"/>
@@ -2840,7 +2944,7 @@
       <w:pPr>
         <w:pStyle w:val="Definition"/>
       </w:pPr>
-      <w:hyperlink r:id="rId77">
+      <w:hyperlink r:id="rId81">
         <w:r>
           <w:rPr>
             <w:rStyle w:val="Hyperlink"/>
@@ -2893,7 +2997,7 @@
       <w:pPr>
         <w:pStyle w:val="Definition"/>
       </w:pPr>
-      <w:hyperlink r:id="rId78">
+      <w:hyperlink r:id="rId82">
         <w:r>
           <w:rPr>
             <w:rStyle w:val="Hyperlink"/>
@@ -2902,8 +3006,8 @@
         </w:r>
       </w:hyperlink>
     </w:p>
-    <w:bookmarkEnd w:id="79"/>
-    <w:bookmarkStart w:id="85" w:name="sec-nodeshape-trackshape-properties"/>
+    <w:bookmarkEnd w:id="83"/>
+    <w:bookmarkStart w:id="89" w:name="sec-nodeshape-trackshape-properties"/>
     <w:p>
       <w:pPr>
         <w:pStyle w:val="berschrift3"/>
@@ -2986,7 +3090,7 @@
             <w:r>
               <w:t xml:space="preserve">(</w:t>
             </w:r>
-            <w:hyperlink r:id="rId59">
+            <w:hyperlink r:id="rId63">
               <w:r>
                 <w:rPr>
                   <w:rStyle w:val="Hyperlink"/>
@@ -3025,7 +3129,7 @@
             <w:r>
               <w:t xml:space="preserve">(</w:t>
             </w:r>
-            <w:hyperlink r:id="rId60">
+            <w:hyperlink r:id="rId64">
               <w:r>
                 <w:rPr>
                   <w:rStyle w:val="Hyperlink"/>
@@ -3085,7 +3189,7 @@
             <w:r>
               <w:t xml:space="preserve">(</w:t>
             </w:r>
-            <w:hyperlink r:id="rId80">
+            <w:hyperlink r:id="rId84">
               <w:r>
                 <w:rPr>
                   <w:rStyle w:val="Hyperlink"/>
@@ -3171,7 +3275,7 @@
             <w:r>
               <w:t xml:space="preserve">(</w:t>
             </w:r>
-            <w:hyperlink r:id="rId81">
+            <w:hyperlink r:id="rId85">
               <w:r>
                 <w:rPr>
                   <w:rStyle w:val="Hyperlink"/>
@@ -3232,7 +3336,7 @@
             <w:r>
               <w:t xml:space="preserve">(</w:t>
             </w:r>
-            <w:hyperlink r:id="rId82">
+            <w:hyperlink r:id="rId86">
               <w:r>
                 <w:rPr>
                   <w:rStyle w:val="Hyperlink"/>
@@ -3306,7 +3410,7 @@
             <w:r>
               <w:t xml:space="preserve">(</w:t>
             </w:r>
-            <w:hyperlink r:id="rId83">
+            <w:hyperlink r:id="rId87">
               <w:r>
                 <w:rPr>
                   <w:rStyle w:val="Hyperlink"/>
@@ -3404,7 +3508,7 @@
             <w:r>
               <w:t xml:space="preserve">(</w:t>
             </w:r>
-            <w:hyperlink r:id="rId84">
+            <w:hyperlink r:id="rId88">
               <w:r>
                 <w:rPr>
                   <w:rStyle w:val="Hyperlink"/>
@@ -3470,9 +3574,9 @@
         </w:tc>
       </w:tr>
     </w:tbl>
-    <w:bookmarkEnd w:id="85"/>
-    <w:bookmarkEnd w:id="86"/>
-    <w:bookmarkStart w:id="91" w:name="sec-nodeshape-organisationshape"/>
+    <w:bookmarkEnd w:id="89"/>
+    <w:bookmarkEnd w:id="90"/>
+    <w:bookmarkStart w:id="95" w:name="sec-nodeshape-organisationshape"/>
     <w:p>
       <w:pPr>
         <w:pStyle w:val="berschrift2"/>
@@ -3489,7 +3593,7 @@
         <w:t xml:space="preserve">Ein Unternehmen oder eine Organisation im Chinook-Datensatz.</w:t>
       </w:r>
     </w:p>
-    <w:bookmarkStart w:id="89" w:name="sec-nodeshape-organisationshape-overview"/>
+    <w:bookmarkStart w:id="93" w:name="sec-nodeshape-organisationshape-overview"/>
     <w:p>
       <w:pPr>
         <w:pStyle w:val="berschrift3"/>
@@ -3510,7 +3614,7 @@
       <w:pPr>
         <w:pStyle w:val="Definition"/>
       </w:pPr>
-      <w:hyperlink r:id="rId87">
+      <w:hyperlink r:id="rId91">
         <w:r>
           <w:rPr>
             <w:rStyle w:val="Hyperlink"/>
@@ -3531,7 +3635,7 @@
       <w:pPr>
         <w:pStyle w:val="Definition"/>
       </w:pPr>
-      <w:hyperlink r:id="rId88">
+      <w:hyperlink r:id="rId92">
         <w:r>
           <w:rPr>
             <w:rStyle w:val="Hyperlink"/>
@@ -3572,8 +3676,8 @@
         <w:t xml:space="preserve">Keiner (Transaktionsdaten, nicht Teil des publizierten Graphen)</w:t>
       </w:r>
     </w:p>
-    <w:bookmarkEnd w:id="89"/>
-    <w:bookmarkStart w:id="90" w:name="X694231572673875c8b98e55f859590bf822fedc"/>
+    <w:bookmarkEnd w:id="93"/>
+    <w:bookmarkStart w:id="94" w:name="X694231572673875c8b98e55f859590bf822fedc"/>
     <w:p>
       <w:pPr>
         <w:pStyle w:val="berschrift3"/>
@@ -3656,7 +3760,7 @@
             <w:r>
               <w:t xml:space="preserve">(</w:t>
             </w:r>
-            <w:hyperlink r:id="rId59">
+            <w:hyperlink r:id="rId63">
               <w:r>
                 <w:rPr>
                   <w:rStyle w:val="Hyperlink"/>
@@ -3701,7 +3805,7 @@
             <w:r>
               <w:t xml:space="preserve">(</w:t>
             </w:r>
-            <w:hyperlink r:id="rId60">
+            <w:hyperlink r:id="rId64">
               <w:r>
                 <w:rPr>
                   <w:rStyle w:val="Hyperlink"/>
@@ -3741,9 +3845,9 @@
         </w:tc>
       </w:tr>
     </w:tbl>
-    <w:bookmarkEnd w:id="90"/>
-    <w:bookmarkEnd w:id="91"/>
-    <w:bookmarkStart w:id="109" w:name="sec-nodeshape-personshape"/>
+    <w:bookmarkEnd w:id="94"/>
+    <w:bookmarkEnd w:id="95"/>
+    <w:bookmarkStart w:id="113" w:name="sec-nodeshape-personshape"/>
     <w:p>
       <w:pPr>
         <w:pStyle w:val="berschrift2"/>
@@ -3806,7 +3910,7 @@
         <w:t xml:space="preserve">Namen werden so erfasst, wie sie die Person selbst verwendet; akademische Titel gehören nicht in den Vornamen. E-Mail-Adressen und Geburtsdaten sind freiwillige Angaben und werden bei Verstössen gegen die Regeln lediglich als Warnung gemeldet.</w:t>
       </w:r>
     </w:p>
-    <w:bookmarkStart w:id="95" w:name="sec-nodeshape-personshape-overview"/>
+    <w:bookmarkStart w:id="99" w:name="sec-nodeshape-personshape-overview"/>
     <w:p>
       <w:pPr>
         <w:pStyle w:val="berschrift3"/>
@@ -3827,7 +3931,7 @@
       <w:pPr>
         <w:pStyle w:val="Definition"/>
       </w:pPr>
-      <w:hyperlink r:id="rId92">
+      <w:hyperlink r:id="rId96">
         <w:r>
           <w:rPr>
             <w:rStyle w:val="Hyperlink"/>
@@ -3848,7 +3952,7 @@
       <w:pPr>
         <w:pStyle w:val="Definition"/>
       </w:pPr>
-      <w:hyperlink r:id="rId93">
+      <w:hyperlink r:id="rId97">
         <w:r>
           <w:rPr>
             <w:rStyle w:val="Hyperlink"/>
@@ -3901,7 +4005,7 @@
       <w:pPr>
         <w:pStyle w:val="Definition"/>
       </w:pPr>
-      <w:hyperlink r:id="rId94">
+      <w:hyperlink r:id="rId98">
         <w:r>
           <w:rPr>
             <w:rStyle w:val="Hyperlink"/>
@@ -3910,8 +4014,8 @@
         </w:r>
       </w:hyperlink>
     </w:p>
-    <w:bookmarkEnd w:id="95"/>
-    <w:bookmarkStart w:id="106" w:name="sec-nodeshape-personshape-properties"/>
+    <w:bookmarkEnd w:id="99"/>
+    <w:bookmarkStart w:id="110" w:name="sec-nodeshape-personshape-properties"/>
     <w:p>
       <w:pPr>
         <w:pStyle w:val="berschrift3"/>
@@ -3994,7 +4098,7 @@
             <w:r>
               <w:t xml:space="preserve">(</w:t>
             </w:r>
-            <w:hyperlink r:id="rId96">
+            <w:hyperlink r:id="rId100">
               <w:r>
                 <w:rPr>
                   <w:rStyle w:val="Hyperlink"/>
@@ -4033,7 +4137,7 @@
             <w:r>
               <w:t xml:space="preserve">(</w:t>
             </w:r>
-            <w:hyperlink r:id="rId60">
+            <w:hyperlink r:id="rId64">
               <w:r>
                 <w:rPr>
                   <w:rStyle w:val="Hyperlink"/>
@@ -4080,7 +4184,7 @@
             <w:r>
               <w:t xml:space="preserve">(</w:t>
             </w:r>
-            <w:hyperlink r:id="rId97">
+            <w:hyperlink r:id="rId101">
               <w:r>
                 <w:rPr>
                   <w:rStyle w:val="Hyperlink"/>
@@ -4119,7 +4223,7 @@
             <w:r>
               <w:t xml:space="preserve">(</w:t>
             </w:r>
-            <w:hyperlink r:id="rId60">
+            <w:hyperlink r:id="rId64">
               <w:r>
                 <w:rPr>
                   <w:rStyle w:val="Hyperlink"/>
@@ -4166,7 +4270,7 @@
             <w:r>
               <w:t xml:space="preserve">(</w:t>
             </w:r>
-            <w:hyperlink r:id="rId98">
+            <w:hyperlink r:id="rId102">
               <w:r>
                 <w:rPr>
                   <w:rStyle w:val="Hyperlink"/>
@@ -4211,7 +4315,7 @@
             <w:r>
               <w:t xml:space="preserve">(</w:t>
             </w:r>
-            <w:hyperlink r:id="rId60">
+            <w:hyperlink r:id="rId64">
               <w:r>
                 <w:rPr>
                   <w:rStyle w:val="Hyperlink"/>
@@ -4321,7 +4425,7 @@
             <w:r>
               <w:t xml:space="preserve">(</w:t>
             </w:r>
-            <w:hyperlink r:id="rId99">
+            <w:hyperlink r:id="rId103">
               <w:r>
                 <w:rPr>
                   <w:rStyle w:val="Hyperlink"/>
@@ -4360,7 +4464,7 @@
             <w:r>
               <w:t xml:space="preserve">(</w:t>
             </w:r>
-            <w:hyperlink r:id="rId100">
+            <w:hyperlink r:id="rId104">
               <w:r>
                 <w:rPr>
                   <w:rStyle w:val="Hyperlink"/>
@@ -4433,7 +4537,7 @@
             <w:r>
               <w:t xml:space="preserve">(</w:t>
             </w:r>
-            <w:hyperlink r:id="rId101">
+            <w:hyperlink r:id="rId105">
               <w:r>
                 <w:rPr>
                   <w:rStyle w:val="Hyperlink"/>
@@ -4507,7 +4611,7 @@
             <w:r>
               <w:t xml:space="preserve">(</w:t>
             </w:r>
-            <w:hyperlink r:id="rId102">
+            <w:hyperlink r:id="rId106">
               <w:r>
                 <w:rPr>
                   <w:rStyle w:val="Hyperlink"/>
@@ -4566,7 +4670,7 @@
             <w:r>
               <w:t xml:space="preserve"> </w:t>
             </w:r>
-            <w:hyperlink r:id="rId103">
+            <w:hyperlink r:id="rId107">
               <w:r>
                 <w:rPr>
                   <w:rStyle w:val="Hyperlink"/>
@@ -4610,7 +4714,7 @@
             <w:r>
               <w:t xml:space="preserve">(</w:t>
             </w:r>
-            <w:hyperlink r:id="rId104">
+            <w:hyperlink r:id="rId108">
               <w:r>
                 <w:rPr>
                   <w:rStyle w:val="Hyperlink"/>
@@ -4643,7 +4747,7 @@
             <w:r>
               <w:t xml:space="preserve">(</w:t>
             </w:r>
-            <w:hyperlink r:id="rId60">
+            <w:hyperlink r:id="rId64">
               <w:r>
                 <w:rPr>
                   <w:rStyle w:val="Hyperlink"/>
@@ -4703,7 +4807,7 @@
             <w:r>
               <w:t xml:space="preserve">(</w:t>
             </w:r>
-            <w:hyperlink r:id="rId105">
+            <w:hyperlink r:id="rId109">
               <w:r>
                 <w:rPr>
                   <w:rStyle w:val="Hyperlink"/>
@@ -4757,8 +4861,8 @@
         </w:tc>
       </w:tr>
     </w:tbl>
-    <w:bookmarkEnd w:id="106"/>
-    <w:bookmarkStart w:id="108" w:name="sec-nodeshape-personshape-rules"/>
+    <w:bookmarkEnd w:id="110"/>
+    <w:bookmarkStart w:id="112" w:name="sec-nodeshape-personshape-rules"/>
     <w:p>
       <w:pPr>
         <w:pStyle w:val="berschrift3"/>
@@ -4767,7 +4871,7 @@
         <w:t xml:space="preserve">3.5.3 Regeln (SPARQL)</w:t>
       </w:r>
     </w:p>
-    <w:bookmarkStart w:id="107" w:name="sec-nodeshape-personshape-rule-1"/>
+    <w:bookmarkStart w:id="111" w:name="sec-nodeshape-personshape-rule-1"/>
     <w:p>
       <w:pPr>
         <w:pStyle w:val="berschrift4"/>
@@ -4822,10 +4926,10 @@
         <w:t xml:space="preserve">}</w:t>
       </w:r>
     </w:p>
-    <w:bookmarkEnd w:id="107"/>
-    <w:bookmarkEnd w:id="108"/>
-    <w:bookmarkEnd w:id="109"/>
-    <w:bookmarkStart w:id="123" w:name="sec-nodeshape-postaladdressshape"/>
+    <w:bookmarkEnd w:id="111"/>
+    <w:bookmarkEnd w:id="112"/>
+    <w:bookmarkEnd w:id="113"/>
+    <w:bookmarkStart w:id="127" w:name="sec-nodeshape-postaladdressshape"/>
     <w:p>
       <w:pPr>
         <w:pStyle w:val="berschrift2"/>
@@ -4850,7 +4954,7 @@
         <w:t xml:space="preserve">Adressen folgen dem Aufbau von schema.org und nicht dem Schweizer Adressstandard eCH-0010, da der Datensatz überwiegend ausländische Adressen enthält. Postleitzahlen werden deshalb nur auf ein plausibles Format geprüft, nicht gegen ein Verzeichnis.</w:t>
       </w:r>
     </w:p>
-    <w:bookmarkStart w:id="113" w:name="Xf875252aad1b3a425685d2837dfb16e5026bccf"/>
+    <w:bookmarkStart w:id="117" w:name="Xf875252aad1b3a425685d2837dfb16e5026bccf"/>
     <w:p>
       <w:pPr>
         <w:pStyle w:val="berschrift3"/>
@@ -4871,7 +4975,7 @@
       <w:pPr>
         <w:pStyle w:val="Definition"/>
       </w:pPr>
-      <w:hyperlink r:id="rId110">
+      <w:hyperlink r:id="rId114">
         <w:r>
           <w:rPr>
             <w:rStyle w:val="Hyperlink"/>
@@ -4892,7 +4996,7 @@
       <w:pPr>
         <w:pStyle w:val="Definition"/>
       </w:pPr>
-      <w:hyperlink r:id="rId111">
+      <w:hyperlink r:id="rId115">
         <w:r>
           <w:rPr>
             <w:rStyle w:val="Hyperlink"/>
@@ -4945,7 +5049,7 @@
       <w:pPr>
         <w:pStyle w:val="Definition"/>
       </w:pPr>
-      <w:hyperlink r:id="rId112">
+      <w:hyperlink r:id="rId116">
         <w:r>
           <w:rPr>
             <w:rStyle w:val="Hyperlink"/>
@@ -4954,8 +5058,8 @@
         </w:r>
       </w:hyperlink>
     </w:p>
-    <w:bookmarkEnd w:id="113"/>
-    <w:bookmarkStart w:id="122" w:name="X94841f346bc9e44ac9d6b39aeccedc95e7957c8"/>
+    <w:bookmarkEnd w:id="117"/>
+    <w:bookmarkStart w:id="126" w:name="X94841f346bc9e44ac9d6b39aeccedc95e7957c8"/>
     <w:p>
       <w:pPr>
         <w:pStyle w:val="berschrift3"/>
@@ -5038,7 +5142,7 @@
             <w:r>
               <w:t xml:space="preserve">(</w:t>
             </w:r>
-            <w:hyperlink r:id="rId114">
+            <w:hyperlink r:id="rId118">
               <w:r>
                 <w:rPr>
                   <w:rStyle w:val="Hyperlink"/>
@@ -5071,7 +5175,7 @@
             <w:r>
               <w:t xml:space="preserve">(</w:t>
             </w:r>
-            <w:hyperlink r:id="rId60">
+            <w:hyperlink r:id="rId64">
               <w:r>
                 <w:rPr>
                   <w:rStyle w:val="Hyperlink"/>
@@ -5144,7 +5248,7 @@
             <w:r>
               <w:t xml:space="preserve">(</w:t>
             </w:r>
-            <w:hyperlink r:id="rId115">
+            <w:hyperlink r:id="rId119">
               <w:r>
                 <w:rPr>
                   <w:rStyle w:val="Hyperlink"/>
@@ -5189,7 +5293,7 @@
             <w:r>
               <w:t xml:space="preserve">(</w:t>
             </w:r>
-            <w:hyperlink r:id="rId60">
+            <w:hyperlink r:id="rId64">
               <w:r>
                 <w:rPr>
                   <w:rStyle w:val="Hyperlink"/>
@@ -5271,7 +5375,7 @@
             <w:r>
               <w:t xml:space="preserve">(</w:t>
             </w:r>
-            <w:hyperlink r:id="rId116">
+            <w:hyperlink r:id="rId120">
               <w:r>
                 <w:rPr>
                   <w:rStyle w:val="Hyperlink"/>
@@ -5310,7 +5414,7 @@
             <w:r>
               <w:t xml:space="preserve">(</w:t>
             </w:r>
-            <w:hyperlink r:id="rId60">
+            <w:hyperlink r:id="rId64">
               <w:r>
                 <w:rPr>
                   <w:rStyle w:val="Hyperlink"/>
@@ -5370,7 +5474,7 @@
             <w:r>
               <w:t xml:space="preserve">(</w:t>
             </w:r>
-            <w:hyperlink r:id="rId117">
+            <w:hyperlink r:id="rId121">
               <w:r>
                 <w:rPr>
                   <w:rStyle w:val="Hyperlink"/>
@@ -5409,7 +5513,7 @@
             <w:r>
               <w:t xml:space="preserve">(</w:t>
             </w:r>
-            <w:hyperlink r:id="rId60">
+            <w:hyperlink r:id="rId64">
               <w:r>
                 <w:rPr>
                   <w:rStyle w:val="Hyperlink"/>
@@ -5469,7 +5573,7 @@
             <w:r>
               <w:t xml:space="preserve">(</w:t>
             </w:r>
-            <w:hyperlink r:id="rId118">
+            <w:hyperlink r:id="rId122">
               <w:r>
                 <w:rPr>
                   <w:rStyle w:val="Hyperlink"/>
@@ -5533,7 +5637,7 @@
             <w:r>
               <w:t xml:space="preserve"> </w:t>
             </w:r>
-            <w:hyperlink r:id="rId119">
+            <w:hyperlink r:id="rId123">
               <w:r>
                 <w:rPr>
                   <w:rStyle w:val="Hyperlink"/>
@@ -5547,7 +5651,7 @@
             <w:r>
               <w:t xml:space="preserve"> </w:t>
             </w:r>
-            <w:hyperlink r:id="rId120">
+            <w:hyperlink r:id="rId124">
               <w:r>
                 <w:rPr>
                   <w:rStyle w:val="Hyperlink"/>
@@ -5561,7 +5665,7 @@
             <w:r>
               <w:t xml:space="preserve"> </w:t>
             </w:r>
-            <w:hyperlink r:id="rId121">
+            <w:hyperlink r:id="rId125">
               <w:r>
                 <w:rPr>
                   <w:rStyle w:val="Hyperlink"/>
@@ -5585,9 +5689,9 @@
         </w:tc>
       </w:tr>
     </w:tbl>
-    <w:bookmarkEnd w:id="122"/>
-    <w:bookmarkEnd w:id="123"/>
-    <w:bookmarkStart w:id="137" w:name="sec-nodeshape-quantitativevalueshape"/>
+    <w:bookmarkEnd w:id="126"/>
+    <w:bookmarkEnd w:id="127"/>
+    <w:bookmarkStart w:id="141" w:name="sec-nodeshape-quantitativevalueshape"/>
     <w:p>
       <w:pPr>
         <w:pStyle w:val="berschrift2"/>
@@ -5612,7 +5716,7 @@
         <w:t xml:space="preserve">Quantitative Werte werden nie als blosse Zahl erfasst, sondern immer zusammen mit einer Einheit aus dem QUDT-Vokabular. So bleibt eindeutig, ob eine Dauer in Millisekunden oder eine Dateigrösse in Bytes gemeint ist. Negative Werte sind in diesem Datensatz nicht vorgesehen.</w:t>
       </w:r>
     </w:p>
-    <w:bookmarkStart w:id="127" w:name="X78f593afbb200587db35193dab5ef366499966a"/>
+    <w:bookmarkStart w:id="131" w:name="X78f593afbb200587db35193dab5ef366499966a"/>
     <w:p>
       <w:pPr>
         <w:pStyle w:val="berschrift3"/>
@@ -5633,7 +5737,7 @@
       <w:pPr>
         <w:pStyle w:val="Definition"/>
       </w:pPr>
-      <w:hyperlink r:id="rId124">
+      <w:hyperlink r:id="rId128">
         <w:r>
           <w:rPr>
             <w:rStyle w:val="Hyperlink"/>
@@ -5654,7 +5758,7 @@
       <w:pPr>
         <w:pStyle w:val="Definition"/>
       </w:pPr>
-      <w:hyperlink r:id="rId125">
+      <w:hyperlink r:id="rId129">
         <w:r>
           <w:rPr>
             <w:rStyle w:val="Hyperlink"/>
@@ -5707,7 +5811,7 @@
       <w:pPr>
         <w:pStyle w:val="Definition"/>
       </w:pPr>
-      <w:hyperlink r:id="rId126">
+      <w:hyperlink r:id="rId130">
         <w:r>
           <w:rPr>
             <w:rStyle w:val="Hyperlink"/>
@@ -5716,8 +5820,8 @@
         </w:r>
       </w:hyperlink>
     </w:p>
-    <w:bookmarkEnd w:id="127"/>
-    <w:bookmarkStart w:id="136" w:name="X2e1f3b536eb29ac285cf6217bf2fada750b5fc0"/>
+    <w:bookmarkEnd w:id="131"/>
+    <w:bookmarkStart w:id="140" w:name="X2e1f3b536eb29ac285cf6217bf2fada750b5fc0"/>
     <w:p>
       <w:pPr>
         <w:pStyle w:val="berschrift3"/>
@@ -5800,7 +5904,7 @@
             <w:r>
               <w:t xml:space="preserve">(</w:t>
             </w:r>
-            <w:hyperlink r:id="rId128">
+            <w:hyperlink r:id="rId132">
               <w:r>
                 <w:rPr>
                   <w:rStyle w:val="Hyperlink"/>
@@ -5845,7 +5949,7 @@
             <w:r>
               <w:t xml:space="preserve">(</w:t>
             </w:r>
-            <w:hyperlink r:id="rId129">
+            <w:hyperlink r:id="rId133">
               <w:r>
                 <w:rPr>
                   <w:rStyle w:val="Hyperlink"/>
@@ -5868,7 +5972,7 @@
             <w:r>
               <w:t xml:space="preserve">(</w:t>
             </w:r>
-            <w:hyperlink r:id="rId130">
+            <w:hyperlink r:id="rId134">
               <w:r>
                 <w:rPr>
                   <w:rStyle w:val="Hyperlink"/>
@@ -5928,7 +6032,7 @@
             <w:r>
               <w:t xml:space="preserve">(</w:t>
             </w:r>
-            <w:hyperlink r:id="rId131">
+            <w:hyperlink r:id="rId135">
               <w:r>
                 <w:rPr>
                   <w:rStyle w:val="Hyperlink"/>
@@ -5970,7 +6074,7 @@
             <w:r>
               <w:t xml:space="preserve"> </w:t>
             </w:r>
-            <w:hyperlink r:id="rId132">
+            <w:hyperlink r:id="rId136">
               <w:r>
                 <w:rPr>
                   <w:rStyle w:val="Hyperlink"/>
@@ -5984,7 +6088,7 @@
             <w:r>
               <w:t xml:space="preserve"> </w:t>
             </w:r>
-            <w:hyperlink r:id="rId133">
+            <w:hyperlink r:id="rId137">
               <w:r>
                 <w:rPr>
                   <w:rStyle w:val="Hyperlink"/>
@@ -5998,7 +6102,7 @@
             <w:r>
               <w:t xml:space="preserve"> </w:t>
             </w:r>
-            <w:hyperlink r:id="rId134">
+            <w:hyperlink r:id="rId138">
               <w:r>
                 <w:rPr>
                   <w:rStyle w:val="Hyperlink"/>
@@ -6012,7 +6116,7 @@
             <w:r>
               <w:t xml:space="preserve"> </w:t>
             </w:r>
-            <w:hyperlink r:id="rId135">
+            <w:hyperlink r:id="rId139">
               <w:r>
                 <w:rPr>
                   <w:rStyle w:val="Hyperlink"/>
@@ -6036,9 +6140,9 @@
         </w:tc>
       </w:tr>
     </w:tbl>
-    <w:bookmarkEnd w:id="136"/>
-    <w:bookmarkEnd w:id="137"/>
-    <w:bookmarkStart w:id="151" w:name="sec-nodeshape-invoiceshape"/>
+    <w:bookmarkEnd w:id="140"/>
+    <w:bookmarkEnd w:id="141"/>
+    <w:bookmarkStart w:id="155" w:name="sec-nodeshape-invoiceshape"/>
     <w:p>
       <w:pPr>
         <w:pStyle w:val="berschrift2"/>
@@ -6055,7 +6159,7 @@
         <w:t xml:space="preserve">Ein Kaufbeleg im Chinook-Datensatz. Eine Rechnung fasst die Positionen eines Kaufs zusammen. Der Rechnungsbetrag wird nicht nur als Wert erfasst, sondern auch gegen die Summe der Positionen geprüft; Abweichungen von mehr als fünf Rappen gelten als Fehler. Rechnungen vor dem Jahr 2000 stammen aus einem Altsystem und sind in diesem Datensatz nicht zulässig.</w:t>
       </w:r>
     </w:p>
-    <w:bookmarkStart w:id="141" w:name="sec-nodeshape-invoiceshape-overview"/>
+    <w:bookmarkStart w:id="145" w:name="sec-nodeshape-invoiceshape-overview"/>
     <w:p>
       <w:pPr>
         <w:pStyle w:val="berschrift3"/>
@@ -6076,7 +6180,7 @@
       <w:pPr>
         <w:pStyle w:val="Definition"/>
       </w:pPr>
-      <w:hyperlink r:id="rId138">
+      <w:hyperlink r:id="rId142">
         <w:r>
           <w:rPr>
             <w:rStyle w:val="Hyperlink"/>
@@ -6097,7 +6201,7 @@
       <w:pPr>
         <w:pStyle w:val="Definition"/>
       </w:pPr>
-      <w:hyperlink r:id="rId139">
+      <w:hyperlink r:id="rId143">
         <w:r>
           <w:rPr>
             <w:rStyle w:val="Hyperlink"/>
@@ -6150,7 +6254,7 @@
       <w:pPr>
         <w:pStyle w:val="Definition"/>
       </w:pPr>
-      <w:hyperlink r:id="rId140">
+      <w:hyperlink r:id="rId144">
         <w:r>
           <w:rPr>
             <w:rStyle w:val="Hyperlink"/>
@@ -6159,8 +6263,8 @@
         </w:r>
       </w:hyperlink>
     </w:p>
-    <w:bookmarkEnd w:id="141"/>
-    <w:bookmarkStart w:id="147" w:name="sec-nodeshape-invoiceshape-properties"/>
+    <w:bookmarkEnd w:id="145"/>
+    <w:bookmarkStart w:id="151" w:name="sec-nodeshape-invoiceshape-properties"/>
     <w:p>
       <w:pPr>
         <w:pStyle w:val="berschrift3"/>
@@ -6243,7 +6347,7 @@
             <w:r>
               <w:t xml:space="preserve">(</w:t>
             </w:r>
-            <w:hyperlink r:id="rId142">
+            <w:hyperlink r:id="rId146">
               <w:r>
                 <w:rPr>
                   <w:rStyle w:val="Hyperlink"/>
@@ -6323,7 +6427,7 @@
             <w:r>
               <w:t xml:space="preserve">(</w:t>
             </w:r>
-            <w:hyperlink r:id="rId143">
+            <w:hyperlink r:id="rId147">
               <w:r>
                 <w:rPr>
                   <w:rStyle w:val="Hyperlink"/>
@@ -6421,7 +6525,7 @@
             <w:r>
               <w:t xml:space="preserve">(</w:t>
             </w:r>
-            <w:hyperlink r:id="rId144">
+            <w:hyperlink r:id="rId148">
               <w:r>
                 <w:rPr>
                   <w:rStyle w:val="Hyperlink"/>
@@ -6463,7 +6567,7 @@
             <w:r>
               <w:t xml:space="preserve"> </w:t>
             </w:r>
-            <w:hyperlink r:id="rId145">
+            <w:hyperlink r:id="rId149">
               <w:r>
                 <w:rPr>
                   <w:rStyle w:val="Hyperlink"/>
@@ -6507,7 +6611,7 @@
             <w:r>
               <w:t xml:space="preserve">(</w:t>
             </w:r>
-            <w:hyperlink r:id="rId146">
+            <w:hyperlink r:id="rId150">
               <w:r>
                 <w:rPr>
                   <w:rStyle w:val="Hyperlink"/>
@@ -6540,7 +6644,7 @@
             <w:r>
               <w:t xml:space="preserve">(</w:t>
             </w:r>
-            <w:hyperlink r:id="rId100">
+            <w:hyperlink r:id="rId104">
               <w:r>
                 <w:rPr>
                   <w:rStyle w:val="Hyperlink"/>
@@ -6593,8 +6697,8 @@
         </w:tc>
       </w:tr>
     </w:tbl>
-    <w:bookmarkEnd w:id="147"/>
-    <w:bookmarkStart w:id="150" w:name="sec-nodeshape-invoiceshape-rules"/>
+    <w:bookmarkEnd w:id="151"/>
+    <w:bookmarkStart w:id="154" w:name="sec-nodeshape-invoiceshape-rules"/>
     <w:p>
       <w:pPr>
         <w:pStyle w:val="berschrift3"/>
@@ -6603,7 +6707,7 @@
         <w:t xml:space="preserve">3.8.3 Regeln (SPARQL)</w:t>
       </w:r>
     </w:p>
-    <w:bookmarkStart w:id="148" w:name="sec-nodeshape-invoiceshape-rule-1"/>
+    <w:bookmarkStart w:id="152" w:name="sec-nodeshape-invoiceshape-rule-1"/>
     <w:p>
       <w:pPr>
         <w:pStyle w:val="berschrift4"/>
@@ -6667,8 +6771,8 @@
         <w:t xml:space="preserve">}</w:t>
       </w:r>
     </w:p>
-    <w:bookmarkEnd w:id="148"/>
-    <w:bookmarkStart w:id="149" w:name="sec-nodeshape-invoiceshape-rule-2"/>
+    <w:bookmarkEnd w:id="152"/>
+    <w:bookmarkStart w:id="153" w:name="sec-nodeshape-invoiceshape-rule-2"/>
     <w:p>
       <w:pPr>
         <w:pStyle w:val="berschrift4"/>
@@ -6813,11 +6917,11 @@
         <w:t xml:space="preserve">}</w:t>
       </w:r>
     </w:p>
-    <w:bookmarkEnd w:id="149"/>
-    <w:bookmarkEnd w:id="150"/>
-    <w:bookmarkEnd w:id="151"/>
-    <w:bookmarkEnd w:id="152"/>
-    <w:bookmarkStart w:id="154" w:name="sec-data-retrieval"/>
+    <w:bookmarkEnd w:id="153"/>
+    <w:bookmarkEnd w:id="154"/>
+    <w:bookmarkEnd w:id="155"/>
+    <w:bookmarkEnd w:id="156"/>
+    <w:bookmarkStart w:id="158" w:name="sec-data-retrieval"/>
     <w:p>
       <w:pPr>
         <w:pStyle w:val="berschrift1"/>
@@ -6909,7 +7013,7 @@
       <w:r>
         <w:t xml:space="preserve"> </w:t>
       </w:r>
-      <w:hyperlink r:id="rId153">
+      <w:hyperlink r:id="rId157">
         <w:r>
           <w:rPr>
             <w:rStyle w:val="Hyperlink"/>
@@ -7134,8 +7238,8 @@
         <w:t xml:space="preserve">    schema:partOf genre:1 .</w:t>
       </w:r>
     </w:p>
-    <w:bookmarkEnd w:id="154"/>
-    <w:bookmarkStart w:id="155" w:name="sec-safety-consideration"/>
+    <w:bookmarkEnd w:id="158"/>
+    <w:bookmarkStart w:id="159" w:name="sec-safety-consideration"/>
     <w:p>
       <w:pPr>
         <w:pStyle w:val="berschrift1"/>
@@ -7152,8 +7256,8 @@
         <w:t xml:space="preserve">Informationen zu den ausdrücklich massgeblichen rechtlichen Grundlagen oder ein Hinweis darauf, dass bei der Umsetzung die entsprechenden rechtlichen Grundlagen zu beachten sind.</w:t>
       </w:r>
     </w:p>
-    <w:bookmarkEnd w:id="155"/>
-    <w:bookmarkStart w:id="156" w:name="sec-disclaimer"/>
+    <w:bookmarkEnd w:id="159"/>
+    <w:bookmarkStart w:id="160" w:name="sec-disclaimer"/>
     <w:p>
       <w:pPr>
         <w:pStyle w:val="berschrift1"/>
@@ -7194,8 +7298,8 @@
         <w:t xml:space="preserve">Jede Haftung für Schäden, die durch die Nutzung der eCH-Standards durch den Anwender entstehen, wird im gesetzlich zulässigen Rahmen ausgeschlossen.</w:t>
       </w:r>
     </w:p>
-    <w:bookmarkEnd w:id="156"/>
-    <w:bookmarkStart w:id="157" w:name="sec-copyrights"/>
+    <w:bookmarkEnd w:id="160"/>
+    <w:bookmarkStart w:id="161" w:name="sec-copyrights"/>
     <w:p>
       <w:pPr>
         <w:pStyle w:val="berschrift1"/>
@@ -7234,8 +7338,8 @@
         <w:t xml:space="preserve">Diese Bestimmungen gelten jedoch nur für die von eCH erarbeiteten Standards, nicht aber für Standards oder Produkte Dritter, die auf eCH-Standards verweisen. Die Standards enthalten die entsprechenden Hinweise auf Rechte Dritter.</w:t>
       </w:r>
     </w:p>
-    <w:bookmarkEnd w:id="157"/>
-    <w:bookmarkStart w:id="187" w:name="sec-appendix-a"/>
+    <w:bookmarkEnd w:id="161"/>
+    <w:bookmarkStart w:id="191" w:name="sec-appendix-a"/>
     <w:p>
       <w:pPr>
         <w:pStyle w:val="berschrift1"/>
@@ -7244,8 +7348,8 @@
         <w:t xml:space="preserve">Anhang A – Referenzen</w:t>
       </w:r>
     </w:p>
-    <w:bookmarkStart w:id="186" w:name="refs"/>
-    <w:bookmarkStart w:id="159" w:name="ref-berners2023semantic"/>
+    <w:bookmarkStart w:id="190" w:name="refs"/>
+    <w:bookmarkStart w:id="163" w:name="ref-berners2023semantic"/>
     <w:p>
       <w:pPr>
         <w:pStyle w:val="Bibliography"/>
@@ -7265,7 +7369,7 @@
       <w:r>
         <w:t xml:space="preserve"> </w:t>
       </w:r>
-      <w:hyperlink r:id="rId158">
+      <w:hyperlink r:id="rId162">
         <w:r>
           <w:rPr>
             <w:rStyle w:val="Hyperlink"/>
@@ -7290,8 +7394,8 @@
         <w:t xml:space="preserve"> : Association for Computing Machinery, 2023, S. 91–103</w:t>
       </w:r>
     </w:p>
-    <w:bookmarkEnd w:id="159"/>
-    <w:bookmarkStart w:id="161" w:name="ref-DCAT"/>
+    <w:bookmarkEnd w:id="163"/>
+    <w:bookmarkStart w:id="165" w:name="ref-DCAT"/>
     <w:p>
       <w:pPr>
         <w:pStyle w:val="Bibliography"/>
@@ -7311,7 +7415,7 @@
       <w:r>
         <w:t xml:space="preserve"> </w:t>
       </w:r>
-      <w:hyperlink r:id="rId160">
+      <w:hyperlink r:id="rId164">
         <w:r>
           <w:rPr>
             <w:rStyle w:val="Hyperlink"/>
@@ -7328,8 +7432,8 @@
         <w:t xml:space="preserve">(W3C Recommendation) : World Wide Web Consortium (W3C), 2024</w:t>
       </w:r>
     </w:p>
-    <w:bookmarkEnd w:id="161"/>
-    <w:bookmarkStart w:id="163" w:name="ref-eCH-0003:11.1.0"/>
+    <w:bookmarkEnd w:id="165"/>
+    <w:bookmarkStart w:id="167" w:name="ref-eCH-0003:11.1.0"/>
     <w:p>
       <w:pPr>
         <w:pStyle w:val="Bibliography"/>
@@ -7349,7 +7453,7 @@
       <w:r>
         <w:t xml:space="preserve"> </w:t>
       </w:r>
-      <w:hyperlink r:id="rId162">
+      <w:hyperlink r:id="rId166">
         <w:r>
           <w:rPr>
             <w:rStyle w:val="Hyperlink"/>
@@ -7366,8 +7470,8 @@
         <w:t xml:space="preserve">(eCH-Standard) : Verein eCH, 2022</w:t>
       </w:r>
     </w:p>
-    <w:bookmarkEnd w:id="163"/>
-    <w:bookmarkStart w:id="165" w:name="ref-eCH-0010:8.1.0"/>
+    <w:bookmarkEnd w:id="167"/>
+    <w:bookmarkStart w:id="169" w:name="ref-eCH-0010:8.1.0"/>
     <w:p>
       <w:pPr>
         <w:pStyle w:val="Bibliography"/>
@@ -7387,7 +7491,7 @@
       <w:r>
         <w:t xml:space="preserve"> </w:t>
       </w:r>
-      <w:hyperlink r:id="rId164">
+      <w:hyperlink r:id="rId168">
         <w:r>
           <w:rPr>
             <w:rStyle w:val="Hyperlink"/>
@@ -7404,8 +7508,8 @@
         <w:t xml:space="preserve">(eCH-Standard) : Verein eCH, 2021</w:t>
       </w:r>
     </w:p>
-    <w:bookmarkEnd w:id="165"/>
-    <w:bookmarkStart w:id="167" w:name="ref-eCH-0200:3.0.1"/>
+    <w:bookmarkEnd w:id="169"/>
+    <w:bookmarkStart w:id="171" w:name="ref-eCH-0200:3.0.1"/>
     <w:p>
       <w:pPr>
         <w:pStyle w:val="Bibliography"/>
@@ -7428,7 +7532,7 @@
       <w:r>
         <w:t xml:space="preserve"> </w:t>
       </w:r>
-      <w:hyperlink r:id="rId166">
+      <w:hyperlink r:id="rId170">
         <w:r>
           <w:rPr>
             <w:rStyle w:val="Hyperlink"/>
@@ -7445,8 +7549,8 @@
         <w:t xml:space="preserve">(eCH-Standard) : Verein eCH, 2025</w:t>
       </w:r>
     </w:p>
-    <w:bookmarkEnd w:id="167"/>
-    <w:bookmarkStart w:id="169" w:name="ref-eCH-0205:1.0"/>
+    <w:bookmarkEnd w:id="171"/>
+    <w:bookmarkStart w:id="173" w:name="ref-eCH-0205:1.0"/>
     <w:p>
       <w:pPr>
         <w:pStyle w:val="Bibliography"/>
@@ -7469,7 +7573,7 @@
       <w:r>
         <w:t xml:space="preserve"> </w:t>
       </w:r>
-      <w:hyperlink r:id="rId168">
+      <w:hyperlink r:id="rId172">
         <w:r>
           <w:rPr>
             <w:rStyle w:val="Hyperlink"/>
@@ -7486,8 +7590,8 @@
         <w:t xml:space="preserve">(eCH-Hilfsmittel) : Verein eCH, 2018</w:t>
       </w:r>
     </w:p>
-    <w:bookmarkEnd w:id="169"/>
-    <w:bookmarkStart w:id="171" w:name="ref-eCH-0265:1.0.0"/>
+    <w:bookmarkEnd w:id="173"/>
+    <w:bookmarkStart w:id="175" w:name="ref-eCH-0265:1.0.0"/>
     <w:p>
       <w:pPr>
         <w:pStyle w:val="Bibliography"/>
@@ -7510,7 +7614,7 @@
       <w:r>
         <w:t xml:space="preserve"> </w:t>
       </w:r>
-      <w:hyperlink r:id="rId170">
+      <w:hyperlink r:id="rId174">
         <w:r>
           <w:rPr>
             <w:rStyle w:val="Hyperlink"/>
@@ -7527,8 +7631,8 @@
         <w:t xml:space="preserve">(eCH-Standard) : Verein eCH, 2024</w:t>
       </w:r>
     </w:p>
-    <w:bookmarkEnd w:id="171"/>
-    <w:bookmarkStart w:id="173" w:name="ref-JSON-LD"/>
+    <w:bookmarkEnd w:id="175"/>
+    <w:bookmarkStart w:id="177" w:name="ref-JSON-LD"/>
     <w:p>
       <w:pPr>
         <w:pStyle w:val="Bibliography"/>
@@ -7548,7 +7652,7 @@
       <w:r>
         <w:t xml:space="preserve"> </w:t>
       </w:r>
-      <w:hyperlink r:id="rId172">
+      <w:hyperlink r:id="rId176">
         <w:r>
           <w:rPr>
             <w:rStyle w:val="Hyperlink"/>
@@ -7565,8 +7669,8 @@
         <w:t xml:space="preserve">(W3C Recommendation) : World Wide Web Consortium (W3C), 2020</w:t>
       </w:r>
     </w:p>
-    <w:bookmarkEnd w:id="173"/>
-    <w:bookmarkStart w:id="175" w:name="ref-OWL2"/>
+    <w:bookmarkEnd w:id="177"/>
+    <w:bookmarkStart w:id="179" w:name="ref-OWL2"/>
     <w:p>
       <w:pPr>
         <w:pStyle w:val="Bibliography"/>
@@ -7586,7 +7690,7 @@
       <w:r>
         <w:t xml:space="preserve"> </w:t>
       </w:r>
-      <w:hyperlink r:id="rId174">
+      <w:hyperlink r:id="rId178">
         <w:r>
           <w:rPr>
             <w:rStyle w:val="Hyperlink"/>
@@ -7603,8 +7707,8 @@
         <w:t xml:space="preserve">(W3C Recommendation) : World Wide Web Consortium (W3C), 2012</w:t>
       </w:r>
     </w:p>
-    <w:bookmarkEnd w:id="175"/>
-    <w:bookmarkStart w:id="177" w:name="ref-cyganiak2014rdf11"/>
+    <w:bookmarkEnd w:id="179"/>
+    <w:bookmarkStart w:id="181" w:name="ref-cyganiak2014rdf11"/>
     <w:p>
       <w:pPr>
         <w:pStyle w:val="Bibliography"/>
@@ -7624,7 +7728,7 @@
       <w:r>
         <w:t xml:space="preserve"> </w:t>
       </w:r>
-      <w:hyperlink r:id="rId176">
+      <w:hyperlink r:id="rId180">
         <w:r>
           <w:rPr>
             <w:rStyle w:val="Hyperlink"/>
@@ -7641,8 +7745,8 @@
         <w:t xml:space="preserve">(W3C Recommendation) : World Wide Web Consortium (W3C), 2014</w:t>
       </w:r>
     </w:p>
-    <w:bookmarkEnd w:id="177"/>
-    <w:bookmarkStart w:id="179" w:name="ref-SHACL"/>
+    <w:bookmarkEnd w:id="181"/>
+    <w:bookmarkStart w:id="183" w:name="ref-SHACL"/>
     <w:p>
       <w:pPr>
         <w:pStyle w:val="Bibliography"/>
@@ -7662,7 +7766,7 @@
       <w:r>
         <w:t xml:space="preserve"> </w:t>
       </w:r>
-      <w:hyperlink r:id="rId178">
+      <w:hyperlink r:id="rId182">
         <w:r>
           <w:rPr>
             <w:rStyle w:val="Hyperlink"/>
@@ -7679,8 +7783,8 @@
         <w:t xml:space="preserve">(W3C Recommendation) : World Wide Web Consortium (W3C), 2017</w:t>
       </w:r>
     </w:p>
-    <w:bookmarkEnd w:id="179"/>
-    <w:bookmarkStart w:id="181" w:name="ref-SKOS"/>
+    <w:bookmarkEnd w:id="183"/>
+    <w:bookmarkStart w:id="185" w:name="ref-SKOS"/>
     <w:p>
       <w:pPr>
         <w:pStyle w:val="Bibliography"/>
@@ -7700,7 +7804,7 @@
       <w:r>
         <w:t xml:space="preserve"> </w:t>
       </w:r>
-      <w:hyperlink r:id="rId180">
+      <w:hyperlink r:id="rId184">
         <w:r>
           <w:rPr>
             <w:rStyle w:val="Hyperlink"/>
@@ -7717,8 +7821,8 @@
         <w:t xml:space="preserve">(W3C Recommendation) : World Wide Web Consortium (W3C), 2009</w:t>
       </w:r>
     </w:p>
-    <w:bookmarkEnd w:id="181"/>
-    <w:bookmarkStart w:id="183" w:name="ref-SPARQL"/>
+    <w:bookmarkEnd w:id="185"/>
+    <w:bookmarkStart w:id="187" w:name="ref-SPARQL"/>
     <w:p>
       <w:pPr>
         <w:pStyle w:val="Bibliography"/>
@@ -7738,7 +7842,7 @@
       <w:r>
         <w:t xml:space="preserve"> </w:t>
       </w:r>
-      <w:hyperlink r:id="rId182">
+      <w:hyperlink r:id="rId186">
         <w:r>
           <w:rPr>
             <w:rStyle w:val="Hyperlink"/>
@@ -7755,8 +7859,8 @@
         <w:t xml:space="preserve">(W3C Recommendation) : World Wide Web Consortium (W3C), 2013</w:t>
       </w:r>
     </w:p>
-    <w:bookmarkEnd w:id="183"/>
-    <w:bookmarkStart w:id="185" w:name="ref-Turtle"/>
+    <w:bookmarkEnd w:id="187"/>
+    <w:bookmarkStart w:id="189" w:name="ref-Turtle"/>
     <w:p>
       <w:pPr>
         <w:pStyle w:val="Bibliography"/>
@@ -7776,7 +7880,7 @@
       <w:r>
         <w:t xml:space="preserve"> </w:t>
       </w:r>
-      <w:hyperlink r:id="rId184">
+      <w:hyperlink r:id="rId188">
         <w:r>
           <w:rPr>
             <w:rStyle w:val="Hyperlink"/>
@@ -7793,10 +7897,10 @@
         <w:t xml:space="preserve">(W3C Recommendation) : World Wide Web Consortium (W3C), 2014</w:t>
       </w:r>
     </w:p>
-    <w:bookmarkEnd w:id="185"/>
-    <w:bookmarkEnd w:id="186"/>
-    <w:bookmarkEnd w:id="187"/>
-    <w:bookmarkStart w:id="188" w:name="sec-appendix-b"/>
+    <w:bookmarkEnd w:id="189"/>
+    <w:bookmarkEnd w:id="190"/>
+    <w:bookmarkEnd w:id="191"/>
+    <w:bookmarkStart w:id="192" w:name="sec-appendix-b"/>
     <w:p>
       <w:pPr>
         <w:pStyle w:val="berschrift1"/>
@@ -7923,8 +8027,8 @@
         </w:tc>
       </w:tr>
     </w:tbl>
-    <w:bookmarkEnd w:id="188"/>
-    <w:bookmarkStart w:id="191" w:name="sec-appendix-c"/>
+    <w:bookmarkEnd w:id="192"/>
+    <w:bookmarkStart w:id="195" w:name="sec-appendix-c"/>
     <w:p>
       <w:pPr>
         <w:pStyle w:val="berschrift1"/>
@@ -7966,7 +8070,7 @@
       <w:r>
         <w:t xml:space="preserve"> </w:t>
       </w:r>
-      <w:hyperlink r:id="rId153">
+      <w:hyperlink r:id="rId157">
         <w:r>
           <w:rPr>
             <w:rStyle w:val="Hyperlink"/>
@@ -7983,7 +8087,7 @@
       <w:r>
         <w:t xml:space="preserve"> </w:t>
       </w:r>
-      <w:hyperlink r:id="rId189">
+      <w:hyperlink r:id="rId193">
         <w:r>
           <w:rPr>
             <w:rStyle w:val="Hyperlink"/>
@@ -8008,7 +8112,7 @@
       <w:tr>
         <w:tc>
           <w:tcPr/>
-          <w:bookmarkStart w:id="190" w:name="tbl-glossary"/>
+          <w:bookmarkStart w:id="194" w:name="tbl-glossary"/>
           <w:p>
             <w:pPr>
               <w:jc w:val="center"/>
@@ -9400,13 +9504,13 @@
               </w:tc>
             </w:tr>
           </w:tbl>
-          <w:bookmarkEnd w:id="190"/>
+          <w:bookmarkEnd w:id="194"/>
           <w:p/>
         </w:tc>
       </w:tr>
     </w:tbl>
-    <w:bookmarkEnd w:id="191"/>
-    <w:bookmarkStart w:id="193" w:name="sec-appendix-d"/>
+    <w:bookmarkEnd w:id="195"/>
+    <w:bookmarkStart w:id="197" w:name="sec-appendix-d"/>
     <w:p>
       <w:pPr>
         <w:pStyle w:val="berschrift1"/>
@@ -9538,7 +9642,7 @@
       <w:r>
         <w:t xml:space="preserve"> </w:t>
       </w:r>
-      <w:hyperlink r:id="rId192">
+      <w:hyperlink r:id="rId196">
         <w:r>
           <w:rPr>
             <w:rStyle w:val="Hyperlink"/>
@@ -9550,8 +9654,8 @@
         <w:t xml:space="preserve">.</w:t>
       </w:r>
     </w:p>
-    <w:bookmarkEnd w:id="193"/>
-    <w:bookmarkStart w:id="194" w:name="sec-appendix-e"/>
+    <w:bookmarkEnd w:id="197"/>
+    <w:bookmarkStart w:id="198" w:name="sec-appendix-e"/>
     <w:p>
       <w:pPr>
         <w:pStyle w:val="berschrift1"/>
@@ -9560,8 +9664,8 @@
         <w:t xml:space="preserve">Anhang E – Abbildungsverzeichnis</w:t>
       </w:r>
     </w:p>
-    <w:bookmarkEnd w:id="194"/>
-    <w:bookmarkStart w:id="195" w:name="sec-appendix-f"/>
+    <w:bookmarkEnd w:id="198"/>
+    <w:bookmarkStart w:id="199" w:name="sec-appendix-f"/>
     <w:p>
       <w:pPr>
         <w:pStyle w:val="berschrift1"/>
@@ -9570,7 +9674,7 @@
         <w:t xml:space="preserve">Anhang F – Tabellenverzeichnis</w:t>
       </w:r>
     </w:p>
-    <w:bookmarkEnd w:id="195"/>
+    <w:bookmarkEnd w:id="199"/>
     <w:sectPr>
       <w:headerReference r:id="rId13" w:type="default"/>
       <w:footerReference r:id="rId14" w:type="default"/>

--- a/de/index.docx
+++ b/de/index.docx
@@ -1294,13 +1294,34 @@
         <w:pStyle w:val="FirstParagraph"/>
       </w:pPr>
       <w:r>
-        <w:t xml:space="preserve">Der folgende Absatz ist bewusst Unsinn und dient nur dem Test der Zitierweise: Gemäss dem Genehmigungsleitfaden</w:t>
+        <w:t xml:space="preserve">Der folgende Absatz ist bewusst Unsinn und dient nur dem Test der Zitierweise (im Fliesstext ohne Klammern mit</w:t>
       </w:r>
       <w:r>
         <w:t xml:space="preserve"> </w:t>
       </w:r>
       <w:r>
-        <w:t xml:space="preserve">[</w:t>
+        <w:rPr>
+          <w:rStyle w:val="VerbatimChar"/>
+        </w:rPr>
+        <w:t xml:space="preserve">@key</w:t>
+      </w:r>
+      <w:r>
+        <w:t xml:space="preserve">, sonst in Klammern mit</w:t>
+      </w:r>
+      <w:r>
+        <w:t xml:space="preserve"> </w:t>
+      </w:r>
+      <w:r>
+        <w:rPr>
+          <w:rStyle w:val="VerbatimChar"/>
+        </w:rPr>
+        <w:t xml:space="preserve">[@key]</w:t>
+      </w:r>
+      <w:r>
+        <w:t xml:space="preserve">): Gemäss</w:t>
+      </w:r>
+      <w:r>
+        <w:t xml:space="preserve"> </w:t>
       </w:r>
       <w:hyperlink w:anchor="ref-eCH-0003:11.1.0">
         <w:r>
@@ -1310,9 +1331,6 @@
           <w:t xml:space="preserve">eCH-0003 11.1.0</w:t>
         </w:r>
       </w:hyperlink>
-      <w:r>
-        <w:t xml:space="preserve">]</w:t>
-      </w:r>
       <w:r>
         <w:t xml:space="preserve"> </w:t>
       </w:r>

--- a/de/index.docx
+++ b/de/index.docx
@@ -1756,7 +1756,7 @@
                     <w:jc w:val="center"/>
                   </w:pPr>
                   <w:r>
-                    <w:t xml:space="preserve">country:</w:t>
+                    <w:t xml:space="preserve">codelist:</w:t>
                   </w:r>
                 </w:p>
               </w:tc>
@@ -1769,7 +1769,7 @@
                     <w:jc w:val="center"/>
                   </w:pPr>
                   <w:r>
-                    <w:t xml:space="preserve">https://ld.admin.ch/country/</w:t>
+                    <w:t xml:space="preserve">https://agriculture.ld.admin.ch/eCH-1234/2/codelist/</w:t>
                   </w:r>
                 </w:p>
               </w:tc>
@@ -1784,7 +1784,7 @@
                     <w:jc w:val="center"/>
                   </w:pPr>
                   <w:r>
-                    <w:t xml:space="preserve">rdf:</w:t>
+                    <w:t xml:space="preserve">country:</w:t>
                   </w:r>
                 </w:p>
               </w:tc>
@@ -1797,7 +1797,7 @@
                     <w:jc w:val="center"/>
                   </w:pPr>
                   <w:r>
-                    <w:t xml:space="preserve">http://www.w3.org/1999/02/22-rdf-syntax-ns#</w:t>
+                    <w:t xml:space="preserve">https://ld.admin.ch/country/</w:t>
                   </w:r>
                 </w:p>
               </w:tc>
@@ -1812,7 +1812,7 @@
                     <w:jc w:val="center"/>
                   </w:pPr>
                   <w:r>
-                    <w:t xml:space="preserve">schema:</w:t>
+                    <w:t xml:space="preserve">currency:</w:t>
                   </w:r>
                 </w:p>
               </w:tc>
@@ -1825,7 +1825,7 @@
                     <w:jc w:val="center"/>
                   </w:pPr>
                   <w:r>
-                    <w:t xml:space="preserve">http://schema.org/</w:t>
+                    <w:t xml:space="preserve">http://qudt.org/vocab/currency/</w:t>
                   </w:r>
                 </w:p>
               </w:tc>
@@ -1840,7 +1840,7 @@
                     <w:jc w:val="center"/>
                   </w:pPr>
                   <w:r>
-                    <w:t xml:space="preserve">unit:</w:t>
+                    <w:t xml:space="preserve">media:</w:t>
                   </w:r>
                 </w:p>
               </w:tc>
@@ -1853,7 +1853,7 @@
                     <w:jc w:val="center"/>
                   </w:pPr>
                   <w:r>
-                    <w:t xml:space="preserve">http://qudt.org/vocab/unit/</w:t>
+                    <w:t xml:space="preserve">https://agriculture.ld.admin.ch/eCH-1234/2/mediatype/</w:t>
                   </w:r>
                 </w:p>
               </w:tc>
@@ -1868,6 +1868,90 @@
                     <w:jc w:val="center"/>
                   </w:pPr>
                   <w:r>
+                    <w:t xml:space="preserve">rdf:</w:t>
+                  </w:r>
+                </w:p>
+              </w:tc>
+              <w:tc>
+                <w:tcPr/>
+                <w:p>
+                  <w:pPr>
+                    <w:pStyle w:val="Compact"/>
+                    <w:jc w:val="left"/>
+                    <w:jc w:val="center"/>
+                  </w:pPr>
+                  <w:r>
+                    <w:t xml:space="preserve">http://www.w3.org/1999/02/22-rdf-syntax-ns#</w:t>
+                  </w:r>
+                </w:p>
+              </w:tc>
+            </w:tr>
+            <w:tr>
+              <w:tc>
+                <w:tcPr/>
+                <w:p>
+                  <w:pPr>
+                    <w:pStyle w:val="Compact"/>
+                    <w:jc w:val="left"/>
+                    <w:jc w:val="center"/>
+                  </w:pPr>
+                  <w:r>
+                    <w:t xml:space="preserve">schema:</w:t>
+                  </w:r>
+                </w:p>
+              </w:tc>
+              <w:tc>
+                <w:tcPr/>
+                <w:p>
+                  <w:pPr>
+                    <w:pStyle w:val="Compact"/>
+                    <w:jc w:val="left"/>
+                    <w:jc w:val="center"/>
+                  </w:pPr>
+                  <w:r>
+                    <w:t xml:space="preserve">http://schema.org/</w:t>
+                  </w:r>
+                </w:p>
+              </w:tc>
+            </w:tr>
+            <w:tr>
+              <w:tc>
+                <w:tcPr/>
+                <w:p>
+                  <w:pPr>
+                    <w:pStyle w:val="Compact"/>
+                    <w:jc w:val="left"/>
+                    <w:jc w:val="center"/>
+                  </w:pPr>
+                  <w:r>
+                    <w:t xml:space="preserve">unit:</w:t>
+                  </w:r>
+                </w:p>
+              </w:tc>
+              <w:tc>
+                <w:tcPr/>
+                <w:p>
+                  <w:pPr>
+                    <w:pStyle w:val="Compact"/>
+                    <w:jc w:val="left"/>
+                    <w:jc w:val="center"/>
+                  </w:pPr>
+                  <w:r>
+                    <w:t xml:space="preserve">http://qudt.org/vocab/unit/</w:t>
+                  </w:r>
+                </w:p>
+              </w:tc>
+            </w:tr>
+            <w:tr>
+              <w:tc>
+                <w:tcPr/>
+                <w:p>
+                  <w:pPr>
+                    <w:pStyle w:val="Compact"/>
+                    <w:jc w:val="left"/>
+                    <w:jc w:val="center"/>
+                  </w:pPr>
+                  <w:r>
                     <w:t xml:space="preserve">xsd:</w:t>
                   </w:r>
                 </w:p>
@@ -1894,7 +1978,7 @@
     </w:tbl>
     <w:bookmarkEnd w:id="57"/>
     <w:bookmarkEnd w:id="58"/>
-    <w:bookmarkStart w:id="156" w:name="sec-data-model"/>
+    <w:bookmarkStart w:id="162" w:name="sec-data-model"/>
     <w:p>
       <w:pPr>
         <w:pStyle w:val="berschrift1"/>
@@ -2037,14 +2121,14 @@
     <w:tbl>
       <w:tblPr>
         <w:tblStyle w:val="Table"/>
-        <w:tblW w:type="pct" w:w="4967"/>
+        <w:tblW w:type="pct" w:w="4968"/>
         <w:tblLayout w:type="fixed"/>
         <w:tblLook w:firstRow="1" w:lastRow="0" w:firstColumn="0" w:lastColumn="0" w:noHBand="0" w:noVBand="0" w:val="0020"/>
       </w:tblPr>
       <w:tblGrid>
-        <w:gridCol w:w="3157"/>
-        <w:gridCol w:w="3934"/>
-        <w:gridCol w:w="776"/>
+        <w:gridCol w:w="3116"/>
+        <w:gridCol w:w="3985"/>
+        <w:gridCol w:w="766"/>
       </w:tblGrid>
       <w:tr>
         <w:trPr>
@@ -2133,13 +2217,7 @@
               <w:jc w:val="left"/>
             </w:pPr>
             <w:r>
-              <w:t xml:space="preserve">Typ: Zeichenkette</w:t>
-            </w:r>
-            <w:r>
-              <w:t xml:space="preserve"> </w:t>
-            </w:r>
-            <w:r>
-              <w:t xml:space="preserve">(</w:t>
+              <w:t xml:space="preserve">Typ: Zeichenkette (</w:t>
             </w:r>
             <w:hyperlink r:id="rId64">
               <w:r>
@@ -2643,3209 +2721,6 @@
       </w:pPr>
       <w:r>
         <w:t xml:space="preserve">3.2.2 Eigenschaften</w:t>
-      </w:r>
-    </w:p>
-    <w:tbl>
-      <w:tblPr>
-        <w:tblStyle w:val="Table"/>
-        <w:tblW w:type="pct" w:w="4960"/>
-        <w:tblLayout w:type="fixed"/>
-        <w:tblLook w:firstRow="1" w:lastRow="0" w:firstColumn="0" w:lastColumn="0" w:noHBand="0" w:noVBand="0" w:val="0020"/>
-      </w:tblPr>
-      <w:tblGrid>
-        <w:gridCol w:w="3231"/>
-        <w:gridCol w:w="3674"/>
-        <w:gridCol w:w="950"/>
-      </w:tblGrid>
-      <w:tr>
-        <w:trPr>
-          <w:tblHeader w:val="on"/>
-        </w:trPr>
-        <w:tc>
-          <w:tcPr/>
-          <w:p>
-            <w:pPr>
-              <w:pStyle w:val="Compact"/>
-              <w:jc w:val="left"/>
-            </w:pPr>
-            <w:r>
-              <w:t xml:space="preserve">Beschreibung</w:t>
-            </w:r>
-          </w:p>
-        </w:tc>
-        <w:tc>
-          <w:tcPr/>
-          <w:p>
-            <w:pPr>
-              <w:pStyle w:val="Compact"/>
-              <w:jc w:val="left"/>
-            </w:pPr>
-            <w:r>
-              <w:t xml:space="preserve">Details</w:t>
-            </w:r>
-          </w:p>
-        </w:tc>
-        <w:tc>
-          <w:tcPr/>
-          <w:p>
-            <w:pPr>
-              <w:pStyle w:val="Compact"/>
-              <w:jc w:val="right"/>
-            </w:pPr>
-            <w:r>
-              <w:t xml:space="preserve">Kardinalität</w:t>
-            </w:r>
-          </w:p>
-        </w:tc>
-      </w:tr>
-      <w:tr>
-        <w:tc>
-          <w:tcPr/>
-          <w:p>
-            <w:pPr>
-              <w:pStyle w:val="Compact"/>
-              <w:jc w:val="left"/>
-            </w:pPr>
-            <w:r>
-              <w:rPr>
-                <w:b/>
-                <w:bCs/>
-              </w:rPr>
-              <w:t xml:space="preserve">Name</w:t>
-            </w:r>
-            <w:r>
-              <w:t xml:space="preserve"> </w:t>
-            </w:r>
-            <w:r>
-              <w:t xml:space="preserve">(</w:t>
-            </w:r>
-            <w:hyperlink r:id="rId63">
-              <w:r>
-                <w:rPr>
-                  <w:rStyle w:val="Hyperlink"/>
-                </w:rPr>
-                <w:t xml:space="preserve">schema:name</w:t>
-              </w:r>
-            </w:hyperlink>
-            <w:r>
-              <w:t xml:space="preserve">): Jedes</w:t>
-            </w:r>
-            <w:r>
-              <w:t xml:space="preserve"> </w:t>
-            </w:r>
-            <w:r>
-              <w:t xml:space="preserve">Album muss einen Namen haben.</w:t>
-            </w:r>
-          </w:p>
-        </w:tc>
-        <w:tc>
-          <w:tcPr/>
-          <w:p>
-            <w:pPr>
-              <w:pStyle w:val="Compact"/>
-              <w:numPr>
-                <w:ilvl w:val="0"/>
-                <w:numId w:val="1007"/>
-              </w:numPr>
-              <w:jc w:val="left"/>
-            </w:pPr>
-            <w:r>
-              <w:t xml:space="preserve">Typ: Zeichenkette</w:t>
-            </w:r>
-            <w:r>
-              <w:t xml:space="preserve"> </w:t>
-            </w:r>
-            <w:r>
-              <w:t xml:space="preserve">(</w:t>
-            </w:r>
-            <w:hyperlink r:id="rId64">
-              <w:r>
-                <w:rPr>
-                  <w:rStyle w:val="Hyperlink"/>
-                </w:rPr>
-                <w:t xml:space="preserve">xsd:string</w:t>
-              </w:r>
-            </w:hyperlink>
-            <w:r>
-              <w:t xml:space="preserve">)</w:t>
-            </w:r>
-          </w:p>
-          <w:p>
-            <w:pPr>
-              <w:pStyle w:val="Compact"/>
-              <w:numPr>
-                <w:ilvl w:val="0"/>
-                <w:numId w:val="1007"/>
-              </w:numPr>
-              <w:jc w:val="left"/>
-            </w:pPr>
-            <w:r>
-              <w:t xml:space="preserve">Länge: ≤ 200 Zeichen</w:t>
-            </w:r>
-          </w:p>
-        </w:tc>
-        <w:tc>
-          <w:tcPr/>
-          <w:p>
-            <w:pPr>
-              <w:pStyle w:val="Compact"/>
-              <w:jc w:val="right"/>
-            </w:pPr>
-            <w:r>
-              <w:t xml:space="preserve">1..1</w:t>
-            </w:r>
-          </w:p>
-        </w:tc>
-      </w:tr>
-      <w:tr>
-        <w:tc>
-          <w:tcPr/>
-          <w:p>
-            <w:pPr>
-              <w:pStyle w:val="Compact"/>
-              <w:jc w:val="left"/>
-            </w:pPr>
-            <w:r>
-              <w:rPr>
-                <w:b/>
-                <w:bCs/>
-              </w:rPr>
-              <w:t xml:space="preserve">Künstler</w:t>
-            </w:r>
-            <w:r>
-              <w:t xml:space="preserve"> </w:t>
-            </w:r>
-            <w:r>
-              <w:t xml:space="preserve">(</w:t>
-            </w:r>
-            <w:hyperlink r:id="rId76">
-              <w:r>
-                <w:rPr>
-                  <w:rStyle w:val="Hyperlink"/>
-                </w:rPr>
-                <w:t xml:space="preserve">schema:byArtist</w:t>
-              </w:r>
-            </w:hyperlink>
-            <w:r>
-              <w:t xml:space="preserve">):</w:t>
-            </w:r>
-            <w:r>
-              <w:t xml:space="preserve"> </w:t>
-            </w:r>
-            <w:r>
-              <w:t xml:space="preserve">Person oder Musikgruppe, die das Album erstellt</w:t>
-            </w:r>
-            <w:r>
-              <w:t xml:space="preserve"> </w:t>
-            </w:r>
-            <w:r>
-              <w:t xml:space="preserve">hat.</w:t>
-            </w:r>
-          </w:p>
-        </w:tc>
-        <w:tc>
-          <w:tcPr/>
-          <w:p>
-            <w:pPr>
-              <w:pStyle w:val="Compact"/>
-              <w:numPr>
-                <w:ilvl w:val="0"/>
-                <w:numId w:val="1008"/>
-              </w:numPr>
-              <w:jc w:val="left"/>
-            </w:pPr>
-            <w:r>
-              <w:t xml:space="preserve">Typ:</w:t>
-            </w:r>
-            <w:r>
-              <w:t xml:space="preserve"> </w:t>
-            </w:r>
-            <w:hyperlink w:anchor="sec-nodeshape-personshape">
-              <w:r>
-                <w:rPr>
-                  <w:rStyle w:val="Hyperlink"/>
-                </w:rPr>
-                <w:t xml:space="preserve">Person</w:t>
-              </w:r>
-            </w:hyperlink>
-            <w:r>
-              <w:t xml:space="preserve"> </w:t>
-            </w:r>
-            <w:r>
-              <w:t xml:space="preserve">oder</w:t>
-            </w:r>
-            <w:r>
-              <w:t xml:space="preserve"> </w:t>
-            </w:r>
-            <w:hyperlink r:id="rId77">
-              <w:r>
-                <w:rPr>
-                  <w:rStyle w:val="Hyperlink"/>
-                </w:rPr>
-                <w:t xml:space="preserve">schema:MusicGroup</w:t>
-              </w:r>
-            </w:hyperlink>
-          </w:p>
-        </w:tc>
-        <w:tc>
-          <w:tcPr/>
-          <w:p>
-            <w:pPr>
-              <w:pStyle w:val="Compact"/>
-              <w:jc w:val="right"/>
-            </w:pPr>
-            <w:r>
-              <w:t xml:space="preserve">0..*</w:t>
-            </w:r>
-          </w:p>
-        </w:tc>
-      </w:tr>
-    </w:tbl>
-    <w:bookmarkEnd w:id="78"/>
-    <w:bookmarkEnd w:id="79"/>
-    <w:bookmarkStart w:id="90" w:name="sec-nodeshape-trackshape"/>
-    <w:p>
-      <w:pPr>
-        <w:pStyle w:val="berschrift2"/>
-      </w:pPr>
-      <w:r>
-        <w:t xml:space="preserve">3.3 Musikaufnahme</w:t>
-      </w:r>
-    </w:p>
-    <w:p>
-      <w:pPr>
-        <w:pStyle w:val="FirstParagraph"/>
-      </w:pPr>
-      <w:r>
-        <w:t xml:space="preserve">Ein einzelner Musiktitel im Chinook-Datensatz.</w:t>
-      </w:r>
-    </w:p>
-    <w:bookmarkStart w:id="83" w:name="sec-nodeshape-trackshape-overview"/>
-    <w:p>
-      <w:pPr>
-        <w:pStyle w:val="berschrift3"/>
-      </w:pPr>
-      <w:r>
-        <w:t xml:space="preserve">3.3.1 Übersicht</w:t>
-      </w:r>
-    </w:p>
-    <w:p>
-      <w:pPr>
-        <w:pStyle w:val="DefinitionTerm"/>
-      </w:pPr>
-      <w:r>
-        <w:t xml:space="preserve">Shape</w:t>
-      </w:r>
-    </w:p>
-    <w:p>
-      <w:pPr>
-        <w:pStyle w:val="Definition"/>
-      </w:pPr>
-      <w:hyperlink r:id="rId80">
-        <w:r>
-          <w:rPr>
-            <w:rStyle w:val="Hyperlink"/>
-          </w:rPr>
-          <w:t xml:space="preserve">:TrackShape</w:t>
-        </w:r>
-      </w:hyperlink>
-    </w:p>
-    <w:p>
-      <w:pPr>
-        <w:pStyle w:val="DefinitionTerm"/>
-      </w:pPr>
-      <w:r>
-        <w:t xml:space="preserve">Zielklasse</w:t>
-      </w:r>
-    </w:p>
-    <w:p>
-      <w:pPr>
-        <w:pStyle w:val="Definition"/>
-      </w:pPr>
-      <w:hyperlink r:id="rId81">
-        <w:r>
-          <w:rPr>
-            <w:rStyle w:val="Hyperlink"/>
-          </w:rPr>
-          <w:t xml:space="preserve">schema:MusicRecording</w:t>
-        </w:r>
-      </w:hyperlink>
-    </w:p>
-    <w:p>
-      <w:pPr>
-        <w:pStyle w:val="DefinitionTerm"/>
-      </w:pPr>
-      <w:r>
-        <w:t xml:space="preserve">Geschlossen</w:t>
-      </w:r>
-    </w:p>
-    <w:p>
-      <w:pPr>
-        <w:pStyle w:val="Definition"/>
-      </w:pPr>
-      <w:r>
-        <w:t xml:space="preserve">Nein (weitere Eigenschaften zulässig)</w:t>
-      </w:r>
-    </w:p>
-    <w:p>
-      <w:pPr>
-        <w:pStyle w:val="DefinitionTerm"/>
-      </w:pPr>
-      <w:r>
-        <w:t xml:space="preserve">Kennzahlen</w:t>
-      </w:r>
-    </w:p>
-    <w:p>
-      <w:pPr>
-        <w:pStyle w:val="Definition"/>
-      </w:pPr>
-      <w:r>
-        <w:t xml:space="preserve">3503 Instanzen mit je 10 bis 15 Tripeln (im Mittel 11.1)</w:t>
-      </w:r>
-    </w:p>
-    <w:p>
-      <w:pPr>
-        <w:pStyle w:val="DefinitionTerm"/>
-      </w:pPr>
-      <w:r>
-        <w:t xml:space="preserve">Datenzugriff</w:t>
-      </w:r>
-    </w:p>
-    <w:p>
-      <w:pPr>
-        <w:pStyle w:val="Definition"/>
-      </w:pPr>
-      <w:hyperlink r:id="rId82">
-        <w:r>
-          <w:rPr>
-            <w:rStyle w:val="Hyperlink"/>
-          </w:rPr>
-          <w:t xml:space="preserve">SPARQL-Dienst</w:t>
-        </w:r>
-      </w:hyperlink>
-    </w:p>
-    <w:bookmarkEnd w:id="83"/>
-    <w:bookmarkStart w:id="89" w:name="sec-nodeshape-trackshape-properties"/>
-    <w:p>
-      <w:pPr>
-        <w:pStyle w:val="berschrift3"/>
-      </w:pPr>
-      <w:r>
-        <w:t xml:space="preserve">3.3.2 Eigenschaften</w:t>
-      </w:r>
-    </w:p>
-    <w:tbl>
-      <w:tblPr>
-        <w:tblStyle w:val="Table"/>
-        <w:tblW w:type="pct" w:w="4962"/>
-        <w:tblLayout w:type="fixed"/>
-        <w:tblLook w:firstRow="1" w:lastRow="0" w:firstColumn="0" w:lastColumn="0" w:noHBand="0" w:noVBand="0" w:val="0020"/>
-      </w:tblPr>
-      <w:tblGrid>
-        <w:gridCol w:w="3411"/>
-        <w:gridCol w:w="3533"/>
-        <w:gridCol w:w="913"/>
-      </w:tblGrid>
-      <w:tr>
-        <w:trPr>
-          <w:tblHeader w:val="on"/>
-        </w:trPr>
-        <w:tc>
-          <w:tcPr/>
-          <w:p>
-            <w:pPr>
-              <w:pStyle w:val="Compact"/>
-              <w:jc w:val="left"/>
-            </w:pPr>
-            <w:r>
-              <w:t xml:space="preserve">Beschreibung</w:t>
-            </w:r>
-          </w:p>
-        </w:tc>
-        <w:tc>
-          <w:tcPr/>
-          <w:p>
-            <w:pPr>
-              <w:pStyle w:val="Compact"/>
-              <w:jc w:val="left"/>
-            </w:pPr>
-            <w:r>
-              <w:t xml:space="preserve">Details</w:t>
-            </w:r>
-          </w:p>
-        </w:tc>
-        <w:tc>
-          <w:tcPr/>
-          <w:p>
-            <w:pPr>
-              <w:pStyle w:val="Compact"/>
-              <w:jc w:val="right"/>
-            </w:pPr>
-            <w:r>
-              <w:t xml:space="preserve">Kardinalität</w:t>
-            </w:r>
-          </w:p>
-        </w:tc>
-      </w:tr>
-      <w:tr>
-        <w:tc>
-          <w:tcPr/>
-          <w:p>
-            <w:pPr>
-              <w:pStyle w:val="Compact"/>
-              <w:jc w:val="left"/>
-            </w:pPr>
-            <w:r>
-              <w:rPr>
-                <w:b/>
-                <w:bCs/>
-              </w:rPr>
-              <w:t xml:space="preserve">Name</w:t>
-            </w:r>
-            <w:r>
-              <w:t xml:space="preserve"> </w:t>
-            </w:r>
-            <w:r>
-              <w:t xml:space="preserve">(</w:t>
-            </w:r>
-            <w:hyperlink r:id="rId63">
-              <w:r>
-                <w:rPr>
-                  <w:rStyle w:val="Hyperlink"/>
-                </w:rPr>
-                <w:t xml:space="preserve">schema:name</w:t>
-              </w:r>
-            </w:hyperlink>
-            <w:r>
-              <w:t xml:space="preserve">):</w:t>
-            </w:r>
-            <w:r>
-              <w:t xml:space="preserve"> </w:t>
-            </w:r>
-            <w:r>
-              <w:t xml:space="preserve">Jeder Titel muss einen Namen haben.</w:t>
-            </w:r>
-          </w:p>
-        </w:tc>
-        <w:tc>
-          <w:tcPr/>
-          <w:p>
-            <w:pPr>
-              <w:pStyle w:val="Compact"/>
-              <w:numPr>
-                <w:ilvl w:val="0"/>
-                <w:numId w:val="1009"/>
-              </w:numPr>
-              <w:jc w:val="left"/>
-            </w:pPr>
-            <w:r>
-              <w:t xml:space="preserve">Typ: Zeichenkette</w:t>
-            </w:r>
-            <w:r>
-              <w:t xml:space="preserve"> </w:t>
-            </w:r>
-            <w:r>
-              <w:t xml:space="preserve">(</w:t>
-            </w:r>
-            <w:hyperlink r:id="rId64">
-              <w:r>
-                <w:rPr>
-                  <w:rStyle w:val="Hyperlink"/>
-                </w:rPr>
-                <w:t xml:space="preserve">xsd:string</w:t>
-              </w:r>
-            </w:hyperlink>
-            <w:r>
-              <w:t xml:space="preserve">)</w:t>
-            </w:r>
-          </w:p>
-          <w:p>
-            <w:pPr>
-              <w:pStyle w:val="Compact"/>
-              <w:numPr>
-                <w:ilvl w:val="0"/>
-                <w:numId w:val="1009"/>
-              </w:numPr>
-              <w:jc w:val="left"/>
-            </w:pPr>
-            <w:r>
-              <w:t xml:space="preserve">Länge: 1–200 Zeichen</w:t>
-            </w:r>
-          </w:p>
-        </w:tc>
-        <w:tc>
-          <w:tcPr/>
-          <w:p>
-            <w:pPr>
-              <w:pStyle w:val="Compact"/>
-              <w:jc w:val="right"/>
-            </w:pPr>
-            <w:r>
-              <w:t xml:space="preserve">1..1</w:t>
-            </w:r>
-          </w:p>
-        </w:tc>
-      </w:tr>
-      <w:tr>
-        <w:tc>
-          <w:tcPr/>
-          <w:p>
-            <w:pPr>
-              <w:pStyle w:val="Compact"/>
-              <w:jc w:val="left"/>
-            </w:pPr>
-            <w:r>
-              <w:rPr>
-                <w:b/>
-                <w:bCs/>
-              </w:rPr>
-              <w:t xml:space="preserve">In Album</w:t>
-            </w:r>
-            <w:r>
-              <w:t xml:space="preserve"> </w:t>
-            </w:r>
-            <w:r>
-              <w:t xml:space="preserve">(</w:t>
-            </w:r>
-            <w:hyperlink r:id="rId84">
-              <w:r>
-                <w:rPr>
-                  <w:rStyle w:val="Hyperlink"/>
-                </w:rPr>
-                <w:t xml:space="preserve">schema:inAlbum</w:t>
-              </w:r>
-            </w:hyperlink>
-            <w:r>
-              <w:t xml:space="preserve">): Ein</w:t>
-            </w:r>
-            <w:r>
-              <w:t xml:space="preserve"> </w:t>
-            </w:r>
-            <w:r>
-              <w:t xml:space="preserve">Titel kann nur zu einem gültigen schema:MusicAlbum</w:t>
-            </w:r>
-            <w:r>
-              <w:t xml:space="preserve"> </w:t>
-            </w:r>
-            <w:r>
-              <w:t xml:space="preserve">gehören.</w:t>
-            </w:r>
-          </w:p>
-        </w:tc>
-        <w:tc>
-          <w:tcPr/>
-          <w:p>
-            <w:pPr>
-              <w:pStyle w:val="Compact"/>
-              <w:numPr>
-                <w:ilvl w:val="0"/>
-                <w:numId w:val="1010"/>
-              </w:numPr>
-              <w:jc w:val="left"/>
-            </w:pPr>
-            <w:r>
-              <w:t xml:space="preserve">Typ:</w:t>
-            </w:r>
-            <w:r>
-              <w:t xml:space="preserve"> </w:t>
-            </w:r>
-            <w:hyperlink w:anchor="sec-nodeshape-musicalbumshape">
-              <w:r>
-                <w:rPr>
-                  <w:rStyle w:val="Hyperlink"/>
-                </w:rPr>
-                <w:t xml:space="preserve">Musikalbum</w:t>
-              </w:r>
-            </w:hyperlink>
-          </w:p>
-        </w:tc>
-        <w:tc>
-          <w:tcPr/>
-          <w:p>
-            <w:pPr>
-              <w:pStyle w:val="Compact"/>
-              <w:jc w:val="right"/>
-            </w:pPr>
-            <w:r>
-              <w:t xml:space="preserve">0..*</w:t>
-            </w:r>
-          </w:p>
-        </w:tc>
-      </w:tr>
-      <w:tr>
-        <w:tc>
-          <w:tcPr/>
-          <w:p>
-            <w:pPr>
-              <w:pStyle w:val="Compact"/>
-              <w:jc w:val="left"/>
-            </w:pPr>
-            <w:r>
-              <w:rPr>
-                <w:b/>
-                <w:bCs/>
-              </w:rPr>
-              <w:t xml:space="preserve">Autor</w:t>
-            </w:r>
-            <w:r>
-              <w:t xml:space="preserve"> </w:t>
-            </w:r>
-            <w:r>
-              <w:t xml:space="preserve">(</w:t>
-            </w:r>
-            <w:hyperlink r:id="rId85">
-              <w:r>
-                <w:rPr>
-                  <w:rStyle w:val="Hyperlink"/>
-                </w:rPr>
-                <w:t xml:space="preserve">schema:author</w:t>
-              </w:r>
-            </w:hyperlink>
-            <w:r>
-              <w:t xml:space="preserve">): Die</w:t>
-            </w:r>
-            <w:r>
-              <w:t xml:space="preserve"> </w:t>
-            </w:r>
-            <w:r>
-              <w:t xml:space="preserve">Person oder Gruppe, die den Titel geschrieben hat.</w:t>
-            </w:r>
-          </w:p>
-        </w:tc>
-        <w:tc>
-          <w:tcPr/>
-          <w:p>
-            <w:pPr>
-              <w:pStyle w:val="Compact"/>
-            </w:pPr>
-          </w:p>
-        </w:tc>
-        <w:tc>
-          <w:tcPr/>
-          <w:p>
-            <w:pPr>
-              <w:pStyle w:val="Compact"/>
-              <w:jc w:val="right"/>
-            </w:pPr>
-            <w:r>
-              <w:t xml:space="preserve">0..*</w:t>
-            </w:r>
-          </w:p>
-        </w:tc>
-      </w:tr>
-      <w:tr>
-        <w:tc>
-          <w:tcPr/>
-          <w:p>
-            <w:pPr>
-              <w:pStyle w:val="Compact"/>
-              <w:jc w:val="left"/>
-            </w:pPr>
-            <w:r>
-              <w:rPr>
-                <w:b/>
-                <w:bCs/>
-              </w:rPr>
-              <w:t xml:space="preserve">Genre</w:t>
-            </w:r>
-            <w:r>
-              <w:t xml:space="preserve"> </w:t>
-            </w:r>
-            <w:r>
-              <w:t xml:space="preserve">(</w:t>
-            </w:r>
-            <w:hyperlink r:id="rId86">
-              <w:r>
-                <w:rPr>
-                  <w:rStyle w:val="Hyperlink"/>
-                </w:rPr>
-                <w:t xml:space="preserve">schema:genre</w:t>
-              </w:r>
-            </w:hyperlink>
-            <w:r>
-              <w:t xml:space="preserve">)</w:t>
-            </w:r>
-          </w:p>
-        </w:tc>
-        <w:tc>
-          <w:tcPr/>
-          <w:p>
-            <w:pPr>
-              <w:pStyle w:val="Compact"/>
-              <w:numPr>
-                <w:ilvl w:val="0"/>
-                <w:numId w:val="1011"/>
-              </w:numPr>
-              <w:jc w:val="left"/>
-            </w:pPr>
-            <w:r>
-              <w:t xml:space="preserve">Typ:</w:t>
-            </w:r>
-            <w:r>
-              <w:t xml:space="preserve"> </w:t>
-            </w:r>
-            <w:hyperlink w:anchor="sec-nodeshape-genreshape">
-              <w:r>
-                <w:rPr>
-                  <w:rStyle w:val="Hyperlink"/>
-                </w:rPr>
-                <w:t xml:space="preserve">Genre</w:t>
-              </w:r>
-            </w:hyperlink>
-          </w:p>
-        </w:tc>
-        <w:tc>
-          <w:tcPr/>
-          <w:p>
-            <w:pPr>
-              <w:pStyle w:val="Compact"/>
-              <w:jc w:val="right"/>
-            </w:pPr>
-            <w:r>
-              <w:t xml:space="preserve">1..1</w:t>
-            </w:r>
-          </w:p>
-        </w:tc>
-      </w:tr>
-      <w:tr>
-        <w:tc>
-          <w:tcPr/>
-          <w:p>
-            <w:pPr>
-              <w:pStyle w:val="Compact"/>
-              <w:jc w:val="left"/>
-            </w:pPr>
-            <w:r>
-              <w:rPr>
-                <w:b/>
-                <w:bCs/>
-              </w:rPr>
-              <w:t xml:space="preserve">Dauer</w:t>
-            </w:r>
-            <w:r>
-              <w:t xml:space="preserve"> </w:t>
-            </w:r>
-            <w:r>
-              <w:t xml:space="preserve">(</w:t>
-            </w:r>
-            <w:hyperlink r:id="rId87">
-              <w:r>
-                <w:rPr>
-                  <w:rStyle w:val="Hyperlink"/>
-                </w:rPr>
-                <w:t xml:space="preserve">schema:duration</w:t>
-              </w:r>
-            </w:hyperlink>
-            <w:r>
-              <w:t xml:space="preserve">): Die</w:t>
-            </w:r>
-            <w:r>
-              <w:t xml:space="preserve"> </w:t>
-            </w:r>
-            <w:r>
-              <w:t xml:space="preserve">Dauer muss als schema:QuantitativeValue ausgedrückt</w:t>
-            </w:r>
-            <w:r>
-              <w:t xml:space="preserve"> </w:t>
-            </w:r>
-            <w:r>
-              <w:t xml:space="preserve">werden.</w:t>
-            </w:r>
-          </w:p>
-        </w:tc>
-        <w:tc>
-          <w:tcPr/>
-          <w:p>
-            <w:pPr>
-              <w:pStyle w:val="Compact"/>
-              <w:numPr>
-                <w:ilvl w:val="0"/>
-                <w:numId w:val="1012"/>
-              </w:numPr>
-              <w:jc w:val="left"/>
-            </w:pPr>
-            <w:r>
-              <w:t xml:space="preserve">Typ:</w:t>
-            </w:r>
-            <w:r>
-              <w:t xml:space="preserve"> </w:t>
-            </w:r>
-            <w:hyperlink w:anchor="sec-nodeshape-quantitativevalueshape">
-              <w:r>
-                <w:rPr>
-                  <w:rStyle w:val="Hyperlink"/>
-                </w:rPr>
-                <w:t xml:space="preserve">Quantitativer</w:t>
-              </w:r>
-              <w:r>
-                <w:rPr>
-                  <w:rStyle w:val="Hyperlink"/>
-                </w:rPr>
-                <w:t xml:space="preserve"> </w:t>
-              </w:r>
-              <w:r>
-                <w:rPr>
-                  <w:rStyle w:val="Hyperlink"/>
-                </w:rPr>
-                <w:t xml:space="preserve">Wert</w:t>
-              </w:r>
-            </w:hyperlink>
-          </w:p>
-        </w:tc>
-        <w:tc>
-          <w:tcPr/>
-          <w:p>
-            <w:pPr>
-              <w:pStyle w:val="Compact"/>
-              <w:jc w:val="right"/>
-            </w:pPr>
-            <w:r>
-              <w:t xml:space="preserve">0..*</w:t>
-            </w:r>
-          </w:p>
-        </w:tc>
-      </w:tr>
-      <w:tr>
-        <w:tc>
-          <w:tcPr/>
-          <w:p>
-            <w:pPr>
-              <w:pStyle w:val="Compact"/>
-              <w:jc w:val="left"/>
-            </w:pPr>
-            <w:r>
-              <w:rPr>
-                <w:b/>
-                <w:bCs/>
-              </w:rPr>
-              <w:t xml:space="preserve">Dateigrösse</w:t>
-            </w:r>
-            <w:r>
-              <w:t xml:space="preserve"> </w:t>
-            </w:r>
-            <w:r>
-              <w:t xml:space="preserve">(</w:t>
-            </w:r>
-            <w:hyperlink r:id="rId88">
-              <w:r>
-                <w:rPr>
-                  <w:rStyle w:val="Hyperlink"/>
-                </w:rPr>
-                <w:t xml:space="preserve">schema:contentSize</w:t>
-              </w:r>
-            </w:hyperlink>
-            <w:r>
-              <w:t xml:space="preserve">)</w:t>
-            </w:r>
-          </w:p>
-        </w:tc>
-        <w:tc>
-          <w:tcPr/>
-          <w:p>
-            <w:pPr>
-              <w:pStyle w:val="Compact"/>
-              <w:numPr>
-                <w:ilvl w:val="0"/>
-                <w:numId w:val="1013"/>
-              </w:numPr>
-              <w:jc w:val="left"/>
-            </w:pPr>
-            <w:r>
-              <w:t xml:space="preserve">Typ:</w:t>
-            </w:r>
-            <w:r>
-              <w:t xml:space="preserve"> </w:t>
-            </w:r>
-            <w:hyperlink w:anchor="sec-nodeshape-quantitativevalueshape">
-              <w:r>
-                <w:rPr>
-                  <w:rStyle w:val="Hyperlink"/>
-                </w:rPr>
-                <w:t xml:space="preserve">Quantitativer</w:t>
-              </w:r>
-              <w:r>
-                <w:rPr>
-                  <w:rStyle w:val="Hyperlink"/>
-                </w:rPr>
-                <w:t xml:space="preserve"> </w:t>
-              </w:r>
-              <w:r>
-                <w:rPr>
-                  <w:rStyle w:val="Hyperlink"/>
-                </w:rPr>
-                <w:t xml:space="preserve">Wert</w:t>
-              </w:r>
-            </w:hyperlink>
-          </w:p>
-        </w:tc>
-        <w:tc>
-          <w:tcPr/>
-          <w:p>
-            <w:pPr>
-              <w:pStyle w:val="Compact"/>
-              <w:jc w:val="right"/>
-            </w:pPr>
-            <w:r>
-              <w:t xml:space="preserve">0..*</w:t>
-            </w:r>
-          </w:p>
-        </w:tc>
-      </w:tr>
-    </w:tbl>
-    <w:bookmarkEnd w:id="89"/>
-    <w:bookmarkEnd w:id="90"/>
-    <w:bookmarkStart w:id="95" w:name="sec-nodeshape-organisationshape"/>
-    <w:p>
-      <w:pPr>
-        <w:pStyle w:val="berschrift2"/>
-      </w:pPr>
-      <w:r>
-        <w:t xml:space="preserve">3.4 Organisation</w:t>
-      </w:r>
-    </w:p>
-    <w:p>
-      <w:pPr>
-        <w:pStyle w:val="FirstParagraph"/>
-      </w:pPr>
-      <w:r>
-        <w:t xml:space="preserve">Ein Unternehmen oder eine Organisation im Chinook-Datensatz.</w:t>
-      </w:r>
-    </w:p>
-    <w:bookmarkStart w:id="93" w:name="sec-nodeshape-organisationshape-overview"/>
-    <w:p>
-      <w:pPr>
-        <w:pStyle w:val="berschrift3"/>
-      </w:pPr>
-      <w:r>
-        <w:t xml:space="preserve">3.4.1 Übersicht</w:t>
-      </w:r>
-    </w:p>
-    <w:p>
-      <w:pPr>
-        <w:pStyle w:val="DefinitionTerm"/>
-      </w:pPr>
-      <w:r>
-        <w:t xml:space="preserve">Shape</w:t>
-      </w:r>
-    </w:p>
-    <w:p>
-      <w:pPr>
-        <w:pStyle w:val="Definition"/>
-      </w:pPr>
-      <w:hyperlink r:id="rId91">
-        <w:r>
-          <w:rPr>
-            <w:rStyle w:val="Hyperlink"/>
-          </w:rPr>
-          <w:t xml:space="preserve">:OrganisationShape</w:t>
-        </w:r>
-      </w:hyperlink>
-    </w:p>
-    <w:p>
-      <w:pPr>
-        <w:pStyle w:val="DefinitionTerm"/>
-      </w:pPr>
-      <w:r>
-        <w:t xml:space="preserve">Zielklasse</w:t>
-      </w:r>
-    </w:p>
-    <w:p>
-      <w:pPr>
-        <w:pStyle w:val="Definition"/>
-      </w:pPr>
-      <w:hyperlink r:id="rId92">
-        <w:r>
-          <w:rPr>
-            <w:rStyle w:val="Hyperlink"/>
-          </w:rPr>
-          <w:t xml:space="preserve">schema:Organisation</w:t>
-        </w:r>
-      </w:hyperlink>
-    </w:p>
-    <w:p>
-      <w:pPr>
-        <w:pStyle w:val="DefinitionTerm"/>
-      </w:pPr>
-      <w:r>
-        <w:t xml:space="preserve">Geschlossen</w:t>
-      </w:r>
-    </w:p>
-    <w:p>
-      <w:pPr>
-        <w:pStyle w:val="Definition"/>
-      </w:pPr>
-      <w:r>
-        <w:t xml:space="preserve">Nein (weitere Eigenschaften zulässig)</w:t>
-      </w:r>
-    </w:p>
-    <w:p>
-      <w:pPr>
-        <w:pStyle w:val="DefinitionTerm"/>
-      </w:pPr>
-      <w:r>
-        <w:t xml:space="preserve">Datenzugriff</w:t>
-      </w:r>
-    </w:p>
-    <w:p>
-      <w:pPr>
-        <w:pStyle w:val="Definition"/>
-      </w:pPr>
-      <w:r>
-        <w:t xml:space="preserve">Keiner (Transaktionsdaten, nicht Teil des publizierten Graphen)</w:t>
-      </w:r>
-    </w:p>
-    <w:bookmarkEnd w:id="93"/>
-    <w:bookmarkStart w:id="94" w:name="X694231572673875c8b98e55f859590bf822fedc"/>
-    <w:p>
-      <w:pPr>
-        <w:pStyle w:val="berschrift3"/>
-      </w:pPr>
-      <w:r>
-        <w:t xml:space="preserve">3.4.2 Eigenschaften</w:t>
-      </w:r>
-    </w:p>
-    <w:tbl>
-      <w:tblPr>
-        <w:tblStyle w:val="Table"/>
-        <w:tblW w:type="pct" w:w="4957"/>
-        <w:tblLayout w:type="fixed"/>
-        <w:tblLook w:firstRow="1" w:lastRow="0" w:firstColumn="0" w:lastColumn="0" w:noHBand="0" w:noVBand="0" w:val="0020"/>
-      </w:tblPr>
-      <w:tblGrid>
-        <w:gridCol w:w="2910"/>
-        <w:gridCol w:w="3926"/>
-        <w:gridCol w:w="1015"/>
-      </w:tblGrid>
-      <w:tr>
-        <w:trPr>
-          <w:tblHeader w:val="on"/>
-        </w:trPr>
-        <w:tc>
-          <w:tcPr/>
-          <w:p>
-            <w:pPr>
-              <w:pStyle w:val="Compact"/>
-              <w:jc w:val="left"/>
-            </w:pPr>
-            <w:r>
-              <w:t xml:space="preserve">Beschreibung</w:t>
-            </w:r>
-          </w:p>
-        </w:tc>
-        <w:tc>
-          <w:tcPr/>
-          <w:p>
-            <w:pPr>
-              <w:pStyle w:val="Compact"/>
-              <w:jc w:val="left"/>
-            </w:pPr>
-            <w:r>
-              <w:t xml:space="preserve">Details</w:t>
-            </w:r>
-          </w:p>
-        </w:tc>
-        <w:tc>
-          <w:tcPr/>
-          <w:p>
-            <w:pPr>
-              <w:pStyle w:val="Compact"/>
-              <w:jc w:val="right"/>
-            </w:pPr>
-            <w:r>
-              <w:t xml:space="preserve">Kardinalität</w:t>
-            </w:r>
-          </w:p>
-        </w:tc>
-      </w:tr>
-      <w:tr>
-        <w:tc>
-          <w:tcPr/>
-          <w:p>
-            <w:pPr>
-              <w:pStyle w:val="Compact"/>
-              <w:jc w:val="left"/>
-            </w:pPr>
-            <w:r>
-              <w:rPr>
-                <w:b/>
-                <w:bCs/>
-              </w:rPr>
-              <w:t xml:space="preserve">Name</w:t>
-            </w:r>
-            <w:r>
-              <w:t xml:space="preserve"> </w:t>
-            </w:r>
-            <w:r>
-              <w:t xml:space="preserve">(</w:t>
-            </w:r>
-            <w:hyperlink r:id="rId63">
-              <w:r>
-                <w:rPr>
-                  <w:rStyle w:val="Hyperlink"/>
-                </w:rPr>
-                <w:t xml:space="preserve">schema:name</w:t>
-              </w:r>
-            </w:hyperlink>
-            <w:r>
-              <w:t xml:space="preserve">):</w:t>
-            </w:r>
-            <w:r>
-              <w:t xml:space="preserve"> </w:t>
-            </w:r>
-            <w:r>
-              <w:t xml:space="preserve">Jede Organisation muss einen Namen</w:t>
-            </w:r>
-            <w:r>
-              <w:t xml:space="preserve"> </w:t>
-            </w:r>
-            <w:r>
-              <w:t xml:space="preserve">haben.</w:t>
-            </w:r>
-          </w:p>
-        </w:tc>
-        <w:tc>
-          <w:tcPr/>
-          <w:p>
-            <w:pPr>
-              <w:pStyle w:val="Compact"/>
-              <w:numPr>
-                <w:ilvl w:val="0"/>
-                <w:numId w:val="1014"/>
-              </w:numPr>
-              <w:jc w:val="left"/>
-            </w:pPr>
-            <w:r>
-              <w:t xml:space="preserve">Typ: Zeichenkette</w:t>
-            </w:r>
-            <w:r>
-              <w:t xml:space="preserve"> </w:t>
-            </w:r>
-            <w:r>
-              <w:t xml:space="preserve">(</w:t>
-            </w:r>
-            <w:hyperlink r:id="rId64">
-              <w:r>
-                <w:rPr>
-                  <w:rStyle w:val="Hyperlink"/>
-                </w:rPr>
-                <w:t xml:space="preserve">xsd:string</w:t>
-              </w:r>
-            </w:hyperlink>
-            <w:r>
-              <w:t xml:space="preserve">)</w:t>
-            </w:r>
-          </w:p>
-          <w:p>
-            <w:pPr>
-              <w:pStyle w:val="Compact"/>
-              <w:numPr>
-                <w:ilvl w:val="0"/>
-                <w:numId w:val="1014"/>
-              </w:numPr>
-              <w:jc w:val="left"/>
-            </w:pPr>
-            <w:r>
-              <w:t xml:space="preserve">Länge: 2–100 Zeichen</w:t>
-            </w:r>
-          </w:p>
-        </w:tc>
-        <w:tc>
-          <w:tcPr/>
-          <w:p>
-            <w:pPr>
-              <w:pStyle w:val="Compact"/>
-              <w:jc w:val="right"/>
-            </w:pPr>
-            <w:r>
-              <w:t xml:space="preserve">1..1</w:t>
-            </w:r>
-          </w:p>
-        </w:tc>
-      </w:tr>
-    </w:tbl>
-    <w:bookmarkEnd w:id="94"/>
-    <w:bookmarkEnd w:id="95"/>
-    <w:bookmarkStart w:id="113" w:name="sec-nodeshape-personshape"/>
-    <w:p>
-      <w:pPr>
-        <w:pStyle w:val="berschrift2"/>
-      </w:pPr>
-      <w:r>
-        <w:t xml:space="preserve">3.5 Person</w:t>
-      </w:r>
-    </w:p>
-    <w:p>
-      <w:pPr>
-        <w:pStyle w:val="FirstParagraph"/>
-      </w:pPr>
-      <w:r>
-        <w:t xml:space="preserve">Jede Person (Mitarbeiter, Kunde oder benutzerdefinierte Person) im Datensatz.</w:t>
-      </w:r>
-    </w:p>
-    <w:p>
-      <w:pPr>
-        <w:pStyle w:val="Textkrper"/>
-      </w:pPr>
-      <w:r>
-        <w:t xml:space="preserve">Personen werden unabhängig von ihrer Rolle einheitlich beschrieben: Angestellte des Musikhandels, Kundinnen und Kunden sowie manuell erfasste Personen teilen dieselben Eigenschaften. Die Rolle ergibt sich aus den Beziehungen, etwa</w:t>
-      </w:r>
-      <w:r>
-        <w:t xml:space="preserve"> </w:t>
-      </w:r>
-      <w:r>
-        <w:rPr>
-          <w:rStyle w:val="VerbatimChar"/>
-        </w:rPr>
-        <w:t xml:space="preserve">schema:worksFor</w:t>
-      </w:r>
-      <w:r>
-        <w:t xml:space="preserve"> </w:t>
-      </w:r>
-      <w:r>
-        <w:t xml:space="preserve">für Angestellte oder</w:t>
-      </w:r>
-      <w:r>
-        <w:t xml:space="preserve"> </w:t>
-      </w:r>
-      <w:r>
-        <w:rPr>
-          <w:rStyle w:val="VerbatimChar"/>
-        </w:rPr>
-        <w:t xml:space="preserve">schema:customer</w:t>
-      </w:r>
-      <w:r>
-        <w:t xml:space="preserve"> </w:t>
-      </w:r>
-      <w:r>
-        <w:t xml:space="preserve">auf einer Rechnung für Kundschaft.</w:t>
-      </w:r>
-    </w:p>
-    <w:p>
-      <w:pPr>
-        <w:pStyle w:val="Textkrper"/>
-      </w:pPr>
-      <w:r>
-        <w:t xml:space="preserve">Namen werden so erfasst, wie sie die Person selbst verwendet; akademische Titel gehören nicht in den Vornamen. E-Mail-Adressen und Geburtsdaten sind freiwillige Angaben und werden bei Verstössen gegen die Regeln lediglich als Warnung gemeldet.</w:t>
-      </w:r>
-    </w:p>
-    <w:bookmarkStart w:id="99" w:name="sec-nodeshape-personshape-overview"/>
-    <w:p>
-      <w:pPr>
-        <w:pStyle w:val="berschrift3"/>
-      </w:pPr>
-      <w:r>
-        <w:t xml:space="preserve">3.5.1 Übersicht</w:t>
-      </w:r>
-    </w:p>
-    <w:p>
-      <w:pPr>
-        <w:pStyle w:val="DefinitionTerm"/>
-      </w:pPr>
-      <w:r>
-        <w:t xml:space="preserve">Shape</w:t>
-      </w:r>
-    </w:p>
-    <w:p>
-      <w:pPr>
-        <w:pStyle w:val="Definition"/>
-      </w:pPr>
-      <w:hyperlink r:id="rId96">
-        <w:r>
-          <w:rPr>
-            <w:rStyle w:val="Hyperlink"/>
-          </w:rPr>
-          <w:t xml:space="preserve">:PersonShape</w:t>
-        </w:r>
-      </w:hyperlink>
-    </w:p>
-    <w:p>
-      <w:pPr>
-        <w:pStyle w:val="DefinitionTerm"/>
-      </w:pPr>
-      <w:r>
-        <w:t xml:space="preserve">Zielklasse</w:t>
-      </w:r>
-    </w:p>
-    <w:p>
-      <w:pPr>
-        <w:pStyle w:val="Definition"/>
-      </w:pPr>
-      <w:hyperlink r:id="rId97">
-        <w:r>
-          <w:rPr>
-            <w:rStyle w:val="Hyperlink"/>
-          </w:rPr>
-          <w:t xml:space="preserve">schema:Person</w:t>
-        </w:r>
-      </w:hyperlink>
-    </w:p>
-    <w:p>
-      <w:pPr>
-        <w:pStyle w:val="DefinitionTerm"/>
-      </w:pPr>
-      <w:r>
-        <w:t xml:space="preserve">Geschlossen</w:t>
-      </w:r>
-    </w:p>
-    <w:p>
-      <w:pPr>
-        <w:pStyle w:val="Definition"/>
-      </w:pPr>
-      <w:r>
-        <w:t xml:space="preserve">Ja (nur die aufgeführten Eigenschaften zulässig)</w:t>
-      </w:r>
-    </w:p>
-    <w:p>
-      <w:pPr>
-        <w:pStyle w:val="DefinitionTerm"/>
-      </w:pPr>
-      <w:r>
-        <w:t xml:space="preserve">Kennzahlen</w:t>
-      </w:r>
-    </w:p>
-    <w:p>
-      <w:pPr>
-        <w:pStyle w:val="Definition"/>
-      </w:pPr>
-      <w:r>
-        <w:t xml:space="preserve">383 Instanzen mit je 5 bis 10 Tripeln (im Mittel 5.6)</w:t>
-      </w:r>
-    </w:p>
-    <w:p>
-      <w:pPr>
-        <w:pStyle w:val="DefinitionTerm"/>
-      </w:pPr>
-      <w:r>
-        <w:t xml:space="preserve">Datenzugriff</w:t>
-      </w:r>
-    </w:p>
-    <w:p>
-      <w:pPr>
-        <w:pStyle w:val="Definition"/>
-      </w:pPr>
-      <w:hyperlink r:id="rId98">
-        <w:r>
-          <w:rPr>
-            <w:rStyle w:val="Hyperlink"/>
-          </w:rPr>
-          <w:t xml:space="preserve">SPARQL-Dienst</w:t>
-        </w:r>
-      </w:hyperlink>
-    </w:p>
-    <w:bookmarkEnd w:id="99"/>
-    <w:bookmarkStart w:id="110" w:name="sec-nodeshape-personshape-properties"/>
-    <w:p>
-      <w:pPr>
-        <w:pStyle w:val="berschrift3"/>
-      </w:pPr>
-      <w:r>
-        <w:t xml:space="preserve">3.5.2 Eigenschaften</w:t>
-      </w:r>
-    </w:p>
-    <w:tbl>
-      <w:tblPr>
-        <w:tblStyle w:val="Table"/>
-        <w:tblW w:type="pct" w:w="4961"/>
-        <w:tblLayout w:type="fixed"/>
-        <w:tblLook w:firstRow="1" w:lastRow="0" w:firstColumn="0" w:lastColumn="0" w:noHBand="0" w:noVBand="0" w:val="0020"/>
-      </w:tblPr>
-      <w:tblGrid>
-        <w:gridCol w:w="3376"/>
-        <w:gridCol w:w="3560"/>
-        <w:gridCol w:w="920"/>
-      </w:tblGrid>
-      <w:tr>
-        <w:trPr>
-          <w:tblHeader w:val="on"/>
-        </w:trPr>
-        <w:tc>
-          <w:tcPr/>
-          <w:p>
-            <w:pPr>
-              <w:pStyle w:val="Compact"/>
-              <w:jc w:val="left"/>
-            </w:pPr>
-            <w:r>
-              <w:t xml:space="preserve">Beschreibung</w:t>
-            </w:r>
-          </w:p>
-        </w:tc>
-        <w:tc>
-          <w:tcPr/>
-          <w:p>
-            <w:pPr>
-              <w:pStyle w:val="Compact"/>
-              <w:jc w:val="left"/>
-            </w:pPr>
-            <w:r>
-              <w:t xml:space="preserve">Details</w:t>
-            </w:r>
-          </w:p>
-        </w:tc>
-        <w:tc>
-          <w:tcPr/>
-          <w:p>
-            <w:pPr>
-              <w:pStyle w:val="Compact"/>
-              <w:jc w:val="right"/>
-            </w:pPr>
-            <w:r>
-              <w:t xml:space="preserve">Kardinalität</w:t>
-            </w:r>
-          </w:p>
-        </w:tc>
-      </w:tr>
-      <w:tr>
-        <w:tc>
-          <w:tcPr/>
-          <w:p>
-            <w:pPr>
-              <w:pStyle w:val="Compact"/>
-              <w:jc w:val="left"/>
-            </w:pPr>
-            <w:r>
-              <w:rPr>
-                <w:b/>
-                <w:bCs/>
-              </w:rPr>
-              <w:t xml:space="preserve">Vorname</w:t>
-            </w:r>
-            <w:r>
-              <w:t xml:space="preserve"> </w:t>
-            </w:r>
-            <w:r>
-              <w:t xml:space="preserve">(</w:t>
-            </w:r>
-            <w:hyperlink r:id="rId100">
-              <w:r>
-                <w:rPr>
-                  <w:rStyle w:val="Hyperlink"/>
-                </w:rPr>
-                <w:t xml:space="preserve">schema:givenName</w:t>
-              </w:r>
-            </w:hyperlink>
-            <w:r>
-              <w:t xml:space="preserve">):</w:t>
-            </w:r>
-            <w:r>
-              <w:t xml:space="preserve"> </w:t>
-            </w:r>
-            <w:r>
-              <w:t xml:space="preserve">Jede Person muss einen Vornamen haben.</w:t>
-            </w:r>
-          </w:p>
-        </w:tc>
-        <w:tc>
-          <w:tcPr/>
-          <w:p>
-            <w:pPr>
-              <w:pStyle w:val="Compact"/>
-              <w:numPr>
-                <w:ilvl w:val="0"/>
-                <w:numId w:val="1015"/>
-              </w:numPr>
-              <w:jc w:val="left"/>
-            </w:pPr>
-            <w:r>
-              <w:t xml:space="preserve">Typ: Zeichenkette</w:t>
-            </w:r>
-            <w:r>
-              <w:t xml:space="preserve"> </w:t>
-            </w:r>
-            <w:r>
-              <w:t xml:space="preserve">(</w:t>
-            </w:r>
-            <w:hyperlink r:id="rId64">
-              <w:r>
-                <w:rPr>
-                  <w:rStyle w:val="Hyperlink"/>
-                </w:rPr>
-                <w:t xml:space="preserve">xsd:string</w:t>
-              </w:r>
-            </w:hyperlink>
-            <w:r>
-              <w:t xml:space="preserve">)</w:t>
-            </w:r>
-          </w:p>
-        </w:tc>
-        <w:tc>
-          <w:tcPr/>
-          <w:p>
-            <w:pPr>
-              <w:pStyle w:val="Compact"/>
-              <w:jc w:val="right"/>
-            </w:pPr>
-            <w:r>
-              <w:t xml:space="preserve">1..1</w:t>
-            </w:r>
-          </w:p>
-        </w:tc>
-      </w:tr>
-      <w:tr>
-        <w:tc>
-          <w:tcPr/>
-          <w:p>
-            <w:pPr>
-              <w:pStyle w:val="Compact"/>
-              <w:jc w:val="left"/>
-            </w:pPr>
-            <w:r>
-              <w:rPr>
-                <w:b/>
-                <w:bCs/>
-              </w:rPr>
-              <w:t xml:space="preserve">Nachname</w:t>
-            </w:r>
-            <w:r>
-              <w:t xml:space="preserve"> </w:t>
-            </w:r>
-            <w:r>
-              <w:t xml:space="preserve">(</w:t>
-            </w:r>
-            <w:hyperlink r:id="rId101">
-              <w:r>
-                <w:rPr>
-                  <w:rStyle w:val="Hyperlink"/>
-                </w:rPr>
-                <w:t xml:space="preserve">schema:familyName</w:t>
-              </w:r>
-            </w:hyperlink>
-            <w:r>
-              <w:t xml:space="preserve">):</w:t>
-            </w:r>
-            <w:r>
-              <w:t xml:space="preserve"> </w:t>
-            </w:r>
-            <w:r>
-              <w:t xml:space="preserve">Jede Person muss einen Nachnamen haben.</w:t>
-            </w:r>
-          </w:p>
-        </w:tc>
-        <w:tc>
-          <w:tcPr/>
-          <w:p>
-            <w:pPr>
-              <w:pStyle w:val="Compact"/>
-              <w:numPr>
-                <w:ilvl w:val="0"/>
-                <w:numId w:val="1016"/>
-              </w:numPr>
-              <w:jc w:val="left"/>
-            </w:pPr>
-            <w:r>
-              <w:t xml:space="preserve">Typ: Zeichenkette</w:t>
-            </w:r>
-            <w:r>
-              <w:t xml:space="preserve"> </w:t>
-            </w:r>
-            <w:r>
-              <w:t xml:space="preserve">(</w:t>
-            </w:r>
-            <w:hyperlink r:id="rId64">
-              <w:r>
-                <w:rPr>
-                  <w:rStyle w:val="Hyperlink"/>
-                </w:rPr>
-                <w:t xml:space="preserve">xsd:string</w:t>
-              </w:r>
-            </w:hyperlink>
-            <w:r>
-              <w:t xml:space="preserve">)</w:t>
-            </w:r>
-          </w:p>
-        </w:tc>
-        <w:tc>
-          <w:tcPr/>
-          <w:p>
-            <w:pPr>
-              <w:pStyle w:val="Compact"/>
-              <w:jc w:val="right"/>
-            </w:pPr>
-            <w:r>
-              <w:t xml:space="preserve">1..1</w:t>
-            </w:r>
-          </w:p>
-        </w:tc>
-      </w:tr>
-      <w:tr>
-        <w:tc>
-          <w:tcPr/>
-          <w:p>
-            <w:pPr>
-              <w:pStyle w:val="Compact"/>
-              <w:jc w:val="left"/>
-            </w:pPr>
-            <w:r>
-              <w:rPr>
-                <w:b/>
-                <w:bCs/>
-              </w:rPr>
-              <w:t xml:space="preserve">E-Mail-Adresse</w:t>
-            </w:r>
-            <w:r>
-              <w:t xml:space="preserve"> </w:t>
-            </w:r>
-            <w:r>
-              <w:t xml:space="preserve">(</w:t>
-            </w:r>
-            <w:hyperlink r:id="rId102">
-              <w:r>
-                <w:rPr>
-                  <w:rStyle w:val="Hyperlink"/>
-                </w:rPr>
-                <w:t xml:space="preserve">schema:email</w:t>
-              </w:r>
-            </w:hyperlink>
-            <w:r>
-              <w:t xml:space="preserve">): Falls</w:t>
-            </w:r>
-            <w:r>
-              <w:t xml:space="preserve"> </w:t>
-            </w:r>
-            <w:r>
-              <w:t xml:space="preserve">angegeben, muss die E-Mail-Adresse einem</w:t>
-            </w:r>
-            <w:r>
-              <w:t xml:space="preserve"> </w:t>
-            </w:r>
-            <w:r>
-              <w:t xml:space="preserve">Standardformat entsprechen.</w:t>
-            </w:r>
-          </w:p>
-        </w:tc>
-        <w:tc>
-          <w:tcPr/>
-          <w:p>
-            <w:pPr>
-              <w:pStyle w:val="Compact"/>
-              <w:numPr>
-                <w:ilvl w:val="0"/>
-                <w:numId w:val="1017"/>
-              </w:numPr>
-              <w:jc w:val="left"/>
-            </w:pPr>
-            <w:r>
-              <w:t xml:space="preserve">Typ: Zeichenkette</w:t>
-            </w:r>
-            <w:r>
-              <w:t xml:space="preserve"> </w:t>
-            </w:r>
-            <w:r>
-              <w:t xml:space="preserve">(</w:t>
-            </w:r>
-            <w:hyperlink r:id="rId64">
-              <w:r>
-                <w:rPr>
-                  <w:rStyle w:val="Hyperlink"/>
-                </w:rPr>
-                <w:t xml:space="preserve">xsd:string</w:t>
-              </w:r>
-            </w:hyperlink>
-            <w:r>
-              <w:t xml:space="preserve">)</w:t>
-            </w:r>
-          </w:p>
-          <w:p>
-            <w:pPr>
-              <w:pStyle w:val="Compact"/>
-              <w:numPr>
-                <w:ilvl w:val="0"/>
-                <w:numId w:val="1017"/>
-              </w:numPr>
-              <w:jc w:val="left"/>
-            </w:pPr>
-            <w:r>
-              <w:t xml:space="preserve">Muster:</w:t>
-            </w:r>
-            <w:r>
-              <w:t xml:space="preserve"> </w:t>
-            </w:r>
-            <w:r>
-              <w:rPr>
-                <w:rStyle w:val="VerbatimChar"/>
-              </w:rPr>
-              <w:t xml:space="preserve">^.+@.+\..+$</w:t>
-            </w:r>
-            <w:r>
-              <w:t xml:space="preserve"> </w:t>
-            </w:r>
-            <w:r>
-              <w:t xml:space="preserve">(</w:t>
-            </w:r>
-            <w:r>
-              <w:rPr>
-                <w:rStyle w:val="VerbatimChar"/>
-              </w:rPr>
-              <w:t xml:space="preserve">i</w:t>
-            </w:r>
-            <w:r>
-              <w:t xml:space="preserve">)</w:t>
-            </w:r>
-          </w:p>
-          <w:p>
-            <w:pPr>
-              <w:pStyle w:val="Compact"/>
-              <w:numPr>
-                <w:ilvl w:val="0"/>
-                <w:numId w:val="1017"/>
-              </w:numPr>
-              <w:jc w:val="left"/>
-            </w:pPr>
-            <w:r>
-              <w:t xml:space="preserve">Länge: ≤ 254 Zeichen</w:t>
-            </w:r>
-          </w:p>
-          <w:p>
-            <w:pPr>
-              <w:pStyle w:val="Compact"/>
-              <w:numPr>
-                <w:ilvl w:val="0"/>
-                <w:numId w:val="1017"/>
-              </w:numPr>
-              <w:jc w:val="left"/>
-            </w:pPr>
-            <w:r>
-              <w:t xml:space="preserve">Schweregrad: Warnung</w:t>
-            </w:r>
-          </w:p>
-        </w:tc>
-        <w:tc>
-          <w:tcPr/>
-          <w:p>
-            <w:pPr>
-              <w:pStyle w:val="Compact"/>
-              <w:jc w:val="right"/>
-            </w:pPr>
-            <w:r>
-              <w:t xml:space="preserve">0..*</w:t>
-            </w:r>
-          </w:p>
-        </w:tc>
-      </w:tr>
-      <w:tr>
-        <w:tc>
-          <w:tcPr/>
-          <w:p>
-            <w:pPr>
-              <w:pStyle w:val="Compact"/>
-              <w:jc w:val="left"/>
-            </w:pPr>
-            <w:r>
-              <w:rPr>
-                <w:b/>
-                <w:bCs/>
-              </w:rPr>
-              <w:t xml:space="preserve">Geburtsdatum</w:t>
-            </w:r>
-            <w:r>
-              <w:t xml:space="preserve"> </w:t>
-            </w:r>
-            <w:r>
-              <w:t xml:space="preserve">(</w:t>
-            </w:r>
-            <w:hyperlink r:id="rId103">
-              <w:r>
-                <w:rPr>
-                  <w:rStyle w:val="Hyperlink"/>
-                </w:rPr>
-                <w:t xml:space="preserve">schema:birthDate</w:t>
-              </w:r>
-            </w:hyperlink>
-            <w:r>
-              <w:t xml:space="preserve">):</w:t>
-            </w:r>
-            <w:r>
-              <w:t xml:space="preserve"> </w:t>
-            </w:r>
-            <w:r>
-              <w:t xml:space="preserve">Eine Person sollte ein gültiges Geburtsdatum haben.</w:t>
-            </w:r>
-          </w:p>
-        </w:tc>
-        <w:tc>
-          <w:tcPr/>
-          <w:p>
-            <w:pPr>
-              <w:pStyle w:val="Compact"/>
-              <w:numPr>
-                <w:ilvl w:val="0"/>
-                <w:numId w:val="1018"/>
-              </w:numPr>
-              <w:jc w:val="left"/>
-            </w:pPr>
-            <w:r>
-              <w:t xml:space="preserve">Typ: Datum</w:t>
-            </w:r>
-            <w:r>
-              <w:t xml:space="preserve"> </w:t>
-            </w:r>
-            <w:r>
-              <w:t xml:space="preserve">(</w:t>
-            </w:r>
-            <w:hyperlink r:id="rId104">
-              <w:r>
-                <w:rPr>
-                  <w:rStyle w:val="Hyperlink"/>
-                </w:rPr>
-                <w:t xml:space="preserve">xsd:date</w:t>
-              </w:r>
-            </w:hyperlink>
-            <w:r>
-              <w:t xml:space="preserve">)</w:t>
-            </w:r>
-          </w:p>
-          <w:p>
-            <w:pPr>
-              <w:pStyle w:val="Compact"/>
-              <w:numPr>
-                <w:ilvl w:val="0"/>
-                <w:numId w:val="1018"/>
-              </w:numPr>
-              <w:jc w:val="left"/>
-            </w:pPr>
-            <w:r>
-              <w:t xml:space="preserve">Wertebereich: ≥ 1900-01-01, ≤ 2025-12-31</w:t>
-            </w:r>
-          </w:p>
-          <w:p>
-            <w:pPr>
-              <w:pStyle w:val="Compact"/>
-              <w:numPr>
-                <w:ilvl w:val="0"/>
-                <w:numId w:val="1018"/>
-              </w:numPr>
-              <w:jc w:val="left"/>
-            </w:pPr>
-            <w:r>
-              <w:t xml:space="preserve">Schweregrad: Warnung</w:t>
-            </w:r>
-          </w:p>
-        </w:tc>
-        <w:tc>
-          <w:tcPr/>
-          <w:p>
-            <w:pPr>
-              <w:pStyle w:val="Compact"/>
-              <w:jc w:val="right"/>
-            </w:pPr>
-            <w:r>
-              <w:t xml:space="preserve">0..*</w:t>
-            </w:r>
-          </w:p>
-        </w:tc>
-      </w:tr>
-      <w:tr>
-        <w:tc>
-          <w:tcPr/>
-          <w:p>
-            <w:pPr>
-              <w:pStyle w:val="Compact"/>
-              <w:jc w:val="left"/>
-            </w:pPr>
-            <w:r>
-              <w:rPr>
-                <w:b/>
-                <w:bCs/>
-              </w:rPr>
-              <w:t xml:space="preserve">Adresse</w:t>
-            </w:r>
-            <w:r>
-              <w:t xml:space="preserve"> </w:t>
-            </w:r>
-            <w:r>
-              <w:t xml:space="preserve">(</w:t>
-            </w:r>
-            <w:hyperlink r:id="rId105">
-              <w:r>
-                <w:rPr>
-                  <w:rStyle w:val="Hyperlink"/>
-                </w:rPr>
-                <w:t xml:space="preserve">schema:address</w:t>
-              </w:r>
-            </w:hyperlink>
-            <w:r>
-              <w:t xml:space="preserve">)</w:t>
-            </w:r>
-          </w:p>
-        </w:tc>
-        <w:tc>
-          <w:tcPr/>
-          <w:p>
-            <w:pPr>
-              <w:pStyle w:val="Compact"/>
-              <w:numPr>
-                <w:ilvl w:val="0"/>
-                <w:numId w:val="1019"/>
-              </w:numPr>
-              <w:jc w:val="left"/>
-            </w:pPr>
-            <w:r>
-              <w:t xml:space="preserve">Typ:</w:t>
-            </w:r>
-            <w:r>
-              <w:t xml:space="preserve"> </w:t>
-            </w:r>
-            <w:hyperlink w:anchor="sec-nodeshape-postaladdressshape">
-              <w:r>
-                <w:rPr>
-                  <w:rStyle w:val="Hyperlink"/>
-                </w:rPr>
-                <w:t xml:space="preserve">Postadresse</w:t>
-              </w:r>
-            </w:hyperlink>
-          </w:p>
-        </w:tc>
-        <w:tc>
-          <w:tcPr/>
-          <w:p>
-            <w:pPr>
-              <w:pStyle w:val="Compact"/>
-              <w:jc w:val="right"/>
-            </w:pPr>
-            <w:r>
-              <w:t xml:space="preserve">0..*</w:t>
-            </w:r>
-          </w:p>
-        </w:tc>
-      </w:tr>
-      <w:tr>
-        <w:tc>
-          <w:tcPr/>
-          <w:p>
-            <w:pPr>
-              <w:pStyle w:val="Compact"/>
-              <w:jc w:val="left"/>
-            </w:pPr>
-            <w:r>
-              <w:rPr>
-                <w:b/>
-                <w:bCs/>
-              </w:rPr>
-              <w:t xml:space="preserve">Arbeitet für</w:t>
-            </w:r>
-            <w:r>
-              <w:t xml:space="preserve"> </w:t>
-            </w:r>
-            <w:r>
-              <w:t xml:space="preserve">(</w:t>
-            </w:r>
-            <w:hyperlink r:id="rId106">
-              <w:r>
-                <w:rPr>
-                  <w:rStyle w:val="Hyperlink"/>
-                </w:rPr>
-                <w:t xml:space="preserve">schema:worksFor</w:t>
-              </w:r>
-            </w:hyperlink>
-            <w:r>
-              <w:t xml:space="preserve">): Ein</w:t>
-            </w:r>
-            <w:r>
-              <w:t xml:space="preserve"> </w:t>
-            </w:r>
-            <w:r>
-              <w:t xml:space="preserve">Mitarbeiter kann einer anderen Person unterstellt</w:t>
-            </w:r>
-            <w:r>
-              <w:t xml:space="preserve"> </w:t>
-            </w:r>
-            <w:r>
-              <w:t xml:space="preserve">sein.</w:t>
-            </w:r>
-          </w:p>
-        </w:tc>
-        <w:tc>
-          <w:tcPr/>
-          <w:p>
-            <w:pPr>
-              <w:pStyle w:val="Compact"/>
-              <w:numPr>
-                <w:ilvl w:val="0"/>
-                <w:numId w:val="1020"/>
-              </w:numPr>
-              <w:jc w:val="left"/>
-            </w:pPr>
-            <w:r>
-              <w:t xml:space="preserve">Typ:</w:t>
-            </w:r>
-            <w:r>
-              <w:t xml:space="preserve"> </w:t>
-            </w:r>
-            <w:hyperlink w:anchor="sec-nodeshape-personshape">
-              <w:r>
-                <w:rPr>
-                  <w:rStyle w:val="Hyperlink"/>
-                </w:rPr>
-                <w:t xml:space="preserve">Person</w:t>
-              </w:r>
-            </w:hyperlink>
-            <w:r>
-              <w:t xml:space="preserve"> </w:t>
-            </w:r>
-            <w:r>
-              <w:t xml:space="preserve">oder</w:t>
-            </w:r>
-            <w:r>
-              <w:t xml:space="preserve"> </w:t>
-            </w:r>
-            <w:hyperlink r:id="rId107">
-              <w:r>
-                <w:rPr>
-                  <w:rStyle w:val="Hyperlink"/>
-                </w:rPr>
-                <w:t xml:space="preserve">schema:Organization</w:t>
-              </w:r>
-            </w:hyperlink>
-          </w:p>
-        </w:tc>
-        <w:tc>
-          <w:tcPr/>
-          <w:p>
-            <w:pPr>
-              <w:pStyle w:val="Compact"/>
-              <w:jc w:val="right"/>
-            </w:pPr>
-            <w:r>
-              <w:t xml:space="preserve">0..*</w:t>
-            </w:r>
-          </w:p>
-        </w:tc>
-      </w:tr>
-      <w:tr>
-        <w:tc>
-          <w:tcPr/>
-          <w:p>
-            <w:pPr>
-              <w:pStyle w:val="Compact"/>
-              <w:jc w:val="left"/>
-            </w:pPr>
-            <w:r>
-              <w:rPr>
-                <w:b/>
-                <w:bCs/>
-              </w:rPr>
-              <w:t xml:space="preserve">Berufsbezeichnung</w:t>
-            </w:r>
-            <w:r>
-              <w:t xml:space="preserve"> </w:t>
-            </w:r>
-            <w:r>
-              <w:t xml:space="preserve">(</w:t>
-            </w:r>
-            <w:hyperlink r:id="rId108">
-              <w:r>
-                <w:rPr>
-                  <w:rStyle w:val="Hyperlink"/>
-                </w:rPr>
-                <w:t xml:space="preserve">schema:jobTitle</w:t>
-              </w:r>
-            </w:hyperlink>
-            <w:r>
-              <w:t xml:space="preserve">)</w:t>
-            </w:r>
-          </w:p>
-        </w:tc>
-        <w:tc>
-          <w:tcPr/>
-          <w:p>
-            <w:pPr>
-              <w:pStyle w:val="Compact"/>
-              <w:numPr>
-                <w:ilvl w:val="0"/>
-                <w:numId w:val="1021"/>
-              </w:numPr>
-              <w:jc w:val="left"/>
-            </w:pPr>
-            <w:r>
-              <w:t xml:space="preserve">Typ: Zeichenkette</w:t>
-            </w:r>
-            <w:r>
-              <w:t xml:space="preserve"> </w:t>
-            </w:r>
-            <w:r>
-              <w:t xml:space="preserve">(</w:t>
-            </w:r>
-            <w:hyperlink r:id="rId64">
-              <w:r>
-                <w:rPr>
-                  <w:rStyle w:val="Hyperlink"/>
-                </w:rPr>
-                <w:t xml:space="preserve">xsd:string</w:t>
-              </w:r>
-            </w:hyperlink>
-            <w:r>
-              <w:t xml:space="preserve">)</w:t>
-            </w:r>
-          </w:p>
-          <w:p>
-            <w:pPr>
-              <w:pStyle w:val="Compact"/>
-              <w:numPr>
-                <w:ilvl w:val="0"/>
-                <w:numId w:val="1021"/>
-              </w:numPr>
-              <w:jc w:val="left"/>
-            </w:pPr>
-            <w:r>
-              <w:t xml:space="preserve">Länge: 2–100 Zeichen</w:t>
-            </w:r>
-          </w:p>
-        </w:tc>
-        <w:tc>
-          <w:tcPr/>
-          <w:p>
-            <w:pPr>
-              <w:pStyle w:val="Compact"/>
-              <w:jc w:val="right"/>
-            </w:pPr>
-            <w:r>
-              <w:t xml:space="preserve">0..1</w:t>
-            </w:r>
-          </w:p>
-        </w:tc>
-      </w:tr>
-      <w:tr>
-        <w:tc>
-          <w:tcPr/>
-          <w:p>
-            <w:pPr>
-              <w:pStyle w:val="Compact"/>
-              <w:jc w:val="left"/>
-            </w:pPr>
-            <w:r>
-              <w:rPr>
-                <w:b/>
-                <w:bCs/>
-              </w:rPr>
-              <w:t xml:space="preserve">Kennt</w:t>
-            </w:r>
-            <w:r>
-              <w:t xml:space="preserve"> </w:t>
-            </w:r>
-            <w:r>
-              <w:t xml:space="preserve">(</w:t>
-            </w:r>
-            <w:hyperlink r:id="rId109">
-              <w:r>
-                <w:rPr>
-                  <w:rStyle w:val="Hyperlink"/>
-                </w:rPr>
-                <w:t xml:space="preserve">schema:knows</w:t>
-              </w:r>
-            </w:hyperlink>
-            <w:r>
-              <w:t xml:space="preserve">)</w:t>
-            </w:r>
-          </w:p>
-        </w:tc>
-        <w:tc>
-          <w:tcPr/>
-          <w:p>
-            <w:pPr>
-              <w:pStyle w:val="Compact"/>
-              <w:numPr>
-                <w:ilvl w:val="0"/>
-                <w:numId w:val="1022"/>
-              </w:numPr>
-              <w:jc w:val="left"/>
-            </w:pPr>
-            <w:r>
-              <w:t xml:space="preserve">Typ:</w:t>
-            </w:r>
-            <w:r>
-              <w:t xml:space="preserve"> </w:t>
-            </w:r>
-            <w:hyperlink w:anchor="sec-nodeshape-personshape">
-              <w:r>
-                <w:rPr>
-                  <w:rStyle w:val="Hyperlink"/>
-                </w:rPr>
-                <w:t xml:space="preserve">Person</w:t>
-              </w:r>
-            </w:hyperlink>
-          </w:p>
-        </w:tc>
-        <w:tc>
-          <w:tcPr/>
-          <w:p>
-            <w:pPr>
-              <w:pStyle w:val="Compact"/>
-              <w:jc w:val="right"/>
-            </w:pPr>
-            <w:r>
-              <w:t xml:space="preserve">0..*</w:t>
-            </w:r>
-          </w:p>
-        </w:tc>
-      </w:tr>
-    </w:tbl>
-    <w:bookmarkEnd w:id="110"/>
-    <w:bookmarkStart w:id="112" w:name="sec-nodeshape-personshape-rules"/>
-    <w:p>
-      <w:pPr>
-        <w:pStyle w:val="berschrift3"/>
-      </w:pPr>
-      <w:r>
-        <w:t xml:space="preserve">3.5.3 Regeln (SPARQL)</w:t>
-      </w:r>
-    </w:p>
-    <w:bookmarkStart w:id="111" w:name="sec-nodeshape-personshape-rule-1"/>
-    <w:p>
-      <w:pPr>
-        <w:pStyle w:val="berschrift4"/>
-      </w:pPr>
-      <w:r>
-        <w:t xml:space="preserve">3.5.3.1 Keine Selbstunterstellung</w:t>
-      </w:r>
-    </w:p>
-    <w:p>
-      <w:pPr>
-        <w:pStyle w:val="FirstParagraph"/>
-      </w:pPr>
-      <w:r>
-        <w:t xml:space="preserve">Ein Mitarbeiter kann nicht sich selbst unterstellt sein.</w:t>
-      </w:r>
-    </w:p>
-    <w:p>
-      <w:pPr>
-        <w:pStyle w:val="SourceCode"/>
-      </w:pPr>
-      <w:r>
-        <w:rPr>
-          <w:rStyle w:val="VerbatimChar"/>
-        </w:rPr>
-        <w:t xml:space="preserve">SELECT $this</w:t>
-      </w:r>
-      <w:r>
-        <w:br/>
-      </w:r>
-      <w:r>
-        <w:rPr>
-          <w:rStyle w:val="VerbatimChar"/>
-        </w:rPr>
-        <w:t xml:space="preserve">WHERE {</w:t>
-      </w:r>
-      <w:r>
-        <w:br/>
-      </w:r>
-      <w:r>
-        <w:rPr>
-          <w:rStyle w:val="VerbatimChar"/>
-        </w:rPr>
-        <w:t xml:space="preserve">    $this schema:worksFor $this .</w:t>
-      </w:r>
-      <w:r>
-        <w:br/>
-      </w:r>
-      <w:r>
-        <w:rPr>
-          <w:rStyle w:val="VerbatimChar"/>
-        </w:rPr>
-        <w:t xml:space="preserve">}</w:t>
-      </w:r>
-    </w:p>
-    <w:bookmarkEnd w:id="111"/>
-    <w:bookmarkEnd w:id="112"/>
-    <w:bookmarkEnd w:id="113"/>
-    <w:bookmarkStart w:id="127" w:name="sec-nodeshape-postaladdressshape"/>
-    <w:p>
-      <w:pPr>
-        <w:pStyle w:val="berschrift2"/>
-      </w:pPr>
-      <w:r>
-        <w:t xml:space="preserve">3.6 Postadresse</w:t>
-      </w:r>
-    </w:p>
-    <w:p>
-      <w:pPr>
-        <w:pStyle w:val="FirstParagraph"/>
-      </w:pPr>
-      <w:r>
-        <w:t xml:space="preserve">Die Postadresse einer Person.</w:t>
-      </w:r>
-    </w:p>
-    <w:p>
-      <w:pPr>
-        <w:pStyle w:val="Textkrper"/>
-      </w:pPr>
-      <w:r>
-        <w:t xml:space="preserve">Adressen folgen dem Aufbau von schema.org und nicht dem Schweizer Adressstandard eCH-0010, da der Datensatz überwiegend ausländische Adressen enthält. Postleitzahlen werden deshalb nur auf ein plausibles Format geprüft, nicht gegen ein Verzeichnis.</w:t>
-      </w:r>
-    </w:p>
-    <w:bookmarkStart w:id="117" w:name="Xf875252aad1b3a425685d2837dfb16e5026bccf"/>
-    <w:p>
-      <w:pPr>
-        <w:pStyle w:val="berschrift3"/>
-      </w:pPr>
-      <w:r>
-        <w:t xml:space="preserve">3.6.1 Übersicht</w:t>
-      </w:r>
-    </w:p>
-    <w:p>
-      <w:pPr>
-        <w:pStyle w:val="DefinitionTerm"/>
-      </w:pPr>
-      <w:r>
-        <w:t xml:space="preserve">Shape</w:t>
-      </w:r>
-    </w:p>
-    <w:p>
-      <w:pPr>
-        <w:pStyle w:val="Definition"/>
-      </w:pPr>
-      <w:hyperlink r:id="rId114">
-        <w:r>
-          <w:rPr>
-            <w:rStyle w:val="Hyperlink"/>
-          </w:rPr>
-          <w:t xml:space="preserve">:PostalAddressShape</w:t>
-        </w:r>
-      </w:hyperlink>
-    </w:p>
-    <w:p>
-      <w:pPr>
-        <w:pStyle w:val="DefinitionTerm"/>
-      </w:pPr>
-      <w:r>
-        <w:t xml:space="preserve">Zielklasse</w:t>
-      </w:r>
-    </w:p>
-    <w:p>
-      <w:pPr>
-        <w:pStyle w:val="Definition"/>
-      </w:pPr>
-      <w:hyperlink r:id="rId115">
-        <w:r>
-          <w:rPr>
-            <w:rStyle w:val="Hyperlink"/>
-          </w:rPr>
-          <w:t xml:space="preserve">schema:PostalAddress</w:t>
-        </w:r>
-      </w:hyperlink>
-    </w:p>
-    <w:p>
-      <w:pPr>
-        <w:pStyle w:val="DefinitionTerm"/>
-      </w:pPr>
-      <w:r>
-        <w:t xml:space="preserve">Geschlossen</w:t>
-      </w:r>
-    </w:p>
-    <w:p>
-      <w:pPr>
-        <w:pStyle w:val="Definition"/>
-      </w:pPr>
-      <w:r>
-        <w:t xml:space="preserve">Ja (nur die aufgeführten Eigenschaften zulässig)</w:t>
-      </w:r>
-    </w:p>
-    <w:p>
-      <w:pPr>
-        <w:pStyle w:val="DefinitionTerm"/>
-      </w:pPr>
-      <w:r>
-        <w:t xml:space="preserve">Kennzahlen</w:t>
-      </w:r>
-    </w:p>
-    <w:p>
-      <w:pPr>
-        <w:pStyle w:val="Definition"/>
-      </w:pPr>
-      <w:r>
-        <w:t xml:space="preserve">67 Instanzen mit je 6 bis 8 Tripeln (im Mittel 7.5)</w:t>
-      </w:r>
-    </w:p>
-    <w:p>
-      <w:pPr>
-        <w:pStyle w:val="DefinitionTerm"/>
-      </w:pPr>
-      <w:r>
-        <w:t xml:space="preserve">Datenzugriff</w:t>
-      </w:r>
-    </w:p>
-    <w:p>
-      <w:pPr>
-        <w:pStyle w:val="Definition"/>
-      </w:pPr>
-      <w:hyperlink r:id="rId116">
-        <w:r>
-          <w:rPr>
-            <w:rStyle w:val="Hyperlink"/>
-          </w:rPr>
-          <w:t xml:space="preserve">SPARQL-Dienst</w:t>
-        </w:r>
-      </w:hyperlink>
-    </w:p>
-    <w:bookmarkEnd w:id="117"/>
-    <w:bookmarkStart w:id="126" w:name="X94841f346bc9e44ac9d6b39aeccedc95e7957c8"/>
-    <w:p>
-      <w:pPr>
-        <w:pStyle w:val="berschrift3"/>
-      </w:pPr>
-      <w:r>
-        <w:t xml:space="preserve">3.6.2 Eigenschaften</w:t>
-      </w:r>
-    </w:p>
-    <w:tbl>
-      <w:tblPr>
-        <w:tblStyle w:val="Table"/>
-        <w:tblW w:type="pct" w:w="4964"/>
-        <w:tblLayout w:type="fixed"/>
-        <w:tblLook w:firstRow="1" w:lastRow="0" w:firstColumn="0" w:lastColumn="0" w:noHBand="0" w:noVBand="0" w:val="0020"/>
-      </w:tblPr>
-      <w:tblGrid>
-        <w:gridCol w:w="3703"/>
-        <w:gridCol w:w="3304"/>
-        <w:gridCol w:w="854"/>
-      </w:tblGrid>
-      <w:tr>
-        <w:trPr>
-          <w:tblHeader w:val="on"/>
-        </w:trPr>
-        <w:tc>
-          <w:tcPr/>
-          <w:p>
-            <w:pPr>
-              <w:pStyle w:val="Compact"/>
-              <w:jc w:val="left"/>
-            </w:pPr>
-            <w:r>
-              <w:t xml:space="preserve">Beschreibung</w:t>
-            </w:r>
-          </w:p>
-        </w:tc>
-        <w:tc>
-          <w:tcPr/>
-          <w:p>
-            <w:pPr>
-              <w:pStyle w:val="Compact"/>
-              <w:jc w:val="left"/>
-            </w:pPr>
-            <w:r>
-              <w:t xml:space="preserve">Details</w:t>
-            </w:r>
-          </w:p>
-        </w:tc>
-        <w:tc>
-          <w:tcPr/>
-          <w:p>
-            <w:pPr>
-              <w:pStyle w:val="Compact"/>
-              <w:jc w:val="right"/>
-            </w:pPr>
-            <w:r>
-              <w:t xml:space="preserve">Kardinalität</w:t>
-            </w:r>
-          </w:p>
-        </w:tc>
-      </w:tr>
-      <w:tr>
-        <w:tc>
-          <w:tcPr/>
-          <w:p>
-            <w:pPr>
-              <w:pStyle w:val="Compact"/>
-              <w:jc w:val="left"/>
-            </w:pPr>
-            <w:r>
-              <w:rPr>
-                <w:b/>
-                <w:bCs/>
-              </w:rPr>
-              <w:t xml:space="preserve">Strasse und Hausnummer</w:t>
-            </w:r>
-            <w:r>
-              <w:t xml:space="preserve"> </w:t>
-            </w:r>
-            <w:r>
-              <w:t xml:space="preserve">(</w:t>
-            </w:r>
-            <w:hyperlink r:id="rId118">
-              <w:r>
-                <w:rPr>
-                  <w:rStyle w:val="Hyperlink"/>
-                </w:rPr>
-                <w:t xml:space="preserve">schema:streetAddress</w:t>
-              </w:r>
-            </w:hyperlink>
-            <w:r>
-              <w:t xml:space="preserve">)</w:t>
-            </w:r>
-          </w:p>
-        </w:tc>
-        <w:tc>
-          <w:tcPr/>
-          <w:p>
-            <w:pPr>
-              <w:pStyle w:val="Compact"/>
-              <w:numPr>
-                <w:ilvl w:val="0"/>
-                <w:numId w:val="1023"/>
-              </w:numPr>
-              <w:jc w:val="left"/>
-            </w:pPr>
-            <w:r>
-              <w:t xml:space="preserve">Typ: Zeichenkette</w:t>
-            </w:r>
-            <w:r>
-              <w:t xml:space="preserve"> </w:t>
-            </w:r>
-            <w:r>
-              <w:t xml:space="preserve">(</w:t>
-            </w:r>
-            <w:hyperlink r:id="rId64">
-              <w:r>
-                <w:rPr>
-                  <w:rStyle w:val="Hyperlink"/>
-                </w:rPr>
-                <w:t xml:space="preserve">xsd:string</w:t>
-              </w:r>
-            </w:hyperlink>
-            <w:r>
-              <w:t xml:space="preserve">)</w:t>
-            </w:r>
-          </w:p>
-          <w:p>
-            <w:pPr>
-              <w:pStyle w:val="Compact"/>
-              <w:numPr>
-                <w:ilvl w:val="0"/>
-                <w:numId w:val="1023"/>
-              </w:numPr>
-              <w:jc w:val="left"/>
-            </w:pPr>
-            <w:r>
-              <w:t xml:space="preserve">Länge: 3–100 Zeichen</w:t>
-            </w:r>
-          </w:p>
-          <w:p>
-            <w:pPr>
-              <w:pStyle w:val="Compact"/>
-              <w:numPr>
-                <w:ilvl w:val="0"/>
-                <w:numId w:val="1023"/>
-              </w:numPr>
-              <w:jc w:val="left"/>
-            </w:pPr>
-            <w:r>
-              <w:t xml:space="preserve">Beispiele: Schwarzenburgstrasse 165</w:t>
-            </w:r>
-          </w:p>
-        </w:tc>
-        <w:tc>
-          <w:tcPr/>
-          <w:p>
-            <w:pPr>
-              <w:pStyle w:val="Compact"/>
-              <w:jc w:val="right"/>
-            </w:pPr>
-            <w:r>
-              <w:t xml:space="preserve">1..1</w:t>
-            </w:r>
-          </w:p>
-        </w:tc>
-      </w:tr>
-      <w:tr>
-        <w:tc>
-          <w:tcPr/>
-          <w:p>
-            <w:pPr>
-              <w:pStyle w:val="Compact"/>
-              <w:jc w:val="left"/>
-            </w:pPr>
-            <w:r>
-              <w:rPr>
-                <w:b/>
-                <w:bCs/>
-              </w:rPr>
-              <w:t xml:space="preserve">Postleitzahl</w:t>
-            </w:r>
-            <w:r>
-              <w:t xml:space="preserve"> </w:t>
-            </w:r>
-            <w:r>
-              <w:t xml:space="preserve">(</w:t>
-            </w:r>
-            <w:hyperlink r:id="rId119">
-              <w:r>
-                <w:rPr>
-                  <w:rStyle w:val="Hyperlink"/>
-                </w:rPr>
-                <w:t xml:space="preserve">schema:postalCode</w:t>
-              </w:r>
-            </w:hyperlink>
-            <w:r>
-              <w:t xml:space="preserve">):</w:t>
-            </w:r>
-            <w:r>
-              <w:t xml:space="preserve"> </w:t>
-            </w:r>
-            <w:r>
-              <w:t xml:space="preserve">Buchstaben, Ziffern, Leerzeichen und Bindestriche, zwei bis</w:t>
-            </w:r>
-            <w:r>
-              <w:t xml:space="preserve"> </w:t>
-            </w:r>
-            <w:r>
-              <w:t xml:space="preserve">zehn Zeichen.</w:t>
-            </w:r>
-          </w:p>
-        </w:tc>
-        <w:tc>
-          <w:tcPr/>
-          <w:p>
-            <w:pPr>
-              <w:pStyle w:val="Compact"/>
-              <w:numPr>
-                <w:ilvl w:val="0"/>
-                <w:numId w:val="1024"/>
-              </w:numPr>
-              <w:jc w:val="left"/>
-            </w:pPr>
-            <w:r>
-              <w:t xml:space="preserve">Typ: Zeichenkette</w:t>
-            </w:r>
-            <w:r>
-              <w:t xml:space="preserve"> </w:t>
-            </w:r>
-            <w:r>
-              <w:t xml:space="preserve">(</w:t>
-            </w:r>
-            <w:hyperlink r:id="rId64">
-              <w:r>
-                <w:rPr>
-                  <w:rStyle w:val="Hyperlink"/>
-                </w:rPr>
-                <w:t xml:space="preserve">xsd:string</w:t>
-              </w:r>
-            </w:hyperlink>
-            <w:r>
-              <w:t xml:space="preserve">)</w:t>
-            </w:r>
-          </w:p>
-          <w:p>
-            <w:pPr>
-              <w:pStyle w:val="Compact"/>
-              <w:numPr>
-                <w:ilvl w:val="0"/>
-                <w:numId w:val="1024"/>
-              </w:numPr>
-              <w:jc w:val="left"/>
-            </w:pPr>
-            <w:r>
-              <w:t xml:space="preserve">Muster:</w:t>
-            </w:r>
-            <w:r>
-              <w:t xml:space="preserve"> </w:t>
-            </w:r>
-            <w:r>
-              <w:rPr>
-                <w:rStyle w:val="VerbatimChar"/>
-              </w:rPr>
-              <w:t xml:space="preserve">^[A-Za-z0-9][A-Za-z0-9 -]{1,9}$</w:t>
-            </w:r>
-          </w:p>
-          <w:p>
-            <w:pPr>
-              <w:pStyle w:val="Compact"/>
-              <w:numPr>
-                <w:ilvl w:val="0"/>
-                <w:numId w:val="1024"/>
-              </w:numPr>
-              <w:jc w:val="left"/>
-            </w:pPr>
-            <w:r>
-              <w:t xml:space="preserve">Schweregrad: Warnung</w:t>
-            </w:r>
-          </w:p>
-        </w:tc>
-        <w:tc>
-          <w:tcPr/>
-          <w:p>
-            <w:pPr>
-              <w:pStyle w:val="Compact"/>
-              <w:jc w:val="right"/>
-            </w:pPr>
-            <w:r>
-              <w:t xml:space="preserve">0..1</w:t>
-            </w:r>
-          </w:p>
-        </w:tc>
-      </w:tr>
-      <w:tr>
-        <w:tc>
-          <w:tcPr/>
-          <w:p>
-            <w:pPr>
-              <w:pStyle w:val="Compact"/>
-              <w:jc w:val="left"/>
-            </w:pPr>
-            <w:r>
-              <w:rPr>
-                <w:b/>
-                <w:bCs/>
-              </w:rPr>
-              <w:t xml:space="preserve">Ort</w:t>
-            </w:r>
-            <w:r>
-              <w:t xml:space="preserve"> </w:t>
-            </w:r>
-            <w:r>
-              <w:t xml:space="preserve">(</w:t>
-            </w:r>
-            <w:hyperlink r:id="rId120">
-              <w:r>
-                <w:rPr>
-                  <w:rStyle w:val="Hyperlink"/>
-                </w:rPr>
-                <w:t xml:space="preserve">schema:addressLocality</w:t>
-              </w:r>
-            </w:hyperlink>
-            <w:r>
-              <w:t xml:space="preserve">):</w:t>
-            </w:r>
-            <w:r>
-              <w:t xml:space="preserve"> </w:t>
-            </w:r>
-            <w:r>
-              <w:t xml:space="preserve">Jede Adresse braucht genau einen Ort.</w:t>
-            </w:r>
-          </w:p>
-        </w:tc>
-        <w:tc>
-          <w:tcPr/>
-          <w:p>
-            <w:pPr>
-              <w:pStyle w:val="Compact"/>
-              <w:numPr>
-                <w:ilvl w:val="0"/>
-                <w:numId w:val="1025"/>
-              </w:numPr>
-              <w:jc w:val="left"/>
-            </w:pPr>
-            <w:r>
-              <w:t xml:space="preserve">Typ: Zeichenkette</w:t>
-            </w:r>
-            <w:r>
-              <w:t xml:space="preserve"> </w:t>
-            </w:r>
-            <w:r>
-              <w:t xml:space="preserve">(</w:t>
-            </w:r>
-            <w:hyperlink r:id="rId64">
-              <w:r>
-                <w:rPr>
-                  <w:rStyle w:val="Hyperlink"/>
-                </w:rPr>
-                <w:t xml:space="preserve">xsd:string</w:t>
-              </w:r>
-            </w:hyperlink>
-            <w:r>
-              <w:t xml:space="preserve">)</w:t>
-            </w:r>
-          </w:p>
-          <w:p>
-            <w:pPr>
-              <w:pStyle w:val="Compact"/>
-              <w:numPr>
-                <w:ilvl w:val="0"/>
-                <w:numId w:val="1025"/>
-              </w:numPr>
-              <w:jc w:val="left"/>
-            </w:pPr>
-            <w:r>
-              <w:t xml:space="preserve">Länge: ≤ 100 Zeichen</w:t>
-            </w:r>
-          </w:p>
-        </w:tc>
-        <w:tc>
-          <w:tcPr/>
-          <w:p>
-            <w:pPr>
-              <w:pStyle w:val="Compact"/>
-              <w:jc w:val="right"/>
-            </w:pPr>
-            <w:r>
-              <w:t xml:space="preserve">1..1</w:t>
-            </w:r>
-          </w:p>
-        </w:tc>
-      </w:tr>
-      <w:tr>
-        <w:tc>
-          <w:tcPr/>
-          <w:p>
-            <w:pPr>
-              <w:pStyle w:val="Compact"/>
-              <w:jc w:val="left"/>
-            </w:pPr>
-            <w:r>
-              <w:rPr>
-                <w:b/>
-                <w:bCs/>
-              </w:rPr>
-              <w:t xml:space="preserve">Region</w:t>
-            </w:r>
-            <w:r>
-              <w:t xml:space="preserve"> </w:t>
-            </w:r>
-            <w:r>
-              <w:t xml:space="preserve">(</w:t>
-            </w:r>
-            <w:hyperlink r:id="rId121">
-              <w:r>
-                <w:rPr>
-                  <w:rStyle w:val="Hyperlink"/>
-                </w:rPr>
-                <w:t xml:space="preserve">schema:addressRegion</w:t>
-              </w:r>
-            </w:hyperlink>
-            <w:r>
-              <w:t xml:space="preserve">):</w:t>
-            </w:r>
-            <w:r>
-              <w:t xml:space="preserve"> </w:t>
-            </w:r>
-            <w:r>
-              <w:t xml:space="preserve">Kanton, Bundesstaat oder Provinz, sofern im Land üblich.</w:t>
-            </w:r>
-          </w:p>
-        </w:tc>
-        <w:tc>
-          <w:tcPr/>
-          <w:p>
-            <w:pPr>
-              <w:pStyle w:val="Compact"/>
-              <w:numPr>
-                <w:ilvl w:val="0"/>
-                <w:numId w:val="1026"/>
-              </w:numPr>
-              <w:jc w:val="left"/>
-            </w:pPr>
-            <w:r>
-              <w:t xml:space="preserve">Typ: Zeichenkette</w:t>
-            </w:r>
-            <w:r>
-              <w:t xml:space="preserve"> </w:t>
-            </w:r>
-            <w:r>
-              <w:t xml:space="preserve">(</w:t>
-            </w:r>
-            <w:hyperlink r:id="rId64">
-              <w:r>
-                <w:rPr>
-                  <w:rStyle w:val="Hyperlink"/>
-                </w:rPr>
-                <w:t xml:space="preserve">xsd:string</w:t>
-              </w:r>
-            </w:hyperlink>
-            <w:r>
-              <w:t xml:space="preserve">)</w:t>
-            </w:r>
-          </w:p>
-          <w:p>
-            <w:pPr>
-              <w:pStyle w:val="Compact"/>
-              <w:numPr>
-                <w:ilvl w:val="0"/>
-                <w:numId w:val="1026"/>
-              </w:numPr>
-              <w:jc w:val="left"/>
-            </w:pPr>
-            <w:r>
-              <w:t xml:space="preserve">Länge: ≤ 100 Zeichen</w:t>
-            </w:r>
-          </w:p>
-        </w:tc>
-        <w:tc>
-          <w:tcPr/>
-          <w:p>
-            <w:pPr>
-              <w:pStyle w:val="Compact"/>
-              <w:jc w:val="right"/>
-            </w:pPr>
-            <w:r>
-              <w:t xml:space="preserve">0..1</w:t>
-            </w:r>
-          </w:p>
-        </w:tc>
-      </w:tr>
-      <w:tr>
-        <w:tc>
-          <w:tcPr/>
-          <w:p>
-            <w:pPr>
-              <w:pStyle w:val="Compact"/>
-              <w:jc w:val="left"/>
-            </w:pPr>
-            <w:r>
-              <w:rPr>
-                <w:b/>
-                <w:bCs/>
-              </w:rPr>
-              <w:t xml:space="preserve">Land</w:t>
-            </w:r>
-            <w:r>
-              <w:t xml:space="preserve"> </w:t>
-            </w:r>
-            <w:r>
-              <w:t xml:space="preserve">(</w:t>
-            </w:r>
-            <w:hyperlink r:id="rId122">
-              <w:r>
-                <w:rPr>
-                  <w:rStyle w:val="Hyperlink"/>
-                </w:rPr>
-                <w:t xml:space="preserve">schema:addressCountry</w:t>
-              </w:r>
-            </w:hyperlink>
-            <w:r>
-              <w:t xml:space="preserve">):</w:t>
-            </w:r>
-            <w:r>
-              <w:t xml:space="preserve"> </w:t>
-            </w:r>
-            <w:r>
-              <w:t xml:space="preserve">Land als IRI aus dem Länderverzeichnis des Bundesarchivs auf</w:t>
-            </w:r>
-            <w:r>
-              <w:t xml:space="preserve"> </w:t>
-            </w:r>
-            <w:r>
-              <w:t xml:space="preserve">LINDAS (ISO 3166-1 alpha-3).</w:t>
-            </w:r>
-          </w:p>
-        </w:tc>
-        <w:tc>
-          <w:tcPr/>
-          <w:p>
-            <w:pPr>
-              <w:pStyle w:val="Compact"/>
-              <w:numPr>
-                <w:ilvl w:val="0"/>
-                <w:numId w:val="1027"/>
-              </w:numPr>
-              <w:jc w:val="left"/>
-            </w:pPr>
-            <w:r>
-              <w:t xml:space="preserve">Muster:</w:t>
-            </w:r>
-            <w:r>
-              <w:t xml:space="preserve"> </w:t>
-            </w:r>
-            <w:r>
-              <w:rPr>
-                <w:rStyle w:val="VerbatimChar"/>
-              </w:rPr>
-              <w:t xml:space="preserve">^https://ld\.admin\.ch/country/[A-Z]{3}$</w:t>
-            </w:r>
-          </w:p>
-          <w:p>
-            <w:pPr>
-              <w:pStyle w:val="Compact"/>
-              <w:numPr>
-                <w:ilvl w:val="0"/>
-                <w:numId w:val="1027"/>
-              </w:numPr>
-              <w:jc w:val="left"/>
-            </w:pPr>
-            <w:r>
-              <w:t xml:space="preserve">Beispiele:</w:t>
-            </w:r>
-            <w:r>
-              <w:t xml:space="preserve"> </w:t>
-            </w:r>
-            <w:hyperlink r:id="rId123">
-              <w:r>
-                <w:rPr>
-                  <w:rStyle w:val="Hyperlink"/>
-                </w:rPr>
-                <w:t xml:space="preserve">country:CHE</w:t>
-              </w:r>
-            </w:hyperlink>
-            <w:r>
-              <w:t xml:space="preserve">,</w:t>
-            </w:r>
-            <w:r>
-              <w:t xml:space="preserve"> </w:t>
-            </w:r>
-            <w:hyperlink r:id="rId124">
-              <w:r>
-                <w:rPr>
-                  <w:rStyle w:val="Hyperlink"/>
-                </w:rPr>
-                <w:t xml:space="preserve">country:FRA</w:t>
-              </w:r>
-            </w:hyperlink>
-            <w:r>
-              <w:t xml:space="preserve">,</w:t>
-            </w:r>
-            <w:r>
-              <w:t xml:space="preserve"> </w:t>
-            </w:r>
-            <w:hyperlink r:id="rId125">
-              <w:r>
-                <w:rPr>
-                  <w:rStyle w:val="Hyperlink"/>
-                </w:rPr>
-                <w:t xml:space="preserve">country:ITA</w:t>
-              </w:r>
-            </w:hyperlink>
-          </w:p>
-        </w:tc>
-        <w:tc>
-          <w:tcPr/>
-          <w:p>
-            <w:pPr>
-              <w:pStyle w:val="Compact"/>
-              <w:jc w:val="right"/>
-            </w:pPr>
-            <w:r>
-              <w:t xml:space="preserve">1..1</w:t>
-            </w:r>
-          </w:p>
-        </w:tc>
-      </w:tr>
-    </w:tbl>
-    <w:bookmarkEnd w:id="126"/>
-    <w:bookmarkEnd w:id="127"/>
-    <w:bookmarkStart w:id="141" w:name="sec-nodeshape-quantitativevalueshape"/>
-    <w:p>
-      <w:pPr>
-        <w:pStyle w:val="berschrift2"/>
-      </w:pPr>
-      <w:r>
-        <w:t xml:space="preserve">3.7 Quantitativer Wert</w:t>
-      </w:r>
-    </w:p>
-    <w:p>
-      <w:pPr>
-        <w:pStyle w:val="FirstParagraph"/>
-      </w:pPr>
-      <w:r>
-        <w:t xml:space="preserve">Ein numerischer Wert mit einer dazugehörigen Einheit.</w:t>
-      </w:r>
-    </w:p>
-    <w:p>
-      <w:pPr>
-        <w:pStyle w:val="Textkrper"/>
-      </w:pPr>
-      <w:r>
-        <w:t xml:space="preserve">Quantitative Werte werden nie als blosse Zahl erfasst, sondern immer zusammen mit einer Einheit aus dem QUDT-Vokabular. So bleibt eindeutig, ob eine Dauer in Millisekunden oder eine Dateigrösse in Bytes gemeint ist. Negative Werte sind in diesem Datensatz nicht vorgesehen.</w:t>
-      </w:r>
-    </w:p>
-    <w:bookmarkStart w:id="131" w:name="X78f593afbb200587db35193dab5ef366499966a"/>
-    <w:p>
-      <w:pPr>
-        <w:pStyle w:val="berschrift3"/>
-      </w:pPr>
-      <w:r>
-        <w:t xml:space="preserve">3.7.1 Übersicht</w:t>
-      </w:r>
-    </w:p>
-    <w:p>
-      <w:pPr>
-        <w:pStyle w:val="DefinitionTerm"/>
-      </w:pPr>
-      <w:r>
-        <w:t xml:space="preserve">Shape</w:t>
-      </w:r>
-    </w:p>
-    <w:p>
-      <w:pPr>
-        <w:pStyle w:val="Definition"/>
-      </w:pPr>
-      <w:hyperlink r:id="rId128">
-        <w:r>
-          <w:rPr>
-            <w:rStyle w:val="Hyperlink"/>
-          </w:rPr>
-          <w:t xml:space="preserve">:QuantitativeValueShape</w:t>
-        </w:r>
-      </w:hyperlink>
-    </w:p>
-    <w:p>
-      <w:pPr>
-        <w:pStyle w:val="DefinitionTerm"/>
-      </w:pPr>
-      <w:r>
-        <w:t xml:space="preserve">Zielklasse</w:t>
-      </w:r>
-    </w:p>
-    <w:p>
-      <w:pPr>
-        <w:pStyle w:val="Definition"/>
-      </w:pPr>
-      <w:hyperlink r:id="rId129">
-        <w:r>
-          <w:rPr>
-            <w:rStyle w:val="Hyperlink"/>
-          </w:rPr>
-          <w:t xml:space="preserve">schema:QuantitativeValue</w:t>
-        </w:r>
-      </w:hyperlink>
-    </w:p>
-    <w:p>
-      <w:pPr>
-        <w:pStyle w:val="DefinitionTerm"/>
-      </w:pPr>
-      <w:r>
-        <w:t xml:space="preserve">Geschlossen</w:t>
-      </w:r>
-    </w:p>
-    <w:p>
-      <w:pPr>
-        <w:pStyle w:val="Definition"/>
-      </w:pPr>
-      <w:r>
-        <w:t xml:space="preserve">Ja (nur die aufgeführten Eigenschaften zulässig)</w:t>
-      </w:r>
-    </w:p>
-    <w:p>
-      <w:pPr>
-        <w:pStyle w:val="DefinitionTerm"/>
-      </w:pPr>
-      <w:r>
-        <w:t xml:space="preserve">Kennzahlen</w:t>
-      </w:r>
-    </w:p>
-    <w:p>
-      <w:pPr>
-        <w:pStyle w:val="Definition"/>
-      </w:pPr>
-      <w:r>
-        <w:t xml:space="preserve">15401 Instanzen mit je 3 Tripeln</w:t>
-      </w:r>
-    </w:p>
-    <w:p>
-      <w:pPr>
-        <w:pStyle w:val="DefinitionTerm"/>
-      </w:pPr>
-      <w:r>
-        <w:t xml:space="preserve">Datenzugriff</w:t>
-      </w:r>
-    </w:p>
-    <w:p>
-      <w:pPr>
-        <w:pStyle w:val="Definition"/>
-      </w:pPr>
-      <w:hyperlink r:id="rId130">
-        <w:r>
-          <w:rPr>
-            <w:rStyle w:val="Hyperlink"/>
-          </w:rPr>
-          <w:t xml:space="preserve">SPARQL-Dienst</w:t>
-        </w:r>
-      </w:hyperlink>
-    </w:p>
-    <w:bookmarkEnd w:id="131"/>
-    <w:bookmarkStart w:id="140" w:name="X2e1f3b536eb29ac285cf6217bf2fada750b5fc0"/>
-    <w:p>
-      <w:pPr>
-        <w:pStyle w:val="berschrift3"/>
-      </w:pPr>
-      <w:r>
-        <w:t xml:space="preserve">3.7.2 Eigenschaften</w:t>
       </w:r>
     </w:p>
     <w:tbl>
@@ -5914,7 +2789,7 @@
                 <w:b/>
                 <w:bCs/>
               </w:rPr>
-              <w:t xml:space="preserve">Wert</w:t>
+              <w:t xml:space="preserve">Name</w:t>
             </w:r>
             <w:r>
               <w:t xml:space="preserve"> </w:t>
@@ -5922,28 +2797,22 @@
             <w:r>
               <w:t xml:space="preserve">(</w:t>
             </w:r>
-            <w:hyperlink r:id="rId132">
+            <w:hyperlink r:id="rId63">
               <w:r>
                 <w:rPr>
                   <w:rStyle w:val="Hyperlink"/>
                 </w:rPr>
-                <w:t xml:space="preserve">schema:value</w:t>
+                <w:t xml:space="preserve">schema:name</w:t>
               </w:r>
             </w:hyperlink>
             <w:r>
-              <w:t xml:space="preserve">): Ein</w:t>
+              <w:t xml:space="preserve">): Jedes</w:t>
             </w:r>
             <w:r>
               <w:t xml:space="preserve"> </w:t>
             </w:r>
             <w:r>
-              <w:t xml:space="preserve">quantitativer Wert muss genau einen numerischen</w:t>
-            </w:r>
-            <w:r>
-              <w:t xml:space="preserve"> </w:t>
-            </w:r>
-            <w:r>
-              <w:t xml:space="preserve">Wert haben.</w:t>
+              <w:t xml:space="preserve">Album muss einen Namen haben.</w:t>
             </w:r>
           </w:p>
         </w:tc>
@@ -5954,12 +2823,12 @@
               <w:pStyle w:val="Compact"/>
               <w:numPr>
                 <w:ilvl w:val="0"/>
-                <w:numId w:val="1028"/>
+                <w:numId w:val="1007"/>
               </w:numPr>
               <w:jc w:val="left"/>
             </w:pPr>
             <w:r>
-              <w:t xml:space="preserve">Typ: Dezimalzahl</w:t>
+              <w:t xml:space="preserve">Typ: Zeichenkette</w:t>
             </w:r>
             <w:r>
               <w:t xml:space="preserve"> </w:t>
@@ -5967,35 +2836,12 @@
             <w:r>
               <w:t xml:space="preserve">(</w:t>
             </w:r>
-            <w:hyperlink r:id="rId133">
+            <w:hyperlink r:id="rId64">
               <w:r>
                 <w:rPr>
                   <w:rStyle w:val="Hyperlink"/>
                 </w:rPr>
-                <w:t xml:space="preserve">xsd:decimal</w:t>
-              </w:r>
-            </w:hyperlink>
-            <w:r>
-              <w:t xml:space="preserve">)</w:t>
-            </w:r>
-            <w:r>
-              <w:t xml:space="preserve"> </w:t>
-            </w:r>
-            <w:r>
-              <w:t xml:space="preserve">oder Ganzzahl</w:t>
-            </w:r>
-            <w:r>
-              <w:t xml:space="preserve"> </w:t>
-            </w:r>
-            <w:r>
-              <w:t xml:space="preserve">(</w:t>
-            </w:r>
-            <w:hyperlink r:id="rId134">
-              <w:r>
-                <w:rPr>
-                  <w:rStyle w:val="Hyperlink"/>
-                </w:rPr>
-                <w:t xml:space="preserve">xsd:integer</w:t>
+                <w:t xml:space="preserve">xsd:string</w:t>
               </w:r>
             </w:hyperlink>
             <w:r>
@@ -6007,12 +2853,12 @@
               <w:pStyle w:val="Compact"/>
               <w:numPr>
                 <w:ilvl w:val="0"/>
-                <w:numId w:val="1028"/>
+                <w:numId w:val="1007"/>
               </w:numPr>
               <w:jc w:val="left"/>
             </w:pPr>
             <w:r>
-              <w:t xml:space="preserve">Wertebereich: ≥ 0</w:t>
+              <w:t xml:space="preserve">Länge: ≤ 200 Zeichen</w:t>
             </w:r>
           </w:p>
         </w:tc>
@@ -6042,7 +2888,7 @@
                 <w:b/>
                 <w:bCs/>
               </w:rPr>
-              <w:t xml:space="preserve">Einheitencode</w:t>
+              <w:t xml:space="preserve">Künstler</w:t>
             </w:r>
             <w:r>
               <w:t xml:space="preserve"> </w:t>
@@ -6050,12 +2896,12 @@
             <w:r>
               <w:t xml:space="preserve">(</w:t>
             </w:r>
-            <w:hyperlink r:id="rId135">
+            <w:hyperlink r:id="rId76">
               <w:r>
                 <w:rPr>
                   <w:rStyle w:val="Hyperlink"/>
                 </w:rPr>
-                <w:t xml:space="preserve">schema:unitCode</w:t>
+                <w:t xml:space="preserve">schema:byArtist</w:t>
               </w:r>
             </w:hyperlink>
             <w:r>
@@ -6065,13 +2911,13 @@
               <w:t xml:space="preserve"> </w:t>
             </w:r>
             <w:r>
-              <w:t xml:space="preserve">Ein quantitativer Wert muss seine Einheit über</w:t>
+              <w:t xml:space="preserve">Person oder Musikgruppe, die das Album erstellt</w:t>
             </w:r>
             <w:r>
               <w:t xml:space="preserve"> </w:t>
             </w:r>
             <w:r>
-              <w:t xml:space="preserve">eine unitCode-URI angeben.</w:t>
+              <w:t xml:space="preserve">hat.</w:t>
             </w:r>
           </w:p>
         </w:tc>
@@ -6082,64 +2928,39 @@
               <w:pStyle w:val="Compact"/>
               <w:numPr>
                 <w:ilvl w:val="0"/>
-                <w:numId w:val="1029"/>
+                <w:numId w:val="1008"/>
               </w:numPr>
               <w:jc w:val="left"/>
             </w:pPr>
             <w:r>
-              <w:t xml:space="preserve">Werte:</w:t>
+              <w:t xml:space="preserve">Typ:</w:t>
             </w:r>
             <w:r>
               <w:t xml:space="preserve"> </w:t>
             </w:r>
-            <w:hyperlink r:id="rId136">
+            <w:hyperlink w:anchor="sec-nodeshape-personshape">
               <w:r>
                 <w:rPr>
                   <w:rStyle w:val="Hyperlink"/>
                 </w:rPr>
-                <w:t xml:space="preserve">unit:USD</w:t>
+                <w:t xml:space="preserve">Person</w:t>
               </w:r>
             </w:hyperlink>
             <w:r>
-              <w:t xml:space="preserve">,</w:t>
-            </w:r>
-            <w:r>
               <w:t xml:space="preserve"> </w:t>
             </w:r>
-            <w:hyperlink r:id="rId137">
+            <w:r>
+              <w:t xml:space="preserve">oder</w:t>
+            </w:r>
+            <w:r>
+              <w:t xml:space="preserve"> </w:t>
+            </w:r>
+            <w:hyperlink r:id="rId77">
               <w:r>
                 <w:rPr>
                   <w:rStyle w:val="Hyperlink"/>
                 </w:rPr>
-                <w:t xml:space="preserve">unit:EA</w:t>
-              </w:r>
-            </w:hyperlink>
-            <w:r>
-              <w:t xml:space="preserve">,</w:t>
-            </w:r>
-            <w:r>
-              <w:t xml:space="preserve"> </w:t>
-            </w:r>
-            <w:hyperlink r:id="rId138">
-              <w:r>
-                <w:rPr>
-                  <w:rStyle w:val="Hyperlink"/>
-                </w:rPr>
-                <w:t xml:space="preserve">unit:BYTE</w:t>
-              </w:r>
-            </w:hyperlink>
-            <w:r>
-              <w:t xml:space="preserve">,</w:t>
-            </w:r>
-            <w:r>
-              <w:t xml:space="preserve"> </w:t>
-            </w:r>
-            <w:hyperlink r:id="rId139">
-              <w:r>
-                <w:rPr>
-                  <w:rStyle w:val="Hyperlink"/>
-                </w:rPr>
-                <w:t xml:space="preserve">unit:MilliSEC</w:t>
+                <w:t xml:space="preserve">schema:MusicGroup</w:t>
               </w:r>
             </w:hyperlink>
           </w:p>
@@ -6152,21 +2973,21 @@
               <w:jc w:val="right"/>
             </w:pPr>
             <w:r>
-              <w:t xml:space="preserve">1..1</w:t>
+              <w:t xml:space="preserve">0..*</w:t>
             </w:r>
           </w:p>
         </w:tc>
       </w:tr>
     </w:tbl>
-    <w:bookmarkEnd w:id="140"/>
-    <w:bookmarkEnd w:id="141"/>
-    <w:bookmarkStart w:id="155" w:name="sec-nodeshape-invoiceshape"/>
+    <w:bookmarkEnd w:id="78"/>
+    <w:bookmarkEnd w:id="79"/>
+    <w:bookmarkStart w:id="101" w:name="sec-nodeshape-trackshape"/>
     <w:p>
       <w:pPr>
         <w:pStyle w:val="berschrift2"/>
       </w:pPr>
       <w:r>
-        <w:t xml:space="preserve">3.8 Rechnung</w:t>
+        <w:t xml:space="preserve">3.3 Musikaufnahme</w:t>
       </w:r>
     </w:p>
     <w:p>
@@ -6174,16 +2995,16 @@
         <w:pStyle w:val="FirstParagraph"/>
       </w:pPr>
       <w:r>
-        <w:t xml:space="preserve">Ein Kaufbeleg im Chinook-Datensatz. Eine Rechnung fasst die Positionen eines Kaufs zusammen. Der Rechnungsbetrag wird nicht nur als Wert erfasst, sondern auch gegen die Summe der Positionen geprüft; Abweichungen von mehr als fünf Rappen gelten als Fehler. Rechnungen vor dem Jahr 2000 stammen aus einem Altsystem und sind in diesem Datensatz nicht zulässig.</w:t>
-      </w:r>
-    </w:p>
-    <w:bookmarkStart w:id="145" w:name="sec-nodeshape-invoiceshape-overview"/>
+        <w:t xml:space="preserve">Ein einzelner Musiktitel im Chinook-Datensatz.</w:t>
+      </w:r>
+    </w:p>
+    <w:bookmarkStart w:id="83" w:name="sec-nodeshape-trackshape-overview"/>
     <w:p>
       <w:pPr>
         <w:pStyle w:val="berschrift3"/>
       </w:pPr>
       <w:r>
-        <w:t xml:space="preserve">3.8.1 Übersicht</w:t>
+        <w:t xml:space="preserve">3.3.1 Übersicht</w:t>
       </w:r>
     </w:p>
     <w:p>
@@ -6198,12 +3019,12 @@
       <w:pPr>
         <w:pStyle w:val="Definition"/>
       </w:pPr>
-      <w:hyperlink r:id="rId142">
+      <w:hyperlink r:id="rId80">
         <w:r>
           <w:rPr>
             <w:rStyle w:val="Hyperlink"/>
           </w:rPr>
-          <w:t xml:space="preserve">:InvoiceShape</w:t>
+          <w:t xml:space="preserve">:TrackShape</w:t>
         </w:r>
       </w:hyperlink>
     </w:p>
@@ -6219,12 +3040,12 @@
       <w:pPr>
         <w:pStyle w:val="Definition"/>
       </w:pPr>
-      <w:hyperlink r:id="rId143">
+      <w:hyperlink r:id="rId81">
         <w:r>
           <w:rPr>
             <w:rStyle w:val="Hyperlink"/>
           </w:rPr>
-          <w:t xml:space="preserve">schema:Invoice</w:t>
+          <w:t xml:space="preserve">schema:MusicRecording</w:t>
         </w:r>
       </w:hyperlink>
     </w:p>
@@ -6257,7 +3078,7 @@
         <w:pStyle w:val="Definition"/>
       </w:pPr>
       <w:r>
-        <w:t xml:space="preserve">412 Instanzen mit je 8 bis 21 Tripeln (im Mittel 12.4)</w:t>
+        <w:t xml:space="preserve">3503 Instanzen mit je 10 bis 15 Tripeln (im Mittel 11.1)</w:t>
       </w:r>
     </w:p>
     <w:p>
@@ -6272,7 +3093,7 @@
       <w:pPr>
         <w:pStyle w:val="Definition"/>
       </w:pPr>
-      <w:hyperlink r:id="rId144">
+      <w:hyperlink r:id="rId82">
         <w:r>
           <w:rPr>
             <w:rStyle w:val="Hyperlink"/>
@@ -6281,27 +3102,27 @@
         </w:r>
       </w:hyperlink>
     </w:p>
-    <w:bookmarkEnd w:id="145"/>
-    <w:bookmarkStart w:id="151" w:name="sec-nodeshape-invoiceshape-properties"/>
+    <w:bookmarkEnd w:id="83"/>
+    <w:bookmarkStart w:id="100" w:name="sec-nodeshape-trackshape-properties"/>
     <w:p>
       <w:pPr>
         <w:pStyle w:val="berschrift3"/>
       </w:pPr>
       <w:r>
-        <w:t xml:space="preserve">3.8.2 Eigenschaften</w:t>
+        <w:t xml:space="preserve">3.3.2 Eigenschaften</w:t>
       </w:r>
     </w:p>
     <w:tbl>
       <w:tblPr>
         <w:tblStyle w:val="Table"/>
-        <w:tblW w:type="pct" w:w="4963"/>
+        <w:tblW w:type="pct" w:w="4967"/>
         <w:tblLayout w:type="fixed"/>
         <w:tblLook w:firstRow="1" w:lastRow="0" w:firstColumn="0" w:lastColumn="0" w:noHBand="0" w:noVBand="0" w:val="0020"/>
       </w:tblPr>
       <w:tblGrid>
-        <w:gridCol w:w="3813"/>
-        <w:gridCol w:w="3168"/>
-        <w:gridCol w:w="880"/>
+        <w:gridCol w:w="3261"/>
+        <w:gridCol w:w="3830"/>
+        <w:gridCol w:w="776"/>
       </w:tblGrid>
       <w:tr>
         <w:trPr>
@@ -6357,7 +3178,7 @@
                 <w:b/>
                 <w:bCs/>
               </w:rPr>
-              <w:t xml:space="preserve">Kunde</w:t>
+              <w:t xml:space="preserve">Name</w:t>
             </w:r>
             <w:r>
               <w:t xml:space="preserve"> </w:t>
@@ -6365,22 +3186,22 @@
             <w:r>
               <w:t xml:space="preserve">(</w:t>
             </w:r>
-            <w:hyperlink r:id="rId146">
+            <w:hyperlink r:id="rId63">
               <w:r>
                 <w:rPr>
                   <w:rStyle w:val="Hyperlink"/>
                 </w:rPr>
-                <w:t xml:space="preserve">schema:customer</w:t>
+                <w:t xml:space="preserve">schema:name</w:t>
               </w:r>
             </w:hyperlink>
             <w:r>
-              <w:t xml:space="preserve">):</w:t>
+              <w:t xml:space="preserve">): Jeder</w:t>
             </w:r>
             <w:r>
               <w:t xml:space="preserve"> </w:t>
             </w:r>
             <w:r>
-              <w:t xml:space="preserve">Eine Rechnung muss genau einem Kunden zugeordnet sein.</w:t>
+              <w:t xml:space="preserve">Titel muss einen Namen haben.</w:t>
             </w:r>
           </w:p>
         </w:tc>
@@ -6391,7 +3212,2132 @@
               <w:pStyle w:val="Compact"/>
               <w:numPr>
                 <w:ilvl w:val="0"/>
-                <w:numId w:val="1030"/>
+                <w:numId w:val="1009"/>
+              </w:numPr>
+              <w:jc w:val="left"/>
+            </w:pPr>
+            <w:r>
+              <w:t xml:space="preserve">Typ: Zeichenkette</w:t>
+            </w:r>
+            <w:r>
+              <w:t xml:space="preserve"> </w:t>
+            </w:r>
+            <w:r>
+              <w:t xml:space="preserve">(</w:t>
+            </w:r>
+            <w:hyperlink r:id="rId64">
+              <w:r>
+                <w:rPr>
+                  <w:rStyle w:val="Hyperlink"/>
+                </w:rPr>
+                <w:t xml:space="preserve">xsd:string</w:t>
+              </w:r>
+            </w:hyperlink>
+            <w:r>
+              <w:t xml:space="preserve">)</w:t>
+            </w:r>
+          </w:p>
+          <w:p>
+            <w:pPr>
+              <w:pStyle w:val="Compact"/>
+              <w:numPr>
+                <w:ilvl w:val="0"/>
+                <w:numId w:val="1009"/>
+              </w:numPr>
+              <w:jc w:val="left"/>
+            </w:pPr>
+            <w:r>
+              <w:t xml:space="preserve">Länge: 1–200 Zeichen</w:t>
+            </w:r>
+          </w:p>
+        </w:tc>
+        <w:tc>
+          <w:tcPr/>
+          <w:p>
+            <w:pPr>
+              <w:pStyle w:val="Compact"/>
+              <w:jc w:val="right"/>
+            </w:pPr>
+            <w:r>
+              <w:t xml:space="preserve">1..1</w:t>
+            </w:r>
+          </w:p>
+        </w:tc>
+      </w:tr>
+      <w:tr>
+        <w:tc>
+          <w:tcPr/>
+          <w:p>
+            <w:pPr>
+              <w:pStyle w:val="Compact"/>
+              <w:jc w:val="left"/>
+            </w:pPr>
+            <w:r>
+              <w:rPr>
+                <w:b/>
+                <w:bCs/>
+              </w:rPr>
+              <w:t xml:space="preserve">In Album</w:t>
+            </w:r>
+            <w:r>
+              <w:t xml:space="preserve"> </w:t>
+            </w:r>
+            <w:r>
+              <w:t xml:space="preserve">(</w:t>
+            </w:r>
+            <w:hyperlink r:id="rId84">
+              <w:r>
+                <w:rPr>
+                  <w:rStyle w:val="Hyperlink"/>
+                </w:rPr>
+                <w:t xml:space="preserve">schema:inAlbum</w:t>
+              </w:r>
+            </w:hyperlink>
+            <w:r>
+              <w:t xml:space="preserve">):</w:t>
+            </w:r>
+            <w:r>
+              <w:t xml:space="preserve"> </w:t>
+            </w:r>
+            <w:r>
+              <w:t xml:space="preserve">Ein Titel kann nur zu einem gültigen schema:MusicAlbum</w:t>
+            </w:r>
+            <w:r>
+              <w:t xml:space="preserve"> </w:t>
+            </w:r>
+            <w:r>
+              <w:t xml:space="preserve">gehören.</w:t>
+            </w:r>
+          </w:p>
+        </w:tc>
+        <w:tc>
+          <w:tcPr/>
+          <w:p>
+            <w:pPr>
+              <w:pStyle w:val="Compact"/>
+              <w:numPr>
+                <w:ilvl w:val="0"/>
+                <w:numId w:val="1010"/>
+              </w:numPr>
+              <w:jc w:val="left"/>
+            </w:pPr>
+            <w:r>
+              <w:t xml:space="preserve">Typ:</w:t>
+            </w:r>
+            <w:r>
+              <w:t xml:space="preserve"> </w:t>
+            </w:r>
+            <w:hyperlink w:anchor="sec-nodeshape-musicalbumshape">
+              <w:r>
+                <w:rPr>
+                  <w:rStyle w:val="Hyperlink"/>
+                </w:rPr>
+                <w:t xml:space="preserve">Musikalbum</w:t>
+              </w:r>
+            </w:hyperlink>
+          </w:p>
+        </w:tc>
+        <w:tc>
+          <w:tcPr/>
+          <w:p>
+            <w:pPr>
+              <w:pStyle w:val="Compact"/>
+              <w:jc w:val="right"/>
+            </w:pPr>
+            <w:r>
+              <w:t xml:space="preserve">0..*</w:t>
+            </w:r>
+          </w:p>
+        </w:tc>
+      </w:tr>
+      <w:tr>
+        <w:tc>
+          <w:tcPr/>
+          <w:p>
+            <w:pPr>
+              <w:pStyle w:val="Compact"/>
+              <w:jc w:val="left"/>
+            </w:pPr>
+            <w:r>
+              <w:rPr>
+                <w:b/>
+                <w:bCs/>
+              </w:rPr>
+              <w:t xml:space="preserve">Autor</w:t>
+            </w:r>
+            <w:r>
+              <w:t xml:space="preserve"> </w:t>
+            </w:r>
+            <w:r>
+              <w:t xml:space="preserve">(</w:t>
+            </w:r>
+            <w:hyperlink r:id="rId85">
+              <w:r>
+                <w:rPr>
+                  <w:rStyle w:val="Hyperlink"/>
+                </w:rPr>
+                <w:t xml:space="preserve">schema:author</w:t>
+              </w:r>
+            </w:hyperlink>
+            <w:r>
+              <w:t xml:space="preserve">): Die</w:t>
+            </w:r>
+            <w:r>
+              <w:t xml:space="preserve"> </w:t>
+            </w:r>
+            <w:r>
+              <w:t xml:space="preserve">Person oder Gruppe, die den Titel geschrieben hat.</w:t>
+            </w:r>
+          </w:p>
+        </w:tc>
+        <w:tc>
+          <w:tcPr/>
+          <w:p>
+            <w:pPr>
+              <w:pStyle w:val="Compact"/>
+            </w:pPr>
+          </w:p>
+        </w:tc>
+        <w:tc>
+          <w:tcPr/>
+          <w:p>
+            <w:pPr>
+              <w:pStyle w:val="Compact"/>
+              <w:jc w:val="right"/>
+            </w:pPr>
+            <w:r>
+              <w:t xml:space="preserve">0..*</w:t>
+            </w:r>
+          </w:p>
+        </w:tc>
+      </w:tr>
+      <w:tr>
+        <w:tc>
+          <w:tcPr/>
+          <w:p>
+            <w:pPr>
+              <w:pStyle w:val="Compact"/>
+              <w:jc w:val="left"/>
+            </w:pPr>
+            <w:r>
+              <w:rPr>
+                <w:b/>
+                <w:bCs/>
+              </w:rPr>
+              <w:t xml:space="preserve">Genre</w:t>
+            </w:r>
+            <w:r>
+              <w:t xml:space="preserve"> </w:t>
+            </w:r>
+            <w:r>
+              <w:t xml:space="preserve">(</w:t>
+            </w:r>
+            <w:hyperlink r:id="rId86">
+              <w:r>
+                <w:rPr>
+                  <w:rStyle w:val="Hyperlink"/>
+                </w:rPr>
+                <w:t xml:space="preserve">schema:genre</w:t>
+              </w:r>
+            </w:hyperlink>
+            <w:r>
+              <w:t xml:space="preserve">)</w:t>
+            </w:r>
+          </w:p>
+        </w:tc>
+        <w:tc>
+          <w:tcPr/>
+          <w:p>
+            <w:pPr>
+              <w:pStyle w:val="Compact"/>
+              <w:numPr>
+                <w:ilvl w:val="0"/>
+                <w:numId w:val="1011"/>
+              </w:numPr>
+              <w:jc w:val="left"/>
+            </w:pPr>
+            <w:r>
+              <w:t xml:space="preserve">Typ:</w:t>
+            </w:r>
+            <w:r>
+              <w:t xml:space="preserve"> </w:t>
+            </w:r>
+            <w:hyperlink w:anchor="sec-nodeshape-genreshape">
+              <w:r>
+                <w:rPr>
+                  <w:rStyle w:val="Hyperlink"/>
+                </w:rPr>
+                <w:t xml:space="preserve">Genre</w:t>
+              </w:r>
+            </w:hyperlink>
+          </w:p>
+        </w:tc>
+        <w:tc>
+          <w:tcPr/>
+          <w:p>
+            <w:pPr>
+              <w:pStyle w:val="Compact"/>
+              <w:jc w:val="right"/>
+            </w:pPr>
+            <w:r>
+              <w:t xml:space="preserve">1..1</w:t>
+            </w:r>
+          </w:p>
+        </w:tc>
+      </w:tr>
+      <w:tr>
+        <w:tc>
+          <w:tcPr/>
+          <w:p>
+            <w:pPr>
+              <w:pStyle w:val="Compact"/>
+              <w:jc w:val="left"/>
+            </w:pPr>
+            <w:r>
+              <w:rPr>
+                <w:b/>
+                <w:bCs/>
+              </w:rPr>
+              <w:t xml:space="preserve">Medientyp</w:t>
+            </w:r>
+            <w:r>
+              <w:t xml:space="preserve"> </w:t>
+            </w:r>
+            <w:r>
+              <w:t xml:space="preserve">(</w:t>
+            </w:r>
+            <w:hyperlink r:id="rId87">
+              <w:r>
+                <w:rPr>
+                  <w:rStyle w:val="Hyperlink"/>
+                </w:rPr>
+                <w:t xml:space="preserve">schema:encodingFormat</w:t>
+              </w:r>
+            </w:hyperlink>
+            <w:r>
+              <w:t xml:space="preserve">):</w:t>
+            </w:r>
+            <w:r>
+              <w:t xml:space="preserve"> </w:t>
+            </w:r>
+            <w:r>
+              <w:t xml:space="preserve">Das Dateiformat des Titels als Code der Codeliste</w:t>
+            </w:r>
+            <w:r>
+              <w:t xml:space="preserve"> </w:t>
+            </w:r>
+            <w:r>
+              <w:t xml:space="preserve">Medientypen.</w:t>
+            </w:r>
+          </w:p>
+        </w:tc>
+        <w:tc>
+          <w:tcPr/>
+          <w:p>
+            <w:pPr>
+              <w:pStyle w:val="Compact"/>
+              <w:numPr>
+                <w:ilvl w:val="0"/>
+                <w:numId w:val="1012"/>
+              </w:numPr>
+              <w:jc w:val="left"/>
+            </w:pPr>
+            <w:r>
+              <w:t xml:space="preserve">Typ:</w:t>
+            </w:r>
+            <w:r>
+              <w:t xml:space="preserve"> </w:t>
+            </w:r>
+            <w:hyperlink r:id="rId88">
+              <w:r>
+                <w:rPr>
+                  <w:rStyle w:val="Hyperlink"/>
+                </w:rPr>
+                <w:t xml:space="preserve">schema:CategoryCode</w:t>
+              </w:r>
+            </w:hyperlink>
+            <w:r>
+              <w:t xml:space="preserve"> </w:t>
+            </w:r>
+            <w:r>
+              <w:t xml:space="preserve">mit</w:t>
+            </w:r>
+            <w:r>
+              <w:t xml:space="preserve"> </w:t>
+            </w:r>
+            <w:r>
+              <w:t xml:space="preserve">folgender Auswahl:</w:t>
+            </w:r>
+          </w:p>
+          <w:p>
+            <w:pPr>
+              <w:pStyle w:val="Compact"/>
+              <w:numPr>
+                <w:ilvl w:val="1"/>
+                <w:numId w:val="1013"/>
+              </w:numPr>
+              <w:jc w:val="left"/>
+            </w:pPr>
+            <w:r>
+              <w:t xml:space="preserve">MPEG-Audiodatei</w:t>
+            </w:r>
+            <w:r>
+              <w:t xml:space="preserve"> </w:t>
+            </w:r>
+            <w:r>
+              <w:t xml:space="preserve">(</w:t>
+            </w:r>
+            <w:hyperlink r:id="rId89">
+              <w:r>
+                <w:rPr>
+                  <w:rStyle w:val="Hyperlink"/>
+                </w:rPr>
+                <w:t xml:space="preserve">media:1</w:t>
+              </w:r>
+            </w:hyperlink>
+            <w:r>
+              <w:t xml:space="preserve">)</w:t>
+            </w:r>
+          </w:p>
+          <w:p>
+            <w:pPr>
+              <w:pStyle w:val="Compact"/>
+              <w:numPr>
+                <w:ilvl w:val="1"/>
+                <w:numId w:val="1013"/>
+              </w:numPr>
+              <w:jc w:val="left"/>
+            </w:pPr>
+            <w:r>
+              <w:t xml:space="preserve">Geschützte AAC-Audiodatei</w:t>
+            </w:r>
+            <w:r>
+              <w:t xml:space="preserve"> </w:t>
+            </w:r>
+            <w:r>
+              <w:t xml:space="preserve">(</w:t>
+            </w:r>
+            <w:hyperlink r:id="rId90">
+              <w:r>
+                <w:rPr>
+                  <w:rStyle w:val="Hyperlink"/>
+                </w:rPr>
+                <w:t xml:space="preserve">media:2</w:t>
+              </w:r>
+            </w:hyperlink>
+            <w:r>
+              <w:t xml:space="preserve">)</w:t>
+            </w:r>
+          </w:p>
+          <w:p>
+            <w:pPr>
+              <w:pStyle w:val="Compact"/>
+              <w:numPr>
+                <w:ilvl w:val="1"/>
+                <w:numId w:val="1013"/>
+              </w:numPr>
+              <w:jc w:val="left"/>
+            </w:pPr>
+            <w:r>
+              <w:t xml:space="preserve">Geschützte MPEG-4-Videodatei</w:t>
+            </w:r>
+            <w:r>
+              <w:t xml:space="preserve"> </w:t>
+            </w:r>
+            <w:r>
+              <w:t xml:space="preserve">(</w:t>
+            </w:r>
+            <w:hyperlink r:id="rId91">
+              <w:r>
+                <w:rPr>
+                  <w:rStyle w:val="Hyperlink"/>
+                </w:rPr>
+                <w:t xml:space="preserve">media:3</w:t>
+              </w:r>
+            </w:hyperlink>
+            <w:r>
+              <w:t xml:space="preserve">)</w:t>
+            </w:r>
+          </w:p>
+          <w:p>
+            <w:pPr>
+              <w:pStyle w:val="Compact"/>
+              <w:numPr>
+                <w:ilvl w:val="1"/>
+                <w:numId w:val="1013"/>
+              </w:numPr>
+              <w:jc w:val="left"/>
+            </w:pPr>
+            <w:r>
+              <w:t xml:space="preserve">Gekaufte AAC-Audiodatei</w:t>
+            </w:r>
+            <w:r>
+              <w:t xml:space="preserve"> </w:t>
+            </w:r>
+            <w:r>
+              <w:t xml:space="preserve">(</w:t>
+            </w:r>
+            <w:hyperlink r:id="rId92">
+              <w:r>
+                <w:rPr>
+                  <w:rStyle w:val="Hyperlink"/>
+                </w:rPr>
+                <w:t xml:space="preserve">media:4</w:t>
+              </w:r>
+            </w:hyperlink>
+            <w:r>
+              <w:t xml:space="preserve">)</w:t>
+            </w:r>
+          </w:p>
+          <w:p>
+            <w:pPr>
+              <w:pStyle w:val="Compact"/>
+              <w:numPr>
+                <w:ilvl w:val="1"/>
+                <w:numId w:val="1013"/>
+              </w:numPr>
+              <w:jc w:val="left"/>
+            </w:pPr>
+            <w:r>
+              <w:t xml:space="preserve">AAC-Audiodatei</w:t>
+            </w:r>
+            <w:r>
+              <w:t xml:space="preserve"> </w:t>
+            </w:r>
+            <w:r>
+              <w:t xml:space="preserve">(</w:t>
+            </w:r>
+            <w:hyperlink r:id="rId93">
+              <w:r>
+                <w:rPr>
+                  <w:rStyle w:val="Hyperlink"/>
+                </w:rPr>
+                <w:t xml:space="preserve">media:5</w:t>
+              </w:r>
+            </w:hyperlink>
+            <w:r>
+              <w:t xml:space="preserve">)</w:t>
+            </w:r>
+          </w:p>
+          <w:p>
+            <w:pPr>
+              <w:pStyle w:val="Compact"/>
+              <w:numPr>
+                <w:ilvl w:val="0"/>
+                <w:numId w:val="1000"/>
+              </w:numPr>
+              <w:jc w:val="left"/>
+            </w:pPr>
+            <w:r>
+              <w:t xml:space="preserve">Siehe Codeliste</w:t>
+            </w:r>
+            <w:r>
+              <w:t xml:space="preserve"> </w:t>
+            </w:r>
+            <w:hyperlink w:anchor="sec-codelist-mediatypes">
+              <w:r>
+                <w:rPr>
+                  <w:rStyle w:val="Hyperlink"/>
+                </w:rPr>
+                <w:t xml:space="preserve">Medientypen</w:t>
+              </w:r>
+            </w:hyperlink>
+          </w:p>
+        </w:tc>
+        <w:tc>
+          <w:tcPr/>
+          <w:p>
+            <w:pPr>
+              <w:pStyle w:val="Compact"/>
+              <w:jc w:val="right"/>
+            </w:pPr>
+            <w:r>
+              <w:t xml:space="preserve">1..1</w:t>
+            </w:r>
+          </w:p>
+        </w:tc>
+      </w:tr>
+      <w:tr>
+        <w:tc>
+          <w:tcPr/>
+          <w:p>
+            <w:pPr>
+              <w:pStyle w:val="Compact"/>
+              <w:jc w:val="left"/>
+            </w:pPr>
+            <w:r>
+              <w:rPr>
+                <w:b/>
+                <w:bCs/>
+              </w:rPr>
+              <w:t xml:space="preserve">Dauer</w:t>
+            </w:r>
+            <w:r>
+              <w:t xml:space="preserve"> </w:t>
+            </w:r>
+            <w:r>
+              <w:t xml:space="preserve">(</w:t>
+            </w:r>
+            <w:hyperlink r:id="rId94">
+              <w:r>
+                <w:rPr>
+                  <w:rStyle w:val="Hyperlink"/>
+                </w:rPr>
+                <w:t xml:space="preserve">schema:duration</w:t>
+              </w:r>
+            </w:hyperlink>
+            <w:r>
+              <w:t xml:space="preserve">):</w:t>
+            </w:r>
+            <w:r>
+              <w:t xml:space="preserve"> </w:t>
+            </w:r>
+            <w:r>
+              <w:t xml:space="preserve">Die Dauer des Titels als quantitativer Wert in Millisekunden</w:t>
+            </w:r>
+            <w:r>
+              <w:t xml:space="preserve"> </w:t>
+            </w:r>
+            <w:r>
+              <w:t xml:space="preserve">mit einem Wert grösser als null.</w:t>
+            </w:r>
+          </w:p>
+        </w:tc>
+        <w:tc>
+          <w:tcPr/>
+          <w:p>
+            <w:pPr>
+              <w:pStyle w:val="Compact"/>
+              <w:numPr>
+                <w:ilvl w:val="0"/>
+                <w:numId w:val="1014"/>
+              </w:numPr>
+              <w:jc w:val="left"/>
+            </w:pPr>
+            <w:r>
+              <w:t xml:space="preserve">Typ:</w:t>
+            </w:r>
+            <w:r>
+              <w:t xml:space="preserve"> </w:t>
+            </w:r>
+            <w:hyperlink w:anchor="sec-nodeshape-quantitativevalueshape">
+              <w:r>
+                <w:rPr>
+                  <w:rStyle w:val="Hyperlink"/>
+                </w:rPr>
+                <w:t xml:space="preserve">Quantitativer Wert</w:t>
+              </w:r>
+            </w:hyperlink>
+            <w:r>
+              <w:t xml:space="preserve"> </w:t>
+            </w:r>
+            <w:r>
+              <w:t xml:space="preserve">mit</w:t>
+            </w:r>
+            <w:r>
+              <w:t xml:space="preserve"> </w:t>
+            </w:r>
+            <w:r>
+              <w:t xml:space="preserve">folgenden Einschränkungen:</w:t>
+            </w:r>
+          </w:p>
+          <w:p>
+            <w:pPr>
+              <w:pStyle w:val="Compact"/>
+              <w:numPr>
+                <w:ilvl w:val="1"/>
+                <w:numId w:val="1015"/>
+              </w:numPr>
+              <w:jc w:val="left"/>
+            </w:pPr>
+            <w:r>
+              <w:t xml:space="preserve">Einheitencode (</w:t>
+            </w:r>
+            <w:hyperlink r:id="rId95">
+              <w:r>
+                <w:rPr>
+                  <w:rStyle w:val="Hyperlink"/>
+                </w:rPr>
+                <w:t xml:space="preserve">schema:unitCode</w:t>
+              </w:r>
+            </w:hyperlink>
+            <w:r>
+              <w:t xml:space="preserve">):</w:t>
+            </w:r>
+            <w:r>
+              <w:t xml:space="preserve"> </w:t>
+            </w:r>
+            <w:r>
+              <w:t xml:space="preserve">Pflichtwert</w:t>
+            </w:r>
+            <w:r>
+              <w:t xml:space="preserve"> </w:t>
+            </w:r>
+            <w:hyperlink r:id="rId96">
+              <w:r>
+                <w:rPr>
+                  <w:rStyle w:val="Hyperlink"/>
+                </w:rPr>
+                <w:t xml:space="preserve">unit:MilliSEC</w:t>
+              </w:r>
+            </w:hyperlink>
+          </w:p>
+          <w:p>
+            <w:pPr>
+              <w:pStyle w:val="Compact"/>
+              <w:numPr>
+                <w:ilvl w:val="1"/>
+                <w:numId w:val="1015"/>
+              </w:numPr>
+              <w:jc w:val="left"/>
+            </w:pPr>
+            <w:r>
+              <w:t xml:space="preserve">Wert (</w:t>
+            </w:r>
+            <w:hyperlink r:id="rId97">
+              <w:r>
+                <w:rPr>
+                  <w:rStyle w:val="Hyperlink"/>
+                </w:rPr>
+                <w:t xml:space="preserve">schema:value</w:t>
+              </w:r>
+            </w:hyperlink>
+            <w:r>
+              <w:t xml:space="preserve">): Wertebereich &gt; 0</w:t>
+            </w:r>
+          </w:p>
+        </w:tc>
+        <w:tc>
+          <w:tcPr/>
+          <w:p>
+            <w:pPr>
+              <w:pStyle w:val="Compact"/>
+              <w:jc w:val="right"/>
+            </w:pPr>
+            <w:r>
+              <w:t xml:space="preserve">1..1</w:t>
+            </w:r>
+          </w:p>
+        </w:tc>
+      </w:tr>
+      <w:tr>
+        <w:tc>
+          <w:tcPr/>
+          <w:p>
+            <w:pPr>
+              <w:pStyle w:val="Compact"/>
+              <w:jc w:val="left"/>
+            </w:pPr>
+            <w:r>
+              <w:rPr>
+                <w:b/>
+                <w:bCs/>
+              </w:rPr>
+              <w:t xml:space="preserve">Dateigrösse</w:t>
+            </w:r>
+            <w:r>
+              <w:t xml:space="preserve"> </w:t>
+            </w:r>
+            <w:r>
+              <w:t xml:space="preserve">(</w:t>
+            </w:r>
+            <w:hyperlink r:id="rId98">
+              <w:r>
+                <w:rPr>
+                  <w:rStyle w:val="Hyperlink"/>
+                </w:rPr>
+                <w:t xml:space="preserve">schema:contentSize</w:t>
+              </w:r>
+            </w:hyperlink>
+            <w:r>
+              <w:t xml:space="preserve">): Die</w:t>
+            </w:r>
+            <w:r>
+              <w:t xml:space="preserve"> </w:t>
+            </w:r>
+            <w:r>
+              <w:t xml:space="preserve">Dateigrösse des Titels als quantitativer Wert in Byte mit</w:t>
+            </w:r>
+            <w:r>
+              <w:t xml:space="preserve"> </w:t>
+            </w:r>
+            <w:r>
+              <w:t xml:space="preserve">einem Wert grösser als null.</w:t>
+            </w:r>
+          </w:p>
+        </w:tc>
+        <w:tc>
+          <w:tcPr/>
+          <w:p>
+            <w:pPr>
+              <w:pStyle w:val="Compact"/>
+              <w:numPr>
+                <w:ilvl w:val="0"/>
+                <w:numId w:val="1016"/>
+              </w:numPr>
+              <w:jc w:val="left"/>
+            </w:pPr>
+            <w:r>
+              <w:t xml:space="preserve">Typ:</w:t>
+            </w:r>
+            <w:r>
+              <w:t xml:space="preserve"> </w:t>
+            </w:r>
+            <w:hyperlink w:anchor="sec-nodeshape-quantitativevalueshape">
+              <w:r>
+                <w:rPr>
+                  <w:rStyle w:val="Hyperlink"/>
+                </w:rPr>
+                <w:t xml:space="preserve">Quantitativer Wert</w:t>
+              </w:r>
+            </w:hyperlink>
+            <w:r>
+              <w:t xml:space="preserve"> </w:t>
+            </w:r>
+            <w:r>
+              <w:t xml:space="preserve">mit</w:t>
+            </w:r>
+            <w:r>
+              <w:t xml:space="preserve"> </w:t>
+            </w:r>
+            <w:r>
+              <w:t xml:space="preserve">folgenden Einschränkungen:</w:t>
+            </w:r>
+          </w:p>
+          <w:p>
+            <w:pPr>
+              <w:pStyle w:val="Compact"/>
+              <w:numPr>
+                <w:ilvl w:val="1"/>
+                <w:numId w:val="1017"/>
+              </w:numPr>
+              <w:jc w:val="left"/>
+            </w:pPr>
+            <w:r>
+              <w:t xml:space="preserve">Einheitencode (</w:t>
+            </w:r>
+            <w:hyperlink r:id="rId95">
+              <w:r>
+                <w:rPr>
+                  <w:rStyle w:val="Hyperlink"/>
+                </w:rPr>
+                <w:t xml:space="preserve">schema:unitCode</w:t>
+              </w:r>
+            </w:hyperlink>
+            <w:r>
+              <w:t xml:space="preserve">):</w:t>
+            </w:r>
+            <w:r>
+              <w:t xml:space="preserve"> </w:t>
+            </w:r>
+            <w:r>
+              <w:t xml:space="preserve">Pflichtwert</w:t>
+            </w:r>
+            <w:r>
+              <w:t xml:space="preserve"> </w:t>
+            </w:r>
+            <w:hyperlink r:id="rId99">
+              <w:r>
+                <w:rPr>
+                  <w:rStyle w:val="Hyperlink"/>
+                </w:rPr>
+                <w:t xml:space="preserve">unit:BYTE</w:t>
+              </w:r>
+            </w:hyperlink>
+          </w:p>
+          <w:p>
+            <w:pPr>
+              <w:pStyle w:val="Compact"/>
+              <w:numPr>
+                <w:ilvl w:val="1"/>
+                <w:numId w:val="1017"/>
+              </w:numPr>
+              <w:jc w:val="left"/>
+            </w:pPr>
+            <w:r>
+              <w:t xml:space="preserve">Wert (</w:t>
+            </w:r>
+            <w:hyperlink r:id="rId97">
+              <w:r>
+                <w:rPr>
+                  <w:rStyle w:val="Hyperlink"/>
+                </w:rPr>
+                <w:t xml:space="preserve">schema:value</w:t>
+              </w:r>
+            </w:hyperlink>
+            <w:r>
+              <w:t xml:space="preserve">): Wertebereich &gt; 0</w:t>
+            </w:r>
+          </w:p>
+        </w:tc>
+        <w:tc>
+          <w:tcPr/>
+          <w:p>
+            <w:pPr>
+              <w:pStyle w:val="Compact"/>
+              <w:jc w:val="right"/>
+            </w:pPr>
+            <w:r>
+              <w:t xml:space="preserve">1..1</w:t>
+            </w:r>
+          </w:p>
+        </w:tc>
+      </w:tr>
+    </w:tbl>
+    <w:bookmarkEnd w:id="100"/>
+    <w:bookmarkEnd w:id="101"/>
+    <w:bookmarkStart w:id="106" w:name="sec-nodeshape-organisationshape"/>
+    <w:p>
+      <w:pPr>
+        <w:pStyle w:val="berschrift2"/>
+      </w:pPr>
+      <w:r>
+        <w:t xml:space="preserve">3.4 Organisation</w:t>
+      </w:r>
+    </w:p>
+    <w:p>
+      <w:pPr>
+        <w:pStyle w:val="FirstParagraph"/>
+      </w:pPr>
+      <w:r>
+        <w:t xml:space="preserve">Ein Unternehmen oder eine Organisation im Chinook-Datensatz.</w:t>
+      </w:r>
+    </w:p>
+    <w:bookmarkStart w:id="104" w:name="sec-nodeshape-organisationshape-overview"/>
+    <w:p>
+      <w:pPr>
+        <w:pStyle w:val="berschrift3"/>
+      </w:pPr>
+      <w:r>
+        <w:t xml:space="preserve">3.4.1 Übersicht</w:t>
+      </w:r>
+    </w:p>
+    <w:p>
+      <w:pPr>
+        <w:pStyle w:val="DefinitionTerm"/>
+      </w:pPr>
+      <w:r>
+        <w:t xml:space="preserve">Shape</w:t>
+      </w:r>
+    </w:p>
+    <w:p>
+      <w:pPr>
+        <w:pStyle w:val="Definition"/>
+      </w:pPr>
+      <w:hyperlink r:id="rId102">
+        <w:r>
+          <w:rPr>
+            <w:rStyle w:val="Hyperlink"/>
+          </w:rPr>
+          <w:t xml:space="preserve">:OrganisationShape</w:t>
+        </w:r>
+      </w:hyperlink>
+    </w:p>
+    <w:p>
+      <w:pPr>
+        <w:pStyle w:val="DefinitionTerm"/>
+      </w:pPr>
+      <w:r>
+        <w:t xml:space="preserve">Zielklasse</w:t>
+      </w:r>
+    </w:p>
+    <w:p>
+      <w:pPr>
+        <w:pStyle w:val="Definition"/>
+      </w:pPr>
+      <w:hyperlink r:id="rId103">
+        <w:r>
+          <w:rPr>
+            <w:rStyle w:val="Hyperlink"/>
+          </w:rPr>
+          <w:t xml:space="preserve">schema:Organisation</w:t>
+        </w:r>
+      </w:hyperlink>
+    </w:p>
+    <w:p>
+      <w:pPr>
+        <w:pStyle w:val="DefinitionTerm"/>
+      </w:pPr>
+      <w:r>
+        <w:t xml:space="preserve">Geschlossen</w:t>
+      </w:r>
+    </w:p>
+    <w:p>
+      <w:pPr>
+        <w:pStyle w:val="Definition"/>
+      </w:pPr>
+      <w:r>
+        <w:t xml:space="preserve">Nein (weitere Eigenschaften zulässig)</w:t>
+      </w:r>
+    </w:p>
+    <w:p>
+      <w:pPr>
+        <w:pStyle w:val="DefinitionTerm"/>
+      </w:pPr>
+      <w:r>
+        <w:t xml:space="preserve">Datenzugriff</w:t>
+      </w:r>
+    </w:p>
+    <w:p>
+      <w:pPr>
+        <w:pStyle w:val="Definition"/>
+      </w:pPr>
+      <w:r>
+        <w:t xml:space="preserve">Keiner (Transaktionsdaten, nicht Teil des publizierten Graphen)</w:t>
+      </w:r>
+    </w:p>
+    <w:bookmarkEnd w:id="104"/>
+    <w:bookmarkStart w:id="105" w:name="X694231572673875c8b98e55f859590bf822fedc"/>
+    <w:p>
+      <w:pPr>
+        <w:pStyle w:val="berschrift3"/>
+      </w:pPr>
+      <w:r>
+        <w:t xml:space="preserve">3.4.2 Eigenschaften</w:t>
+      </w:r>
+    </w:p>
+    <w:tbl>
+      <w:tblPr>
+        <w:tblStyle w:val="Table"/>
+        <w:tblW w:type="pct" w:w="4958"/>
+        <w:tblLayout w:type="fixed"/>
+        <w:tblLook w:firstRow="1" w:lastRow="0" w:firstColumn="0" w:lastColumn="0" w:noHBand="0" w:noVBand="0" w:val="0020"/>
+      </w:tblPr>
+      <w:tblGrid>
+        <w:gridCol w:w="2861"/>
+        <w:gridCol w:w="3993"/>
+        <w:gridCol w:w="998"/>
+      </w:tblGrid>
+      <w:tr>
+        <w:trPr>
+          <w:tblHeader w:val="on"/>
+        </w:trPr>
+        <w:tc>
+          <w:tcPr/>
+          <w:p>
+            <w:pPr>
+              <w:pStyle w:val="Compact"/>
+              <w:jc w:val="left"/>
+            </w:pPr>
+            <w:r>
+              <w:t xml:space="preserve">Beschreibung</w:t>
+            </w:r>
+          </w:p>
+        </w:tc>
+        <w:tc>
+          <w:tcPr/>
+          <w:p>
+            <w:pPr>
+              <w:pStyle w:val="Compact"/>
+              <w:jc w:val="left"/>
+            </w:pPr>
+            <w:r>
+              <w:t xml:space="preserve">Details</w:t>
+            </w:r>
+          </w:p>
+        </w:tc>
+        <w:tc>
+          <w:tcPr/>
+          <w:p>
+            <w:pPr>
+              <w:pStyle w:val="Compact"/>
+              <w:jc w:val="right"/>
+            </w:pPr>
+            <w:r>
+              <w:t xml:space="preserve">Kardinalität</w:t>
+            </w:r>
+          </w:p>
+        </w:tc>
+      </w:tr>
+      <w:tr>
+        <w:tc>
+          <w:tcPr/>
+          <w:p>
+            <w:pPr>
+              <w:pStyle w:val="Compact"/>
+              <w:jc w:val="left"/>
+            </w:pPr>
+            <w:r>
+              <w:rPr>
+                <w:b/>
+                <w:bCs/>
+              </w:rPr>
+              <w:t xml:space="preserve">Name</w:t>
+            </w:r>
+            <w:r>
+              <w:t xml:space="preserve"> </w:t>
+            </w:r>
+            <w:r>
+              <w:t xml:space="preserve">(</w:t>
+            </w:r>
+            <w:hyperlink r:id="rId63">
+              <w:r>
+                <w:rPr>
+                  <w:rStyle w:val="Hyperlink"/>
+                </w:rPr>
+                <w:t xml:space="preserve">schema:name</w:t>
+              </w:r>
+            </w:hyperlink>
+            <w:r>
+              <w:t xml:space="preserve">):</w:t>
+            </w:r>
+            <w:r>
+              <w:t xml:space="preserve"> </w:t>
+            </w:r>
+            <w:r>
+              <w:t xml:space="preserve">Jede Organisation muss einen Namen</w:t>
+            </w:r>
+            <w:r>
+              <w:t xml:space="preserve"> </w:t>
+            </w:r>
+            <w:r>
+              <w:t xml:space="preserve">haben.</w:t>
+            </w:r>
+          </w:p>
+        </w:tc>
+        <w:tc>
+          <w:tcPr/>
+          <w:p>
+            <w:pPr>
+              <w:pStyle w:val="Compact"/>
+              <w:numPr>
+                <w:ilvl w:val="0"/>
+                <w:numId w:val="1018"/>
+              </w:numPr>
+              <w:jc w:val="left"/>
+            </w:pPr>
+            <w:r>
+              <w:t xml:space="preserve">Typ: Zeichenkette</w:t>
+            </w:r>
+            <w:r>
+              <w:t xml:space="preserve"> </w:t>
+            </w:r>
+            <w:r>
+              <w:t xml:space="preserve">(</w:t>
+            </w:r>
+            <w:hyperlink r:id="rId64">
+              <w:r>
+                <w:rPr>
+                  <w:rStyle w:val="Hyperlink"/>
+                </w:rPr>
+                <w:t xml:space="preserve">xsd:string</w:t>
+              </w:r>
+            </w:hyperlink>
+            <w:r>
+              <w:t xml:space="preserve">)</w:t>
+            </w:r>
+          </w:p>
+          <w:p>
+            <w:pPr>
+              <w:pStyle w:val="Compact"/>
+              <w:numPr>
+                <w:ilvl w:val="0"/>
+                <w:numId w:val="1018"/>
+              </w:numPr>
+              <w:jc w:val="left"/>
+            </w:pPr>
+            <w:r>
+              <w:t xml:space="preserve">Länge: 2–100 Zeichen</w:t>
+            </w:r>
+          </w:p>
+        </w:tc>
+        <w:tc>
+          <w:tcPr/>
+          <w:p>
+            <w:pPr>
+              <w:pStyle w:val="Compact"/>
+              <w:jc w:val="right"/>
+            </w:pPr>
+            <w:r>
+              <w:t xml:space="preserve">1..1</w:t>
+            </w:r>
+          </w:p>
+        </w:tc>
+      </w:tr>
+    </w:tbl>
+    <w:bookmarkEnd w:id="105"/>
+    <w:bookmarkEnd w:id="106"/>
+    <w:bookmarkStart w:id="124" w:name="sec-nodeshape-personshape"/>
+    <w:p>
+      <w:pPr>
+        <w:pStyle w:val="berschrift2"/>
+      </w:pPr>
+      <w:r>
+        <w:t xml:space="preserve">3.5 Person</w:t>
+      </w:r>
+    </w:p>
+    <w:p>
+      <w:pPr>
+        <w:pStyle w:val="FirstParagraph"/>
+      </w:pPr>
+      <w:r>
+        <w:t xml:space="preserve">Jede Person (Mitarbeiter, Kunde oder benutzerdefinierte Person) im Datensatz.</w:t>
+      </w:r>
+    </w:p>
+    <w:p>
+      <w:pPr>
+        <w:pStyle w:val="Textkrper"/>
+      </w:pPr>
+      <w:r>
+        <w:t xml:space="preserve">Personen werden unabhängig von ihrer Rolle einheitlich beschrieben: Angestellte des Musikhandels, Kundinnen und Kunden sowie manuell erfasste Personen teilen dieselben Eigenschaften. Die Rolle ergibt sich aus den Beziehungen, etwa</w:t>
+      </w:r>
+      <w:r>
+        <w:t xml:space="preserve"> </w:t>
+      </w:r>
+      <w:r>
+        <w:rPr>
+          <w:rStyle w:val="VerbatimChar"/>
+        </w:rPr>
+        <w:t xml:space="preserve">schema:worksFor</w:t>
+      </w:r>
+      <w:r>
+        <w:t xml:space="preserve"> </w:t>
+      </w:r>
+      <w:r>
+        <w:t xml:space="preserve">für Angestellte oder</w:t>
+      </w:r>
+      <w:r>
+        <w:t xml:space="preserve"> </w:t>
+      </w:r>
+      <w:r>
+        <w:rPr>
+          <w:rStyle w:val="VerbatimChar"/>
+        </w:rPr>
+        <w:t xml:space="preserve">schema:customer</w:t>
+      </w:r>
+      <w:r>
+        <w:t xml:space="preserve"> </w:t>
+      </w:r>
+      <w:r>
+        <w:t xml:space="preserve">auf einer Rechnung für Kundschaft.</w:t>
+      </w:r>
+    </w:p>
+    <w:p>
+      <w:pPr>
+        <w:pStyle w:val="Textkrper"/>
+      </w:pPr>
+      <w:r>
+        <w:t xml:space="preserve">Namen werden so erfasst, wie sie die Person selbst verwendet; akademische Titel gehören nicht in den Vornamen. E-Mail-Adressen und Geburtsdaten sind freiwillige Angaben und werden bei Verstössen gegen die Regeln lediglich als Warnung gemeldet.</w:t>
+      </w:r>
+    </w:p>
+    <w:bookmarkStart w:id="110" w:name="sec-nodeshape-personshape-overview"/>
+    <w:p>
+      <w:pPr>
+        <w:pStyle w:val="berschrift3"/>
+      </w:pPr>
+      <w:r>
+        <w:t xml:space="preserve">3.5.1 Übersicht</w:t>
+      </w:r>
+    </w:p>
+    <w:p>
+      <w:pPr>
+        <w:pStyle w:val="DefinitionTerm"/>
+      </w:pPr>
+      <w:r>
+        <w:t xml:space="preserve">Shape</w:t>
+      </w:r>
+    </w:p>
+    <w:p>
+      <w:pPr>
+        <w:pStyle w:val="Definition"/>
+      </w:pPr>
+      <w:hyperlink r:id="rId107">
+        <w:r>
+          <w:rPr>
+            <w:rStyle w:val="Hyperlink"/>
+          </w:rPr>
+          <w:t xml:space="preserve">:PersonShape</w:t>
+        </w:r>
+      </w:hyperlink>
+    </w:p>
+    <w:p>
+      <w:pPr>
+        <w:pStyle w:val="DefinitionTerm"/>
+      </w:pPr>
+      <w:r>
+        <w:t xml:space="preserve">Zielklasse</w:t>
+      </w:r>
+    </w:p>
+    <w:p>
+      <w:pPr>
+        <w:pStyle w:val="Definition"/>
+      </w:pPr>
+      <w:hyperlink r:id="rId108">
+        <w:r>
+          <w:rPr>
+            <w:rStyle w:val="Hyperlink"/>
+          </w:rPr>
+          <w:t xml:space="preserve">schema:Person</w:t>
+        </w:r>
+      </w:hyperlink>
+    </w:p>
+    <w:p>
+      <w:pPr>
+        <w:pStyle w:val="DefinitionTerm"/>
+      </w:pPr>
+      <w:r>
+        <w:t xml:space="preserve">Geschlossen</w:t>
+      </w:r>
+    </w:p>
+    <w:p>
+      <w:pPr>
+        <w:pStyle w:val="Definition"/>
+      </w:pPr>
+      <w:r>
+        <w:t xml:space="preserve">Ja (nur die aufgeführten Eigenschaften zulässig)</w:t>
+      </w:r>
+    </w:p>
+    <w:p>
+      <w:pPr>
+        <w:pStyle w:val="DefinitionTerm"/>
+      </w:pPr>
+      <w:r>
+        <w:t xml:space="preserve">Kennzahlen</w:t>
+      </w:r>
+    </w:p>
+    <w:p>
+      <w:pPr>
+        <w:pStyle w:val="Definition"/>
+      </w:pPr>
+      <w:r>
+        <w:t xml:space="preserve">383 Instanzen mit je 5 bis 10 Tripeln (im Mittel 5.6)</w:t>
+      </w:r>
+    </w:p>
+    <w:p>
+      <w:pPr>
+        <w:pStyle w:val="DefinitionTerm"/>
+      </w:pPr>
+      <w:r>
+        <w:t xml:space="preserve">Datenzugriff</w:t>
+      </w:r>
+    </w:p>
+    <w:p>
+      <w:pPr>
+        <w:pStyle w:val="Definition"/>
+      </w:pPr>
+      <w:hyperlink r:id="rId109">
+        <w:r>
+          <w:rPr>
+            <w:rStyle w:val="Hyperlink"/>
+          </w:rPr>
+          <w:t xml:space="preserve">SPARQL-Dienst</w:t>
+        </w:r>
+      </w:hyperlink>
+    </w:p>
+    <w:bookmarkEnd w:id="110"/>
+    <w:bookmarkStart w:id="121" w:name="sec-nodeshape-personshape-properties"/>
+    <w:p>
+      <w:pPr>
+        <w:pStyle w:val="berschrift3"/>
+      </w:pPr>
+      <w:r>
+        <w:t xml:space="preserve">3.5.2 Eigenschaften</w:t>
+      </w:r>
+    </w:p>
+    <w:tbl>
+      <w:tblPr>
+        <w:tblStyle w:val="Table"/>
+        <w:tblW w:type="pct" w:w="4962"/>
+        <w:tblLayout w:type="fixed"/>
+        <w:tblLook w:firstRow="1" w:lastRow="0" w:firstColumn="0" w:lastColumn="0" w:noHBand="0" w:noVBand="0" w:val="0020"/>
+      </w:tblPr>
+      <w:tblGrid>
+        <w:gridCol w:w="3325"/>
+        <w:gridCol w:w="3627"/>
+        <w:gridCol w:w="906"/>
+      </w:tblGrid>
+      <w:tr>
+        <w:trPr>
+          <w:tblHeader w:val="on"/>
+        </w:trPr>
+        <w:tc>
+          <w:tcPr/>
+          <w:p>
+            <w:pPr>
+              <w:pStyle w:val="Compact"/>
+              <w:jc w:val="left"/>
+            </w:pPr>
+            <w:r>
+              <w:t xml:space="preserve">Beschreibung</w:t>
+            </w:r>
+          </w:p>
+        </w:tc>
+        <w:tc>
+          <w:tcPr/>
+          <w:p>
+            <w:pPr>
+              <w:pStyle w:val="Compact"/>
+              <w:jc w:val="left"/>
+            </w:pPr>
+            <w:r>
+              <w:t xml:space="preserve">Details</w:t>
+            </w:r>
+          </w:p>
+        </w:tc>
+        <w:tc>
+          <w:tcPr/>
+          <w:p>
+            <w:pPr>
+              <w:pStyle w:val="Compact"/>
+              <w:jc w:val="right"/>
+            </w:pPr>
+            <w:r>
+              <w:t xml:space="preserve">Kardinalität</w:t>
+            </w:r>
+          </w:p>
+        </w:tc>
+      </w:tr>
+      <w:tr>
+        <w:tc>
+          <w:tcPr/>
+          <w:p>
+            <w:pPr>
+              <w:pStyle w:val="Compact"/>
+              <w:jc w:val="left"/>
+            </w:pPr>
+            <w:r>
+              <w:rPr>
+                <w:b/>
+                <w:bCs/>
+              </w:rPr>
+              <w:t xml:space="preserve">Vorname</w:t>
+            </w:r>
+            <w:r>
+              <w:t xml:space="preserve"> </w:t>
+            </w:r>
+            <w:r>
+              <w:t xml:space="preserve">(</w:t>
+            </w:r>
+            <w:hyperlink r:id="rId111">
+              <w:r>
+                <w:rPr>
+                  <w:rStyle w:val="Hyperlink"/>
+                </w:rPr>
+                <w:t xml:space="preserve">schema:givenName</w:t>
+              </w:r>
+            </w:hyperlink>
+            <w:r>
+              <w:t xml:space="preserve">):</w:t>
+            </w:r>
+            <w:r>
+              <w:t xml:space="preserve"> </w:t>
+            </w:r>
+            <w:r>
+              <w:t xml:space="preserve">Jede Person muss einen Vornamen haben.</w:t>
+            </w:r>
+          </w:p>
+        </w:tc>
+        <w:tc>
+          <w:tcPr/>
+          <w:p>
+            <w:pPr>
+              <w:pStyle w:val="Compact"/>
+              <w:numPr>
+                <w:ilvl w:val="0"/>
+                <w:numId w:val="1019"/>
+              </w:numPr>
+              <w:jc w:val="left"/>
+            </w:pPr>
+            <w:r>
+              <w:t xml:space="preserve">Typ: Zeichenkette</w:t>
+            </w:r>
+            <w:r>
+              <w:t xml:space="preserve"> </w:t>
+            </w:r>
+            <w:r>
+              <w:t xml:space="preserve">(</w:t>
+            </w:r>
+            <w:hyperlink r:id="rId64">
+              <w:r>
+                <w:rPr>
+                  <w:rStyle w:val="Hyperlink"/>
+                </w:rPr>
+                <w:t xml:space="preserve">xsd:string</w:t>
+              </w:r>
+            </w:hyperlink>
+            <w:r>
+              <w:t xml:space="preserve">)</w:t>
+            </w:r>
+          </w:p>
+        </w:tc>
+        <w:tc>
+          <w:tcPr/>
+          <w:p>
+            <w:pPr>
+              <w:pStyle w:val="Compact"/>
+              <w:jc w:val="right"/>
+            </w:pPr>
+            <w:r>
+              <w:t xml:space="preserve">1..1</w:t>
+            </w:r>
+          </w:p>
+        </w:tc>
+      </w:tr>
+      <w:tr>
+        <w:tc>
+          <w:tcPr/>
+          <w:p>
+            <w:pPr>
+              <w:pStyle w:val="Compact"/>
+              <w:jc w:val="left"/>
+            </w:pPr>
+            <w:r>
+              <w:rPr>
+                <w:b/>
+                <w:bCs/>
+              </w:rPr>
+              <w:t xml:space="preserve">Nachname</w:t>
+            </w:r>
+            <w:r>
+              <w:t xml:space="preserve"> </w:t>
+            </w:r>
+            <w:r>
+              <w:t xml:space="preserve">(</w:t>
+            </w:r>
+            <w:hyperlink r:id="rId112">
+              <w:r>
+                <w:rPr>
+                  <w:rStyle w:val="Hyperlink"/>
+                </w:rPr>
+                <w:t xml:space="preserve">schema:familyName</w:t>
+              </w:r>
+            </w:hyperlink>
+            <w:r>
+              <w:t xml:space="preserve">):</w:t>
+            </w:r>
+            <w:r>
+              <w:t xml:space="preserve"> </w:t>
+            </w:r>
+            <w:r>
+              <w:t xml:space="preserve">Jede Person muss einen Nachnamen haben.</w:t>
+            </w:r>
+          </w:p>
+        </w:tc>
+        <w:tc>
+          <w:tcPr/>
+          <w:p>
+            <w:pPr>
+              <w:pStyle w:val="Compact"/>
+              <w:numPr>
+                <w:ilvl w:val="0"/>
+                <w:numId w:val="1020"/>
+              </w:numPr>
+              <w:jc w:val="left"/>
+            </w:pPr>
+            <w:r>
+              <w:t xml:space="preserve">Typ: Zeichenkette</w:t>
+            </w:r>
+            <w:r>
+              <w:t xml:space="preserve"> </w:t>
+            </w:r>
+            <w:r>
+              <w:t xml:space="preserve">(</w:t>
+            </w:r>
+            <w:hyperlink r:id="rId64">
+              <w:r>
+                <w:rPr>
+                  <w:rStyle w:val="Hyperlink"/>
+                </w:rPr>
+                <w:t xml:space="preserve">xsd:string</w:t>
+              </w:r>
+            </w:hyperlink>
+            <w:r>
+              <w:t xml:space="preserve">)</w:t>
+            </w:r>
+          </w:p>
+        </w:tc>
+        <w:tc>
+          <w:tcPr/>
+          <w:p>
+            <w:pPr>
+              <w:pStyle w:val="Compact"/>
+              <w:jc w:val="right"/>
+            </w:pPr>
+            <w:r>
+              <w:t xml:space="preserve">1..1</w:t>
+            </w:r>
+          </w:p>
+        </w:tc>
+      </w:tr>
+      <w:tr>
+        <w:tc>
+          <w:tcPr/>
+          <w:p>
+            <w:pPr>
+              <w:pStyle w:val="Compact"/>
+              <w:jc w:val="left"/>
+            </w:pPr>
+            <w:r>
+              <w:rPr>
+                <w:b/>
+                <w:bCs/>
+              </w:rPr>
+              <w:t xml:space="preserve">E-Mail-Adresse</w:t>
+            </w:r>
+            <w:r>
+              <w:t xml:space="preserve"> </w:t>
+            </w:r>
+            <w:r>
+              <w:t xml:space="preserve">(</w:t>
+            </w:r>
+            <w:hyperlink r:id="rId113">
+              <w:r>
+                <w:rPr>
+                  <w:rStyle w:val="Hyperlink"/>
+                </w:rPr>
+                <w:t xml:space="preserve">schema:email</w:t>
+              </w:r>
+            </w:hyperlink>
+            <w:r>
+              <w:t xml:space="preserve">): Falls</w:t>
+            </w:r>
+            <w:r>
+              <w:t xml:space="preserve"> </w:t>
+            </w:r>
+            <w:r>
+              <w:t xml:space="preserve">angegeben, muss die E-Mail-Adresse einem</w:t>
+            </w:r>
+            <w:r>
+              <w:t xml:space="preserve"> </w:t>
+            </w:r>
+            <w:r>
+              <w:t xml:space="preserve">Standardformat entsprechen.</w:t>
+            </w:r>
+          </w:p>
+        </w:tc>
+        <w:tc>
+          <w:tcPr/>
+          <w:p>
+            <w:pPr>
+              <w:pStyle w:val="Compact"/>
+              <w:numPr>
+                <w:ilvl w:val="0"/>
+                <w:numId w:val="1021"/>
+              </w:numPr>
+              <w:jc w:val="left"/>
+            </w:pPr>
+            <w:r>
+              <w:t xml:space="preserve">Typ: Zeichenkette</w:t>
+            </w:r>
+            <w:r>
+              <w:t xml:space="preserve"> </w:t>
+            </w:r>
+            <w:r>
+              <w:t xml:space="preserve">(</w:t>
+            </w:r>
+            <w:hyperlink r:id="rId64">
+              <w:r>
+                <w:rPr>
+                  <w:rStyle w:val="Hyperlink"/>
+                </w:rPr>
+                <w:t xml:space="preserve">xsd:string</w:t>
+              </w:r>
+            </w:hyperlink>
+            <w:r>
+              <w:t xml:space="preserve">)</w:t>
+            </w:r>
+          </w:p>
+          <w:p>
+            <w:pPr>
+              <w:pStyle w:val="Compact"/>
+              <w:numPr>
+                <w:ilvl w:val="0"/>
+                <w:numId w:val="1021"/>
+              </w:numPr>
+              <w:jc w:val="left"/>
+            </w:pPr>
+            <w:r>
+              <w:t xml:space="preserve">Muster:</w:t>
+            </w:r>
+            <w:r>
+              <w:t xml:space="preserve"> </w:t>
+            </w:r>
+            <w:r>
+              <w:rPr>
+                <w:rStyle w:val="VerbatimChar"/>
+              </w:rPr>
+              <w:t xml:space="preserve">^.+@.+\..+$</w:t>
+            </w:r>
+            <w:r>
+              <w:t xml:space="preserve"> </w:t>
+            </w:r>
+            <w:r>
+              <w:t xml:space="preserve">(</w:t>
+            </w:r>
+            <w:r>
+              <w:rPr>
+                <w:rStyle w:val="VerbatimChar"/>
+              </w:rPr>
+              <w:t xml:space="preserve">i</w:t>
+            </w:r>
+            <w:r>
+              <w:t xml:space="preserve">)</w:t>
+            </w:r>
+          </w:p>
+          <w:p>
+            <w:pPr>
+              <w:pStyle w:val="Compact"/>
+              <w:numPr>
+                <w:ilvl w:val="0"/>
+                <w:numId w:val="1021"/>
+              </w:numPr>
+              <w:jc w:val="left"/>
+            </w:pPr>
+            <w:r>
+              <w:t xml:space="preserve">Länge: ≤ 254 Zeichen</w:t>
+            </w:r>
+          </w:p>
+          <w:p>
+            <w:pPr>
+              <w:pStyle w:val="Compact"/>
+              <w:numPr>
+                <w:ilvl w:val="0"/>
+                <w:numId w:val="1021"/>
+              </w:numPr>
+              <w:jc w:val="left"/>
+            </w:pPr>
+            <w:r>
+              <w:t xml:space="preserve">Schweregrad: Warnung</w:t>
+            </w:r>
+          </w:p>
+        </w:tc>
+        <w:tc>
+          <w:tcPr/>
+          <w:p>
+            <w:pPr>
+              <w:pStyle w:val="Compact"/>
+              <w:jc w:val="right"/>
+            </w:pPr>
+            <w:r>
+              <w:t xml:space="preserve">0..*</w:t>
+            </w:r>
+          </w:p>
+        </w:tc>
+      </w:tr>
+      <w:tr>
+        <w:tc>
+          <w:tcPr/>
+          <w:p>
+            <w:pPr>
+              <w:pStyle w:val="Compact"/>
+              <w:jc w:val="left"/>
+            </w:pPr>
+            <w:r>
+              <w:rPr>
+                <w:b/>
+                <w:bCs/>
+              </w:rPr>
+              <w:t xml:space="preserve">Geburtsdatum</w:t>
+            </w:r>
+            <w:r>
+              <w:t xml:space="preserve"> </w:t>
+            </w:r>
+            <w:r>
+              <w:t xml:space="preserve">(</w:t>
+            </w:r>
+            <w:hyperlink r:id="rId114">
+              <w:r>
+                <w:rPr>
+                  <w:rStyle w:val="Hyperlink"/>
+                </w:rPr>
+                <w:t xml:space="preserve">schema:birthDate</w:t>
+              </w:r>
+            </w:hyperlink>
+            <w:r>
+              <w:t xml:space="preserve">):</w:t>
+            </w:r>
+            <w:r>
+              <w:t xml:space="preserve"> </w:t>
+            </w:r>
+            <w:r>
+              <w:t xml:space="preserve">Eine Person sollte ein gültiges Geburtsdatum haben.</w:t>
+            </w:r>
+          </w:p>
+        </w:tc>
+        <w:tc>
+          <w:tcPr/>
+          <w:p>
+            <w:pPr>
+              <w:pStyle w:val="Compact"/>
+              <w:numPr>
+                <w:ilvl w:val="0"/>
+                <w:numId w:val="1022"/>
+              </w:numPr>
+              <w:jc w:val="left"/>
+            </w:pPr>
+            <w:r>
+              <w:t xml:space="preserve">Typ: Datum</w:t>
+            </w:r>
+            <w:r>
+              <w:t xml:space="preserve"> </w:t>
+            </w:r>
+            <w:r>
+              <w:t xml:space="preserve">(</w:t>
+            </w:r>
+            <w:hyperlink r:id="rId115">
+              <w:r>
+                <w:rPr>
+                  <w:rStyle w:val="Hyperlink"/>
+                </w:rPr>
+                <w:t xml:space="preserve">xsd:date</w:t>
+              </w:r>
+            </w:hyperlink>
+            <w:r>
+              <w:t xml:space="preserve">)</w:t>
+            </w:r>
+          </w:p>
+          <w:p>
+            <w:pPr>
+              <w:pStyle w:val="Compact"/>
+              <w:numPr>
+                <w:ilvl w:val="0"/>
+                <w:numId w:val="1022"/>
+              </w:numPr>
+              <w:jc w:val="left"/>
+            </w:pPr>
+            <w:r>
+              <w:t xml:space="preserve">Wertebereich: ≥ 1900-01-01, ≤ 2025-12-31</w:t>
+            </w:r>
+          </w:p>
+          <w:p>
+            <w:pPr>
+              <w:pStyle w:val="Compact"/>
+              <w:numPr>
+                <w:ilvl w:val="0"/>
+                <w:numId w:val="1022"/>
+              </w:numPr>
+              <w:jc w:val="left"/>
+            </w:pPr>
+            <w:r>
+              <w:t xml:space="preserve">Schweregrad: Warnung</w:t>
+            </w:r>
+          </w:p>
+        </w:tc>
+        <w:tc>
+          <w:tcPr/>
+          <w:p>
+            <w:pPr>
+              <w:pStyle w:val="Compact"/>
+              <w:jc w:val="right"/>
+            </w:pPr>
+            <w:r>
+              <w:t xml:space="preserve">0..*</w:t>
+            </w:r>
+          </w:p>
+        </w:tc>
+      </w:tr>
+      <w:tr>
+        <w:tc>
+          <w:tcPr/>
+          <w:p>
+            <w:pPr>
+              <w:pStyle w:val="Compact"/>
+              <w:jc w:val="left"/>
+            </w:pPr>
+            <w:r>
+              <w:rPr>
+                <w:b/>
+                <w:bCs/>
+              </w:rPr>
+              <w:t xml:space="preserve">Adresse</w:t>
+            </w:r>
+            <w:r>
+              <w:t xml:space="preserve"> </w:t>
+            </w:r>
+            <w:r>
+              <w:t xml:space="preserve">(</w:t>
+            </w:r>
+            <w:hyperlink r:id="rId116">
+              <w:r>
+                <w:rPr>
+                  <w:rStyle w:val="Hyperlink"/>
+                </w:rPr>
+                <w:t xml:space="preserve">schema:address</w:t>
+              </w:r>
+            </w:hyperlink>
+            <w:r>
+              <w:t xml:space="preserve">)</w:t>
+            </w:r>
+          </w:p>
+        </w:tc>
+        <w:tc>
+          <w:tcPr/>
+          <w:p>
+            <w:pPr>
+              <w:pStyle w:val="Compact"/>
+              <w:numPr>
+                <w:ilvl w:val="0"/>
+                <w:numId w:val="1023"/>
+              </w:numPr>
+              <w:jc w:val="left"/>
+            </w:pPr>
+            <w:r>
+              <w:t xml:space="preserve">Typ:</w:t>
+            </w:r>
+            <w:r>
+              <w:t xml:space="preserve"> </w:t>
+            </w:r>
+            <w:hyperlink w:anchor="sec-nodeshape-postaladdressshape">
+              <w:r>
+                <w:rPr>
+                  <w:rStyle w:val="Hyperlink"/>
+                </w:rPr>
+                <w:t xml:space="preserve">Postadresse</w:t>
+              </w:r>
+            </w:hyperlink>
+          </w:p>
+        </w:tc>
+        <w:tc>
+          <w:tcPr/>
+          <w:p>
+            <w:pPr>
+              <w:pStyle w:val="Compact"/>
+              <w:jc w:val="right"/>
+            </w:pPr>
+            <w:r>
+              <w:t xml:space="preserve">0..*</w:t>
+            </w:r>
+          </w:p>
+        </w:tc>
+      </w:tr>
+      <w:tr>
+        <w:tc>
+          <w:tcPr/>
+          <w:p>
+            <w:pPr>
+              <w:pStyle w:val="Compact"/>
+              <w:jc w:val="left"/>
+            </w:pPr>
+            <w:r>
+              <w:rPr>
+                <w:b/>
+                <w:bCs/>
+              </w:rPr>
+              <w:t xml:space="preserve">Arbeitet für</w:t>
+            </w:r>
+            <w:r>
+              <w:t xml:space="preserve"> </w:t>
+            </w:r>
+            <w:r>
+              <w:t xml:space="preserve">(</w:t>
+            </w:r>
+            <w:hyperlink r:id="rId117">
+              <w:r>
+                <w:rPr>
+                  <w:rStyle w:val="Hyperlink"/>
+                </w:rPr>
+                <w:t xml:space="preserve">schema:worksFor</w:t>
+              </w:r>
+            </w:hyperlink>
+            <w:r>
+              <w:t xml:space="preserve">): Ein</w:t>
+            </w:r>
+            <w:r>
+              <w:t xml:space="preserve"> </w:t>
+            </w:r>
+            <w:r>
+              <w:t xml:space="preserve">Mitarbeiter kann einer anderen Person unterstellt</w:t>
+            </w:r>
+            <w:r>
+              <w:t xml:space="preserve"> </w:t>
+            </w:r>
+            <w:r>
+              <w:t xml:space="preserve">sein.</w:t>
+            </w:r>
+          </w:p>
+        </w:tc>
+        <w:tc>
+          <w:tcPr/>
+          <w:p>
+            <w:pPr>
+              <w:pStyle w:val="Compact"/>
+              <w:numPr>
+                <w:ilvl w:val="0"/>
+                <w:numId w:val="1024"/>
+              </w:numPr>
+              <w:jc w:val="left"/>
+            </w:pPr>
+            <w:r>
+              <w:t xml:space="preserve">Typ:</w:t>
+            </w:r>
+            <w:r>
+              <w:t xml:space="preserve"> </w:t>
+            </w:r>
+            <w:hyperlink w:anchor="sec-nodeshape-personshape">
+              <w:r>
+                <w:rPr>
+                  <w:rStyle w:val="Hyperlink"/>
+                </w:rPr>
+                <w:t xml:space="preserve">Person</w:t>
+              </w:r>
+            </w:hyperlink>
+            <w:r>
+              <w:t xml:space="preserve"> </w:t>
+            </w:r>
+            <w:r>
+              <w:t xml:space="preserve">oder</w:t>
+            </w:r>
+            <w:r>
+              <w:t xml:space="preserve"> </w:t>
+            </w:r>
+            <w:hyperlink r:id="rId118">
+              <w:r>
+                <w:rPr>
+                  <w:rStyle w:val="Hyperlink"/>
+                </w:rPr>
+                <w:t xml:space="preserve">schema:Organization</w:t>
+              </w:r>
+            </w:hyperlink>
+          </w:p>
+        </w:tc>
+        <w:tc>
+          <w:tcPr/>
+          <w:p>
+            <w:pPr>
+              <w:pStyle w:val="Compact"/>
+              <w:jc w:val="right"/>
+            </w:pPr>
+            <w:r>
+              <w:t xml:space="preserve">0..*</w:t>
+            </w:r>
+          </w:p>
+        </w:tc>
+      </w:tr>
+      <w:tr>
+        <w:tc>
+          <w:tcPr/>
+          <w:p>
+            <w:pPr>
+              <w:pStyle w:val="Compact"/>
+              <w:jc w:val="left"/>
+            </w:pPr>
+            <w:r>
+              <w:rPr>
+                <w:b/>
+                <w:bCs/>
+              </w:rPr>
+              <w:t xml:space="preserve">Berufsbezeichnung</w:t>
+            </w:r>
+            <w:r>
+              <w:t xml:space="preserve"> </w:t>
+            </w:r>
+            <w:r>
+              <w:t xml:space="preserve">(</w:t>
+            </w:r>
+            <w:hyperlink r:id="rId119">
+              <w:r>
+                <w:rPr>
+                  <w:rStyle w:val="Hyperlink"/>
+                </w:rPr>
+                <w:t xml:space="preserve">schema:jobTitle</w:t>
+              </w:r>
+            </w:hyperlink>
+            <w:r>
+              <w:t xml:space="preserve">)</w:t>
+            </w:r>
+          </w:p>
+        </w:tc>
+        <w:tc>
+          <w:tcPr/>
+          <w:p>
+            <w:pPr>
+              <w:pStyle w:val="Compact"/>
+              <w:numPr>
+                <w:ilvl w:val="0"/>
+                <w:numId w:val="1025"/>
+              </w:numPr>
+              <w:jc w:val="left"/>
+            </w:pPr>
+            <w:r>
+              <w:t xml:space="preserve">Typ: Zeichenkette</w:t>
+            </w:r>
+            <w:r>
+              <w:t xml:space="preserve"> </w:t>
+            </w:r>
+            <w:r>
+              <w:t xml:space="preserve">(</w:t>
+            </w:r>
+            <w:hyperlink r:id="rId64">
+              <w:r>
+                <w:rPr>
+                  <w:rStyle w:val="Hyperlink"/>
+                </w:rPr>
+                <w:t xml:space="preserve">xsd:string</w:t>
+              </w:r>
+            </w:hyperlink>
+            <w:r>
+              <w:t xml:space="preserve">)</w:t>
+            </w:r>
+          </w:p>
+          <w:p>
+            <w:pPr>
+              <w:pStyle w:val="Compact"/>
+              <w:numPr>
+                <w:ilvl w:val="0"/>
+                <w:numId w:val="1025"/>
+              </w:numPr>
+              <w:jc w:val="left"/>
+            </w:pPr>
+            <w:r>
+              <w:t xml:space="preserve">Länge: 2–100 Zeichen</w:t>
+            </w:r>
+          </w:p>
+        </w:tc>
+        <w:tc>
+          <w:tcPr/>
+          <w:p>
+            <w:pPr>
+              <w:pStyle w:val="Compact"/>
+              <w:jc w:val="right"/>
+            </w:pPr>
+            <w:r>
+              <w:t xml:space="preserve">0..1</w:t>
+            </w:r>
+          </w:p>
+        </w:tc>
+      </w:tr>
+      <w:tr>
+        <w:tc>
+          <w:tcPr/>
+          <w:p>
+            <w:pPr>
+              <w:pStyle w:val="Compact"/>
+              <w:jc w:val="left"/>
+            </w:pPr>
+            <w:r>
+              <w:rPr>
+                <w:b/>
+                <w:bCs/>
+              </w:rPr>
+              <w:t xml:space="preserve">Kennt</w:t>
+            </w:r>
+            <w:r>
+              <w:t xml:space="preserve"> </w:t>
+            </w:r>
+            <w:r>
+              <w:t xml:space="preserve">(</w:t>
+            </w:r>
+            <w:hyperlink r:id="rId120">
+              <w:r>
+                <w:rPr>
+                  <w:rStyle w:val="Hyperlink"/>
+                </w:rPr>
+                <w:t xml:space="preserve">schema:knows</w:t>
+              </w:r>
+            </w:hyperlink>
+            <w:r>
+              <w:t xml:space="preserve">)</w:t>
+            </w:r>
+          </w:p>
+        </w:tc>
+        <w:tc>
+          <w:tcPr/>
+          <w:p>
+            <w:pPr>
+              <w:pStyle w:val="Compact"/>
+              <w:numPr>
+                <w:ilvl w:val="0"/>
+                <w:numId w:val="1026"/>
               </w:numPr>
               <w:jc w:val="left"/>
             </w:pPr>
@@ -6419,7 +5365,268 @@
               <w:jc w:val="right"/>
             </w:pPr>
             <w:r>
-              <w:t xml:space="preserve">1..1</w:t>
+              <w:t xml:space="preserve">0..*</w:t>
+            </w:r>
+          </w:p>
+        </w:tc>
+      </w:tr>
+    </w:tbl>
+    <w:bookmarkEnd w:id="121"/>
+    <w:bookmarkStart w:id="123" w:name="sec-nodeshape-personshape-rules"/>
+    <w:p>
+      <w:pPr>
+        <w:pStyle w:val="berschrift3"/>
+      </w:pPr>
+      <w:r>
+        <w:t xml:space="preserve">3.5.3 Regeln (SPARQL)</w:t>
+      </w:r>
+    </w:p>
+    <w:bookmarkStart w:id="122" w:name="sec-nodeshape-personshape-rule-1"/>
+    <w:p>
+      <w:pPr>
+        <w:pStyle w:val="berschrift4"/>
+      </w:pPr>
+      <w:r>
+        <w:t xml:space="preserve">3.5.3.1 Keine Selbstunterstellung</w:t>
+      </w:r>
+    </w:p>
+    <w:p>
+      <w:pPr>
+        <w:pStyle w:val="FirstParagraph"/>
+      </w:pPr>
+      <w:r>
+        <w:t xml:space="preserve">Ein Mitarbeiter kann nicht sich selbst unterstellt sein.</w:t>
+      </w:r>
+    </w:p>
+    <w:p>
+      <w:pPr>
+        <w:pStyle w:val="SourceCode"/>
+      </w:pPr>
+      <w:r>
+        <w:rPr>
+          <w:rStyle w:val="VerbatimChar"/>
+        </w:rPr>
+        <w:t xml:space="preserve">SELECT $this</w:t>
+      </w:r>
+      <w:r>
+        <w:br/>
+      </w:r>
+      <w:r>
+        <w:rPr>
+          <w:rStyle w:val="VerbatimChar"/>
+        </w:rPr>
+        <w:t xml:space="preserve">WHERE {</w:t>
+      </w:r>
+      <w:r>
+        <w:br/>
+      </w:r>
+      <w:r>
+        <w:rPr>
+          <w:rStyle w:val="VerbatimChar"/>
+        </w:rPr>
+        <w:t xml:space="preserve">    $this schema:worksFor $this .</w:t>
+      </w:r>
+      <w:r>
+        <w:br/>
+      </w:r>
+      <w:r>
+        <w:rPr>
+          <w:rStyle w:val="VerbatimChar"/>
+        </w:rPr>
+        <w:t xml:space="preserve">}</w:t>
+      </w:r>
+    </w:p>
+    <w:bookmarkEnd w:id="122"/>
+    <w:bookmarkEnd w:id="123"/>
+    <w:bookmarkEnd w:id="124"/>
+    <w:bookmarkStart w:id="138" w:name="sec-nodeshape-postaladdressshape"/>
+    <w:p>
+      <w:pPr>
+        <w:pStyle w:val="berschrift2"/>
+      </w:pPr>
+      <w:r>
+        <w:t xml:space="preserve">3.6 Postadresse</w:t>
+      </w:r>
+    </w:p>
+    <w:p>
+      <w:pPr>
+        <w:pStyle w:val="FirstParagraph"/>
+      </w:pPr>
+      <w:r>
+        <w:t xml:space="preserve">Die Postadresse einer Person.</w:t>
+      </w:r>
+    </w:p>
+    <w:p>
+      <w:pPr>
+        <w:pStyle w:val="Textkrper"/>
+      </w:pPr>
+      <w:r>
+        <w:t xml:space="preserve">Adressen folgen dem Aufbau von schema.org und nicht dem Schweizer Adressstandard eCH-0010, da der Datensatz überwiegend ausländische Adressen enthält. Postleitzahlen werden deshalb nur auf ein plausibles Format geprüft, nicht gegen ein Verzeichnis.</w:t>
+      </w:r>
+    </w:p>
+    <w:bookmarkStart w:id="128" w:name="Xf875252aad1b3a425685d2837dfb16e5026bccf"/>
+    <w:p>
+      <w:pPr>
+        <w:pStyle w:val="berschrift3"/>
+      </w:pPr>
+      <w:r>
+        <w:t xml:space="preserve">3.6.1 Übersicht</w:t>
+      </w:r>
+    </w:p>
+    <w:p>
+      <w:pPr>
+        <w:pStyle w:val="DefinitionTerm"/>
+      </w:pPr>
+      <w:r>
+        <w:t xml:space="preserve">Shape</w:t>
+      </w:r>
+    </w:p>
+    <w:p>
+      <w:pPr>
+        <w:pStyle w:val="Definition"/>
+      </w:pPr>
+      <w:hyperlink r:id="rId125">
+        <w:r>
+          <w:rPr>
+            <w:rStyle w:val="Hyperlink"/>
+          </w:rPr>
+          <w:t xml:space="preserve">:PostalAddressShape</w:t>
+        </w:r>
+      </w:hyperlink>
+    </w:p>
+    <w:p>
+      <w:pPr>
+        <w:pStyle w:val="DefinitionTerm"/>
+      </w:pPr>
+      <w:r>
+        <w:t xml:space="preserve">Zielklasse</w:t>
+      </w:r>
+    </w:p>
+    <w:p>
+      <w:pPr>
+        <w:pStyle w:val="Definition"/>
+      </w:pPr>
+      <w:hyperlink r:id="rId126">
+        <w:r>
+          <w:rPr>
+            <w:rStyle w:val="Hyperlink"/>
+          </w:rPr>
+          <w:t xml:space="preserve">schema:PostalAddress</w:t>
+        </w:r>
+      </w:hyperlink>
+    </w:p>
+    <w:p>
+      <w:pPr>
+        <w:pStyle w:val="DefinitionTerm"/>
+      </w:pPr>
+      <w:r>
+        <w:t xml:space="preserve">Geschlossen</w:t>
+      </w:r>
+    </w:p>
+    <w:p>
+      <w:pPr>
+        <w:pStyle w:val="Definition"/>
+      </w:pPr>
+      <w:r>
+        <w:t xml:space="preserve">Ja (nur die aufgeführten Eigenschaften zulässig)</w:t>
+      </w:r>
+    </w:p>
+    <w:p>
+      <w:pPr>
+        <w:pStyle w:val="DefinitionTerm"/>
+      </w:pPr>
+      <w:r>
+        <w:t xml:space="preserve">Kennzahlen</w:t>
+      </w:r>
+    </w:p>
+    <w:p>
+      <w:pPr>
+        <w:pStyle w:val="Definition"/>
+      </w:pPr>
+      <w:r>
+        <w:t xml:space="preserve">67 Instanzen mit je 6 bis 8 Tripeln (im Mittel 7.5)</w:t>
+      </w:r>
+    </w:p>
+    <w:p>
+      <w:pPr>
+        <w:pStyle w:val="DefinitionTerm"/>
+      </w:pPr>
+      <w:r>
+        <w:t xml:space="preserve">Datenzugriff</w:t>
+      </w:r>
+    </w:p>
+    <w:p>
+      <w:pPr>
+        <w:pStyle w:val="Definition"/>
+      </w:pPr>
+      <w:hyperlink r:id="rId127">
+        <w:r>
+          <w:rPr>
+            <w:rStyle w:val="Hyperlink"/>
+          </w:rPr>
+          <w:t xml:space="preserve">SPARQL-Dienst</w:t>
+        </w:r>
+      </w:hyperlink>
+    </w:p>
+    <w:bookmarkEnd w:id="128"/>
+    <w:bookmarkStart w:id="137" w:name="X94841f346bc9e44ac9d6b39aeccedc95e7957c8"/>
+    <w:p>
+      <w:pPr>
+        <w:pStyle w:val="berschrift3"/>
+      </w:pPr>
+      <w:r>
+        <w:t xml:space="preserve">3.6.2 Eigenschaften</w:t>
+      </w:r>
+    </w:p>
+    <w:tbl>
+      <w:tblPr>
+        <w:tblStyle w:val="Table"/>
+        <w:tblW w:type="pct" w:w="4965"/>
+        <w:tblLayout w:type="fixed"/>
+        <w:tblLook w:firstRow="1" w:lastRow="0" w:firstColumn="0" w:lastColumn="0" w:noHBand="0" w:noVBand="0" w:val="0020"/>
+      </w:tblPr>
+      <w:tblGrid>
+        <w:gridCol w:w="3651"/>
+        <w:gridCol w:w="3370"/>
+        <w:gridCol w:w="842"/>
+      </w:tblGrid>
+      <w:tr>
+        <w:trPr>
+          <w:tblHeader w:val="on"/>
+        </w:trPr>
+        <w:tc>
+          <w:tcPr/>
+          <w:p>
+            <w:pPr>
+              <w:pStyle w:val="Compact"/>
+              <w:jc w:val="left"/>
+            </w:pPr>
+            <w:r>
+              <w:t xml:space="preserve">Beschreibung</w:t>
+            </w:r>
+          </w:p>
+        </w:tc>
+        <w:tc>
+          <w:tcPr/>
+          <w:p>
+            <w:pPr>
+              <w:pStyle w:val="Compact"/>
+              <w:jc w:val="left"/>
+            </w:pPr>
+            <w:r>
+              <w:t xml:space="preserve">Details</w:t>
+            </w:r>
+          </w:p>
+        </w:tc>
+        <w:tc>
+          <w:tcPr/>
+          <w:p>
+            <w:pPr>
+              <w:pStyle w:val="Compact"/>
+              <w:jc w:val="right"/>
+            </w:pPr>
+            <w:r>
+              <w:t xml:space="preserve">Kardinalität</w:t>
             </w:r>
           </w:p>
         </w:tc>
@@ -6437,7 +5644,7 @@
                 <w:b/>
                 <w:bCs/>
               </w:rPr>
-              <w:t xml:space="preserve">Fälliger Gesamtbetrag</w:t>
+              <w:t xml:space="preserve">Strasse und Hausnummer</w:t>
             </w:r>
             <w:r>
               <w:t xml:space="preserve"> </w:t>
@@ -6445,28 +5652,459 @@
             <w:r>
               <w:t xml:space="preserve">(</w:t>
             </w:r>
-            <w:hyperlink r:id="rId147">
+            <w:hyperlink r:id="rId129">
               <w:r>
                 <w:rPr>
                   <w:rStyle w:val="Hyperlink"/>
                 </w:rPr>
-                <w:t xml:space="preserve">schema:totalPaymentDue</w:t>
+                <w:t xml:space="preserve">schema:streetAddress</w:t>
               </w:r>
             </w:hyperlink>
             <w:r>
+              <w:t xml:space="preserve">)</w:t>
+            </w:r>
+          </w:p>
+        </w:tc>
+        <w:tc>
+          <w:tcPr/>
+          <w:p>
+            <w:pPr>
+              <w:pStyle w:val="Compact"/>
+              <w:numPr>
+                <w:ilvl w:val="0"/>
+                <w:numId w:val="1027"/>
+              </w:numPr>
+              <w:jc w:val="left"/>
+            </w:pPr>
+            <w:r>
+              <w:t xml:space="preserve">Typ: Zeichenkette</w:t>
+            </w:r>
+            <w:r>
+              <w:t xml:space="preserve"> </w:t>
+            </w:r>
+            <w:r>
+              <w:t xml:space="preserve">(</w:t>
+            </w:r>
+            <w:hyperlink r:id="rId64">
+              <w:r>
+                <w:rPr>
+                  <w:rStyle w:val="Hyperlink"/>
+                </w:rPr>
+                <w:t xml:space="preserve">xsd:string</w:t>
+              </w:r>
+            </w:hyperlink>
+            <w:r>
+              <w:t xml:space="preserve">)</w:t>
+            </w:r>
+          </w:p>
+          <w:p>
+            <w:pPr>
+              <w:pStyle w:val="Compact"/>
+              <w:numPr>
+                <w:ilvl w:val="0"/>
+                <w:numId w:val="1027"/>
+              </w:numPr>
+              <w:jc w:val="left"/>
+            </w:pPr>
+            <w:r>
+              <w:t xml:space="preserve">Länge: 3–100 Zeichen</w:t>
+            </w:r>
+          </w:p>
+          <w:p>
+            <w:pPr>
+              <w:pStyle w:val="Compact"/>
+              <w:numPr>
+                <w:ilvl w:val="0"/>
+                <w:numId w:val="1027"/>
+              </w:numPr>
+              <w:jc w:val="left"/>
+            </w:pPr>
+            <w:r>
+              <w:t xml:space="preserve">Beispiele: Schwarzenburgstrasse 165</w:t>
+            </w:r>
+          </w:p>
+        </w:tc>
+        <w:tc>
+          <w:tcPr/>
+          <w:p>
+            <w:pPr>
+              <w:pStyle w:val="Compact"/>
+              <w:jc w:val="right"/>
+            </w:pPr>
+            <w:r>
+              <w:t xml:space="preserve">1..1</w:t>
+            </w:r>
+          </w:p>
+        </w:tc>
+      </w:tr>
+      <w:tr>
+        <w:tc>
+          <w:tcPr/>
+          <w:p>
+            <w:pPr>
+              <w:pStyle w:val="Compact"/>
+              <w:jc w:val="left"/>
+            </w:pPr>
+            <w:r>
+              <w:rPr>
+                <w:b/>
+                <w:bCs/>
+              </w:rPr>
+              <w:t xml:space="preserve">Postleitzahl</w:t>
+            </w:r>
+            <w:r>
+              <w:t xml:space="preserve"> </w:t>
+            </w:r>
+            <w:r>
+              <w:t xml:space="preserve">(</w:t>
+            </w:r>
+            <w:hyperlink r:id="rId130">
+              <w:r>
+                <w:rPr>
+                  <w:rStyle w:val="Hyperlink"/>
+                </w:rPr>
+                <w:t xml:space="preserve">schema:postalCode</w:t>
+              </w:r>
+            </w:hyperlink>
+            <w:r>
               <w:t xml:space="preserve">):</w:t>
             </w:r>
             <w:r>
               <w:t xml:space="preserve"> </w:t>
             </w:r>
             <w:r>
-              <w:t xml:space="preserve">Eine Rechnung muss einen fälligen Gesamtbetrag als</w:t>
+              <w:t xml:space="preserve">Buchstaben, Ziffern, Leerzeichen und Bindestriche, zwei bis</w:t>
             </w:r>
             <w:r>
               <w:t xml:space="preserve"> </w:t>
             </w:r>
             <w:r>
-              <w:t xml:space="preserve">schema:QuantitativeValue definieren.</w:t>
+              <w:t xml:space="preserve">zehn Zeichen.</w:t>
+            </w:r>
+          </w:p>
+        </w:tc>
+        <w:tc>
+          <w:tcPr/>
+          <w:p>
+            <w:pPr>
+              <w:pStyle w:val="Compact"/>
+              <w:numPr>
+                <w:ilvl w:val="0"/>
+                <w:numId w:val="1028"/>
+              </w:numPr>
+              <w:jc w:val="left"/>
+            </w:pPr>
+            <w:r>
+              <w:t xml:space="preserve">Typ: Zeichenkette</w:t>
+            </w:r>
+            <w:r>
+              <w:t xml:space="preserve"> </w:t>
+            </w:r>
+            <w:r>
+              <w:t xml:space="preserve">(</w:t>
+            </w:r>
+            <w:hyperlink r:id="rId64">
+              <w:r>
+                <w:rPr>
+                  <w:rStyle w:val="Hyperlink"/>
+                </w:rPr>
+                <w:t xml:space="preserve">xsd:string</w:t>
+              </w:r>
+            </w:hyperlink>
+            <w:r>
+              <w:t xml:space="preserve">)</w:t>
+            </w:r>
+          </w:p>
+          <w:p>
+            <w:pPr>
+              <w:pStyle w:val="Compact"/>
+              <w:numPr>
+                <w:ilvl w:val="0"/>
+                <w:numId w:val="1028"/>
+              </w:numPr>
+              <w:jc w:val="left"/>
+            </w:pPr>
+            <w:r>
+              <w:t xml:space="preserve">Muster:</w:t>
+            </w:r>
+            <w:r>
+              <w:t xml:space="preserve"> </w:t>
+            </w:r>
+            <w:r>
+              <w:rPr>
+                <w:rStyle w:val="VerbatimChar"/>
+              </w:rPr>
+              <w:t xml:space="preserve">^[A-Za-z0-9][A-Za-z0-9 -]{1,9}$</w:t>
+            </w:r>
+          </w:p>
+          <w:p>
+            <w:pPr>
+              <w:pStyle w:val="Compact"/>
+              <w:numPr>
+                <w:ilvl w:val="0"/>
+                <w:numId w:val="1028"/>
+              </w:numPr>
+              <w:jc w:val="left"/>
+            </w:pPr>
+            <w:r>
+              <w:t xml:space="preserve">Schweregrad: Warnung</w:t>
+            </w:r>
+          </w:p>
+        </w:tc>
+        <w:tc>
+          <w:tcPr/>
+          <w:p>
+            <w:pPr>
+              <w:pStyle w:val="Compact"/>
+              <w:jc w:val="right"/>
+            </w:pPr>
+            <w:r>
+              <w:t xml:space="preserve">0..1</w:t>
+            </w:r>
+          </w:p>
+        </w:tc>
+      </w:tr>
+      <w:tr>
+        <w:tc>
+          <w:tcPr/>
+          <w:p>
+            <w:pPr>
+              <w:pStyle w:val="Compact"/>
+              <w:jc w:val="left"/>
+            </w:pPr>
+            <w:r>
+              <w:rPr>
+                <w:b/>
+                <w:bCs/>
+              </w:rPr>
+              <w:t xml:space="preserve">Ort</w:t>
+            </w:r>
+            <w:r>
+              <w:t xml:space="preserve"> </w:t>
+            </w:r>
+            <w:r>
+              <w:t xml:space="preserve">(</w:t>
+            </w:r>
+            <w:hyperlink r:id="rId131">
+              <w:r>
+                <w:rPr>
+                  <w:rStyle w:val="Hyperlink"/>
+                </w:rPr>
+                <w:t xml:space="preserve">schema:addressLocality</w:t>
+              </w:r>
+            </w:hyperlink>
+            <w:r>
+              <w:t xml:space="preserve">):</w:t>
+            </w:r>
+            <w:r>
+              <w:t xml:space="preserve"> </w:t>
+            </w:r>
+            <w:r>
+              <w:t xml:space="preserve">Jede Adresse braucht genau einen Ort.</w:t>
+            </w:r>
+          </w:p>
+        </w:tc>
+        <w:tc>
+          <w:tcPr/>
+          <w:p>
+            <w:pPr>
+              <w:pStyle w:val="Compact"/>
+              <w:numPr>
+                <w:ilvl w:val="0"/>
+                <w:numId w:val="1029"/>
+              </w:numPr>
+              <w:jc w:val="left"/>
+            </w:pPr>
+            <w:r>
+              <w:t xml:space="preserve">Typ: Zeichenkette</w:t>
+            </w:r>
+            <w:r>
+              <w:t xml:space="preserve"> </w:t>
+            </w:r>
+            <w:r>
+              <w:t xml:space="preserve">(</w:t>
+            </w:r>
+            <w:hyperlink r:id="rId64">
+              <w:r>
+                <w:rPr>
+                  <w:rStyle w:val="Hyperlink"/>
+                </w:rPr>
+                <w:t xml:space="preserve">xsd:string</w:t>
+              </w:r>
+            </w:hyperlink>
+            <w:r>
+              <w:t xml:space="preserve">)</w:t>
+            </w:r>
+          </w:p>
+          <w:p>
+            <w:pPr>
+              <w:pStyle w:val="Compact"/>
+              <w:numPr>
+                <w:ilvl w:val="0"/>
+                <w:numId w:val="1029"/>
+              </w:numPr>
+              <w:jc w:val="left"/>
+            </w:pPr>
+            <w:r>
+              <w:t xml:space="preserve">Länge: ≤ 100 Zeichen</w:t>
+            </w:r>
+          </w:p>
+        </w:tc>
+        <w:tc>
+          <w:tcPr/>
+          <w:p>
+            <w:pPr>
+              <w:pStyle w:val="Compact"/>
+              <w:jc w:val="right"/>
+            </w:pPr>
+            <w:r>
+              <w:t xml:space="preserve">1..1</w:t>
+            </w:r>
+          </w:p>
+        </w:tc>
+      </w:tr>
+      <w:tr>
+        <w:tc>
+          <w:tcPr/>
+          <w:p>
+            <w:pPr>
+              <w:pStyle w:val="Compact"/>
+              <w:jc w:val="left"/>
+            </w:pPr>
+            <w:r>
+              <w:rPr>
+                <w:b/>
+                <w:bCs/>
+              </w:rPr>
+              <w:t xml:space="preserve">Region</w:t>
+            </w:r>
+            <w:r>
+              <w:t xml:space="preserve"> </w:t>
+            </w:r>
+            <w:r>
+              <w:t xml:space="preserve">(</w:t>
+            </w:r>
+            <w:hyperlink r:id="rId132">
+              <w:r>
+                <w:rPr>
+                  <w:rStyle w:val="Hyperlink"/>
+                </w:rPr>
+                <w:t xml:space="preserve">schema:addressRegion</w:t>
+              </w:r>
+            </w:hyperlink>
+            <w:r>
+              <w:t xml:space="preserve">):</w:t>
+            </w:r>
+            <w:r>
+              <w:t xml:space="preserve"> </w:t>
+            </w:r>
+            <w:r>
+              <w:t xml:space="preserve">Kanton, Bundesstaat oder Provinz, sofern im Land üblich.</w:t>
+            </w:r>
+          </w:p>
+        </w:tc>
+        <w:tc>
+          <w:tcPr/>
+          <w:p>
+            <w:pPr>
+              <w:pStyle w:val="Compact"/>
+              <w:numPr>
+                <w:ilvl w:val="0"/>
+                <w:numId w:val="1030"/>
+              </w:numPr>
+              <w:jc w:val="left"/>
+            </w:pPr>
+            <w:r>
+              <w:t xml:space="preserve">Typ: Zeichenkette</w:t>
+            </w:r>
+            <w:r>
+              <w:t xml:space="preserve"> </w:t>
+            </w:r>
+            <w:r>
+              <w:t xml:space="preserve">(</w:t>
+            </w:r>
+            <w:hyperlink r:id="rId64">
+              <w:r>
+                <w:rPr>
+                  <w:rStyle w:val="Hyperlink"/>
+                </w:rPr>
+                <w:t xml:space="preserve">xsd:string</w:t>
+              </w:r>
+            </w:hyperlink>
+            <w:r>
+              <w:t xml:space="preserve">)</w:t>
+            </w:r>
+          </w:p>
+          <w:p>
+            <w:pPr>
+              <w:pStyle w:val="Compact"/>
+              <w:numPr>
+                <w:ilvl w:val="0"/>
+                <w:numId w:val="1030"/>
+              </w:numPr>
+              <w:jc w:val="left"/>
+            </w:pPr>
+            <w:r>
+              <w:t xml:space="preserve">Länge: ≤ 100 Zeichen</w:t>
+            </w:r>
+          </w:p>
+        </w:tc>
+        <w:tc>
+          <w:tcPr/>
+          <w:p>
+            <w:pPr>
+              <w:pStyle w:val="Compact"/>
+              <w:jc w:val="right"/>
+            </w:pPr>
+            <w:r>
+              <w:t xml:space="preserve">0..1</w:t>
+            </w:r>
+          </w:p>
+        </w:tc>
+      </w:tr>
+      <w:tr>
+        <w:tc>
+          <w:tcPr/>
+          <w:p>
+            <w:pPr>
+              <w:pStyle w:val="Compact"/>
+              <w:jc w:val="left"/>
+            </w:pPr>
+            <w:r>
+              <w:rPr>
+                <w:b/>
+                <w:bCs/>
+              </w:rPr>
+              <w:t xml:space="preserve">Land</w:t>
+            </w:r>
+            <w:r>
+              <w:t xml:space="preserve"> </w:t>
+            </w:r>
+            <w:r>
+              <w:t xml:space="preserve">(</w:t>
+            </w:r>
+            <w:hyperlink r:id="rId133">
+              <w:r>
+                <w:rPr>
+                  <w:rStyle w:val="Hyperlink"/>
+                </w:rPr>
+                <w:t xml:space="preserve">schema:addressCountry</w:t>
+              </w:r>
+            </w:hyperlink>
+            <w:r>
+              <w:t xml:space="preserve">):</w:t>
+            </w:r>
+            <w:r>
+              <w:t xml:space="preserve"> </w:t>
+            </w:r>
+            <w:r>
+              <w:t xml:space="preserve">Land als IRI aus dem Länderverzeichnis des Bundesarchivs auf</w:t>
+            </w:r>
+            <w:r>
+              <w:t xml:space="preserve"> </w:t>
+            </w:r>
+            <w:r>
+              <w:t xml:space="preserve">LINDAS (ISO 3166-1 alpha-3).</w:t>
             </w:r>
           </w:p>
         </w:tc>
@@ -6478,6 +6116,876 @@
               <w:numPr>
                 <w:ilvl w:val="0"/>
                 <w:numId w:val="1031"/>
+              </w:numPr>
+              <w:jc w:val="left"/>
+            </w:pPr>
+            <w:r>
+              <w:t xml:space="preserve">Muster:</w:t>
+            </w:r>
+            <w:r>
+              <w:t xml:space="preserve"> </w:t>
+            </w:r>
+            <w:r>
+              <w:rPr>
+                <w:rStyle w:val="VerbatimChar"/>
+              </w:rPr>
+              <w:t xml:space="preserve">^https://ld\.admin\.ch/country/[A-Z]{3}$</w:t>
+            </w:r>
+          </w:p>
+          <w:p>
+            <w:pPr>
+              <w:pStyle w:val="Compact"/>
+              <w:numPr>
+                <w:ilvl w:val="0"/>
+                <w:numId w:val="1031"/>
+              </w:numPr>
+              <w:jc w:val="left"/>
+            </w:pPr>
+            <w:r>
+              <w:t xml:space="preserve">Beispiele:</w:t>
+            </w:r>
+            <w:r>
+              <w:t xml:space="preserve"> </w:t>
+            </w:r>
+            <w:hyperlink r:id="rId134">
+              <w:r>
+                <w:rPr>
+                  <w:rStyle w:val="Hyperlink"/>
+                </w:rPr>
+                <w:t xml:space="preserve">country:CHE</w:t>
+              </w:r>
+            </w:hyperlink>
+            <w:r>
+              <w:t xml:space="preserve">,</w:t>
+            </w:r>
+            <w:r>
+              <w:t xml:space="preserve"> </w:t>
+            </w:r>
+            <w:hyperlink r:id="rId135">
+              <w:r>
+                <w:rPr>
+                  <w:rStyle w:val="Hyperlink"/>
+                </w:rPr>
+                <w:t xml:space="preserve">country:FRA</w:t>
+              </w:r>
+            </w:hyperlink>
+            <w:r>
+              <w:t xml:space="preserve">,</w:t>
+            </w:r>
+            <w:r>
+              <w:t xml:space="preserve"> </w:t>
+            </w:r>
+            <w:hyperlink r:id="rId136">
+              <w:r>
+                <w:rPr>
+                  <w:rStyle w:val="Hyperlink"/>
+                </w:rPr>
+                <w:t xml:space="preserve">country:ITA</w:t>
+              </w:r>
+            </w:hyperlink>
+          </w:p>
+        </w:tc>
+        <w:tc>
+          <w:tcPr/>
+          <w:p>
+            <w:pPr>
+              <w:pStyle w:val="Compact"/>
+              <w:jc w:val="right"/>
+            </w:pPr>
+            <w:r>
+              <w:t xml:space="preserve">1..1</w:t>
+            </w:r>
+          </w:p>
+        </w:tc>
+      </w:tr>
+    </w:tbl>
+    <w:bookmarkEnd w:id="137"/>
+    <w:bookmarkEnd w:id="138"/>
+    <w:bookmarkStart w:id="147" w:name="sec-nodeshape-quantitativevalueshape"/>
+    <w:p>
+      <w:pPr>
+        <w:pStyle w:val="berschrift2"/>
+      </w:pPr>
+      <w:r>
+        <w:t xml:space="preserve">3.7 Quantitativer Wert</w:t>
+      </w:r>
+    </w:p>
+    <w:p>
+      <w:pPr>
+        <w:pStyle w:val="FirstParagraph"/>
+      </w:pPr>
+      <w:r>
+        <w:t xml:space="preserve">Ein numerischer Wert mit einer dazugehörigen Einheit.</w:t>
+      </w:r>
+    </w:p>
+    <w:p>
+      <w:pPr>
+        <w:pStyle w:val="Textkrper"/>
+      </w:pPr>
+      <w:r>
+        <w:t xml:space="preserve">Quantitative Werte werden nie als blosse Zahl erfasst, sondern immer zusammen mit einer Einheit aus der Codeliste Einheiten (IRIs des QUDT-Vokabulars). So bleibt eindeutig, ob eine Dauer in Millisekunden oder eine Dateigrösse in Bytes gemeint ist. Negative Werte sind in diesem Datensatz nicht vorgesehen.</w:t>
+      </w:r>
+    </w:p>
+    <w:bookmarkStart w:id="142" w:name="X78f593afbb200587db35193dab5ef366499966a"/>
+    <w:p>
+      <w:pPr>
+        <w:pStyle w:val="berschrift3"/>
+      </w:pPr>
+      <w:r>
+        <w:t xml:space="preserve">3.7.1 Übersicht</w:t>
+      </w:r>
+    </w:p>
+    <w:p>
+      <w:pPr>
+        <w:pStyle w:val="DefinitionTerm"/>
+      </w:pPr>
+      <w:r>
+        <w:t xml:space="preserve">Shape</w:t>
+      </w:r>
+    </w:p>
+    <w:p>
+      <w:pPr>
+        <w:pStyle w:val="Definition"/>
+      </w:pPr>
+      <w:hyperlink r:id="rId139">
+        <w:r>
+          <w:rPr>
+            <w:rStyle w:val="Hyperlink"/>
+          </w:rPr>
+          <w:t xml:space="preserve">:QuantitativeValueShape</w:t>
+        </w:r>
+      </w:hyperlink>
+    </w:p>
+    <w:p>
+      <w:pPr>
+        <w:pStyle w:val="DefinitionTerm"/>
+      </w:pPr>
+      <w:r>
+        <w:t xml:space="preserve">Zielklasse</w:t>
+      </w:r>
+    </w:p>
+    <w:p>
+      <w:pPr>
+        <w:pStyle w:val="Definition"/>
+      </w:pPr>
+      <w:hyperlink r:id="rId140">
+        <w:r>
+          <w:rPr>
+            <w:rStyle w:val="Hyperlink"/>
+          </w:rPr>
+          <w:t xml:space="preserve">schema:QuantitativeValue</w:t>
+        </w:r>
+      </w:hyperlink>
+    </w:p>
+    <w:p>
+      <w:pPr>
+        <w:pStyle w:val="DefinitionTerm"/>
+      </w:pPr>
+      <w:r>
+        <w:t xml:space="preserve">Geschlossen</w:t>
+      </w:r>
+    </w:p>
+    <w:p>
+      <w:pPr>
+        <w:pStyle w:val="Definition"/>
+      </w:pPr>
+      <w:r>
+        <w:t xml:space="preserve">Ja (nur die aufgeführten Eigenschaften zulässig)</w:t>
+      </w:r>
+    </w:p>
+    <w:p>
+      <w:pPr>
+        <w:pStyle w:val="DefinitionTerm"/>
+      </w:pPr>
+      <w:r>
+        <w:t xml:space="preserve">Kennzahlen</w:t>
+      </w:r>
+    </w:p>
+    <w:p>
+      <w:pPr>
+        <w:pStyle w:val="Definition"/>
+      </w:pPr>
+      <w:r>
+        <w:t xml:space="preserve">15401 Instanzen mit je 3 Tripeln</w:t>
+      </w:r>
+    </w:p>
+    <w:p>
+      <w:pPr>
+        <w:pStyle w:val="DefinitionTerm"/>
+      </w:pPr>
+      <w:r>
+        <w:t xml:space="preserve">Datenzugriff</w:t>
+      </w:r>
+    </w:p>
+    <w:p>
+      <w:pPr>
+        <w:pStyle w:val="Definition"/>
+      </w:pPr>
+      <w:hyperlink r:id="rId141">
+        <w:r>
+          <w:rPr>
+            <w:rStyle w:val="Hyperlink"/>
+          </w:rPr>
+          <w:t xml:space="preserve">SPARQL-Dienst</w:t>
+        </w:r>
+      </w:hyperlink>
+    </w:p>
+    <w:bookmarkEnd w:id="142"/>
+    <w:bookmarkStart w:id="146" w:name="X2e1f3b536eb29ac285cf6217bf2fada750b5fc0"/>
+    <w:p>
+      <w:pPr>
+        <w:pStyle w:val="berschrift3"/>
+      </w:pPr>
+      <w:r>
+        <w:t xml:space="preserve">3.7.2 Eigenschaften</w:t>
+      </w:r>
+    </w:p>
+    <w:tbl>
+      <w:tblPr>
+        <w:tblStyle w:val="Table"/>
+        <w:tblW w:type="pct" w:w="4961"/>
+        <w:tblLayout w:type="fixed"/>
+        <w:tblLook w:firstRow="1" w:lastRow="0" w:firstColumn="0" w:lastColumn="0" w:noHBand="0" w:noVBand="0" w:val="0020"/>
+      </w:tblPr>
+      <w:tblGrid>
+        <w:gridCol w:w="3131"/>
+        <w:gridCol w:w="3806"/>
+        <w:gridCol w:w="920"/>
+      </w:tblGrid>
+      <w:tr>
+        <w:trPr>
+          <w:tblHeader w:val="on"/>
+        </w:trPr>
+        <w:tc>
+          <w:tcPr/>
+          <w:p>
+            <w:pPr>
+              <w:pStyle w:val="Compact"/>
+              <w:jc w:val="left"/>
+            </w:pPr>
+            <w:r>
+              <w:t xml:space="preserve">Beschreibung</w:t>
+            </w:r>
+          </w:p>
+        </w:tc>
+        <w:tc>
+          <w:tcPr/>
+          <w:p>
+            <w:pPr>
+              <w:pStyle w:val="Compact"/>
+              <w:jc w:val="left"/>
+            </w:pPr>
+            <w:r>
+              <w:t xml:space="preserve">Details</w:t>
+            </w:r>
+          </w:p>
+        </w:tc>
+        <w:tc>
+          <w:tcPr/>
+          <w:p>
+            <w:pPr>
+              <w:pStyle w:val="Compact"/>
+              <w:jc w:val="right"/>
+            </w:pPr>
+            <w:r>
+              <w:t xml:space="preserve">Kardinalität</w:t>
+            </w:r>
+          </w:p>
+        </w:tc>
+      </w:tr>
+      <w:tr>
+        <w:tc>
+          <w:tcPr/>
+          <w:p>
+            <w:pPr>
+              <w:pStyle w:val="Compact"/>
+              <w:jc w:val="left"/>
+            </w:pPr>
+            <w:r>
+              <w:rPr>
+                <w:b/>
+                <w:bCs/>
+              </w:rPr>
+              <w:t xml:space="preserve">Wert</w:t>
+            </w:r>
+            <w:r>
+              <w:t xml:space="preserve"> </w:t>
+            </w:r>
+            <w:r>
+              <w:t xml:space="preserve">(</w:t>
+            </w:r>
+            <w:hyperlink r:id="rId97">
+              <w:r>
+                <w:rPr>
+                  <w:rStyle w:val="Hyperlink"/>
+                </w:rPr>
+                <w:t xml:space="preserve">schema:value</w:t>
+              </w:r>
+            </w:hyperlink>
+            <w:r>
+              <w:t xml:space="preserve">): Ein</w:t>
+            </w:r>
+            <w:r>
+              <w:t xml:space="preserve"> </w:t>
+            </w:r>
+            <w:r>
+              <w:t xml:space="preserve">quantitativer Wert muss genau einen numerischen</w:t>
+            </w:r>
+            <w:r>
+              <w:t xml:space="preserve"> </w:t>
+            </w:r>
+            <w:r>
+              <w:t xml:space="preserve">Wert haben.</w:t>
+            </w:r>
+          </w:p>
+        </w:tc>
+        <w:tc>
+          <w:tcPr/>
+          <w:p>
+            <w:pPr>
+              <w:pStyle w:val="Compact"/>
+              <w:numPr>
+                <w:ilvl w:val="0"/>
+                <w:numId w:val="1032"/>
+              </w:numPr>
+              <w:jc w:val="left"/>
+            </w:pPr>
+            <w:r>
+              <w:t xml:space="preserve">Typ: Dezimalzahl</w:t>
+            </w:r>
+            <w:r>
+              <w:t xml:space="preserve"> </w:t>
+            </w:r>
+            <w:r>
+              <w:t xml:space="preserve">(</w:t>
+            </w:r>
+            <w:hyperlink r:id="rId143">
+              <w:r>
+                <w:rPr>
+                  <w:rStyle w:val="Hyperlink"/>
+                </w:rPr>
+                <w:t xml:space="preserve">xsd:decimal</w:t>
+              </w:r>
+            </w:hyperlink>
+            <w:r>
+              <w:t xml:space="preserve">)</w:t>
+            </w:r>
+            <w:r>
+              <w:t xml:space="preserve"> </w:t>
+            </w:r>
+            <w:r>
+              <w:t xml:space="preserve">oder Ganzzahl</w:t>
+            </w:r>
+            <w:r>
+              <w:t xml:space="preserve"> </w:t>
+            </w:r>
+            <w:r>
+              <w:t xml:space="preserve">(</w:t>
+            </w:r>
+            <w:hyperlink r:id="rId144">
+              <w:r>
+                <w:rPr>
+                  <w:rStyle w:val="Hyperlink"/>
+                </w:rPr>
+                <w:t xml:space="preserve">xsd:integer</w:t>
+              </w:r>
+            </w:hyperlink>
+            <w:r>
+              <w:t xml:space="preserve">)</w:t>
+            </w:r>
+          </w:p>
+          <w:p>
+            <w:pPr>
+              <w:pStyle w:val="Compact"/>
+              <w:numPr>
+                <w:ilvl w:val="0"/>
+                <w:numId w:val="1032"/>
+              </w:numPr>
+              <w:jc w:val="left"/>
+            </w:pPr>
+            <w:r>
+              <w:t xml:space="preserve">Wertebereich: ≥ 0</w:t>
+            </w:r>
+          </w:p>
+        </w:tc>
+        <w:tc>
+          <w:tcPr/>
+          <w:p>
+            <w:pPr>
+              <w:pStyle w:val="Compact"/>
+              <w:jc w:val="right"/>
+            </w:pPr>
+            <w:r>
+              <w:t xml:space="preserve">1..1</w:t>
+            </w:r>
+          </w:p>
+        </w:tc>
+      </w:tr>
+      <w:tr>
+        <w:tc>
+          <w:tcPr/>
+          <w:p>
+            <w:pPr>
+              <w:pStyle w:val="Compact"/>
+              <w:jc w:val="left"/>
+            </w:pPr>
+            <w:r>
+              <w:rPr>
+                <w:b/>
+                <w:bCs/>
+              </w:rPr>
+              <w:t xml:space="preserve">Einheitencode</w:t>
+            </w:r>
+            <w:r>
+              <w:t xml:space="preserve"> </w:t>
+            </w:r>
+            <w:r>
+              <w:t xml:space="preserve">(</w:t>
+            </w:r>
+            <w:hyperlink r:id="rId95">
+              <w:r>
+                <w:rPr>
+                  <w:rStyle w:val="Hyperlink"/>
+                </w:rPr>
+                <w:t xml:space="preserve">schema:unitCode</w:t>
+              </w:r>
+            </w:hyperlink>
+            <w:r>
+              <w:t xml:space="preserve">):</w:t>
+            </w:r>
+            <w:r>
+              <w:t xml:space="preserve"> </w:t>
+            </w:r>
+            <w:r>
+              <w:t xml:space="preserve">Die Einheit als Code der Codeliste Einheiten</w:t>
+            </w:r>
+            <w:r>
+              <w:t xml:space="preserve"> </w:t>
+            </w:r>
+            <w:r>
+              <w:t xml:space="preserve">(IRI des QUDT-Vokabulars).</w:t>
+            </w:r>
+          </w:p>
+        </w:tc>
+        <w:tc>
+          <w:tcPr/>
+          <w:p>
+            <w:pPr>
+              <w:pStyle w:val="Compact"/>
+              <w:numPr>
+                <w:ilvl w:val="0"/>
+                <w:numId w:val="1033"/>
+              </w:numPr>
+              <w:jc w:val="left"/>
+            </w:pPr>
+            <w:r>
+              <w:t xml:space="preserve">Typ:</w:t>
+            </w:r>
+            <w:r>
+              <w:t xml:space="preserve"> </w:t>
+            </w:r>
+            <w:hyperlink r:id="rId88">
+              <w:r>
+                <w:rPr>
+                  <w:rStyle w:val="Hyperlink"/>
+                </w:rPr>
+                <w:t xml:space="preserve">schema:CategoryCode</w:t>
+              </w:r>
+            </w:hyperlink>
+            <w:r>
+              <w:t xml:space="preserve">,</w:t>
+            </w:r>
+            <w:r>
+              <w:t xml:space="preserve"> </w:t>
+            </w:r>
+            <w:r>
+              <w:t xml:space="preserve">siehe Codeliste</w:t>
+            </w:r>
+            <w:r>
+              <w:t xml:space="preserve"> </w:t>
+            </w:r>
+            <w:hyperlink w:anchor="sec-codelist-units">
+              <w:r>
+                <w:rPr>
+                  <w:rStyle w:val="Hyperlink"/>
+                </w:rPr>
+                <w:t xml:space="preserve">Einheiten</w:t>
+              </w:r>
+            </w:hyperlink>
+          </w:p>
+          <w:p>
+            <w:pPr>
+              <w:pStyle w:val="Compact"/>
+              <w:numPr>
+                <w:ilvl w:val="0"/>
+                <w:numId w:val="1033"/>
+              </w:numPr>
+              <w:jc w:val="left"/>
+            </w:pPr>
+            <w:r>
+              <w:t xml:space="preserve">Beispiele:</w:t>
+            </w:r>
+            <w:r>
+              <w:t xml:space="preserve"> </w:t>
+            </w:r>
+            <w:hyperlink r:id="rId145">
+              <w:r>
+                <w:rPr>
+                  <w:rStyle w:val="Hyperlink"/>
+                </w:rPr>
+                <w:t xml:space="preserve">currency:USD</w:t>
+              </w:r>
+            </w:hyperlink>
+            <w:r>
+              <w:t xml:space="preserve">,</w:t>
+            </w:r>
+            <w:r>
+              <w:t xml:space="preserve"> </w:t>
+            </w:r>
+            <w:hyperlink r:id="rId96">
+              <w:r>
+                <w:rPr>
+                  <w:rStyle w:val="Hyperlink"/>
+                </w:rPr>
+                <w:t xml:space="preserve">unit:MilliSEC</w:t>
+              </w:r>
+            </w:hyperlink>
+          </w:p>
+        </w:tc>
+        <w:tc>
+          <w:tcPr/>
+          <w:p>
+            <w:pPr>
+              <w:pStyle w:val="Compact"/>
+              <w:jc w:val="right"/>
+            </w:pPr>
+            <w:r>
+              <w:t xml:space="preserve">1..1</w:t>
+            </w:r>
+          </w:p>
+        </w:tc>
+      </w:tr>
+    </w:tbl>
+    <w:bookmarkEnd w:id="146"/>
+    <w:bookmarkEnd w:id="147"/>
+    <w:bookmarkStart w:id="161" w:name="sec-nodeshape-invoiceshape"/>
+    <w:p>
+      <w:pPr>
+        <w:pStyle w:val="berschrift2"/>
+      </w:pPr>
+      <w:r>
+        <w:t xml:space="preserve">3.8 Rechnung</w:t>
+      </w:r>
+    </w:p>
+    <w:p>
+      <w:pPr>
+        <w:pStyle w:val="FirstParagraph"/>
+      </w:pPr>
+      <w:r>
+        <w:t xml:space="preserve">Ein Kaufbeleg im Chinook-Datensatz. Eine Rechnung fasst die Positionen eines Kaufs zusammen. Der Rechnungsbetrag wird nicht nur als Wert erfasst, sondern auch gegen die Summe der Positionen geprüft; Abweichungen von mehr als fünf Rappen gelten als Fehler. Rechnungen vor dem Jahr 2000 stammen aus einem Altsystem und sind in diesem Datensatz nicht zulässig.</w:t>
+      </w:r>
+    </w:p>
+    <w:bookmarkStart w:id="151" w:name="sec-nodeshape-invoiceshape-overview"/>
+    <w:p>
+      <w:pPr>
+        <w:pStyle w:val="berschrift3"/>
+      </w:pPr>
+      <w:r>
+        <w:t xml:space="preserve">3.8.1 Übersicht</w:t>
+      </w:r>
+    </w:p>
+    <w:p>
+      <w:pPr>
+        <w:pStyle w:val="DefinitionTerm"/>
+      </w:pPr>
+      <w:r>
+        <w:t xml:space="preserve">Shape</w:t>
+      </w:r>
+    </w:p>
+    <w:p>
+      <w:pPr>
+        <w:pStyle w:val="Definition"/>
+      </w:pPr>
+      <w:hyperlink r:id="rId148">
+        <w:r>
+          <w:rPr>
+            <w:rStyle w:val="Hyperlink"/>
+          </w:rPr>
+          <w:t xml:space="preserve">:InvoiceShape</w:t>
+        </w:r>
+      </w:hyperlink>
+    </w:p>
+    <w:p>
+      <w:pPr>
+        <w:pStyle w:val="DefinitionTerm"/>
+      </w:pPr>
+      <w:r>
+        <w:t xml:space="preserve">Zielklasse</w:t>
+      </w:r>
+    </w:p>
+    <w:p>
+      <w:pPr>
+        <w:pStyle w:val="Definition"/>
+      </w:pPr>
+      <w:hyperlink r:id="rId149">
+        <w:r>
+          <w:rPr>
+            <w:rStyle w:val="Hyperlink"/>
+          </w:rPr>
+          <w:t xml:space="preserve">schema:Invoice</w:t>
+        </w:r>
+      </w:hyperlink>
+    </w:p>
+    <w:p>
+      <w:pPr>
+        <w:pStyle w:val="DefinitionTerm"/>
+      </w:pPr>
+      <w:r>
+        <w:t xml:space="preserve">Geschlossen</w:t>
+      </w:r>
+    </w:p>
+    <w:p>
+      <w:pPr>
+        <w:pStyle w:val="Definition"/>
+      </w:pPr>
+      <w:r>
+        <w:t xml:space="preserve">Nein (weitere Eigenschaften zulässig)</w:t>
+      </w:r>
+    </w:p>
+    <w:p>
+      <w:pPr>
+        <w:pStyle w:val="DefinitionTerm"/>
+      </w:pPr>
+      <w:r>
+        <w:t xml:space="preserve">Kennzahlen</w:t>
+      </w:r>
+    </w:p>
+    <w:p>
+      <w:pPr>
+        <w:pStyle w:val="Definition"/>
+      </w:pPr>
+      <w:r>
+        <w:t xml:space="preserve">412 Instanzen mit je 8 bis 21 Tripeln (im Mittel 12.4)</w:t>
+      </w:r>
+    </w:p>
+    <w:p>
+      <w:pPr>
+        <w:pStyle w:val="DefinitionTerm"/>
+      </w:pPr>
+      <w:r>
+        <w:t xml:space="preserve">Datenzugriff</w:t>
+      </w:r>
+    </w:p>
+    <w:p>
+      <w:pPr>
+        <w:pStyle w:val="Definition"/>
+      </w:pPr>
+      <w:hyperlink r:id="rId150">
+        <w:r>
+          <w:rPr>
+            <w:rStyle w:val="Hyperlink"/>
+          </w:rPr>
+          <w:t xml:space="preserve">SPARQL-Dienst</w:t>
+        </w:r>
+      </w:hyperlink>
+    </w:p>
+    <w:bookmarkEnd w:id="151"/>
+    <w:bookmarkStart w:id="157" w:name="sec-nodeshape-invoiceshape-properties"/>
+    <w:p>
+      <w:pPr>
+        <w:pStyle w:val="berschrift3"/>
+      </w:pPr>
+      <w:r>
+        <w:t xml:space="preserve">3.8.2 Eigenschaften</w:t>
+      </w:r>
+    </w:p>
+    <w:tbl>
+      <w:tblPr>
+        <w:tblStyle w:val="Table"/>
+        <w:tblW w:type="pct" w:w="4964"/>
+        <w:tblLayout w:type="fixed"/>
+        <w:tblLook w:firstRow="1" w:lastRow="0" w:firstColumn="0" w:lastColumn="0" w:noHBand="0" w:noVBand="0" w:val="0020"/>
+      </w:tblPr>
+      <w:tblGrid>
+        <w:gridCol w:w="3730"/>
+        <w:gridCol w:w="3271"/>
+        <w:gridCol w:w="860"/>
+      </w:tblGrid>
+      <w:tr>
+        <w:trPr>
+          <w:tblHeader w:val="on"/>
+        </w:trPr>
+        <w:tc>
+          <w:tcPr/>
+          <w:p>
+            <w:pPr>
+              <w:pStyle w:val="Compact"/>
+              <w:jc w:val="left"/>
+            </w:pPr>
+            <w:r>
+              <w:t xml:space="preserve">Beschreibung</w:t>
+            </w:r>
+          </w:p>
+        </w:tc>
+        <w:tc>
+          <w:tcPr/>
+          <w:p>
+            <w:pPr>
+              <w:pStyle w:val="Compact"/>
+              <w:jc w:val="left"/>
+            </w:pPr>
+            <w:r>
+              <w:t xml:space="preserve">Details</w:t>
+            </w:r>
+          </w:p>
+        </w:tc>
+        <w:tc>
+          <w:tcPr/>
+          <w:p>
+            <w:pPr>
+              <w:pStyle w:val="Compact"/>
+              <w:jc w:val="right"/>
+            </w:pPr>
+            <w:r>
+              <w:t xml:space="preserve">Kardinalität</w:t>
+            </w:r>
+          </w:p>
+        </w:tc>
+      </w:tr>
+      <w:tr>
+        <w:tc>
+          <w:tcPr/>
+          <w:p>
+            <w:pPr>
+              <w:pStyle w:val="Compact"/>
+              <w:jc w:val="left"/>
+            </w:pPr>
+            <w:r>
+              <w:rPr>
+                <w:b/>
+                <w:bCs/>
+              </w:rPr>
+              <w:t xml:space="preserve">Kunde</w:t>
+            </w:r>
+            <w:r>
+              <w:t xml:space="preserve"> </w:t>
+            </w:r>
+            <w:r>
+              <w:t xml:space="preserve">(</w:t>
+            </w:r>
+            <w:hyperlink r:id="rId152">
+              <w:r>
+                <w:rPr>
+                  <w:rStyle w:val="Hyperlink"/>
+                </w:rPr>
+                <w:t xml:space="preserve">schema:customer</w:t>
+              </w:r>
+            </w:hyperlink>
+            <w:r>
+              <w:t xml:space="preserve">):</w:t>
+            </w:r>
+            <w:r>
+              <w:t xml:space="preserve"> </w:t>
+            </w:r>
+            <w:r>
+              <w:t xml:space="preserve">Eine Rechnung muss genau einem Kunden zugeordnet sein.</w:t>
+            </w:r>
+          </w:p>
+        </w:tc>
+        <w:tc>
+          <w:tcPr/>
+          <w:p>
+            <w:pPr>
+              <w:pStyle w:val="Compact"/>
+              <w:numPr>
+                <w:ilvl w:val="0"/>
+                <w:numId w:val="1034"/>
+              </w:numPr>
+              <w:jc w:val="left"/>
+            </w:pPr>
+            <w:r>
+              <w:t xml:space="preserve">Typ:</w:t>
+            </w:r>
+            <w:r>
+              <w:t xml:space="preserve"> </w:t>
+            </w:r>
+            <w:hyperlink w:anchor="sec-nodeshape-personshape">
+              <w:r>
+                <w:rPr>
+                  <w:rStyle w:val="Hyperlink"/>
+                </w:rPr>
+                <w:t xml:space="preserve">Person</w:t>
+              </w:r>
+            </w:hyperlink>
+          </w:p>
+        </w:tc>
+        <w:tc>
+          <w:tcPr/>
+          <w:p>
+            <w:pPr>
+              <w:pStyle w:val="Compact"/>
+              <w:jc w:val="right"/>
+            </w:pPr>
+            <w:r>
+              <w:t xml:space="preserve">1..1</w:t>
+            </w:r>
+          </w:p>
+        </w:tc>
+      </w:tr>
+      <w:tr>
+        <w:tc>
+          <w:tcPr/>
+          <w:p>
+            <w:pPr>
+              <w:pStyle w:val="Compact"/>
+              <w:jc w:val="left"/>
+            </w:pPr>
+            <w:r>
+              <w:rPr>
+                <w:b/>
+                <w:bCs/>
+              </w:rPr>
+              <w:t xml:space="preserve">Fälliger Gesamtbetrag</w:t>
+            </w:r>
+            <w:r>
+              <w:t xml:space="preserve"> </w:t>
+            </w:r>
+            <w:r>
+              <w:t xml:space="preserve">(</w:t>
+            </w:r>
+            <w:hyperlink r:id="rId153">
+              <w:r>
+                <w:rPr>
+                  <w:rStyle w:val="Hyperlink"/>
+                </w:rPr>
+                <w:t xml:space="preserve">schema:totalPaymentDue</w:t>
+              </w:r>
+            </w:hyperlink>
+            <w:r>
+              <w:t xml:space="preserve">):</w:t>
+            </w:r>
+            <w:r>
+              <w:t xml:space="preserve"> </w:t>
+            </w:r>
+            <w:r>
+              <w:t xml:space="preserve">Eine Rechnung muss einen fälligen Gesamtbetrag als</w:t>
+            </w:r>
+            <w:r>
+              <w:t xml:space="preserve"> </w:t>
+            </w:r>
+            <w:r>
+              <w:t xml:space="preserve">schema:QuantitativeValue definieren.</w:t>
+            </w:r>
+          </w:p>
+        </w:tc>
+        <w:tc>
+          <w:tcPr/>
+          <w:p>
+            <w:pPr>
+              <w:pStyle w:val="Compact"/>
+              <w:numPr>
+                <w:ilvl w:val="0"/>
+                <w:numId w:val="1035"/>
               </w:numPr>
               <w:jc w:val="left"/>
             </w:pPr>
@@ -6507,6 +7015,65 @@
                 <w:t xml:space="preserve">Wert</w:t>
               </w:r>
             </w:hyperlink>
+            <w:r>
+              <w:t xml:space="preserve"> </w:t>
+            </w:r>
+            <w:r>
+              <w:t xml:space="preserve">mit</w:t>
+            </w:r>
+            <w:r>
+              <w:t xml:space="preserve"> </w:t>
+            </w:r>
+            <w:r>
+              <w:t xml:space="preserve">folgenden Einschränkungen:</w:t>
+            </w:r>
+          </w:p>
+          <w:p>
+            <w:pPr>
+              <w:pStyle w:val="Compact"/>
+              <w:numPr>
+                <w:ilvl w:val="1"/>
+                <w:numId w:val="1036"/>
+              </w:numPr>
+              <w:jc w:val="left"/>
+            </w:pPr>
+            <w:r>
+              <w:t xml:space="preserve">Einheitencode</w:t>
+            </w:r>
+            <w:r>
+              <w:t xml:space="preserve"> </w:t>
+            </w:r>
+            <w:r>
+              <w:t xml:space="preserve">(</w:t>
+            </w:r>
+            <w:hyperlink r:id="rId95">
+              <w:r>
+                <w:rPr>
+                  <w:rStyle w:val="Hyperlink"/>
+                </w:rPr>
+                <w:t xml:space="preserve">schema:unitCode</w:t>
+              </w:r>
+            </w:hyperlink>
+            <w:r>
+              <w:t xml:space="preserve">):</w:t>
+            </w:r>
+            <w:r>
+              <w:t xml:space="preserve"> </w:t>
+            </w:r>
+            <w:r>
+              <w:t xml:space="preserve">Pflichtwert</w:t>
+            </w:r>
+            <w:r>
+              <w:t xml:space="preserve"> </w:t>
+            </w:r>
+            <w:hyperlink r:id="rId145">
+              <w:r>
+                <w:rPr>
+                  <w:rStyle w:val="Hyperlink"/>
+                </w:rPr>
+                <w:t xml:space="preserve">currency:USD</w:t>
+              </w:r>
+            </w:hyperlink>
           </w:p>
         </w:tc>
         <w:tc>
@@ -6543,7 +7110,7 @@
             <w:r>
               <w:t xml:space="preserve">(</w:t>
             </w:r>
-            <w:hyperlink r:id="rId148">
+            <w:hyperlink r:id="rId154">
               <w:r>
                 <w:rPr>
                   <w:rStyle w:val="Hyperlink"/>
@@ -6575,7 +7142,7 @@
               <w:pStyle w:val="Compact"/>
               <w:numPr>
                 <w:ilvl w:val="0"/>
-                <w:numId w:val="1032"/>
+                <w:numId w:val="1037"/>
               </w:numPr>
               <w:jc w:val="left"/>
             </w:pPr>
@@ -6585,7 +7152,7 @@
             <w:r>
               <w:t xml:space="preserve"> </w:t>
             </w:r>
-            <w:hyperlink r:id="rId149">
+            <w:hyperlink r:id="rId155">
               <w:r>
                 <w:rPr>
                   <w:rStyle w:val="Hyperlink"/>
@@ -6629,7 +7196,7 @@
             <w:r>
               <w:t xml:space="preserve">(</w:t>
             </w:r>
-            <w:hyperlink r:id="rId150">
+            <w:hyperlink r:id="rId156">
               <w:r>
                 <w:rPr>
                   <w:rStyle w:val="Hyperlink"/>
@@ -6649,7 +7216,7 @@
               <w:pStyle w:val="Compact"/>
               <w:numPr>
                 <w:ilvl w:val="0"/>
-                <w:numId w:val="1033"/>
+                <w:numId w:val="1038"/>
               </w:numPr>
               <w:jc w:val="left"/>
             </w:pPr>
@@ -6662,7 +7229,7 @@
             <w:r>
               <w:t xml:space="preserve">(</w:t>
             </w:r>
-            <w:hyperlink r:id="rId104">
+            <w:hyperlink r:id="rId115">
               <w:r>
                 <w:rPr>
                   <w:rStyle w:val="Hyperlink"/>
@@ -6679,7 +7246,7 @@
               <w:pStyle w:val="Compact"/>
               <w:numPr>
                 <w:ilvl w:val="0"/>
-                <w:numId w:val="1033"/>
+                <w:numId w:val="1038"/>
               </w:numPr>
               <w:jc w:val="left"/>
             </w:pPr>
@@ -6692,7 +7259,7 @@
               <w:pStyle w:val="Compact"/>
               <w:numPr>
                 <w:ilvl w:val="0"/>
-                <w:numId w:val="1033"/>
+                <w:numId w:val="1038"/>
               </w:numPr>
               <w:jc w:val="left"/>
             </w:pPr>
@@ -6715,8 +7282,8 @@
         </w:tc>
       </w:tr>
     </w:tbl>
-    <w:bookmarkEnd w:id="151"/>
-    <w:bookmarkStart w:id="154" w:name="sec-nodeshape-invoiceshape-rules"/>
+    <w:bookmarkEnd w:id="157"/>
+    <w:bookmarkStart w:id="160" w:name="sec-nodeshape-invoiceshape-rules"/>
     <w:p>
       <w:pPr>
         <w:pStyle w:val="berschrift3"/>
@@ -6725,7 +7292,7 @@
         <w:t xml:space="preserve">3.8.3 Regeln (SPARQL)</w:t>
       </w:r>
     </w:p>
-    <w:bookmarkStart w:id="152" w:name="sec-nodeshape-invoiceshape-rule-1"/>
+    <w:bookmarkStart w:id="158" w:name="sec-nodeshape-invoiceshape-rule-1"/>
     <w:p>
       <w:pPr>
         <w:pStyle w:val="berschrift4"/>
@@ -6789,8 +7356,8 @@
         <w:t xml:space="preserve">}</w:t>
       </w:r>
     </w:p>
-    <w:bookmarkEnd w:id="152"/>
-    <w:bookmarkStart w:id="153" w:name="sec-nodeshape-invoiceshape-rule-2"/>
+    <w:bookmarkEnd w:id="158"/>
+    <w:bookmarkStart w:id="159" w:name="sec-nodeshape-invoiceshape-rule-2"/>
     <w:p>
       <w:pPr>
         <w:pStyle w:val="berschrift4"/>
@@ -6935,17 +7502,942 @@
         <w:t xml:space="preserve">}</w:t>
       </w:r>
     </w:p>
-    <w:bookmarkEnd w:id="153"/>
-    <w:bookmarkEnd w:id="154"/>
-    <w:bookmarkEnd w:id="155"/>
-    <w:bookmarkEnd w:id="156"/>
-    <w:bookmarkStart w:id="158" w:name="sec-data-retrieval"/>
+    <w:bookmarkEnd w:id="159"/>
+    <w:bookmarkEnd w:id="160"/>
+    <w:bookmarkEnd w:id="161"/>
+    <w:bookmarkEnd w:id="162"/>
+    <w:bookmarkStart w:id="168" w:name="sec-codelists"/>
     <w:p>
       <w:pPr>
         <w:pStyle w:val="berschrift1"/>
       </w:pPr>
       <w:r>
-        <w:t xml:space="preserve">4. Datenbezug</w:t>
+        <w:t xml:space="preserve">4. Codelisten</w:t>
+      </w:r>
+    </w:p>
+    <w:p>
+      <w:pPr>
+        <w:pStyle w:val="FirstParagraph"/>
+      </w:pPr>
+      <w:r>
+        <w:t xml:space="preserve">Die folgenden Codelisten legen die zulässigen Werte der entsprechenden Eigenschaften des Datenmodells fest (</w:t>
+      </w:r>
+      <w:hyperlink w:anchor="sec-data-model">
+        <w:r>
+          <w:rPr>
+            <w:rStyle w:val="Hyperlink"/>
+          </w:rPr>
+          <w:t xml:space="preserve">Kapitel 3</w:t>
+        </w:r>
+      </w:hyperlink>
+      <w:r>
+        <w:t xml:space="preserve">). Jede Codeliste ist als</w:t>
+      </w:r>
+      <w:r>
+        <w:t xml:space="preserve"> </w:t>
+      </w:r>
+      <w:r>
+        <w:rPr>
+          <w:rStyle w:val="VerbatimChar"/>
+        </w:rPr>
+        <w:t xml:space="preserve">schema:CategoryCodeSet</w:t>
+      </w:r>
+      <w:r>
+        <w:t xml:space="preserve"> </w:t>
+      </w:r>
+      <w:r>
+        <w:t xml:space="preserve">und jeder Wert als</w:t>
+      </w:r>
+      <w:r>
+        <w:t xml:space="preserve"> </w:t>
+      </w:r>
+      <w:r>
+        <w:rPr>
+          <w:rStyle w:val="VerbatimChar"/>
+        </w:rPr>
+        <w:t xml:space="preserve">schema:CategoryCode</w:t>
+      </w:r>
+      <w:r>
+        <w:t xml:space="preserve"> </w:t>
+      </w:r>
+      <w:r>
+        <w:t xml:space="preserve">auf LINDAS publiziert.</w:t>
+      </w:r>
+    </w:p>
+    <w:bookmarkStart w:id="165" w:name="sec-codelist-units"/>
+    <w:p>
+      <w:pPr>
+        <w:pStyle w:val="berschrift2"/>
+      </w:pPr>
+      <w:r>
+        <w:t xml:space="preserve">4.1 Einheiten</w:t>
+      </w:r>
+    </w:p>
+    <w:p>
+      <w:pPr>
+        <w:pStyle w:val="FirstParagraph"/>
+      </w:pPr>
+      <w:r>
+        <w:t xml:space="preserve">Die Einheiten der quantitativen Werte des Datensatzes: Dauer in Millisekunden, Dateigrösse in Byte, Stückzahl und Preise in US-Dollar. Die Codes sind IRIs des QUDT-Vokabulars, die Codewerte die UN/CEFACT Common Codes bzw. der ISO-4217-Währungscode.</w:t>
+      </w:r>
+    </w:p>
+    <w:tbl>
+      <w:tblPr>
+        <w:tblStyle w:val="Table"/>
+        <w:tblW w:type="pct" w:w="5000"/>
+        <w:tblLayout w:type="fixed"/>
+        <w:tblLook w:firstRow="0" w:lastRow="0" w:firstColumn="0" w:lastColumn="0" w:noHBand="0" w:noVBand="0" w:val="0000"/>
+      </w:tblPr>
+      <w:tblGrid>
+        <w:gridCol w:w="7920"/>
+      </w:tblGrid>
+      <w:tr>
+        <w:tc>
+          <w:tcPr/>
+          <w:bookmarkStart w:id="164" w:name="tbl-codelist-units"/>
+          <w:p>
+            <w:pPr>
+              <w:jc w:val="center"/>
+            </w:pPr>
+            <w:pPr>
+              <w:jc w:val="left"/>
+              <w:spacing w:before="200"/>
+              <w:pStyle w:val="ImageCaption"/>
+            </w:pPr>
+            <w:r>
+              <w:t xml:space="preserve">Tabelle 3: Werte der Codeliste Einheiten.</w:t>
+            </w:r>
+          </w:p>
+          <w:tbl>
+            <w:tblPr>
+              <w:tblStyle w:val="Table"/>
+              <w:tblW w:type="pct" w:w="5000"/>
+              <w:tblLayout w:type="fixed"/>
+              <w:tblLook w:firstRow="1" w:lastRow="0" w:firstColumn="0" w:lastColumn="0" w:noHBand="0" w:noVBand="0" w:val="0020"/>
+            </w:tblPr>
+            <w:tblGrid>
+              <w:gridCol w:w="1425"/>
+              <w:gridCol w:w="792"/>
+              <w:gridCol w:w="2376"/>
+              <w:gridCol w:w="3326"/>
+            </w:tblGrid>
+            <w:tr>
+              <w:trPr>
+                <w:tblHeader w:val="on"/>
+              </w:trPr>
+              <w:tc>
+                <w:tcPr/>
+                <w:p>
+                  <w:pPr>
+                    <w:pStyle w:val="Compact"/>
+                    <w:jc w:val="left"/>
+                    <w:jc w:val="center"/>
+                  </w:pPr>
+                  <w:r>
+                    <w:t xml:space="preserve">IRI</w:t>
+                  </w:r>
+                </w:p>
+              </w:tc>
+              <w:tc>
+                <w:tcPr/>
+                <w:p>
+                  <w:pPr>
+                    <w:pStyle w:val="Compact"/>
+                    <w:jc w:val="left"/>
+                    <w:jc w:val="center"/>
+                  </w:pPr>
+                  <w:r>
+                    <w:t xml:space="preserve">Code</w:t>
+                  </w:r>
+                </w:p>
+              </w:tc>
+              <w:tc>
+                <w:tcPr/>
+                <w:p>
+                  <w:pPr>
+                    <w:pStyle w:val="Compact"/>
+                    <w:jc w:val="left"/>
+                    <w:jc w:val="center"/>
+                  </w:pPr>
+                  <w:r>
+                    <w:t xml:space="preserve">Name</w:t>
+                  </w:r>
+                </w:p>
+              </w:tc>
+              <w:tc>
+                <w:tcPr/>
+                <w:p>
+                  <w:pPr>
+                    <w:pStyle w:val="Compact"/>
+                    <w:jc w:val="left"/>
+                    <w:jc w:val="center"/>
+                  </w:pPr>
+                  <w:r>
+                    <w:t xml:space="preserve">Beschreibung</w:t>
+                  </w:r>
+                </w:p>
+              </w:tc>
+            </w:tr>
+            <w:tr>
+              <w:tc>
+                <w:tcPr/>
+                <w:p>
+                  <w:pPr>
+                    <w:pStyle w:val="Compact"/>
+                    <w:jc w:val="left"/>
+                    <w:jc w:val="center"/>
+                  </w:pPr>
+                  <w:hyperlink r:id="rId99">
+                    <w:r>
+                      <w:rPr>
+                        <w:rStyle w:val="Hyperlink"/>
+                      </w:rPr>
+                      <w:t xml:space="preserve">unit:BYTE</w:t>
+                    </w:r>
+                  </w:hyperlink>
+                </w:p>
+              </w:tc>
+              <w:tc>
+                <w:tcPr/>
+                <w:p>
+                  <w:pPr>
+                    <w:pStyle w:val="Compact"/>
+                    <w:jc w:val="left"/>
+                    <w:jc w:val="center"/>
+                  </w:pPr>
+                  <w:r>
+                    <w:rPr>
+                      <w:rStyle w:val="VerbatimChar"/>
+                    </w:rPr>
+                    <w:t xml:space="preserve">AD</w:t>
+                  </w:r>
+                </w:p>
+              </w:tc>
+              <w:tc>
+                <w:tcPr/>
+                <w:p>
+                  <w:pPr>
+                    <w:pStyle w:val="Compact"/>
+                    <w:jc w:val="left"/>
+                    <w:jc w:val="center"/>
+                  </w:pPr>
+                  <w:r>
+                    <w:t xml:space="preserve">Byte (B)</w:t>
+                  </w:r>
+                </w:p>
+              </w:tc>
+              <w:tc>
+                <w:tcPr/>
+                <w:p>
+                  <w:pPr>
+                    <w:pStyle w:val="Compact"/>
+                    <w:jc w:val="left"/>
+                    <w:jc w:val="center"/>
+                  </w:pPr>
+                  <w:r>
+                    <w:t xml:space="preserve">Acht Bit; Einheit der Dateigrösse der Titel.</w:t>
+                  </w:r>
+                </w:p>
+              </w:tc>
+            </w:tr>
+            <w:tr>
+              <w:tc>
+                <w:tcPr/>
+                <w:p>
+                  <w:pPr>
+                    <w:pStyle w:val="Compact"/>
+                    <w:jc w:val="left"/>
+                    <w:jc w:val="center"/>
+                  </w:pPr>
+                  <w:hyperlink r:id="rId96">
+                    <w:r>
+                      <w:rPr>
+                        <w:rStyle w:val="Hyperlink"/>
+                      </w:rPr>
+                      <w:t xml:space="preserve">unit:MilliSEC</w:t>
+                    </w:r>
+                  </w:hyperlink>
+                </w:p>
+              </w:tc>
+              <w:tc>
+                <w:tcPr/>
+                <w:p>
+                  <w:pPr>
+                    <w:pStyle w:val="Compact"/>
+                    <w:jc w:val="left"/>
+                    <w:jc w:val="center"/>
+                  </w:pPr>
+                  <w:r>
+                    <w:rPr>
+                      <w:rStyle w:val="VerbatimChar"/>
+                    </w:rPr>
+                    <w:t xml:space="preserve">C26</w:t>
+                  </w:r>
+                </w:p>
+              </w:tc>
+              <w:tc>
+                <w:tcPr/>
+                <w:p>
+                  <w:pPr>
+                    <w:pStyle w:val="Compact"/>
+                    <w:jc w:val="left"/>
+                    <w:jc w:val="center"/>
+                  </w:pPr>
+                  <w:r>
+                    <w:t xml:space="preserve">Millisekunde (ms)</w:t>
+                  </w:r>
+                </w:p>
+              </w:tc>
+              <w:tc>
+                <w:tcPr/>
+                <w:p>
+                  <w:pPr>
+                    <w:pStyle w:val="Compact"/>
+                    <w:jc w:val="left"/>
+                    <w:jc w:val="center"/>
+                  </w:pPr>
+                  <w:r>
+                    <w:t xml:space="preserve">Tausendstel einer Sekunde; Einheit der Dauer der</w:t>
+                  </w:r>
+                  <w:r>
+                    <w:t xml:space="preserve"> </w:t>
+                  </w:r>
+                  <w:r>
+                    <w:t xml:space="preserve">Titel.</w:t>
+                  </w:r>
+                </w:p>
+              </w:tc>
+            </w:tr>
+            <w:tr>
+              <w:tc>
+                <w:tcPr/>
+                <w:p>
+                  <w:pPr>
+                    <w:pStyle w:val="Compact"/>
+                    <w:jc w:val="left"/>
+                    <w:jc w:val="center"/>
+                  </w:pPr>
+                  <w:hyperlink r:id="rId163">
+                    <w:r>
+                      <w:rPr>
+                        <w:rStyle w:val="Hyperlink"/>
+                      </w:rPr>
+                      <w:t xml:space="preserve">unit:NUM</w:t>
+                    </w:r>
+                  </w:hyperlink>
+                </w:p>
+              </w:tc>
+              <w:tc>
+                <w:tcPr/>
+                <w:p>
+                  <w:pPr>
+                    <w:pStyle w:val="Compact"/>
+                    <w:jc w:val="left"/>
+                    <w:jc w:val="center"/>
+                  </w:pPr>
+                  <w:r>
+                    <w:rPr>
+                      <w:rStyle w:val="VerbatimChar"/>
+                    </w:rPr>
+                    <w:t xml:space="preserve">EA</w:t>
+                  </w:r>
+                </w:p>
+              </w:tc>
+              <w:tc>
+                <w:tcPr/>
+                <w:p>
+                  <w:pPr>
+                    <w:pStyle w:val="Compact"/>
+                    <w:jc w:val="left"/>
+                    <w:jc w:val="center"/>
+                  </w:pPr>
+                  <w:r>
+                    <w:t xml:space="preserve">Stück (#)</w:t>
+                  </w:r>
+                </w:p>
+              </w:tc>
+              <w:tc>
+                <w:tcPr/>
+                <w:p>
+                  <w:pPr>
+                    <w:pStyle w:val="Compact"/>
+                    <w:jc w:val="left"/>
+                    <w:jc w:val="center"/>
+                  </w:pPr>
+                  <w:r>
+                    <w:t xml:space="preserve">Zähleinheit für Stückzahlen, etwa die bestellte</w:t>
+                  </w:r>
+                  <w:r>
+                    <w:t xml:space="preserve"> </w:t>
+                  </w:r>
+                  <w:r>
+                    <w:t xml:space="preserve">Menge einer Rechnungsposition.</w:t>
+                  </w:r>
+                </w:p>
+              </w:tc>
+            </w:tr>
+            <w:tr>
+              <w:tc>
+                <w:tcPr/>
+                <w:p>
+                  <w:pPr>
+                    <w:pStyle w:val="Compact"/>
+                    <w:jc w:val="left"/>
+                    <w:jc w:val="center"/>
+                  </w:pPr>
+                  <w:hyperlink r:id="rId145">
+                    <w:r>
+                      <w:rPr>
+                        <w:rStyle w:val="Hyperlink"/>
+                      </w:rPr>
+                      <w:t xml:space="preserve">currency:USD</w:t>
+                    </w:r>
+                  </w:hyperlink>
+                </w:p>
+              </w:tc>
+              <w:tc>
+                <w:tcPr/>
+                <w:p>
+                  <w:pPr>
+                    <w:pStyle w:val="Compact"/>
+                    <w:jc w:val="left"/>
+                    <w:jc w:val="center"/>
+                  </w:pPr>
+                  <w:r>
+                    <w:rPr>
+                      <w:rStyle w:val="VerbatimChar"/>
+                    </w:rPr>
+                    <w:t xml:space="preserve">USD</w:t>
+                  </w:r>
+                </w:p>
+              </w:tc>
+              <w:tc>
+                <w:tcPr/>
+                <w:p>
+                  <w:pPr>
+                    <w:pStyle w:val="Compact"/>
+                    <w:jc w:val="left"/>
+                    <w:jc w:val="center"/>
+                  </w:pPr>
+                  <w:r>
+                    <w:t xml:space="preserve">US-Dollar ($)</w:t>
+                  </w:r>
+                </w:p>
+              </w:tc>
+              <w:tc>
+                <w:tcPr/>
+                <w:p>
+                  <w:pPr>
+                    <w:pStyle w:val="Compact"/>
+                    <w:jc w:val="left"/>
+                    <w:jc w:val="center"/>
+                  </w:pPr>
+                  <w:r>
+                    <w:t xml:space="preserve">Währung der Vereinigten Staaten (ISO 4217: USD);</w:t>
+                  </w:r>
+                  <w:r>
+                    <w:t xml:space="preserve"> </w:t>
+                  </w:r>
+                  <w:r>
+                    <w:t xml:space="preserve">Einheit der Preise und Rechnungsbeträge.</w:t>
+                  </w:r>
+                </w:p>
+              </w:tc>
+            </w:tr>
+          </w:tbl>
+          <w:bookmarkEnd w:id="164"/>
+          <w:p/>
+        </w:tc>
+      </w:tr>
+    </w:tbl>
+    <w:bookmarkEnd w:id="165"/>
+    <w:bookmarkStart w:id="167" w:name="sec-codelist-mediatypes"/>
+    <w:p>
+      <w:pPr>
+        <w:pStyle w:val="berschrift2"/>
+      </w:pPr>
+      <w:r>
+        <w:t xml:space="preserve">4.2 Medientypen</w:t>
+      </w:r>
+    </w:p>
+    <w:p>
+      <w:pPr>
+        <w:pStyle w:val="FirstParagraph"/>
+      </w:pPr>
+      <w:r>
+        <w:t xml:space="preserve">Die Dateiformate der Titel des Chinook-Datensatzes. Die Codewerte sind die Kennungen der Tabelle MediaType der Chinook-Datenbank.</w:t>
+      </w:r>
+    </w:p>
+    <w:tbl>
+      <w:tblPr>
+        <w:tblStyle w:val="Table"/>
+        <w:tblW w:type="pct" w:w="5000"/>
+        <w:tblLayout w:type="fixed"/>
+        <w:tblLook w:firstRow="0" w:lastRow="0" w:firstColumn="0" w:lastColumn="0" w:noHBand="0" w:noVBand="0" w:val="0000"/>
+      </w:tblPr>
+      <w:tblGrid>
+        <w:gridCol w:w="7920"/>
+      </w:tblGrid>
+      <w:tr>
+        <w:tc>
+          <w:tcPr/>
+          <w:bookmarkStart w:id="166" w:name="tbl-codelist-mediatypes"/>
+          <w:p>
+            <w:pPr>
+              <w:jc w:val="center"/>
+            </w:pPr>
+            <w:pPr>
+              <w:jc w:val="left"/>
+              <w:spacing w:before="200"/>
+              <w:pStyle w:val="ImageCaption"/>
+            </w:pPr>
+            <w:r>
+              <w:t xml:space="preserve">Tabelle 4: Werte der Codeliste Medientypen.</w:t>
+            </w:r>
+          </w:p>
+          <w:tbl>
+            <w:tblPr>
+              <w:tblStyle w:val="Table"/>
+              <w:tblW w:type="pct" w:w="5000"/>
+              <w:tblLayout w:type="fixed"/>
+              <w:tblLook w:firstRow="1" w:lastRow="0" w:firstColumn="0" w:lastColumn="0" w:noHBand="0" w:noVBand="0" w:val="0020"/>
+            </w:tblPr>
+            <w:tblGrid>
+              <w:gridCol w:w="1425"/>
+              <w:gridCol w:w="792"/>
+              <w:gridCol w:w="2376"/>
+              <w:gridCol w:w="3326"/>
+            </w:tblGrid>
+            <w:tr>
+              <w:trPr>
+                <w:tblHeader w:val="on"/>
+              </w:trPr>
+              <w:tc>
+                <w:tcPr/>
+                <w:p>
+                  <w:pPr>
+                    <w:pStyle w:val="Compact"/>
+                    <w:jc w:val="left"/>
+                    <w:jc w:val="center"/>
+                  </w:pPr>
+                  <w:r>
+                    <w:t xml:space="preserve">IRI</w:t>
+                  </w:r>
+                </w:p>
+              </w:tc>
+              <w:tc>
+                <w:tcPr/>
+                <w:p>
+                  <w:pPr>
+                    <w:pStyle w:val="Compact"/>
+                    <w:jc w:val="left"/>
+                    <w:jc w:val="center"/>
+                  </w:pPr>
+                  <w:r>
+                    <w:t xml:space="preserve">Code</w:t>
+                  </w:r>
+                </w:p>
+              </w:tc>
+              <w:tc>
+                <w:tcPr/>
+                <w:p>
+                  <w:pPr>
+                    <w:pStyle w:val="Compact"/>
+                    <w:jc w:val="left"/>
+                    <w:jc w:val="center"/>
+                  </w:pPr>
+                  <w:r>
+                    <w:t xml:space="preserve">Name</w:t>
+                  </w:r>
+                </w:p>
+              </w:tc>
+              <w:tc>
+                <w:tcPr/>
+                <w:p>
+                  <w:pPr>
+                    <w:pStyle w:val="Compact"/>
+                    <w:jc w:val="left"/>
+                    <w:jc w:val="center"/>
+                  </w:pPr>
+                  <w:r>
+                    <w:t xml:space="preserve">Beschreibung</w:t>
+                  </w:r>
+                </w:p>
+              </w:tc>
+            </w:tr>
+            <w:tr>
+              <w:tc>
+                <w:tcPr/>
+                <w:p>
+                  <w:pPr>
+                    <w:pStyle w:val="Compact"/>
+                    <w:jc w:val="left"/>
+                    <w:jc w:val="center"/>
+                  </w:pPr>
+                  <w:hyperlink r:id="rId89">
+                    <w:r>
+                      <w:rPr>
+                        <w:rStyle w:val="Hyperlink"/>
+                      </w:rPr>
+                      <w:t xml:space="preserve">media:1</w:t>
+                    </w:r>
+                  </w:hyperlink>
+                </w:p>
+              </w:tc>
+              <w:tc>
+                <w:tcPr/>
+                <w:p>
+                  <w:pPr>
+                    <w:pStyle w:val="Compact"/>
+                    <w:jc w:val="left"/>
+                    <w:jc w:val="center"/>
+                  </w:pPr>
+                  <w:r>
+                    <w:rPr>
+                      <w:rStyle w:val="VerbatimChar"/>
+                    </w:rPr>
+                    <w:t xml:space="preserve">1</w:t>
+                  </w:r>
+                </w:p>
+              </w:tc>
+              <w:tc>
+                <w:tcPr/>
+                <w:p>
+                  <w:pPr>
+                    <w:pStyle w:val="Compact"/>
+                    <w:jc w:val="left"/>
+                    <w:jc w:val="center"/>
+                  </w:pPr>
+                  <w:r>
+                    <w:t xml:space="preserve">MPEG-Audiodatei (MP3)</w:t>
+                  </w:r>
+                </w:p>
+              </w:tc>
+              <w:tc>
+                <w:tcPr/>
+                <w:p>
+                  <w:pPr>
+                    <w:pStyle w:val="Compact"/>
+                    <w:jc w:val="left"/>
+                    <w:jc w:val="center"/>
+                  </w:pPr>
+                  <w:r>
+                    <w:t xml:space="preserve">Audiodatei im Format MPEG-1 Audio Layer III</w:t>
+                  </w:r>
+                  <w:r>
+                    <w:t xml:space="preserve"> </w:t>
+                  </w:r>
+                  <w:r>
+                    <w:t xml:space="preserve">(MP3), ohne Kopierschutz.</w:t>
+                  </w:r>
+                </w:p>
+              </w:tc>
+            </w:tr>
+            <w:tr>
+              <w:tc>
+                <w:tcPr/>
+                <w:p>
+                  <w:pPr>
+                    <w:pStyle w:val="Compact"/>
+                    <w:jc w:val="left"/>
+                    <w:jc w:val="center"/>
+                  </w:pPr>
+                  <w:hyperlink r:id="rId90">
+                    <w:r>
+                      <w:rPr>
+                        <w:rStyle w:val="Hyperlink"/>
+                      </w:rPr>
+                      <w:t xml:space="preserve">media:2</w:t>
+                    </w:r>
+                  </w:hyperlink>
+                </w:p>
+              </w:tc>
+              <w:tc>
+                <w:tcPr/>
+                <w:p>
+                  <w:pPr>
+                    <w:pStyle w:val="Compact"/>
+                    <w:jc w:val="left"/>
+                    <w:jc w:val="center"/>
+                  </w:pPr>
+                  <w:r>
+                    <w:rPr>
+                      <w:rStyle w:val="VerbatimChar"/>
+                    </w:rPr>
+                    <w:t xml:space="preserve">2</w:t>
+                  </w:r>
+                </w:p>
+              </w:tc>
+              <w:tc>
+                <w:tcPr/>
+                <w:p>
+                  <w:pPr>
+                    <w:pStyle w:val="Compact"/>
+                    <w:jc w:val="left"/>
+                    <w:jc w:val="center"/>
+                  </w:pPr>
+                  <w:r>
+                    <w:t xml:space="preserve">Geschützte AAC-Audiodatei</w:t>
+                  </w:r>
+                  <w:r>
+                    <w:t xml:space="preserve"> </w:t>
+                  </w:r>
+                  <w:r>
+                    <w:t xml:space="preserve">(M4P)</w:t>
+                  </w:r>
+                </w:p>
+              </w:tc>
+              <w:tc>
+                <w:tcPr/>
+                <w:p>
+                  <w:pPr>
+                    <w:pStyle w:val="Compact"/>
+                    <w:jc w:val="left"/>
+                    <w:jc w:val="center"/>
+                  </w:pPr>
+                  <w:r>
+                    <w:t xml:space="preserve">AAC-Audiodatei mit Kopierschutz (DRM), wie sie</w:t>
+                  </w:r>
+                  <w:r>
+                    <w:t xml:space="preserve"> </w:t>
+                  </w:r>
+                  <w:r>
+                    <w:t xml:space="preserve">der iTunes Store bis 2009 verkaufte.</w:t>
+                  </w:r>
+                </w:p>
+              </w:tc>
+            </w:tr>
+            <w:tr>
+              <w:tc>
+                <w:tcPr/>
+                <w:p>
+                  <w:pPr>
+                    <w:pStyle w:val="Compact"/>
+                    <w:jc w:val="left"/>
+                    <w:jc w:val="center"/>
+                  </w:pPr>
+                  <w:hyperlink r:id="rId91">
+                    <w:r>
+                      <w:rPr>
+                        <w:rStyle w:val="Hyperlink"/>
+                      </w:rPr>
+                      <w:t xml:space="preserve">media:3</w:t>
+                    </w:r>
+                  </w:hyperlink>
+                </w:p>
+              </w:tc>
+              <w:tc>
+                <w:tcPr/>
+                <w:p>
+                  <w:pPr>
+                    <w:pStyle w:val="Compact"/>
+                    <w:jc w:val="left"/>
+                    <w:jc w:val="center"/>
+                  </w:pPr>
+                  <w:r>
+                    <w:rPr>
+                      <w:rStyle w:val="VerbatimChar"/>
+                    </w:rPr>
+                    <w:t xml:space="preserve">3</w:t>
+                  </w:r>
+                </w:p>
+              </w:tc>
+              <w:tc>
+                <w:tcPr/>
+                <w:p>
+                  <w:pPr>
+                    <w:pStyle w:val="Compact"/>
+                    <w:jc w:val="left"/>
+                    <w:jc w:val="center"/>
+                  </w:pPr>
+                  <w:r>
+                    <w:t xml:space="preserve">Geschützte MPEG-4-Videodatei</w:t>
+                  </w:r>
+                  <w:r>
+                    <w:t xml:space="preserve"> </w:t>
+                  </w:r>
+                  <w:r>
+                    <w:t xml:space="preserve">(M4V)</w:t>
+                  </w:r>
+                </w:p>
+              </w:tc>
+              <w:tc>
+                <w:tcPr/>
+                <w:p>
+                  <w:pPr>
+                    <w:pStyle w:val="Compact"/>
+                    <w:jc w:val="left"/>
+                    <w:jc w:val="center"/>
+                  </w:pPr>
+                  <w:r>
+                    <w:t xml:space="preserve">MPEG-4-Videodatei mit Kopierschutz (DRM), etwa</w:t>
+                  </w:r>
+                  <w:r>
+                    <w:t xml:space="preserve"> </w:t>
+                  </w:r>
+                  <w:r>
+                    <w:t xml:space="preserve">gekaufte Filme und Serien.</w:t>
+                  </w:r>
+                </w:p>
+              </w:tc>
+            </w:tr>
+            <w:tr>
+              <w:tc>
+                <w:tcPr/>
+                <w:p>
+                  <w:pPr>
+                    <w:pStyle w:val="Compact"/>
+                    <w:jc w:val="left"/>
+                    <w:jc w:val="center"/>
+                  </w:pPr>
+                  <w:hyperlink r:id="rId92">
+                    <w:r>
+                      <w:rPr>
+                        <w:rStyle w:val="Hyperlink"/>
+                      </w:rPr>
+                      <w:t xml:space="preserve">media:4</w:t>
+                    </w:r>
+                  </w:hyperlink>
+                </w:p>
+              </w:tc>
+              <w:tc>
+                <w:tcPr/>
+                <w:p>
+                  <w:pPr>
+                    <w:pStyle w:val="Compact"/>
+                    <w:jc w:val="left"/>
+                    <w:jc w:val="center"/>
+                  </w:pPr>
+                  <w:r>
+                    <w:rPr>
+                      <w:rStyle w:val="VerbatimChar"/>
+                    </w:rPr>
+                    <w:t xml:space="preserve">4</w:t>
+                  </w:r>
+                </w:p>
+              </w:tc>
+              <w:tc>
+                <w:tcPr/>
+                <w:p>
+                  <w:pPr>
+                    <w:pStyle w:val="Compact"/>
+                    <w:jc w:val="left"/>
+                    <w:jc w:val="center"/>
+                  </w:pPr>
+                  <w:r>
+                    <w:t xml:space="preserve">Gekaufte AAC-Audiodatei</w:t>
+                  </w:r>
+                  <w:r>
+                    <w:t xml:space="preserve"> </w:t>
+                  </w:r>
+                  <w:r>
+                    <w:t xml:space="preserve">(iTunes Plus)</w:t>
+                  </w:r>
+                </w:p>
+              </w:tc>
+              <w:tc>
+                <w:tcPr/>
+                <w:p>
+                  <w:pPr>
+                    <w:pStyle w:val="Compact"/>
+                    <w:jc w:val="left"/>
+                    <w:jc w:val="center"/>
+                  </w:pPr>
+                  <w:r>
+                    <w:t xml:space="preserve">Im iTunes Store gekaufte AAC-Audiodatei ohne</w:t>
+                  </w:r>
+                  <w:r>
+                    <w:t xml:space="preserve"> </w:t>
+                  </w:r>
+                  <w:r>
+                    <w:t xml:space="preserve">Kopierschutz (iTunes Plus).</w:t>
+                  </w:r>
+                </w:p>
+              </w:tc>
+            </w:tr>
+            <w:tr>
+              <w:tc>
+                <w:tcPr/>
+                <w:p>
+                  <w:pPr>
+                    <w:pStyle w:val="Compact"/>
+                    <w:jc w:val="left"/>
+                    <w:jc w:val="center"/>
+                  </w:pPr>
+                  <w:hyperlink r:id="rId93">
+                    <w:r>
+                      <w:rPr>
+                        <w:rStyle w:val="Hyperlink"/>
+                      </w:rPr>
+                      <w:t xml:space="preserve">media:5</w:t>
+                    </w:r>
+                  </w:hyperlink>
+                </w:p>
+              </w:tc>
+              <w:tc>
+                <w:tcPr/>
+                <w:p>
+                  <w:pPr>
+                    <w:pStyle w:val="Compact"/>
+                    <w:jc w:val="left"/>
+                    <w:jc w:val="center"/>
+                  </w:pPr>
+                  <w:r>
+                    <w:rPr>
+                      <w:rStyle w:val="VerbatimChar"/>
+                    </w:rPr>
+                    <w:t xml:space="preserve">5</w:t>
+                  </w:r>
+                </w:p>
+              </w:tc>
+              <w:tc>
+                <w:tcPr/>
+                <w:p>
+                  <w:pPr>
+                    <w:pStyle w:val="Compact"/>
+                    <w:jc w:val="left"/>
+                    <w:jc w:val="center"/>
+                  </w:pPr>
+                  <w:r>
+                    <w:t xml:space="preserve">AAC-Audiodatei (M4A)</w:t>
+                  </w:r>
+                </w:p>
+              </w:tc>
+              <w:tc>
+                <w:tcPr/>
+                <w:p>
+                  <w:pPr>
+                    <w:pStyle w:val="Compact"/>
+                    <w:jc w:val="left"/>
+                    <w:jc w:val="center"/>
+                  </w:pPr>
+                  <w:r>
+                    <w:t xml:space="preserve">AAC-Audiodatei ohne Kopierschutz, etwa von einer</w:t>
+                  </w:r>
+                  <w:r>
+                    <w:t xml:space="preserve"> </w:t>
+                  </w:r>
+                  <w:r>
+                    <w:t xml:space="preserve">CD importiert.</w:t>
+                  </w:r>
+                </w:p>
+              </w:tc>
+            </w:tr>
+          </w:tbl>
+          <w:bookmarkEnd w:id="166"/>
+          <w:p/>
+        </w:tc>
+      </w:tr>
+    </w:tbl>
+    <w:bookmarkEnd w:id="167"/>
+    <w:bookmarkEnd w:id="168"/>
+    <w:bookmarkStart w:id="170" w:name="sec-data-retrieval"/>
+    <w:p>
+      <w:pPr>
+        <w:pStyle w:val="berschrift1"/>
+      </w:pPr>
+      <w:r>
+        <w:t xml:space="preserve">5. Datenbezug</w:t>
       </w:r>
     </w:p>
     <w:p>
@@ -7031,7 +8523,7 @@
       <w:r>
         <w:t xml:space="preserve"> </w:t>
       </w:r>
-      <w:hyperlink r:id="rId157">
+      <w:hyperlink r:id="rId169">
         <w:r>
           <w:rPr>
             <w:rStyle w:val="Hyperlink"/>
@@ -7256,14 +8748,14 @@
         <w:t xml:space="preserve">    schema:partOf genre:1 .</w:t>
       </w:r>
     </w:p>
-    <w:bookmarkEnd w:id="158"/>
-    <w:bookmarkStart w:id="159" w:name="sec-safety-consideration"/>
+    <w:bookmarkEnd w:id="170"/>
+    <w:bookmarkStart w:id="171" w:name="sec-safety-consideration"/>
     <w:p>
       <w:pPr>
         <w:pStyle w:val="berschrift1"/>
       </w:pPr>
       <w:r>
-        <w:t xml:space="preserve">5. Sicherheitsaspekte</w:t>
+        <w:t xml:space="preserve">6. Sicherheitsaspekte</w:t>
       </w:r>
     </w:p>
     <w:p>
@@ -7274,14 +8766,14 @@
         <w:t xml:space="preserve">Informationen zu den ausdrücklich massgeblichen rechtlichen Grundlagen oder ein Hinweis darauf, dass bei der Umsetzung die entsprechenden rechtlichen Grundlagen zu beachten sind.</w:t>
       </w:r>
     </w:p>
-    <w:bookmarkEnd w:id="159"/>
-    <w:bookmarkStart w:id="160" w:name="sec-disclaimer"/>
+    <w:bookmarkEnd w:id="171"/>
+    <w:bookmarkStart w:id="172" w:name="sec-disclaimer"/>
     <w:p>
       <w:pPr>
         <w:pStyle w:val="berschrift1"/>
       </w:pPr>
       <w:r>
-        <w:t xml:space="preserve">6. Haftungsausschluss</w:t>
+        <w:t xml:space="preserve">7. Haftungsausschluss</w:t>
       </w:r>
     </w:p>
     <w:p>
@@ -7316,14 +8808,14 @@
         <w:t xml:space="preserve">Jede Haftung für Schäden, die durch die Nutzung der eCH-Standards durch den Anwender entstehen, wird im gesetzlich zulässigen Rahmen ausgeschlossen.</w:t>
       </w:r>
     </w:p>
-    <w:bookmarkEnd w:id="160"/>
-    <w:bookmarkStart w:id="161" w:name="sec-copyrights"/>
+    <w:bookmarkEnd w:id="172"/>
+    <w:bookmarkStart w:id="173" w:name="sec-copyrights"/>
     <w:p>
       <w:pPr>
         <w:pStyle w:val="berschrift1"/>
       </w:pPr>
       <w:r>
-        <w:t xml:space="preserve">7. Urheberrechte</w:t>
+        <w:t xml:space="preserve">8. Urheberrechte</w:t>
       </w:r>
     </w:p>
     <w:p>
@@ -7356,8 +8848,8 @@
         <w:t xml:space="preserve">Diese Bestimmungen gelten jedoch nur für die von eCH erarbeiteten Standards, nicht aber für Standards oder Produkte Dritter, die auf eCH-Standards verweisen. Die Standards enthalten die entsprechenden Hinweise auf Rechte Dritter.</w:t>
       </w:r>
     </w:p>
-    <w:bookmarkEnd w:id="161"/>
-    <w:bookmarkStart w:id="191" w:name="sec-appendix-a"/>
+    <w:bookmarkEnd w:id="173"/>
+    <w:bookmarkStart w:id="203" w:name="sec-appendix-a"/>
     <w:p>
       <w:pPr>
         <w:pStyle w:val="berschrift1"/>
@@ -7366,8 +8858,8 @@
         <w:t xml:space="preserve">Anhang A – Referenzen</w:t>
       </w:r>
     </w:p>
-    <w:bookmarkStart w:id="190" w:name="refs"/>
-    <w:bookmarkStart w:id="163" w:name="ref-berners2023semantic"/>
+    <w:bookmarkStart w:id="202" w:name="refs"/>
+    <w:bookmarkStart w:id="175" w:name="ref-berners2023semantic"/>
     <w:p>
       <w:pPr>
         <w:pStyle w:val="Bibliography"/>
@@ -7387,7 +8879,7 @@
       <w:r>
         <w:t xml:space="preserve"> </w:t>
       </w:r>
-      <w:hyperlink r:id="rId162">
+      <w:hyperlink r:id="rId174">
         <w:r>
           <w:rPr>
             <w:rStyle w:val="Hyperlink"/>
@@ -7412,8 +8904,8 @@
         <w:t xml:space="preserve"> : Association for Computing Machinery, 2023, S. 91–103</w:t>
       </w:r>
     </w:p>
-    <w:bookmarkEnd w:id="163"/>
-    <w:bookmarkStart w:id="165" w:name="ref-DCAT"/>
+    <w:bookmarkEnd w:id="175"/>
+    <w:bookmarkStart w:id="177" w:name="ref-DCAT"/>
     <w:p>
       <w:pPr>
         <w:pStyle w:val="Bibliography"/>
@@ -7433,7 +8925,7 @@
       <w:r>
         <w:t xml:space="preserve"> </w:t>
       </w:r>
-      <w:hyperlink r:id="rId164">
+      <w:hyperlink r:id="rId176">
         <w:r>
           <w:rPr>
             <w:rStyle w:val="Hyperlink"/>
@@ -7450,8 +8942,8 @@
         <w:t xml:space="preserve">(W3C Recommendation) : World Wide Web Consortium (W3C), 2024</w:t>
       </w:r>
     </w:p>
-    <w:bookmarkEnd w:id="165"/>
-    <w:bookmarkStart w:id="167" w:name="ref-eCH-0003:11.1.0"/>
+    <w:bookmarkEnd w:id="177"/>
+    <w:bookmarkStart w:id="179" w:name="ref-eCH-0003:11.1.0"/>
     <w:p>
       <w:pPr>
         <w:pStyle w:val="Bibliography"/>
@@ -7471,7 +8963,7 @@
       <w:r>
         <w:t xml:space="preserve"> </w:t>
       </w:r>
-      <w:hyperlink r:id="rId166">
+      <w:hyperlink r:id="rId178">
         <w:r>
           <w:rPr>
             <w:rStyle w:val="Hyperlink"/>
@@ -7488,8 +8980,8 @@
         <w:t xml:space="preserve">(eCH-Standard) : Verein eCH, 2022</w:t>
       </w:r>
     </w:p>
-    <w:bookmarkEnd w:id="167"/>
-    <w:bookmarkStart w:id="169" w:name="ref-eCH-0010:8.1.0"/>
+    <w:bookmarkEnd w:id="179"/>
+    <w:bookmarkStart w:id="181" w:name="ref-eCH-0010:8.1.0"/>
     <w:p>
       <w:pPr>
         <w:pStyle w:val="Bibliography"/>
@@ -7509,7 +9001,7 @@
       <w:r>
         <w:t xml:space="preserve"> </w:t>
       </w:r>
-      <w:hyperlink r:id="rId168">
+      <w:hyperlink r:id="rId180">
         <w:r>
           <w:rPr>
             <w:rStyle w:val="Hyperlink"/>
@@ -7526,8 +9018,8 @@
         <w:t xml:space="preserve">(eCH-Standard) : Verein eCH, 2021</w:t>
       </w:r>
     </w:p>
-    <w:bookmarkEnd w:id="169"/>
-    <w:bookmarkStart w:id="171" w:name="ref-eCH-0200:3.0.1"/>
+    <w:bookmarkEnd w:id="181"/>
+    <w:bookmarkStart w:id="183" w:name="ref-eCH-0200:3.0.1"/>
     <w:p>
       <w:pPr>
         <w:pStyle w:val="Bibliography"/>
@@ -7550,7 +9042,7 @@
       <w:r>
         <w:t xml:space="preserve"> </w:t>
       </w:r>
-      <w:hyperlink r:id="rId170">
+      <w:hyperlink r:id="rId182">
         <w:r>
           <w:rPr>
             <w:rStyle w:val="Hyperlink"/>
@@ -7567,8 +9059,8 @@
         <w:t xml:space="preserve">(eCH-Standard) : Verein eCH, 2025</w:t>
       </w:r>
     </w:p>
-    <w:bookmarkEnd w:id="171"/>
-    <w:bookmarkStart w:id="173" w:name="ref-eCH-0205:1.0"/>
+    <w:bookmarkEnd w:id="183"/>
+    <w:bookmarkStart w:id="185" w:name="ref-eCH-0205:1.0"/>
     <w:p>
       <w:pPr>
         <w:pStyle w:val="Bibliography"/>
@@ -7591,7 +9083,7 @@
       <w:r>
         <w:t xml:space="preserve"> </w:t>
       </w:r>
-      <w:hyperlink r:id="rId172">
+      <w:hyperlink r:id="rId184">
         <w:r>
           <w:rPr>
             <w:rStyle w:val="Hyperlink"/>
@@ -7608,8 +9100,8 @@
         <w:t xml:space="preserve">(eCH-Hilfsmittel) : Verein eCH, 2018</w:t>
       </w:r>
     </w:p>
-    <w:bookmarkEnd w:id="173"/>
-    <w:bookmarkStart w:id="175" w:name="ref-eCH-0265:1.0.0"/>
+    <w:bookmarkEnd w:id="185"/>
+    <w:bookmarkStart w:id="187" w:name="ref-eCH-0265:1.0.0"/>
     <w:p>
       <w:pPr>
         <w:pStyle w:val="Bibliography"/>
@@ -7632,7 +9124,7 @@
       <w:r>
         <w:t xml:space="preserve"> </w:t>
       </w:r>
-      <w:hyperlink r:id="rId174">
+      <w:hyperlink r:id="rId186">
         <w:r>
           <w:rPr>
             <w:rStyle w:val="Hyperlink"/>
@@ -7649,8 +9141,8 @@
         <w:t xml:space="preserve">(eCH-Standard) : Verein eCH, 2024</w:t>
       </w:r>
     </w:p>
-    <w:bookmarkEnd w:id="175"/>
-    <w:bookmarkStart w:id="177" w:name="ref-JSON-LD"/>
+    <w:bookmarkEnd w:id="187"/>
+    <w:bookmarkStart w:id="189" w:name="ref-JSON-LD"/>
     <w:p>
       <w:pPr>
         <w:pStyle w:val="Bibliography"/>
@@ -7670,7 +9162,7 @@
       <w:r>
         <w:t xml:space="preserve"> </w:t>
       </w:r>
-      <w:hyperlink r:id="rId176">
+      <w:hyperlink r:id="rId188">
         <w:r>
           <w:rPr>
             <w:rStyle w:val="Hyperlink"/>
@@ -7687,8 +9179,8 @@
         <w:t xml:space="preserve">(W3C Recommendation) : World Wide Web Consortium (W3C), 2020</w:t>
       </w:r>
     </w:p>
-    <w:bookmarkEnd w:id="177"/>
-    <w:bookmarkStart w:id="179" w:name="ref-OWL2"/>
+    <w:bookmarkEnd w:id="189"/>
+    <w:bookmarkStart w:id="191" w:name="ref-OWL2"/>
     <w:p>
       <w:pPr>
         <w:pStyle w:val="Bibliography"/>
@@ -7708,7 +9200,7 @@
       <w:r>
         <w:t xml:space="preserve"> </w:t>
       </w:r>
-      <w:hyperlink r:id="rId178">
+      <w:hyperlink r:id="rId190">
         <w:r>
           <w:rPr>
             <w:rStyle w:val="Hyperlink"/>
@@ -7725,8 +9217,8 @@
         <w:t xml:space="preserve">(W3C Recommendation) : World Wide Web Consortium (W3C), 2012</w:t>
       </w:r>
     </w:p>
-    <w:bookmarkEnd w:id="179"/>
-    <w:bookmarkStart w:id="181" w:name="ref-cyganiak2014rdf11"/>
+    <w:bookmarkEnd w:id="191"/>
+    <w:bookmarkStart w:id="193" w:name="ref-cyganiak2014rdf11"/>
     <w:p>
       <w:pPr>
         <w:pStyle w:val="Bibliography"/>
@@ -7746,7 +9238,7 @@
       <w:r>
         <w:t xml:space="preserve"> </w:t>
       </w:r>
-      <w:hyperlink r:id="rId180">
+      <w:hyperlink r:id="rId192">
         <w:r>
           <w:rPr>
             <w:rStyle w:val="Hyperlink"/>
@@ -7763,8 +9255,8 @@
         <w:t xml:space="preserve">(W3C Recommendation) : World Wide Web Consortium (W3C), 2014</w:t>
       </w:r>
     </w:p>
-    <w:bookmarkEnd w:id="181"/>
-    <w:bookmarkStart w:id="183" w:name="ref-SHACL"/>
+    <w:bookmarkEnd w:id="193"/>
+    <w:bookmarkStart w:id="195" w:name="ref-SHACL"/>
     <w:p>
       <w:pPr>
         <w:pStyle w:val="Bibliography"/>
@@ -7784,7 +9276,7 @@
       <w:r>
         <w:t xml:space="preserve"> </w:t>
       </w:r>
-      <w:hyperlink r:id="rId182">
+      <w:hyperlink r:id="rId194">
         <w:r>
           <w:rPr>
             <w:rStyle w:val="Hyperlink"/>
@@ -7801,8 +9293,8 @@
         <w:t xml:space="preserve">(W3C Recommendation) : World Wide Web Consortium (W3C), 2017</w:t>
       </w:r>
     </w:p>
-    <w:bookmarkEnd w:id="183"/>
-    <w:bookmarkStart w:id="185" w:name="ref-SKOS"/>
+    <w:bookmarkEnd w:id="195"/>
+    <w:bookmarkStart w:id="197" w:name="ref-SKOS"/>
     <w:p>
       <w:pPr>
         <w:pStyle w:val="Bibliography"/>
@@ -7822,7 +9314,7 @@
       <w:r>
         <w:t xml:space="preserve"> </w:t>
       </w:r>
-      <w:hyperlink r:id="rId184">
+      <w:hyperlink r:id="rId196">
         <w:r>
           <w:rPr>
             <w:rStyle w:val="Hyperlink"/>
@@ -7839,8 +9331,8 @@
         <w:t xml:space="preserve">(W3C Recommendation) : World Wide Web Consortium (W3C), 2009</w:t>
       </w:r>
     </w:p>
-    <w:bookmarkEnd w:id="185"/>
-    <w:bookmarkStart w:id="187" w:name="ref-SPARQL"/>
+    <w:bookmarkEnd w:id="197"/>
+    <w:bookmarkStart w:id="199" w:name="ref-SPARQL"/>
     <w:p>
       <w:pPr>
         <w:pStyle w:val="Bibliography"/>
@@ -7860,7 +9352,7 @@
       <w:r>
         <w:t xml:space="preserve"> </w:t>
       </w:r>
-      <w:hyperlink r:id="rId186">
+      <w:hyperlink r:id="rId198">
         <w:r>
           <w:rPr>
             <w:rStyle w:val="Hyperlink"/>
@@ -7877,8 +9369,8 @@
         <w:t xml:space="preserve">(W3C Recommendation) : World Wide Web Consortium (W3C), 2013</w:t>
       </w:r>
     </w:p>
-    <w:bookmarkEnd w:id="187"/>
-    <w:bookmarkStart w:id="189" w:name="ref-Turtle"/>
+    <w:bookmarkEnd w:id="199"/>
+    <w:bookmarkStart w:id="201" w:name="ref-Turtle"/>
     <w:p>
       <w:pPr>
         <w:pStyle w:val="Bibliography"/>
@@ -7898,7 +9390,7 @@
       <w:r>
         <w:t xml:space="preserve"> </w:t>
       </w:r>
-      <w:hyperlink r:id="rId188">
+      <w:hyperlink r:id="rId200">
         <w:r>
           <w:rPr>
             <w:rStyle w:val="Hyperlink"/>
@@ -7915,10 +9407,10 @@
         <w:t xml:space="preserve">(W3C Recommendation) : World Wide Web Consortium (W3C), 2014</w:t>
       </w:r>
     </w:p>
-    <w:bookmarkEnd w:id="189"/>
-    <w:bookmarkEnd w:id="190"/>
-    <w:bookmarkEnd w:id="191"/>
-    <w:bookmarkStart w:id="192" w:name="sec-appendix-b"/>
+    <w:bookmarkEnd w:id="201"/>
+    <w:bookmarkEnd w:id="202"/>
+    <w:bookmarkEnd w:id="203"/>
+    <w:bookmarkStart w:id="204" w:name="sec-appendix-b"/>
     <w:p>
       <w:pPr>
         <w:pStyle w:val="berschrift1"/>
@@ -8045,8 +9537,8 @@
         </w:tc>
       </w:tr>
     </w:tbl>
-    <w:bookmarkEnd w:id="192"/>
-    <w:bookmarkStart w:id="195" w:name="sec-appendix-c"/>
+    <w:bookmarkEnd w:id="204"/>
+    <w:bookmarkStart w:id="207" w:name="sec-appendix-c"/>
     <w:p>
       <w:pPr>
         <w:pStyle w:val="berschrift1"/>
@@ -8088,7 +9580,7 @@
       <w:r>
         <w:t xml:space="preserve"> </w:t>
       </w:r>
-      <w:hyperlink r:id="rId157">
+      <w:hyperlink r:id="rId169">
         <w:r>
           <w:rPr>
             <w:rStyle w:val="Hyperlink"/>
@@ -8105,7 +9597,7 @@
       <w:r>
         <w:t xml:space="preserve"> </w:t>
       </w:r>
-      <w:hyperlink r:id="rId193">
+      <w:hyperlink r:id="rId205">
         <w:r>
           <w:rPr>
             <w:rStyle w:val="Hyperlink"/>
@@ -8130,7 +9622,7 @@
       <w:tr>
         <w:tc>
           <w:tcPr/>
-          <w:bookmarkStart w:id="194" w:name="tbl-glossary"/>
+          <w:bookmarkStart w:id="206" w:name="tbl-glossary"/>
           <w:p>
             <w:pPr>
               <w:jc w:val="center"/>
@@ -8141,7 +9633,7 @@
               <w:pStyle w:val="ImageCaption"/>
             </w:pPr>
             <w:r>
-              <w:t xml:space="preserve">Tabelle 3: Glossar des Standards eCH-1234</w:t>
+              <w:t xml:space="preserve">Tabelle 5: Glossar des Standards eCH-1234</w:t>
             </w:r>
           </w:p>
           <w:tbl>
@@ -9522,13 +11014,13 @@
               </w:tc>
             </w:tr>
           </w:tbl>
-          <w:bookmarkEnd w:id="194"/>
+          <w:bookmarkEnd w:id="206"/>
           <w:p/>
         </w:tc>
       </w:tr>
     </w:tbl>
-    <w:bookmarkEnd w:id="195"/>
-    <w:bookmarkStart w:id="197" w:name="sec-appendix-d"/>
+    <w:bookmarkEnd w:id="207"/>
+    <w:bookmarkStart w:id="209" w:name="sec-appendix-d"/>
     <w:p>
       <w:pPr>
         <w:pStyle w:val="berschrift1"/>
@@ -9550,7 +11042,7 @@
         <w:pStyle w:val="Compact"/>
         <w:numPr>
           <w:ilvl w:val="0"/>
-          <w:numId w:val="1034"/>
+          <w:numId w:val="1039"/>
         </w:numPr>
       </w:pPr>
       <w:r>
@@ -9572,7 +11064,7 @@
         <w:pStyle w:val="Compact"/>
         <w:numPr>
           <w:ilvl w:val="0"/>
-          <w:numId w:val="1034"/>
+          <w:numId w:val="1039"/>
         </w:numPr>
       </w:pPr>
       <w:r>
@@ -9611,7 +11103,7 @@
         <w:pStyle w:val="Compact"/>
         <w:numPr>
           <w:ilvl w:val="0"/>
-          <w:numId w:val="1034"/>
+          <w:numId w:val="1039"/>
         </w:numPr>
       </w:pPr>
       <w:r>
@@ -9633,7 +11125,7 @@
         <w:pStyle w:val="Compact"/>
         <w:numPr>
           <w:ilvl w:val="0"/>
-          <w:numId w:val="1034"/>
+          <w:numId w:val="1039"/>
         </w:numPr>
       </w:pPr>
       <w:r>
@@ -9660,7 +11152,7 @@
       <w:r>
         <w:t xml:space="preserve"> </w:t>
       </w:r>
-      <w:hyperlink r:id="rId196">
+      <w:hyperlink r:id="rId208">
         <w:r>
           <w:rPr>
             <w:rStyle w:val="Hyperlink"/>
@@ -9672,8 +11164,8 @@
         <w:t xml:space="preserve">.</w:t>
       </w:r>
     </w:p>
-    <w:bookmarkEnd w:id="197"/>
-    <w:bookmarkStart w:id="198" w:name="sec-appendix-e"/>
+    <w:bookmarkEnd w:id="209"/>
+    <w:bookmarkStart w:id="210" w:name="sec-appendix-e"/>
     <w:p>
       <w:pPr>
         <w:pStyle w:val="berschrift1"/>
@@ -9682,8 +11174,8 @@
         <w:t xml:space="preserve">Anhang E – Abbildungsverzeichnis</w:t>
       </w:r>
     </w:p>
-    <w:bookmarkEnd w:id="198"/>
-    <w:bookmarkStart w:id="199" w:name="sec-appendix-f"/>
+    <w:bookmarkEnd w:id="210"/>
+    <w:bookmarkStart w:id="211" w:name="sec-appendix-f"/>
     <w:p>
       <w:pPr>
         <w:pStyle w:val="berschrift1"/>
@@ -9692,7 +11184,7 @@
         <w:t xml:space="preserve">Anhang F – Tabellenverzeichnis</w:t>
       </w:r>
     </w:p>
-    <w:bookmarkEnd w:id="199"/>
+    <w:bookmarkEnd w:id="211"/>
     <w:sectPr>
       <w:headerReference r:id="rId13" w:type="default"/>
       <w:footerReference r:id="rId14" w:type="default"/>
@@ -15494,6 +16986,21 @@
     <w:abstractNumId w:val="991"/>
   </w:num>
   <w:num w:numId="1034">
+    <w:abstractNumId w:val="991"/>
+  </w:num>
+  <w:num w:numId="1035">
+    <w:abstractNumId w:val="991"/>
+  </w:num>
+  <w:num w:numId="1036">
+    <w:abstractNumId w:val="991"/>
+  </w:num>
+  <w:num w:numId="1037">
+    <w:abstractNumId w:val="991"/>
+  </w:num>
+  <w:num w:numId="1038">
+    <w:abstractNumId w:val="991"/>
+  </w:num>
+  <w:num w:numId="1039">
     <w:abstractNumId w:val="991"/>
   </w:num>
 </w:numbering>

--- a/de/index.docx
+++ b/de/index.docx
@@ -1277,18 +1277,6 @@
       </m:oMathPara>
       <w:bookmarkEnd w:id="51"/>
     </w:p>
-    <w:bookmarkEnd w:id="52"/>
-    <w:bookmarkEnd w:id="53"/>
-    <w:bookmarkEnd w:id="54"/>
-    <w:bookmarkStart w:id="58" w:name="sec-usage-notes"/>
-    <w:p>
-      <w:pPr>
-        <w:pStyle w:val="berschrift1"/>
-      </w:pPr>
-      <w:r>
-        <w:t xml:space="preserve">2. Hinweise zur Verwendung</w:t>
-      </w:r>
-    </w:p>
     <w:p>
       <w:pPr>
         <w:pStyle w:val="FirstParagraph"/>
@@ -1580,6 +1568,18 @@
       </w:r>
       <w:r>
         <w:t xml:space="preserve">vorsieht.</w:t>
+      </w:r>
+    </w:p>
+    <w:bookmarkEnd w:id="52"/>
+    <w:bookmarkEnd w:id="53"/>
+    <w:bookmarkEnd w:id="54"/>
+    <w:bookmarkStart w:id="58" w:name="sec-usage-notes"/>
+    <w:p>
+      <w:pPr>
+        <w:pStyle w:val="berschrift1"/>
+      </w:pPr>
+      <w:r>
+        <w:t xml:space="preserve">2. Hinweise zur Verwendung</w:t>
       </w:r>
     </w:p>
     <w:bookmarkStart w:id="57" w:name="sec-namespaces"/>

--- a/de/index.docx
+++ b/de/index.docx
@@ -492,7 +492,67 @@
         </w:numPr>
       </w:pPr>
       <w:r>
-        <w:t xml:space="preserve">Unterpunkt</w:t>
+        <w:t xml:space="preserve">Erster Unterpunkt</w:t>
+      </w:r>
+    </w:p>
+    <w:p>
+      <w:pPr>
+        <w:pStyle w:val="Compact"/>
+        <w:numPr>
+          <w:ilvl w:val="1"/>
+          <w:numId w:val="1002"/>
+        </w:numPr>
+      </w:pPr>
+      <w:r>
+        <w:t xml:space="preserve">Zweiter Unterpunkt</w:t>
+      </w:r>
+    </w:p>
+    <w:p>
+      <w:pPr>
+        <w:pStyle w:val="Compact"/>
+        <w:numPr>
+          <w:ilvl w:val="2"/>
+          <w:numId w:val="1003"/>
+        </w:numPr>
+      </w:pPr>
+      <w:r>
+        <w:t xml:space="preserve">Erstes Detail</w:t>
+      </w:r>
+    </w:p>
+    <w:p>
+      <w:pPr>
+        <w:pStyle w:val="Compact"/>
+        <w:numPr>
+          <w:ilvl w:val="2"/>
+          <w:numId w:val="1003"/>
+        </w:numPr>
+      </w:pPr>
+      <w:r>
+        <w:t xml:space="preserve">Zweites Detail</w:t>
+      </w:r>
+    </w:p>
+    <w:p>
+      <w:pPr>
+        <w:pStyle w:val="Compact"/>
+        <w:numPr>
+          <w:ilvl w:val="3"/>
+          <w:numId w:val="1004"/>
+        </w:numPr>
+      </w:pPr>
+      <w:r>
+        <w:t xml:space="preserve">Erste Anmerkung</w:t>
+      </w:r>
+    </w:p>
+    <w:p>
+      <w:pPr>
+        <w:pStyle w:val="Compact"/>
+        <w:numPr>
+          <w:ilvl w:val="3"/>
+          <w:numId w:val="1004"/>
+        </w:numPr>
+      </w:pPr>
+      <w:r>
+        <w:t xml:space="preserve">Zweite Anmerkung</w:t>
       </w:r>
     </w:p>
     <w:p>
@@ -520,7 +580,7 @@
         <w:pStyle w:val="Compact"/>
         <w:numPr>
           <w:ilvl w:val="0"/>
-          <w:numId w:val="1003"/>
+          <w:numId w:val="1005"/>
         </w:numPr>
       </w:pPr>
       <w:r>
@@ -532,11 +592,59 @@
         <w:pStyle w:val="Compact"/>
         <w:numPr>
           <w:ilvl w:val="0"/>
-          <w:numId w:val="1003"/>
+          <w:numId w:val="1005"/>
         </w:numPr>
       </w:pPr>
       <w:r>
         <w:t xml:space="preserve">Zweiter Schritt</w:t>
+      </w:r>
+    </w:p>
+    <w:p>
+      <w:pPr>
+        <w:pStyle w:val="Compact"/>
+        <w:numPr>
+          <w:ilvl w:val="1"/>
+          <w:numId w:val="1006"/>
+        </w:numPr>
+      </w:pPr>
+      <w:r>
+        <w:t xml:space="preserve">Erster Teilschritt</w:t>
+      </w:r>
+    </w:p>
+    <w:p>
+      <w:pPr>
+        <w:pStyle w:val="Compact"/>
+        <w:numPr>
+          <w:ilvl w:val="1"/>
+          <w:numId w:val="1006"/>
+        </w:numPr>
+      </w:pPr>
+      <w:r>
+        <w:t xml:space="preserve">Zweiter Teilschritt</w:t>
+      </w:r>
+    </w:p>
+    <w:p>
+      <w:pPr>
+        <w:pStyle w:val="Compact"/>
+        <w:numPr>
+          <w:ilvl w:val="2"/>
+          <w:numId w:val="1007"/>
+        </w:numPr>
+      </w:pPr>
+      <w:r>
+        <w:t xml:space="preserve">Erstes Detail</w:t>
+      </w:r>
+    </w:p>
+    <w:p>
+      <w:pPr>
+        <w:pStyle w:val="Compact"/>
+        <w:numPr>
+          <w:ilvl w:val="2"/>
+          <w:numId w:val="1007"/>
+        </w:numPr>
+      </w:pPr>
+      <w:r>
+        <w:t xml:space="preserve">Zweites Detail</w:t>
       </w:r>
     </w:p>
     <w:p>
@@ -544,7 +652,7 @@
         <w:pStyle w:val="Compact"/>
         <w:numPr>
           <w:ilvl w:val="0"/>
-          <w:numId w:val="1003"/>
+          <w:numId w:val="1005"/>
         </w:numPr>
       </w:pPr>
       <w:r>
@@ -2212,7 +2320,7 @@
               <w:pStyle w:val="Compact"/>
               <w:numPr>
                 <w:ilvl w:val="0"/>
-                <w:numId w:val="1004"/>
+                <w:numId w:val="1008"/>
               </w:numPr>
               <w:jc w:val="left"/>
             </w:pPr>
@@ -2236,7 +2344,7 @@
               <w:pStyle w:val="Compact"/>
               <w:numPr>
                 <w:ilvl w:val="0"/>
-                <w:numId w:val="1004"/>
+                <w:numId w:val="1008"/>
               </w:numPr>
               <w:jc w:val="left"/>
             </w:pPr>
@@ -2258,7 +2366,7 @@
               <w:pStyle w:val="Compact"/>
               <w:numPr>
                 <w:ilvl w:val="0"/>
-                <w:numId w:val="1004"/>
+                <w:numId w:val="1008"/>
               </w:numPr>
               <w:jc w:val="left"/>
             </w:pPr>
@@ -2321,7 +2429,7 @@
               <w:pStyle w:val="Compact"/>
               <w:numPr>
                 <w:ilvl w:val="0"/>
-                <w:numId w:val="1005"/>
+                <w:numId w:val="1009"/>
               </w:numPr>
               <w:jc w:val="left"/>
             </w:pPr>
@@ -2407,7 +2515,7 @@
               <w:pStyle w:val="Compact"/>
               <w:numPr>
                 <w:ilvl w:val="0"/>
-                <w:numId w:val="1006"/>
+                <w:numId w:val="1010"/>
               </w:numPr>
               <w:jc w:val="left"/>
             </w:pPr>
@@ -2437,7 +2545,7 @@
               <w:pStyle w:val="Compact"/>
               <w:numPr>
                 <w:ilvl w:val="0"/>
-                <w:numId w:val="1006"/>
+                <w:numId w:val="1010"/>
               </w:numPr>
               <w:jc w:val="left"/>
             </w:pPr>
@@ -2450,7 +2558,7 @@
               <w:pStyle w:val="Compact"/>
               <w:numPr>
                 <w:ilvl w:val="0"/>
-                <w:numId w:val="1006"/>
+                <w:numId w:val="1010"/>
               </w:numPr>
               <w:jc w:val="left"/>
             </w:pPr>
@@ -2823,7 +2931,7 @@
               <w:pStyle w:val="Compact"/>
               <w:numPr>
                 <w:ilvl w:val="0"/>
-                <w:numId w:val="1007"/>
+                <w:numId w:val="1011"/>
               </w:numPr>
               <w:jc w:val="left"/>
             </w:pPr>
@@ -2853,7 +2961,7 @@
               <w:pStyle w:val="Compact"/>
               <w:numPr>
                 <w:ilvl w:val="0"/>
-                <w:numId w:val="1007"/>
+                <w:numId w:val="1011"/>
               </w:numPr>
               <w:jc w:val="left"/>
             </w:pPr>
@@ -2928,7 +3036,7 @@
               <w:pStyle w:val="Compact"/>
               <w:numPr>
                 <w:ilvl w:val="0"/>
-                <w:numId w:val="1008"/>
+                <w:numId w:val="1012"/>
               </w:numPr>
               <w:jc w:val="left"/>
             </w:pPr>
@@ -3212,7 +3320,7 @@
               <w:pStyle w:val="Compact"/>
               <w:numPr>
                 <w:ilvl w:val="0"/>
-                <w:numId w:val="1009"/>
+                <w:numId w:val="1013"/>
               </w:numPr>
               <w:jc w:val="left"/>
             </w:pPr>
@@ -3242,7 +3350,7 @@
               <w:pStyle w:val="Compact"/>
               <w:numPr>
                 <w:ilvl w:val="0"/>
-                <w:numId w:val="1009"/>
+                <w:numId w:val="1013"/>
               </w:numPr>
               <w:jc w:val="left"/>
             </w:pPr>
@@ -3317,7 +3425,7 @@
               <w:pStyle w:val="Compact"/>
               <w:numPr>
                 <w:ilvl w:val="0"/>
-                <w:numId w:val="1010"/>
+                <w:numId w:val="1014"/>
               </w:numPr>
               <w:jc w:val="left"/>
             </w:pPr>
@@ -3452,7 +3560,7 @@
               <w:pStyle w:val="Compact"/>
               <w:numPr>
                 <w:ilvl w:val="0"/>
-                <w:numId w:val="1011"/>
+                <w:numId w:val="1015"/>
               </w:numPr>
               <w:jc w:val="left"/>
             </w:pPr>
@@ -3538,7 +3646,7 @@
               <w:pStyle w:val="Compact"/>
               <w:numPr>
                 <w:ilvl w:val="0"/>
-                <w:numId w:val="1012"/>
+                <w:numId w:val="1016"/>
               </w:numPr>
               <w:jc w:val="left"/>
             </w:pPr>
@@ -3574,7 +3682,7 @@
               <w:pStyle w:val="Compact"/>
               <w:numPr>
                 <w:ilvl w:val="1"/>
-                <w:numId w:val="1013"/>
+                <w:numId w:val="1017"/>
               </w:numPr>
               <w:jc w:val="left"/>
             </w:pPr>
@@ -3604,7 +3712,7 @@
               <w:pStyle w:val="Compact"/>
               <w:numPr>
                 <w:ilvl w:val="1"/>
-                <w:numId w:val="1013"/>
+                <w:numId w:val="1017"/>
               </w:numPr>
               <w:jc w:val="left"/>
             </w:pPr>
@@ -3634,7 +3742,7 @@
               <w:pStyle w:val="Compact"/>
               <w:numPr>
                 <w:ilvl w:val="1"/>
-                <w:numId w:val="1013"/>
+                <w:numId w:val="1017"/>
               </w:numPr>
               <w:jc w:val="left"/>
             </w:pPr>
@@ -3664,7 +3772,7 @@
               <w:pStyle w:val="Compact"/>
               <w:numPr>
                 <w:ilvl w:val="1"/>
-                <w:numId w:val="1013"/>
+                <w:numId w:val="1017"/>
               </w:numPr>
               <w:jc w:val="left"/>
             </w:pPr>
@@ -3694,7 +3802,7 @@
               <w:pStyle w:val="Compact"/>
               <w:numPr>
                 <w:ilvl w:val="1"/>
-                <w:numId w:val="1013"/>
+                <w:numId w:val="1017"/>
               </w:numPr>
               <w:jc w:val="left"/>
             </w:pPr>
@@ -3810,7 +3918,7 @@
               <w:pStyle w:val="Compact"/>
               <w:numPr>
                 <w:ilvl w:val="0"/>
-                <w:numId w:val="1014"/>
+                <w:numId w:val="1018"/>
               </w:numPr>
               <w:jc w:val="left"/>
             </w:pPr>
@@ -3846,7 +3954,7 @@
               <w:pStyle w:val="Compact"/>
               <w:numPr>
                 <w:ilvl w:val="1"/>
-                <w:numId w:val="1015"/>
+                <w:numId w:val="1019"/>
               </w:numPr>
               <w:jc w:val="left"/>
             </w:pPr>
@@ -3887,7 +3995,7 @@
               <w:pStyle w:val="Compact"/>
               <w:numPr>
                 <w:ilvl w:val="1"/>
-                <w:numId w:val="1015"/>
+                <w:numId w:val="1019"/>
               </w:numPr>
               <w:jc w:val="left"/>
             </w:pPr>
@@ -3973,7 +4081,7 @@
               <w:pStyle w:val="Compact"/>
               <w:numPr>
                 <w:ilvl w:val="0"/>
-                <w:numId w:val="1016"/>
+                <w:numId w:val="1020"/>
               </w:numPr>
               <w:jc w:val="left"/>
             </w:pPr>
@@ -4009,7 +4117,7 @@
               <w:pStyle w:val="Compact"/>
               <w:numPr>
                 <w:ilvl w:val="1"/>
-                <w:numId w:val="1017"/>
+                <w:numId w:val="1021"/>
               </w:numPr>
               <w:jc w:val="left"/>
             </w:pPr>
@@ -4050,7 +4158,7 @@
               <w:pStyle w:val="Compact"/>
               <w:numPr>
                 <w:ilvl w:val="1"/>
-                <w:numId w:val="1017"/>
+                <w:numId w:val="1021"/>
               </w:numPr>
               <w:jc w:val="left"/>
             </w:pPr>
@@ -4302,7 +4410,7 @@
               <w:pStyle w:val="Compact"/>
               <w:numPr>
                 <w:ilvl w:val="0"/>
-                <w:numId w:val="1018"/>
+                <w:numId w:val="1022"/>
               </w:numPr>
               <w:jc w:val="left"/>
             </w:pPr>
@@ -4332,7 +4440,7 @@
               <w:pStyle w:val="Compact"/>
               <w:numPr>
                 <w:ilvl w:val="0"/>
-                <w:numId w:val="1018"/>
+                <w:numId w:val="1022"/>
               </w:numPr>
               <w:jc w:val="left"/>
             </w:pPr>
@@ -4634,7 +4742,7 @@
               <w:pStyle w:val="Compact"/>
               <w:numPr>
                 <w:ilvl w:val="0"/>
-                <w:numId w:val="1019"/>
+                <w:numId w:val="1023"/>
               </w:numPr>
               <w:jc w:val="left"/>
             </w:pPr>
@@ -4720,7 +4828,7 @@
               <w:pStyle w:val="Compact"/>
               <w:numPr>
                 <w:ilvl w:val="0"/>
-                <w:numId w:val="1020"/>
+                <w:numId w:val="1024"/>
               </w:numPr>
               <w:jc w:val="left"/>
             </w:pPr>
@@ -4812,7 +4920,7 @@
               <w:pStyle w:val="Compact"/>
               <w:numPr>
                 <w:ilvl w:val="0"/>
-                <w:numId w:val="1021"/>
+                <w:numId w:val="1025"/>
               </w:numPr>
               <w:jc w:val="left"/>
             </w:pPr>
@@ -4842,7 +4950,7 @@
               <w:pStyle w:val="Compact"/>
               <w:numPr>
                 <w:ilvl w:val="0"/>
-                <w:numId w:val="1021"/>
+                <w:numId w:val="1025"/>
               </w:numPr>
               <w:jc w:val="left"/>
             </w:pPr>
@@ -4879,7 +4987,7 @@
               <w:pStyle w:val="Compact"/>
               <w:numPr>
                 <w:ilvl w:val="0"/>
-                <w:numId w:val="1021"/>
+                <w:numId w:val="1025"/>
               </w:numPr>
               <w:jc w:val="left"/>
             </w:pPr>
@@ -4892,7 +5000,7 @@
               <w:pStyle w:val="Compact"/>
               <w:numPr>
                 <w:ilvl w:val="0"/>
-                <w:numId w:val="1021"/>
+                <w:numId w:val="1025"/>
               </w:numPr>
               <w:jc w:val="left"/>
             </w:pPr>
@@ -4961,7 +5069,7 @@
               <w:pStyle w:val="Compact"/>
               <w:numPr>
                 <w:ilvl w:val="0"/>
-                <w:numId w:val="1022"/>
+                <w:numId w:val="1026"/>
               </w:numPr>
               <w:jc w:val="left"/>
             </w:pPr>
@@ -4991,7 +5099,7 @@
               <w:pStyle w:val="Compact"/>
               <w:numPr>
                 <w:ilvl w:val="0"/>
-                <w:numId w:val="1022"/>
+                <w:numId w:val="1026"/>
               </w:numPr>
               <w:jc w:val="left"/>
             </w:pPr>
@@ -5004,7 +5112,7 @@
               <w:pStyle w:val="Compact"/>
               <w:numPr>
                 <w:ilvl w:val="0"/>
-                <w:numId w:val="1022"/>
+                <w:numId w:val="1026"/>
               </w:numPr>
               <w:jc w:val="left"/>
             </w:pPr>
@@ -5067,7 +5175,7 @@
               <w:pStyle w:val="Compact"/>
               <w:numPr>
                 <w:ilvl w:val="0"/>
-                <w:numId w:val="1023"/>
+                <w:numId w:val="1027"/>
               </w:numPr>
               <w:jc w:val="left"/>
             </w:pPr>
@@ -5153,7 +5261,7 @@
               <w:pStyle w:val="Compact"/>
               <w:numPr>
                 <w:ilvl w:val="0"/>
-                <w:numId w:val="1024"/>
+                <w:numId w:val="1028"/>
               </w:numPr>
               <w:jc w:val="left"/>
             </w:pPr>
@@ -5244,7 +5352,7 @@
               <w:pStyle w:val="Compact"/>
               <w:numPr>
                 <w:ilvl w:val="0"/>
-                <w:numId w:val="1025"/>
+                <w:numId w:val="1029"/>
               </w:numPr>
               <w:jc w:val="left"/>
             </w:pPr>
@@ -5274,7 +5382,7 @@
               <w:pStyle w:val="Compact"/>
               <w:numPr>
                 <w:ilvl w:val="0"/>
-                <w:numId w:val="1025"/>
+                <w:numId w:val="1029"/>
               </w:numPr>
               <w:jc w:val="left"/>
             </w:pPr>
@@ -5337,7 +5445,7 @@
               <w:pStyle w:val="Compact"/>
               <w:numPr>
                 <w:ilvl w:val="0"/>
-                <w:numId w:val="1026"/>
+                <w:numId w:val="1030"/>
               </w:numPr>
               <w:jc w:val="left"/>
             </w:pPr>
@@ -5672,7 +5780,7 @@
               <w:pStyle w:val="Compact"/>
               <w:numPr>
                 <w:ilvl w:val="0"/>
-                <w:numId w:val="1027"/>
+                <w:numId w:val="1031"/>
               </w:numPr>
               <w:jc w:val="left"/>
             </w:pPr>
@@ -5702,7 +5810,7 @@
               <w:pStyle w:val="Compact"/>
               <w:numPr>
                 <w:ilvl w:val="0"/>
-                <w:numId w:val="1027"/>
+                <w:numId w:val="1031"/>
               </w:numPr>
               <w:jc w:val="left"/>
             </w:pPr>
@@ -5715,7 +5823,7 @@
               <w:pStyle w:val="Compact"/>
               <w:numPr>
                 <w:ilvl w:val="0"/>
-                <w:numId w:val="1027"/>
+                <w:numId w:val="1031"/>
               </w:numPr>
               <w:jc w:val="left"/>
             </w:pPr>
@@ -5790,7 +5898,7 @@
               <w:pStyle w:val="Compact"/>
               <w:numPr>
                 <w:ilvl w:val="0"/>
-                <w:numId w:val="1028"/>
+                <w:numId w:val="1032"/>
               </w:numPr>
               <w:jc w:val="left"/>
             </w:pPr>
@@ -5820,7 +5928,7 @@
               <w:pStyle w:val="Compact"/>
               <w:numPr>
                 <w:ilvl w:val="0"/>
-                <w:numId w:val="1028"/>
+                <w:numId w:val="1032"/>
               </w:numPr>
               <w:jc w:val="left"/>
             </w:pPr>
@@ -5842,7 +5950,7 @@
               <w:pStyle w:val="Compact"/>
               <w:numPr>
                 <w:ilvl w:val="0"/>
-                <w:numId w:val="1028"/>
+                <w:numId w:val="1032"/>
               </w:numPr>
               <w:jc w:val="left"/>
             </w:pPr>
@@ -5911,7 +6019,7 @@
               <w:pStyle w:val="Compact"/>
               <w:numPr>
                 <w:ilvl w:val="0"/>
-                <w:numId w:val="1029"/>
+                <w:numId w:val="1033"/>
               </w:numPr>
               <w:jc w:val="left"/>
             </w:pPr>
@@ -5941,7 +6049,7 @@
               <w:pStyle w:val="Compact"/>
               <w:numPr>
                 <w:ilvl w:val="0"/>
-                <w:numId w:val="1029"/>
+                <w:numId w:val="1033"/>
               </w:numPr>
               <w:jc w:val="left"/>
             </w:pPr>
@@ -6010,7 +6118,7 @@
               <w:pStyle w:val="Compact"/>
               <w:numPr>
                 <w:ilvl w:val="0"/>
-                <w:numId w:val="1030"/>
+                <w:numId w:val="1034"/>
               </w:numPr>
               <w:jc w:val="left"/>
             </w:pPr>
@@ -6040,7 +6148,7 @@
               <w:pStyle w:val="Compact"/>
               <w:numPr>
                 <w:ilvl w:val="0"/>
-                <w:numId w:val="1030"/>
+                <w:numId w:val="1034"/>
               </w:numPr>
               <w:jc w:val="left"/>
             </w:pPr>
@@ -6115,7 +6223,7 @@
               <w:pStyle w:val="Compact"/>
               <w:numPr>
                 <w:ilvl w:val="0"/>
-                <w:numId w:val="1031"/>
+                <w:numId w:val="1035"/>
               </w:numPr>
               <w:jc w:val="left"/>
             </w:pPr>
@@ -6137,7 +6245,7 @@
               <w:pStyle w:val="Compact"/>
               <w:numPr>
                 <w:ilvl w:val="0"/>
-                <w:numId w:val="1031"/>
+                <w:numId w:val="1035"/>
               </w:numPr>
               <w:jc w:val="left"/>
             </w:pPr>
@@ -6446,7 +6554,7 @@
               <w:pStyle w:val="Compact"/>
               <w:numPr>
                 <w:ilvl w:val="0"/>
-                <w:numId w:val="1032"/>
+                <w:numId w:val="1036"/>
               </w:numPr>
               <w:jc w:val="left"/>
             </w:pPr>
@@ -6499,7 +6607,7 @@
               <w:pStyle w:val="Compact"/>
               <w:numPr>
                 <w:ilvl w:val="0"/>
-                <w:numId w:val="1032"/>
+                <w:numId w:val="1036"/>
               </w:numPr>
               <w:jc w:val="left"/>
             </w:pPr>
@@ -6574,7 +6682,7 @@
               <w:pStyle w:val="Compact"/>
               <w:numPr>
                 <w:ilvl w:val="0"/>
-                <w:numId w:val="1033"/>
+                <w:numId w:val="1037"/>
               </w:numPr>
               <w:jc w:val="left"/>
             </w:pPr>
@@ -6618,7 +6726,7 @@
               <w:pStyle w:val="Compact"/>
               <w:numPr>
                 <w:ilvl w:val="0"/>
-                <w:numId w:val="1033"/>
+                <w:numId w:val="1037"/>
               </w:numPr>
               <w:jc w:val="left"/>
             </w:pPr>
@@ -6899,7 +7007,7 @@
               <w:pStyle w:val="Compact"/>
               <w:numPr>
                 <w:ilvl w:val="0"/>
-                <w:numId w:val="1034"/>
+                <w:numId w:val="1038"/>
               </w:numPr>
               <w:jc w:val="left"/>
             </w:pPr>
@@ -6985,7 +7093,7 @@
               <w:pStyle w:val="Compact"/>
               <w:numPr>
                 <w:ilvl w:val="0"/>
-                <w:numId w:val="1035"/>
+                <w:numId w:val="1039"/>
               </w:numPr>
               <w:jc w:val="left"/>
             </w:pPr>
@@ -7033,7 +7141,7 @@
               <w:pStyle w:val="Compact"/>
               <w:numPr>
                 <w:ilvl w:val="1"/>
-                <w:numId w:val="1036"/>
+                <w:numId w:val="1040"/>
               </w:numPr>
               <w:jc w:val="left"/>
             </w:pPr>
@@ -7142,7 +7250,7 @@
               <w:pStyle w:val="Compact"/>
               <w:numPr>
                 <w:ilvl w:val="0"/>
-                <w:numId w:val="1037"/>
+                <w:numId w:val="1041"/>
               </w:numPr>
               <w:jc w:val="left"/>
             </w:pPr>
@@ -7216,7 +7324,7 @@
               <w:pStyle w:val="Compact"/>
               <w:numPr>
                 <w:ilvl w:val="0"/>
-                <w:numId w:val="1038"/>
+                <w:numId w:val="1042"/>
               </w:numPr>
               <w:jc w:val="left"/>
             </w:pPr>
@@ -7246,7 +7354,7 @@
               <w:pStyle w:val="Compact"/>
               <w:numPr>
                 <w:ilvl w:val="0"/>
-                <w:numId w:val="1038"/>
+                <w:numId w:val="1042"/>
               </w:numPr>
               <w:jc w:val="left"/>
             </w:pPr>
@@ -7259,7 +7367,7 @@
               <w:pStyle w:val="Compact"/>
               <w:numPr>
                 <w:ilvl w:val="0"/>
-                <w:numId w:val="1038"/>
+                <w:numId w:val="1042"/>
               </w:numPr>
               <w:jc w:val="left"/>
             </w:pPr>
@@ -11042,7 +11150,7 @@
         <w:pStyle w:val="Compact"/>
         <w:numPr>
           <w:ilvl w:val="0"/>
-          <w:numId w:val="1039"/>
+          <w:numId w:val="1043"/>
         </w:numPr>
       </w:pPr>
       <w:r>
@@ -11064,7 +11172,7 @@
         <w:pStyle w:val="Compact"/>
         <w:numPr>
           <w:ilvl w:val="0"/>
-          <w:numId w:val="1039"/>
+          <w:numId w:val="1043"/>
         </w:numPr>
       </w:pPr>
       <w:r>
@@ -11103,7 +11211,7 @@
         <w:pStyle w:val="Compact"/>
         <w:numPr>
           <w:ilvl w:val="0"/>
-          <w:numId w:val="1039"/>
+          <w:numId w:val="1043"/>
         </w:numPr>
       </w:pPr>
       <w:r>
@@ -11125,7 +11233,7 @@
         <w:pStyle w:val="Compact"/>
         <w:numPr>
           <w:ilvl w:val="0"/>
-          <w:numId w:val="1039"/>
+          <w:numId w:val="1043"/>
         </w:numPr>
       </w:pPr>
       <w:r>
@@ -16866,6 +16974,12 @@
     <w:abstractNumId w:val="991"/>
   </w:num>
   <w:num w:numId="1003">
+    <w:abstractNumId w:val="991"/>
+  </w:num>
+  <w:num w:numId="1004">
+    <w:abstractNumId w:val="991"/>
+  </w:num>
+  <w:num w:numId="1005">
     <w:abstractNumId w:val="99411"/>
     <w:lvlOverride w:ilvl="0">
       <w:startOverride w:val="1"/>
@@ -16895,17 +17009,65 @@
       <w:startOverride w:val="1"/>
     </w:lvlOverride>
   </w:num>
-  <w:num w:numId="1004">
-    <w:abstractNumId w:val="991"/>
-  </w:num>
-  <w:num w:numId="1005">
-    <w:abstractNumId w:val="991"/>
-  </w:num>
   <w:num w:numId="1006">
-    <w:abstractNumId w:val="991"/>
+    <w:abstractNumId w:val="99411"/>
+    <w:lvlOverride w:ilvl="0">
+      <w:startOverride w:val="1"/>
+    </w:lvlOverride>
+    <w:lvlOverride w:ilvl="1">
+      <w:startOverride w:val="1"/>
+    </w:lvlOverride>
+    <w:lvlOverride w:ilvl="2">
+      <w:startOverride w:val="1"/>
+    </w:lvlOverride>
+    <w:lvlOverride w:ilvl="3">
+      <w:startOverride w:val="1"/>
+    </w:lvlOverride>
+    <w:lvlOverride w:ilvl="4">
+      <w:startOverride w:val="1"/>
+    </w:lvlOverride>
+    <w:lvlOverride w:ilvl="5">
+      <w:startOverride w:val="1"/>
+    </w:lvlOverride>
+    <w:lvlOverride w:ilvl="6">
+      <w:startOverride w:val="1"/>
+    </w:lvlOverride>
+    <w:lvlOverride w:ilvl="7">
+      <w:startOverride w:val="1"/>
+    </w:lvlOverride>
+    <w:lvlOverride w:ilvl="8">
+      <w:startOverride w:val="1"/>
+    </w:lvlOverride>
   </w:num>
   <w:num w:numId="1007">
-    <w:abstractNumId w:val="991"/>
+    <w:abstractNumId w:val="99411"/>
+    <w:lvlOverride w:ilvl="0">
+      <w:startOverride w:val="1"/>
+    </w:lvlOverride>
+    <w:lvlOverride w:ilvl="1">
+      <w:startOverride w:val="1"/>
+    </w:lvlOverride>
+    <w:lvlOverride w:ilvl="2">
+      <w:startOverride w:val="1"/>
+    </w:lvlOverride>
+    <w:lvlOverride w:ilvl="3">
+      <w:startOverride w:val="1"/>
+    </w:lvlOverride>
+    <w:lvlOverride w:ilvl="4">
+      <w:startOverride w:val="1"/>
+    </w:lvlOverride>
+    <w:lvlOverride w:ilvl="5">
+      <w:startOverride w:val="1"/>
+    </w:lvlOverride>
+    <w:lvlOverride w:ilvl="6">
+      <w:startOverride w:val="1"/>
+    </w:lvlOverride>
+    <w:lvlOverride w:ilvl="7">
+      <w:startOverride w:val="1"/>
+    </w:lvlOverride>
+    <w:lvlOverride w:ilvl="8">
+      <w:startOverride w:val="1"/>
+    </w:lvlOverride>
   </w:num>
   <w:num w:numId="1008">
     <w:abstractNumId w:val="991"/>
@@ -17001,6 +17163,18 @@
     <w:abstractNumId w:val="991"/>
   </w:num>
   <w:num w:numId="1039">
+    <w:abstractNumId w:val="991"/>
+  </w:num>
+  <w:num w:numId="1040">
+    <w:abstractNumId w:val="991"/>
+  </w:num>
+  <w:num w:numId="1041">
+    <w:abstractNumId w:val="991"/>
+  </w:num>
+  <w:num w:numId="1042">
+    <w:abstractNumId w:val="991"/>
+  </w:num>
+  <w:num w:numId="1043">
     <w:abstractNumId w:val="991"/>
   </w:num>
 </w:numbering>

--- a/de/index.docx
+++ b/de/index.docx
@@ -969,12 +969,12 @@
         <w:pStyle w:val="FirstParagraph"/>
       </w:pPr>
       <w:r>
-        <w:t xml:space="preserve">Abbildungen lassen sich auch mit R-Code erzeugen, wie</w:t>
+        <w:t xml:space="preserve">Abbildungen lassen sich auch mit Python-Code erzeugen, wie</w:t>
       </w:r>
       <w:r>
         <w:t xml:space="preserve"> </w:t>
       </w:r>
-      <w:hyperlink w:anchor="fig-r-example">
+      <w:hyperlink w:anchor="fig-python-example">
         <w:r>
           <w:rPr>
             <w:rStyle w:val="Hyperlink"/>
@@ -1002,7 +1002,7 @@
       <w:tr>
         <w:tc>
           <w:tcPr/>
-          <w:bookmarkStart w:id="49" w:name="fig-r-example"/>
+          <w:bookmarkStart w:id="49" w:name="fig-python-example"/>
           <w:p>
             <w:pPr>
               <w:pStyle w:val="Compact"/>
@@ -1011,14 +1011,14 @@
             <w:r>
               <w:drawing>
                 <wp:inline>
-                  <wp:extent cx="5544151" cy="2310063"/>
+                  <wp:extent cx="5476875" cy="2286000"/>
                   <wp:effectExtent b="0" l="0" r="0" t="0"/>
                   <wp:docPr descr="" title="" id="47" name="Picture"/>
                   <a:graphic>
                     <a:graphicData uri="http://schemas.openxmlformats.org/drawingml/2006/picture">
                       <pic:pic>
                         <pic:nvPicPr>
-                          <pic:cNvPr descr="index_files/figure-docx/fig-r-example-1.png" id="48" name="Picture"/>
+                          <pic:cNvPr descr="index_files/figure-docx/fig-python-example-output-1.png" id="48" name="Picture"/>
                           <pic:cNvPicPr>
                             <a:picLocks noChangeArrowheads="1" noChangeAspect="1"/>
                           </pic:cNvPicPr>
@@ -1032,7 +1032,7 @@
                         <pic:spPr bwMode="auto">
                           <a:xfrm>
                             <a:off x="0" y="0"/>
-                            <a:ext cx="5544151" cy="2310063"/>
+                            <a:ext cx="5476875" cy="2286000"/>
                           </a:xfrm>
                           <a:prstGeom prst="rect">
                             <a:avLst/>
@@ -1061,7 +1061,7 @@
               <w:pStyle w:val="ImageCaption"/>
             </w:pPr>
             <w:r>
-              <w:t xml:space="preserve">Abbildung 2: Mit R erzeugte Abbildung. Quarto führt den Code beim Rendern aus und fügt die Grafik ein.</w:t>
+              <w:t xml:space="preserve">Abbildung 2: Mit Python erzeugte Abbildung. Quarto führt den Code beim Rendern aus und fügt die Grafik ein.</w:t>
             </w:r>
           </w:p>
           <w:bookmarkEnd w:id="49"/>
